--- a/web/src/fixtures/demo/report-f1.docx
+++ b/web/src/fixtures/demo/report-f1.docx
@@ -183,7 +183,7 @@
         <w:rPr>
           <w:rFonts w:ascii="Consolas" w:hAnsi="Consolas"/>
         </w:rPr>
-        <w:t>config_hash=493fd2a02e28ee27ce591d4ee3a16e3adaf6d7ca888b2d12d9e2fb211338b2e2</w:t>
+        <w:t>config_hash=fc3cf30dcd768f21960e603be4ca1524c2cf0105dd9b7fb67cb85bf373944a66</w:t>
       </w:r>
     </w:p>
     <w:p>
@@ -199,7 +199,7 @@
         <w:rPr>
           <w:rFonts w:ascii="Consolas" w:hAnsi="Consolas"/>
         </w:rPr>
-        <w:t>git_sha=fe4dfc78a6d7d6b3367ef49bcd66d94553faf5dd</w:t>
+        <w:t>git_sha=a341fd1c9644c56a194bbc869d49e7c86946f004</w:t>
       </w:r>
     </w:p>
     <w:p>
@@ -28994,11 +28994,6 @@
     </w:p>
     <w:p>
       <w:r>
-        <w:t>Caveats de reproducibilidad declarados por la corrida: working tree git sucio: cambios sin commitear no reconstruibles.</w:t>
-      </w:r>
-    </w:p>
-    <w:p>
-      <w:r>
         <w:t>No hay secciones obligatorias ausentes en esta corrida.</w:t>
       </w:r>
     </w:p>
@@ -29036,7 +29031,7 @@
         <w:rPr>
           <w:rFonts w:ascii="Consolas" w:hAnsi="Consolas"/>
         </w:rPr>
-        <w:t>493fd2a02e28ee27ce591d4ee3a16e3adaf6d7ca888b2d12d9e2fb211338b2e2</w:t>
+        <w:t>fc3cf30dcd768f21960e603be4ca1524c2cf0105dd9b7fb67cb85bf373944a66</w:t>
       </w:r>
     </w:p>
     <w:p>
@@ -29052,7 +29047,7 @@
         <w:rPr>
           <w:rFonts w:ascii="Consolas" w:hAnsi="Consolas"/>
         </w:rPr>
-        <w:t>2026-07-17T19:14:46.920865Z</w:t>
+        <w:t>2026-07-17T21:33:22.983198Z</w:t>
       </w:r>
     </w:p>
     <w:p>
@@ -29084,11 +29079,7 @@
         <w:rPr>
           <w:rFonts w:ascii="Consolas" w:hAnsi="Consolas"/>
         </w:rPr>
-        <w:t>[</w:t>
-        <w:br/>
-        <w:t xml:space="preserve">  "working tree git sucio: cambios sin commitear no reconstruibles"</w:t>
-        <w:br/>
-        <w:t>]</w:t>
+        <w:t>[]</w:t>
       </w:r>
     </w:p>
     <w:p>
@@ -29104,7 +29095,7 @@
         <w:rPr>
           <w:rFonts w:ascii="Consolas" w:hAnsi="Consolas"/>
         </w:rPr>
-        <w:t>true</w:t>
+        <w:t>false</w:t>
       </w:r>
     </w:p>
     <w:p>
@@ -29120,7 +29111,7 @@
         <w:rPr>
           <w:rFonts w:ascii="Consolas" w:hAnsi="Consolas"/>
         </w:rPr>
-        <w:t>fe4dfc78a6d7d6b3367ef49bcd66d94553faf5dd</w:t>
+        <w:t>a341fd1c9644c56a194bbc869d49e7c86946f004</w:t>
       </w:r>
     </w:p>
     <w:p>

--- a/web/src/fixtures/demo/report-f1.docx
+++ b/web/src/fixtures/demo/report-f1.docx
@@ -163,7 +163,7 @@
           </w:tcPr>
           <w:p>
             <w:r>
-              <w:t>2026-07-17</w:t>
+              <w:t>2026-07-18</w:t>
             </w:r>
           </w:p>
         </w:tc>
@@ -183,7 +183,7 @@
         <w:rPr>
           <w:rFonts w:ascii="Consolas" w:hAnsi="Consolas"/>
         </w:rPr>
-        <w:t>config_hash=fc3cf30dcd768f21960e603be4ca1524c2cf0105dd9b7fb67cb85bf373944a66</w:t>
+        <w:t>config_hash=9587fef0641ab51e46f6aac726c21fd5be0a9f28ef22a262d3e662a335a16f05</w:t>
       </w:r>
     </w:p>
     <w:p>
@@ -199,7 +199,7 @@
         <w:rPr>
           <w:rFonts w:ascii="Consolas" w:hAnsi="Consolas"/>
         </w:rPr>
-        <w:t>git_sha=a341fd1c9644c56a194bbc869d49e7c86946f004</w:t>
+        <w:t>git_sha=d885cf743d0cead8cfa1f74111642f1616a3c407</w:t>
       </w:r>
     </w:p>
     <w:p>
@@ -29031,7 +29031,7 @@
         <w:rPr>
           <w:rFonts w:ascii="Consolas" w:hAnsi="Consolas"/>
         </w:rPr>
-        <w:t>fc3cf30dcd768f21960e603be4ca1524c2cf0105dd9b7fb67cb85bf373944a66</w:t>
+        <w:t>9587fef0641ab51e46f6aac726c21fd5be0a9f28ef22a262d3e662a335a16f05</w:t>
       </w:r>
     </w:p>
     <w:p>
@@ -29047,7 +29047,7 @@
         <w:rPr>
           <w:rFonts w:ascii="Consolas" w:hAnsi="Consolas"/>
         </w:rPr>
-        <w:t>2026-07-17T21:33:22.983198Z</w:t>
+        <w:t>2026-07-18T01:12:13.721740Z</w:t>
       </w:r>
     </w:p>
     <w:p>
@@ -29111,7 +29111,7 @@
         <w:rPr>
           <w:rFonts w:ascii="Consolas" w:hAnsi="Consolas"/>
         </w:rPr>
-        <w:t>a341fd1c9644c56a194bbc869d49e7c86946f004</w:t>
+        <w:t>d885cf743d0cead8cfa1f74111642f1616a3c407</w:t>
       </w:r>
     </w:p>
     <w:p>
@@ -29131,7 +29131,7 @@
         <w:br/>
         <w:t xml:space="preserve">  "PyYAML": "6.0.3",</w:t>
         <w:br/>
-        <w:t xml:space="preserve">  "nikodym": "1.2.0",</w:t>
+        <w:t xml:space="preserve">  "nikodym": "1.3.0",</w:t>
         <w:br/>
         <w:t xml:space="preserve">  "numpy": "2.4.6",</w:t>
         <w:br/>

--- a/web/src/fixtures/demo/report-f1.docx
+++ b/web/src/fixtures/demo/report-f1.docx
@@ -183,7 +183,7 @@
         <w:rPr>
           <w:rFonts w:ascii="Consolas" w:hAnsi="Consolas"/>
         </w:rPr>
-        <w:t>config_hash=9587fef0641ab51e46f6aac726c21fd5be0a9f28ef22a262d3e662a335a16f05</w:t>
+        <w:t>config_hash=e3b957d9fdc27904cc21cf4f8d27e5bca7f998d4d1253f640b6b951ced57c03b</w:t>
       </w:r>
     </w:p>
     <w:p>
@@ -199,7 +199,7 @@
         <w:rPr>
           <w:rFonts w:ascii="Consolas" w:hAnsi="Consolas"/>
         </w:rPr>
-        <w:t>git_sha=d885cf743d0cead8cfa1f74111642f1616a3c407</w:t>
+        <w:t>git_sha=d53ca4588fe1a6f95f396d2ec68d621a818b282d</w:t>
       </w:r>
     </w:p>
     <w:p>
@@ -29031,7 +29031,7 @@
         <w:rPr>
           <w:rFonts w:ascii="Consolas" w:hAnsi="Consolas"/>
         </w:rPr>
-        <w:t>9587fef0641ab51e46f6aac726c21fd5be0a9f28ef22a262d3e662a335a16f05</w:t>
+        <w:t>e3b957d9fdc27904cc21cf4f8d27e5bca7f998d4d1253f640b6b951ced57c03b</w:t>
       </w:r>
     </w:p>
     <w:p>
@@ -29047,7 +29047,7 @@
         <w:rPr>
           <w:rFonts w:ascii="Consolas" w:hAnsi="Consolas"/>
         </w:rPr>
-        <w:t>2026-07-18T01:12:13.721740Z</w:t>
+        <w:t>2026-07-18T14:41:29.491661Z</w:t>
       </w:r>
     </w:p>
     <w:p>
@@ -29111,7 +29111,7 @@
         <w:rPr>
           <w:rFonts w:ascii="Consolas" w:hAnsi="Consolas"/>
         </w:rPr>
-        <w:t>d885cf743d0cead8cfa1f74111642f1616a3c407</w:t>
+        <w:t>d53ca4588fe1a6f95f396d2ec68d621a818b282d</w:t>
       </w:r>
     </w:p>
     <w:p>
@@ -29131,7 +29131,7 @@
         <w:br/>
         <w:t xml:space="preserve">  "PyYAML": "6.0.3",</w:t>
         <w:br/>
-        <w:t xml:space="preserve">  "nikodym": "1.3.0",</w:t>
+        <w:t xml:space="preserve">  "nikodym": "1.2.0",</w:t>
         <w:br/>
         <w:t xml:space="preserve">  "numpy": "2.4.6",</w:t>
         <w:br/>

--- a/web/src/fixtures/demo/report-f1.docx
+++ b/web/src/fixtures/demo/report-f1.docx
@@ -183,7 +183,7 @@
         <w:rPr>
           <w:rFonts w:ascii="Consolas" w:hAnsi="Consolas"/>
         </w:rPr>
-        <w:t>config_hash=e3b957d9fdc27904cc21cf4f8d27e5bca7f998d4d1253f640b6b951ced57c03b</w:t>
+        <w:t>config_hash=f7f310b8b8c980e9047a49dc752bcffdf69d3237c1ca921b4be21c800a726c31</w:t>
       </w:r>
     </w:p>
     <w:p>
@@ -199,7 +199,7 @@
         <w:rPr>
           <w:rFonts w:ascii="Consolas" w:hAnsi="Consolas"/>
         </w:rPr>
-        <w:t>git_sha=d53ca4588fe1a6f95f396d2ec68d621a818b282d</w:t>
+        <w:t>git_sha=5fb189e2302629889fcd3d240e8f59c2239423f4</w:t>
       </w:r>
     </w:p>
     <w:p>
@@ -922,6 +922,48 @@
           </w:p>
         </w:tc>
       </w:tr>
+      <w:tr>
+        <w:tc>
+          <w:tcPr>
+            <w:tcW w:type="dxa" w:w="2160"/>
+          </w:tcPr>
+          <w:p>
+            <w:r>
+              <w:t>Estado técnico de validación formal</w:t>
+            </w:r>
+          </w:p>
+        </w:tc>
+        <w:tc>
+          <w:tcPr>
+            <w:tcW w:type="dxa" w:w="2160"/>
+          </w:tcPr>
+          <w:p>
+            <w:r>
+              <w:t>preset-estandar-consumo</w:t>
+            </w:r>
+          </w:p>
+        </w:tc>
+        <w:tc>
+          <w:tcPr>
+            <w:tcW w:type="dxa" w:w="2160"/>
+          </w:tcPr>
+          <w:p>
+            <w:r>
+              <w:t>3 de 3 tests fallidos</w:t>
+            </w:r>
+          </w:p>
+        </w:tc>
+        <w:tc>
+          <w:tcPr>
+            <w:tcW w:type="dxa" w:w="2160"/>
+          </w:tcPr>
+          <w:p>
+            <w:r>
+              <w:t>Falla técnica</w:t>
+            </w:r>
+          </w:p>
+        </w:tc>
+      </w:tr>
     </w:tbl>
     <w:p>
       <w:r>
@@ -937,6 +979,14 @@
           <w:i/>
         </w:rPr>
         <w:t>Las bandas de PSI usan los umbrales configurados: estable por debajo de 0.10 y redesarrollo por sobre 0.25.</w:t>
+      </w:r>
+    </w:p>
+    <w:p>
+      <w:r>
+        <w:rPr>
+          <w:i/>
+        </w:rPr>
+        <w:t>La validación formal ejecutó discriminación, calibración y estabilidad. Su estado es una síntesis técnica del motor y no sustituye el veredicto que debe firmar un validador humano.</w:t>
       </w:r>
     </w:p>
     <w:p>
@@ -990,6 +1040,16 @@
     </w:p>
     <w:p>
       <w:r>
+        <w:t>La población procesada contiene 6.000 observaciones, 8 variables de entrada y una tasa de incumplimiento de 23.45 %. Los conteos por estado, partición y motivo de exclusión se reproducen literalmente en las tablas de esta sección.</w:t>
+      </w:r>
+    </w:p>
+    <w:p>
+      <w:r>
+        <w:t>La columna objetivo publicada por data es «target».</w:t>
+      </w:r>
+    </w:p>
+    <w:p>
+      <w:r>
         <w:t>La variable objetivo del ejercicio es «target», construida por las reglas de incumplimiento declaradas en el config (Anexo C). La definición de negocio que justifica esas reglas —p. ej. 90+ días de mora— debe explicitarla el analista: el motor aplica la regla, no la fundamenta.</w:t>
       </w:r>
     </w:p>
@@ -1031,6 +1091,393 @@
         <w:t>Explicita la definición de incumplimiento utilizada (p. ej. 90+ días de mora) y por qué; declara las exclusiones aplicadas a la población y su justificación.</w:t>
       </w:r>
     </w:p>
+    <w:p>
+      <w:pPr>
+        <w:pStyle w:val="Heading2"/>
+      </w:pPr>
+      <w:r>
+        <w:t>2.1 Población, particiones y exclusiones</w:t>
+      </w:r>
+    </w:p>
+    <w:p>
+      <w:r>
+        <w:t>Las tablas siguientes son una proyección de presentación del DataCardSection publicado por data. Estados, tamaños y tasas por partición, y exclusiones se copian literalmente; el informe no recalcula ni completa valores ausentes.</w:t>
+      </w:r>
+    </w:p>
+    <w:p>
+      <w:r>
+        <w:rPr>
+          <w:b/>
+          <w:sz w:val="18"/>
+        </w:rPr>
+        <w:t>Estados de la población</w:t>
+      </w:r>
+    </w:p>
+    <w:tbl>
+      <w:tblPr>
+        <w:tblStyle w:val="TableGrid"/>
+        <w:tblW w:type="auto" w:w="0"/>
+        <w:tblLook w:firstColumn="1" w:firstRow="1" w:lastColumn="0" w:lastRow="0" w:noHBand="0" w:noVBand="1" w:val="04A0"/>
+      </w:tblPr>
+      <w:tblGrid>
+        <w:gridCol w:w="4320"/>
+        <w:gridCol w:w="4320"/>
+      </w:tblGrid>
+      <w:tr>
+        <w:tc>
+          <w:tcPr>
+            <w:tcW w:type="dxa" w:w="4320"/>
+          </w:tcPr>
+          <w:p>
+            <w:r>
+              <w:rPr>
+                <w:b/>
+              </w:rPr>
+              <w:t>Estado</w:t>
+            </w:r>
+          </w:p>
+        </w:tc>
+        <w:tc>
+          <w:tcPr>
+            <w:tcW w:type="dxa" w:w="4320"/>
+          </w:tcPr>
+          <w:p>
+            <w:r>
+              <w:rPr>
+                <w:b/>
+              </w:rPr>
+              <w:t>Observaciones</w:t>
+            </w:r>
+          </w:p>
+        </w:tc>
+      </w:tr>
+      <w:tr>
+        <w:tc>
+          <w:tcPr>
+            <w:tcW w:type="dxa" w:w="4320"/>
+          </w:tcPr>
+          <w:p>
+            <w:r>
+              <w:t>bueno</w:t>
+            </w:r>
+          </w:p>
+        </w:tc>
+        <w:tc>
+          <w:tcPr>
+            <w:tcW w:type="dxa" w:w="4320"/>
+          </w:tcPr>
+          <w:p>
+            <w:r>
+              <w:t>4593</w:t>
+            </w:r>
+          </w:p>
+        </w:tc>
+      </w:tr>
+      <w:tr>
+        <w:tc>
+          <w:tcPr>
+            <w:tcW w:type="dxa" w:w="4320"/>
+          </w:tcPr>
+          <w:p>
+            <w:r>
+              <w:t>malo</w:t>
+            </w:r>
+          </w:p>
+        </w:tc>
+        <w:tc>
+          <w:tcPr>
+            <w:tcW w:type="dxa" w:w="4320"/>
+          </w:tcPr>
+          <w:p>
+            <w:r>
+              <w:t>1407</w:t>
+            </w:r>
+          </w:p>
+        </w:tc>
+      </w:tr>
+      <w:tr>
+        <w:tc>
+          <w:tcPr>
+            <w:tcW w:type="dxa" w:w="4320"/>
+          </w:tcPr>
+          <w:p>
+            <w:r>
+              <w:t>indeterminado</w:t>
+            </w:r>
+          </w:p>
+        </w:tc>
+        <w:tc>
+          <w:tcPr>
+            <w:tcW w:type="dxa" w:w="4320"/>
+          </w:tcPr>
+          <w:p>
+            <w:r>
+              <w:t>0</w:t>
+            </w:r>
+          </w:p>
+        </w:tc>
+      </w:tr>
+      <w:tr>
+        <w:tc>
+          <w:tcPr>
+            <w:tcW w:type="dxa" w:w="4320"/>
+          </w:tcPr>
+          <w:p>
+            <w:r>
+              <w:t>excluido</w:t>
+            </w:r>
+          </w:p>
+        </w:tc>
+        <w:tc>
+          <w:tcPr>
+            <w:tcW w:type="dxa" w:w="4320"/>
+          </w:tcPr>
+          <w:p>
+            <w:r>
+              <w:t>0</w:t>
+            </w:r>
+          </w:p>
+        </w:tc>
+      </w:tr>
+    </w:tbl>
+    <w:p>
+      <w:r>
+        <w:rPr>
+          <w:b/>
+          <w:sz w:val="18"/>
+        </w:rPr>
+        <w:t>Particiones de modelamiento</w:t>
+      </w:r>
+    </w:p>
+    <w:tbl>
+      <w:tblPr>
+        <w:tblStyle w:val="TableGrid"/>
+        <w:tblW w:type="auto" w:w="0"/>
+        <w:tblLook w:firstColumn="1" w:firstRow="1" w:lastColumn="0" w:lastRow="0" w:noHBand="0" w:noVBand="1" w:val="04A0"/>
+      </w:tblPr>
+      <w:tblGrid>
+        <w:gridCol w:w="2880"/>
+        <w:gridCol w:w="2880"/>
+        <w:gridCol w:w="2880"/>
+      </w:tblGrid>
+      <w:tr>
+        <w:tc>
+          <w:tcPr>
+            <w:tcW w:type="dxa" w:w="2880"/>
+          </w:tcPr>
+          <w:p>
+            <w:r>
+              <w:rPr>
+                <w:b/>
+              </w:rPr>
+              <w:t>Partición</w:t>
+            </w:r>
+          </w:p>
+        </w:tc>
+        <w:tc>
+          <w:tcPr>
+            <w:tcW w:type="dxa" w:w="2880"/>
+          </w:tcPr>
+          <w:p>
+            <w:r>
+              <w:rPr>
+                <w:b/>
+              </w:rPr>
+              <w:t>Observaciones</w:t>
+            </w:r>
+          </w:p>
+        </w:tc>
+        <w:tc>
+          <w:tcPr>
+            <w:tcW w:type="dxa" w:w="2880"/>
+          </w:tcPr>
+          <w:p>
+            <w:r>
+              <w:rPr>
+                <w:b/>
+              </w:rPr>
+              <w:t>Tasa de incumplimiento</w:t>
+            </w:r>
+          </w:p>
+        </w:tc>
+      </w:tr>
+      <w:tr>
+        <w:tc>
+          <w:tcPr>
+            <w:tcW w:type="dxa" w:w="2880"/>
+          </w:tcPr>
+          <w:p>
+            <w:r>
+              <w:t>desarrollo</w:t>
+            </w:r>
+          </w:p>
+        </w:tc>
+        <w:tc>
+          <w:tcPr>
+            <w:tcW w:type="dxa" w:w="2880"/>
+          </w:tcPr>
+          <w:p>
+            <w:r>
+              <w:t>3961</w:t>
+            </w:r>
+          </w:p>
+        </w:tc>
+        <w:tc>
+          <w:tcPr>
+            <w:tcW w:type="dxa" w:w="2880"/>
+          </w:tcPr>
+          <w:p>
+            <w:r>
+              <w:t>0.2333</w:t>
+            </w:r>
+          </w:p>
+        </w:tc>
+      </w:tr>
+      <w:tr>
+        <w:tc>
+          <w:tcPr>
+            <w:tcW w:type="dxa" w:w="2880"/>
+          </w:tcPr>
+          <w:p>
+            <w:r>
+              <w:t>holdout</w:t>
+            </w:r>
+          </w:p>
+        </w:tc>
+        <w:tc>
+          <w:tcPr>
+            <w:tcW w:type="dxa" w:w="2880"/>
+          </w:tcPr>
+          <w:p>
+            <w:r>
+              <w:t>1031</w:t>
+            </w:r>
+          </w:p>
+        </w:tc>
+        <w:tc>
+          <w:tcPr>
+            <w:tcW w:type="dxa" w:w="2880"/>
+          </w:tcPr>
+          <w:p>
+            <w:r>
+              <w:t>0.2367</w:t>
+            </w:r>
+          </w:p>
+        </w:tc>
+      </w:tr>
+      <w:tr>
+        <w:tc>
+          <w:tcPr>
+            <w:tcW w:type="dxa" w:w="2880"/>
+          </w:tcPr>
+          <w:p>
+            <w:r>
+              <w:t>oot</w:t>
+            </w:r>
+          </w:p>
+        </w:tc>
+        <w:tc>
+          <w:tcPr>
+            <w:tcW w:type="dxa" w:w="2880"/>
+          </w:tcPr>
+          <w:p>
+            <w:r>
+              <w:t>1008</w:t>
+            </w:r>
+          </w:p>
+        </w:tc>
+        <w:tc>
+          <w:tcPr>
+            <w:tcW w:type="dxa" w:w="2880"/>
+          </w:tcPr>
+          <w:p>
+            <w:r>
+              <w:t>0.2371</w:t>
+            </w:r>
+          </w:p>
+        </w:tc>
+      </w:tr>
+      <w:tr>
+        <w:tc>
+          <w:tcPr>
+            <w:tcW w:type="dxa" w:w="2880"/>
+          </w:tcPr>
+          <w:p>
+            <w:r>
+              <w:t>fuera_de_modelo</w:t>
+            </w:r>
+          </w:p>
+        </w:tc>
+        <w:tc>
+          <w:tcPr>
+            <w:tcW w:type="dxa" w:w="2880"/>
+          </w:tcPr>
+          <w:p>
+            <w:r>
+              <w:t>0</w:t>
+            </w:r>
+          </w:p>
+        </w:tc>
+        <w:tc>
+          <w:tcPr>
+            <w:tcW w:type="dxa" w:w="2880"/>
+          </w:tcPr>
+          <w:p>
+            <w:r>
+              <w:t>0.0000</w:t>
+            </w:r>
+          </w:p>
+        </w:tc>
+      </w:tr>
+    </w:tbl>
+    <w:p>
+      <w:r>
+        <w:rPr>
+          <w:b/>
+          <w:sz w:val="18"/>
+        </w:rPr>
+        <w:t>Exclusiones aplicadas</w:t>
+      </w:r>
+    </w:p>
+    <w:tbl>
+      <w:tblPr>
+        <w:tblStyle w:val="TableGrid"/>
+        <w:tblW w:type="auto" w:w="0"/>
+        <w:tblLook w:firstColumn="1" w:firstRow="1" w:lastColumn="0" w:lastRow="0" w:noHBand="0" w:noVBand="1" w:val="04A0"/>
+      </w:tblPr>
+      <w:tblGrid>
+        <w:gridCol w:w="4320"/>
+        <w:gridCol w:w="4320"/>
+      </w:tblGrid>
+      <w:tr>
+        <w:tc>
+          <w:tcPr>
+            <w:tcW w:type="dxa" w:w="4320"/>
+          </w:tcPr>
+          <w:p>
+            <w:r>
+              <w:rPr>
+                <w:b/>
+              </w:rPr>
+              <w:t>Motivo</w:t>
+            </w:r>
+          </w:p>
+        </w:tc>
+        <w:tc>
+          <w:tcPr>
+            <w:tcW w:type="dxa" w:w="4320"/>
+          </w:tcPr>
+          <w:p>
+            <w:r>
+              <w:rPr>
+                <w:b/>
+              </w:rPr>
+              <w:t>Exclusiones</w:t>
+            </w:r>
+          </w:p>
+        </w:tc>
+      </w:tr>
+    </w:tbl>
     <w:p>
       <w:pPr>
         <w:pStyle w:val="Heading1"/>
@@ -28918,7 +29365,3328 @@
         <w:pStyle w:val="Heading1"/>
       </w:pPr>
       <w:r>
-        <w:t>5 Conclusiones y recomendación</w:t>
+        <w:t>5 Validación formal</w:t>
+      </w:r>
+    </w:p>
+    <w:p>
+      <w:r>
+        <w:t>La validación formal del modelo «preset-estandar-consumo» ejecutó discriminación, calibración y estabilidad. El estado técnico agregado publicado por el motor es «fail».</w:t>
+      </w:r>
+    </w:p>
+    <w:p>
+      <w:r>
+        <w:t>El resultado registra 3 tests, de los cuales 3 quedaron fallidos. Las tablas se copian del ValidationResult atómico, sin recalcular métricas ni decisiones.</w:t>
+      </w:r>
+    </w:p>
+    <w:p>
+      <w:r>
+        <w:t>Este estado es evidencia técnica; el veredicto de aprobación, aprobación con observaciones o rechazo corresponde al validador humano y queda POR COMPLETAR.</w:t>
+      </w:r>
+    </w:p>
+    <w:p>
+      <w:pPr>
+        <w:shd w:val="clear" w:color="auto" w:fill="FFF3CD"/>
+      </w:pPr>
+      <w:r>
+        <w:rPr>
+          <w:b/>
+        </w:rPr>
+        <w:t>POR COMPLETAR — Veredicto de validación formal</w:t>
+      </w:r>
+    </w:p>
+    <w:p>
+      <w:pPr>
+        <w:shd w:val="clear" w:color="auto" w:fill="FFF3CD"/>
+      </w:pPr>
+      <w:r>
+        <w:rPr>
+          <w:b w:val="0"/>
+        </w:rPr>
+        <w:t>Emite el juicio humano sobre la aptitud del modelo para su uso previsto: aprobar, aprobar con observaciones o rechazar.</w:t>
+      </w:r>
+    </w:p>
+    <w:p>
+      <w:pPr>
+        <w:shd w:val="clear" w:color="auto" w:fill="FFF3CD"/>
+      </w:pPr>
+      <w:r>
+        <w:rPr>
+          <w:b w:val="0"/>
+        </w:rPr>
+        <w:t>Documenta observaciones, responsables, plazos y la fecha de la próxima revisión; el estado técnico del motor no sustituye este veredicto.</w:t>
+      </w:r>
+    </w:p>
+    <w:p>
+      <w:pPr>
+        <w:pStyle w:val="Heading2"/>
+      </w:pPr>
+      <w:r>
+        <w:t>5.1 Discriminación</w:t>
+      </w:r>
+    </w:p>
+    <w:p>
+      <w:r>
+        <w:t>La tabla reproduce por partición AUC, Gini y KS, junto con población, fuente y estado de evaluabilidad. Filas publicadas por el DTO: 3.</w:t>
+      </w:r>
+    </w:p>
+    <w:p>
+      <w:r>
+        <w:rPr>
+          <w:b/>
+          <w:sz w:val="18"/>
+        </w:rPr>
+        <w:t>Validación formal — discriminación</w:t>
+      </w:r>
+    </w:p>
+    <w:tbl>
+      <w:tblPr>
+        <w:tblStyle w:val="TableGrid"/>
+        <w:tblW w:type="auto" w:w="0"/>
+        <w:tblLook w:firstColumn="1" w:firstRow="1" w:lastColumn="0" w:lastRow="0" w:noHBand="0" w:noVBand="1" w:val="04A0"/>
+      </w:tblPr>
+      <w:tblGrid>
+        <w:gridCol w:w="1080"/>
+        <w:gridCol w:w="1080"/>
+        <w:gridCol w:w="1080"/>
+        <w:gridCol w:w="1080"/>
+        <w:gridCol w:w="1080"/>
+        <w:gridCol w:w="1080"/>
+        <w:gridCol w:w="1080"/>
+        <w:gridCol w:w="1080"/>
+      </w:tblGrid>
+      <w:tr>
+        <w:tc>
+          <w:tcPr>
+            <w:tcW w:type="dxa" w:w="1080"/>
+          </w:tcPr>
+          <w:p>
+            <w:r>
+              <w:rPr>
+                <w:b/>
+              </w:rPr>
+              <w:t>partition</w:t>
+            </w:r>
+          </w:p>
+        </w:tc>
+        <w:tc>
+          <w:tcPr>
+            <w:tcW w:type="dxa" w:w="1080"/>
+          </w:tcPr>
+          <w:p>
+            <w:r>
+              <w:rPr>
+                <w:b/>
+              </w:rPr>
+              <w:t>n_total</w:t>
+            </w:r>
+          </w:p>
+        </w:tc>
+        <w:tc>
+          <w:tcPr>
+            <w:tcW w:type="dxa" w:w="1080"/>
+          </w:tcPr>
+          <w:p>
+            <w:r>
+              <w:rPr>
+                <w:b/>
+              </w:rPr>
+              <w:t>n_bad</w:t>
+            </w:r>
+          </w:p>
+        </w:tc>
+        <w:tc>
+          <w:tcPr>
+            <w:tcW w:type="dxa" w:w="1080"/>
+          </w:tcPr>
+          <w:p>
+            <w:r>
+              <w:rPr>
+                <w:b/>
+              </w:rPr>
+              <w:t>auc</w:t>
+            </w:r>
+          </w:p>
+        </w:tc>
+        <w:tc>
+          <w:tcPr>
+            <w:tcW w:type="dxa" w:w="1080"/>
+          </w:tcPr>
+          <w:p>
+            <w:r>
+              <w:rPr>
+                <w:b/>
+              </w:rPr>
+              <w:t>gini</w:t>
+            </w:r>
+          </w:p>
+        </w:tc>
+        <w:tc>
+          <w:tcPr>
+            <w:tcW w:type="dxa" w:w="1080"/>
+          </w:tcPr>
+          <w:p>
+            <w:r>
+              <w:rPr>
+                <w:b/>
+              </w:rPr>
+              <w:t>ks</w:t>
+            </w:r>
+          </w:p>
+        </w:tc>
+        <w:tc>
+          <w:tcPr>
+            <w:tcW w:type="dxa" w:w="1080"/>
+          </w:tcPr>
+          <w:p>
+            <w:r>
+              <w:rPr>
+                <w:b/>
+              </w:rPr>
+              <w:t>source</w:t>
+            </w:r>
+          </w:p>
+        </w:tc>
+        <w:tc>
+          <w:tcPr>
+            <w:tcW w:type="dxa" w:w="1080"/>
+          </w:tcPr>
+          <w:p>
+            <w:r>
+              <w:rPr>
+                <w:b/>
+              </w:rPr>
+              <w:t>status</w:t>
+            </w:r>
+          </w:p>
+        </w:tc>
+      </w:tr>
+      <w:tr>
+        <w:tc>
+          <w:tcPr>
+            <w:tcW w:type="dxa" w:w="1080"/>
+          </w:tcPr>
+          <w:p>
+            <w:r>
+              <w:t>desarrollo</w:t>
+            </w:r>
+          </w:p>
+        </w:tc>
+        <w:tc>
+          <w:tcPr>
+            <w:tcW w:type="dxa" w:w="1080"/>
+          </w:tcPr>
+          <w:p>
+            <w:r>
+              <w:t>3961</w:t>
+            </w:r>
+          </w:p>
+        </w:tc>
+        <w:tc>
+          <w:tcPr>
+            <w:tcW w:type="dxa" w:w="1080"/>
+          </w:tcPr>
+          <w:p>
+            <w:r>
+              <w:t>924</w:t>
+            </w:r>
+          </w:p>
+        </w:tc>
+        <w:tc>
+          <w:tcPr>
+            <w:tcW w:type="dxa" w:w="1080"/>
+          </w:tcPr>
+          <w:p>
+            <w:r>
+              <w:t>0.712346</w:t>
+            </w:r>
+          </w:p>
+        </w:tc>
+        <w:tc>
+          <w:tcPr>
+            <w:tcW w:type="dxa" w:w="1080"/>
+          </w:tcPr>
+          <w:p>
+            <w:r>
+              <w:t>0.424692</w:t>
+            </w:r>
+          </w:p>
+        </w:tc>
+        <w:tc>
+          <w:tcPr>
+            <w:tcW w:type="dxa" w:w="1080"/>
+          </w:tcPr>
+          <w:p>
+            <w:r>
+              <w:t>0.320144</w:t>
+            </w:r>
+          </w:p>
+        </w:tc>
+        <w:tc>
+          <w:tcPr>
+            <w:tcW w:type="dxa" w:w="1080"/>
+          </w:tcPr>
+          <w:p>
+            <w:r>
+              <w:t>performance_artifact</w:t>
+            </w:r>
+          </w:p>
+        </w:tc>
+        <w:tc>
+          <w:tcPr>
+            <w:tcW w:type="dxa" w:w="1080"/>
+          </w:tcPr>
+          <w:p>
+            <w:r>
+              <w:t>ok</w:t>
+            </w:r>
+          </w:p>
+        </w:tc>
+      </w:tr>
+      <w:tr>
+        <w:tc>
+          <w:tcPr>
+            <w:tcW w:type="dxa" w:w="1080"/>
+          </w:tcPr>
+          <w:p>
+            <w:r>
+              <w:t>holdout</w:t>
+            </w:r>
+          </w:p>
+        </w:tc>
+        <w:tc>
+          <w:tcPr>
+            <w:tcW w:type="dxa" w:w="1080"/>
+          </w:tcPr>
+          <w:p>
+            <w:r>
+              <w:t>1031</w:t>
+            </w:r>
+          </w:p>
+        </w:tc>
+        <w:tc>
+          <w:tcPr>
+            <w:tcW w:type="dxa" w:w="1080"/>
+          </w:tcPr>
+          <w:p>
+            <w:r>
+              <w:t>244</w:t>
+            </w:r>
+          </w:p>
+        </w:tc>
+        <w:tc>
+          <w:tcPr>
+            <w:tcW w:type="dxa" w:w="1080"/>
+          </w:tcPr>
+          <w:p>
+            <w:r>
+              <w:t>0.694646</w:t>
+            </w:r>
+          </w:p>
+        </w:tc>
+        <w:tc>
+          <w:tcPr>
+            <w:tcW w:type="dxa" w:w="1080"/>
+          </w:tcPr>
+          <w:p>
+            <w:r>
+              <w:t>0.389292</w:t>
+            </w:r>
+          </w:p>
+        </w:tc>
+        <w:tc>
+          <w:tcPr>
+            <w:tcW w:type="dxa" w:w="1080"/>
+          </w:tcPr>
+          <w:p>
+            <w:r>
+              <w:t>0.311892</w:t>
+            </w:r>
+          </w:p>
+        </w:tc>
+        <w:tc>
+          <w:tcPr>
+            <w:tcW w:type="dxa" w:w="1080"/>
+          </w:tcPr>
+          <w:p>
+            <w:r>
+              <w:t>performance_artifact</w:t>
+            </w:r>
+          </w:p>
+        </w:tc>
+        <w:tc>
+          <w:tcPr>
+            <w:tcW w:type="dxa" w:w="1080"/>
+          </w:tcPr>
+          <w:p>
+            <w:r>
+              <w:t>ok</w:t>
+            </w:r>
+          </w:p>
+        </w:tc>
+      </w:tr>
+      <w:tr>
+        <w:tc>
+          <w:tcPr>
+            <w:tcW w:type="dxa" w:w="1080"/>
+          </w:tcPr>
+          <w:p>
+            <w:r>
+              <w:t>oot</w:t>
+            </w:r>
+          </w:p>
+        </w:tc>
+        <w:tc>
+          <w:tcPr>
+            <w:tcW w:type="dxa" w:w="1080"/>
+          </w:tcPr>
+          <w:p>
+            <w:r>
+              <w:t>1008</w:t>
+            </w:r>
+          </w:p>
+        </w:tc>
+        <w:tc>
+          <w:tcPr>
+            <w:tcW w:type="dxa" w:w="1080"/>
+          </w:tcPr>
+          <w:p>
+            <w:r>
+              <w:t>239</w:t>
+            </w:r>
+          </w:p>
+        </w:tc>
+        <w:tc>
+          <w:tcPr>
+            <w:tcW w:type="dxa" w:w="1080"/>
+          </w:tcPr>
+          <w:p>
+            <w:r>
+              <w:t>0.656096</w:t>
+            </w:r>
+          </w:p>
+        </w:tc>
+        <w:tc>
+          <w:tcPr>
+            <w:tcW w:type="dxa" w:w="1080"/>
+          </w:tcPr>
+          <w:p>
+            <w:r>
+              <w:t>0.312192</w:t>
+            </w:r>
+          </w:p>
+        </w:tc>
+        <w:tc>
+          <w:tcPr>
+            <w:tcW w:type="dxa" w:w="1080"/>
+          </w:tcPr>
+          <w:p>
+            <w:r>
+              <w:t>0.251906</w:t>
+            </w:r>
+          </w:p>
+        </w:tc>
+        <w:tc>
+          <w:tcPr>
+            <w:tcW w:type="dxa" w:w="1080"/>
+          </w:tcPr>
+          <w:p>
+            <w:r>
+              <w:t>performance_artifact</w:t>
+            </w:r>
+          </w:p>
+        </w:tc>
+        <w:tc>
+          <w:tcPr>
+            <w:tcW w:type="dxa" w:w="1080"/>
+          </w:tcPr>
+          <w:p>
+            <w:r>
+              <w:t>ok</w:t>
+            </w:r>
+          </w:p>
+        </w:tc>
+      </w:tr>
+    </w:tbl>
+    <w:p>
+      <w:pPr>
+        <w:pStyle w:val="Heading2"/>
+      </w:pPr>
+      <w:r>
+        <w:t>5.2 Calibración</w:t>
+      </w:r>
+    </w:p>
+    <w:p>
+      <w:r>
+        <w:t>La tabla reúne Hosmer-Lemeshow, Brier y, cuando fue configurado, el contraste por grado con sus decisiones y semáforo publicados. Filas publicadas por el DTO: 6.</w:t>
+      </w:r>
+    </w:p>
+    <w:p>
+      <w:r>
+        <w:rPr>
+          <w:b/>
+          <w:sz w:val="18"/>
+        </w:rPr>
+        <w:t>Validación formal — calibración</w:t>
+      </w:r>
+    </w:p>
+    <w:tbl>
+      <w:tblPr>
+        <w:tblStyle w:val="TableGrid"/>
+        <w:tblW w:type="auto" w:w="0"/>
+        <w:tblLook w:firstColumn="1" w:firstRow="1" w:lastColumn="0" w:lastRow="0" w:noHBand="0" w:noVBand="1" w:val="04A0"/>
+      </w:tblPr>
+      <w:tblGrid>
+        <w:gridCol w:w="665"/>
+        <w:gridCol w:w="665"/>
+        <w:gridCol w:w="665"/>
+        <w:gridCol w:w="665"/>
+        <w:gridCol w:w="665"/>
+        <w:gridCol w:w="665"/>
+        <w:gridCol w:w="665"/>
+        <w:gridCol w:w="665"/>
+        <w:gridCol w:w="665"/>
+        <w:gridCol w:w="665"/>
+        <w:gridCol w:w="665"/>
+        <w:gridCol w:w="665"/>
+        <w:gridCol w:w="665"/>
+      </w:tblGrid>
+      <w:tr>
+        <w:tc>
+          <w:tcPr>
+            <w:tcW w:type="dxa" w:w="665"/>
+          </w:tcPr>
+          <w:p>
+            <w:r>
+              <w:rPr>
+                <w:b/>
+              </w:rPr>
+              <w:t>partition</w:t>
+            </w:r>
+          </w:p>
+        </w:tc>
+        <w:tc>
+          <w:tcPr>
+            <w:tcW w:type="dxa" w:w="665"/>
+          </w:tcPr>
+          <w:p>
+            <w:r>
+              <w:rPr>
+                <w:b/>
+              </w:rPr>
+              <w:t>test</w:t>
+            </w:r>
+          </w:p>
+        </w:tc>
+        <w:tc>
+          <w:tcPr>
+            <w:tcW w:type="dxa" w:w="665"/>
+          </w:tcPr>
+          <w:p>
+            <w:r>
+              <w:rPr>
+                <w:b/>
+              </w:rPr>
+              <w:t>grade</w:t>
+            </w:r>
+          </w:p>
+        </w:tc>
+        <w:tc>
+          <w:tcPr>
+            <w:tcW w:type="dxa" w:w="665"/>
+          </w:tcPr>
+          <w:p>
+            <w:r>
+              <w:rPr>
+                <w:b/>
+              </w:rPr>
+              <w:t>n</w:t>
+            </w:r>
+          </w:p>
+        </w:tc>
+        <w:tc>
+          <w:tcPr>
+            <w:tcW w:type="dxa" w:w="665"/>
+          </w:tcPr>
+          <w:p>
+            <w:r>
+              <w:rPr>
+                <w:b/>
+              </w:rPr>
+              <w:t>observed_defaults</w:t>
+            </w:r>
+          </w:p>
+        </w:tc>
+        <w:tc>
+          <w:tcPr>
+            <w:tcW w:type="dxa" w:w="665"/>
+          </w:tcPr>
+          <w:p>
+            <w:r>
+              <w:rPr>
+                <w:b/>
+              </w:rPr>
+              <w:t>expected_pd</w:t>
+            </w:r>
+          </w:p>
+        </w:tc>
+        <w:tc>
+          <w:tcPr>
+            <w:tcW w:type="dxa" w:w="665"/>
+          </w:tcPr>
+          <w:p>
+            <w:r>
+              <w:rPr>
+                <w:b/>
+              </w:rPr>
+              <w:t>observed_dr</w:t>
+            </w:r>
+          </w:p>
+        </w:tc>
+        <w:tc>
+          <w:tcPr>
+            <w:tcW w:type="dxa" w:w="665"/>
+          </w:tcPr>
+          <w:p>
+            <w:r>
+              <w:rPr>
+                <w:b/>
+              </w:rPr>
+              <w:t>statistic</w:t>
+            </w:r>
+          </w:p>
+        </w:tc>
+        <w:tc>
+          <w:tcPr>
+            <w:tcW w:type="dxa" w:w="665"/>
+          </w:tcPr>
+          <w:p>
+            <w:r>
+              <w:rPr>
+                <w:b/>
+              </w:rPr>
+              <w:t>degrees_of_freedom</w:t>
+            </w:r>
+          </w:p>
+        </w:tc>
+        <w:tc>
+          <w:tcPr>
+            <w:tcW w:type="dxa" w:w="665"/>
+          </w:tcPr>
+          <w:p>
+            <w:r>
+              <w:rPr>
+                <w:b/>
+              </w:rPr>
+              <w:t>p_value</w:t>
+            </w:r>
+          </w:p>
+        </w:tc>
+        <w:tc>
+          <w:tcPr>
+            <w:tcW w:type="dxa" w:w="665"/>
+          </w:tcPr>
+          <w:p>
+            <w:r>
+              <w:rPr>
+                <w:b/>
+              </w:rPr>
+              <w:t>alpha</w:t>
+            </w:r>
+          </w:p>
+        </w:tc>
+        <w:tc>
+          <w:tcPr>
+            <w:tcW w:type="dxa" w:w="665"/>
+          </w:tcPr>
+          <w:p>
+            <w:r>
+              <w:rPr>
+                <w:b/>
+              </w:rPr>
+              <w:t>decision</w:t>
+            </w:r>
+          </w:p>
+        </w:tc>
+        <w:tc>
+          <w:tcPr>
+            <w:tcW w:type="dxa" w:w="665"/>
+          </w:tcPr>
+          <w:p>
+            <w:r>
+              <w:rPr>
+                <w:b/>
+              </w:rPr>
+              <w:t>traffic_light</w:t>
+            </w:r>
+          </w:p>
+        </w:tc>
+      </w:tr>
+      <w:tr>
+        <w:tc>
+          <w:tcPr>
+            <w:tcW w:type="dxa" w:w="665"/>
+          </w:tcPr>
+          <w:p>
+            <w:r>
+              <w:t>desarrollo</w:t>
+            </w:r>
+          </w:p>
+        </w:tc>
+        <w:tc>
+          <w:tcPr>
+            <w:tcW w:type="dxa" w:w="665"/>
+          </w:tcPr>
+          <w:p>
+            <w:r>
+              <w:t>hosmer_lemeshow</w:t>
+            </w:r>
+          </w:p>
+        </w:tc>
+        <w:tc>
+          <w:tcPr>
+            <w:tcW w:type="dxa" w:w="665"/>
+          </w:tcPr>
+          <w:p>
+            <w:r>
+              <w:t>ALL</w:t>
+            </w:r>
+          </w:p>
+        </w:tc>
+        <w:tc>
+          <w:tcPr>
+            <w:tcW w:type="dxa" w:w="665"/>
+          </w:tcPr>
+          <w:p>
+            <w:r>
+              <w:t>3961</w:t>
+            </w:r>
+          </w:p>
+        </w:tc>
+        <w:tc>
+          <w:tcPr>
+            <w:tcW w:type="dxa" w:w="665"/>
+          </w:tcPr>
+          <w:p>
+            <w:r>
+              <w:t>924</w:t>
+            </w:r>
+          </w:p>
+        </w:tc>
+        <w:tc>
+          <w:tcPr>
+            <w:tcW w:type="dxa" w:w="665"/>
+          </w:tcPr>
+          <w:p>
+            <w:r>
+              <w:t>0.200000</w:t>
+            </w:r>
+          </w:p>
+        </w:tc>
+        <w:tc>
+          <w:tcPr>
+            <w:tcW w:type="dxa" w:w="665"/>
+          </w:tcPr>
+          <w:p>
+            <w:r>
+              <w:t>0.233274</w:t>
+            </w:r>
+          </w:p>
+        </w:tc>
+        <w:tc>
+          <w:tcPr>
+            <w:tcW w:type="dxa" w:w="665"/>
+          </w:tcPr>
+          <w:p>
+            <w:r>
+              <w:t>37.243376</w:t>
+            </w:r>
+          </w:p>
+        </w:tc>
+        <w:tc>
+          <w:tcPr>
+            <w:tcW w:type="dxa" w:w="665"/>
+          </w:tcPr>
+          <w:p>
+            <w:r>
+              <w:t>8</w:t>
+            </w:r>
+          </w:p>
+        </w:tc>
+        <w:tc>
+          <w:tcPr>
+            <w:tcW w:type="dxa" w:w="665"/>
+          </w:tcPr>
+          <w:p>
+            <w:r>
+              <w:t>0.000010</w:t>
+            </w:r>
+          </w:p>
+        </w:tc>
+        <w:tc>
+          <w:tcPr>
+            <w:tcW w:type="dxa" w:w="665"/>
+          </w:tcPr>
+          <w:p>
+            <w:r>
+              <w:t>0.050000</w:t>
+            </w:r>
+          </w:p>
+        </w:tc>
+        <w:tc>
+          <w:tcPr>
+            <w:tcW w:type="dxa" w:w="665"/>
+          </w:tcPr>
+          <w:p>
+            <w:r>
+              <w:t>fail</w:t>
+            </w:r>
+          </w:p>
+        </w:tc>
+        <w:tc>
+          <w:tcPr>
+            <w:tcW w:type="dxa" w:w="665"/>
+          </w:tcPr>
+          <w:p>
+            <w:r>
+              <w:t>No disponible</w:t>
+            </w:r>
+          </w:p>
+        </w:tc>
+      </w:tr>
+      <w:tr>
+        <w:tc>
+          <w:tcPr>
+            <w:tcW w:type="dxa" w:w="665"/>
+          </w:tcPr>
+          <w:p>
+            <w:r>
+              <w:t>desarrollo</w:t>
+            </w:r>
+          </w:p>
+        </w:tc>
+        <w:tc>
+          <w:tcPr>
+            <w:tcW w:type="dxa" w:w="665"/>
+          </w:tcPr>
+          <w:p>
+            <w:r>
+              <w:t>brier</w:t>
+            </w:r>
+          </w:p>
+        </w:tc>
+        <w:tc>
+          <w:tcPr>
+            <w:tcW w:type="dxa" w:w="665"/>
+          </w:tcPr>
+          <w:p>
+            <w:r>
+              <w:t>ALL</w:t>
+            </w:r>
+          </w:p>
+        </w:tc>
+        <w:tc>
+          <w:tcPr>
+            <w:tcW w:type="dxa" w:w="665"/>
+          </w:tcPr>
+          <w:p>
+            <w:r>
+              <w:t>3961</w:t>
+            </w:r>
+          </w:p>
+        </w:tc>
+        <w:tc>
+          <w:tcPr>
+            <w:tcW w:type="dxa" w:w="665"/>
+          </w:tcPr>
+          <w:p>
+            <w:r>
+              <w:t>924</w:t>
+            </w:r>
+          </w:p>
+        </w:tc>
+        <w:tc>
+          <w:tcPr>
+            <w:tcW w:type="dxa" w:w="665"/>
+          </w:tcPr>
+          <w:p>
+            <w:r>
+              <w:t>0.200000</w:t>
+            </w:r>
+          </w:p>
+        </w:tc>
+        <w:tc>
+          <w:tcPr>
+            <w:tcW w:type="dxa" w:w="665"/>
+          </w:tcPr>
+          <w:p>
+            <w:r>
+              <w:t>0.233274</w:t>
+            </w:r>
+          </w:p>
+        </w:tc>
+        <w:tc>
+          <w:tcPr>
+            <w:tcW w:type="dxa" w:w="665"/>
+          </w:tcPr>
+          <w:p>
+            <w:r>
+              <w:t>0.161492</w:t>
+            </w:r>
+          </w:p>
+        </w:tc>
+        <w:tc>
+          <w:tcPr>
+            <w:tcW w:type="dxa" w:w="665"/>
+          </w:tcPr>
+          <w:p>
+            <w:r>
+              <w:t>No disponible</w:t>
+            </w:r>
+          </w:p>
+        </w:tc>
+        <w:tc>
+          <w:tcPr>
+            <w:tcW w:type="dxa" w:w="665"/>
+          </w:tcPr>
+          <w:p>
+            <w:r>
+              <w:t>No disponible</w:t>
+            </w:r>
+          </w:p>
+        </w:tc>
+        <w:tc>
+          <w:tcPr>
+            <w:tcW w:type="dxa" w:w="665"/>
+          </w:tcPr>
+          <w:p>
+            <w:r>
+              <w:t>No disponible</w:t>
+            </w:r>
+          </w:p>
+        </w:tc>
+        <w:tc>
+          <w:tcPr>
+            <w:tcW w:type="dxa" w:w="665"/>
+          </w:tcPr>
+          <w:p>
+            <w:r>
+              <w:t>not_evaluable</w:t>
+            </w:r>
+          </w:p>
+        </w:tc>
+        <w:tc>
+          <w:tcPr>
+            <w:tcW w:type="dxa" w:w="665"/>
+          </w:tcPr>
+          <w:p>
+            <w:r>
+              <w:t>No disponible</w:t>
+            </w:r>
+          </w:p>
+        </w:tc>
+      </w:tr>
+      <w:tr>
+        <w:tc>
+          <w:tcPr>
+            <w:tcW w:type="dxa" w:w="665"/>
+          </w:tcPr>
+          <w:p>
+            <w:r>
+              <w:t>oot</w:t>
+            </w:r>
+          </w:p>
+        </w:tc>
+        <w:tc>
+          <w:tcPr>
+            <w:tcW w:type="dxa" w:w="665"/>
+          </w:tcPr>
+          <w:p>
+            <w:r>
+              <w:t>hosmer_lemeshow</w:t>
+            </w:r>
+          </w:p>
+        </w:tc>
+        <w:tc>
+          <w:tcPr>
+            <w:tcW w:type="dxa" w:w="665"/>
+          </w:tcPr>
+          <w:p>
+            <w:r>
+              <w:t>ALL</w:t>
+            </w:r>
+          </w:p>
+        </w:tc>
+        <w:tc>
+          <w:tcPr>
+            <w:tcW w:type="dxa" w:w="665"/>
+          </w:tcPr>
+          <w:p>
+            <w:r>
+              <w:t>1008</w:t>
+            </w:r>
+          </w:p>
+        </w:tc>
+        <w:tc>
+          <w:tcPr>
+            <w:tcW w:type="dxa" w:w="665"/>
+          </w:tcPr>
+          <w:p>
+            <w:r>
+              <w:t>239</w:t>
+            </w:r>
+          </w:p>
+        </w:tc>
+        <w:tc>
+          <w:tcPr>
+            <w:tcW w:type="dxa" w:w="665"/>
+          </w:tcPr>
+          <w:p>
+            <w:r>
+              <w:t>0.200298</w:t>
+            </w:r>
+          </w:p>
+        </w:tc>
+        <w:tc>
+          <w:tcPr>
+            <w:tcW w:type="dxa" w:w="665"/>
+          </w:tcPr>
+          <w:p>
+            <w:r>
+              <w:t>0.237103</w:t>
+            </w:r>
+          </w:p>
+        </w:tc>
+        <w:tc>
+          <w:tcPr>
+            <w:tcW w:type="dxa" w:w="665"/>
+          </w:tcPr>
+          <w:p>
+            <w:r>
+              <w:t>32.223459</w:t>
+            </w:r>
+          </w:p>
+        </w:tc>
+        <w:tc>
+          <w:tcPr>
+            <w:tcW w:type="dxa" w:w="665"/>
+          </w:tcPr>
+          <w:p>
+            <w:r>
+              <w:t>8</w:t>
+            </w:r>
+          </w:p>
+        </w:tc>
+        <w:tc>
+          <w:tcPr>
+            <w:tcW w:type="dxa" w:w="665"/>
+          </w:tcPr>
+          <w:p>
+            <w:r>
+              <w:t>0.000085</w:t>
+            </w:r>
+          </w:p>
+        </w:tc>
+        <w:tc>
+          <w:tcPr>
+            <w:tcW w:type="dxa" w:w="665"/>
+          </w:tcPr>
+          <w:p>
+            <w:r>
+              <w:t>0.050000</w:t>
+            </w:r>
+          </w:p>
+        </w:tc>
+        <w:tc>
+          <w:tcPr>
+            <w:tcW w:type="dxa" w:w="665"/>
+          </w:tcPr>
+          <w:p>
+            <w:r>
+              <w:t>fail</w:t>
+            </w:r>
+          </w:p>
+        </w:tc>
+        <w:tc>
+          <w:tcPr>
+            <w:tcW w:type="dxa" w:w="665"/>
+          </w:tcPr>
+          <w:p>
+            <w:r>
+              <w:t>No disponible</w:t>
+            </w:r>
+          </w:p>
+        </w:tc>
+      </w:tr>
+      <w:tr>
+        <w:tc>
+          <w:tcPr>
+            <w:tcW w:type="dxa" w:w="665"/>
+          </w:tcPr>
+          <w:p>
+            <w:r>
+              <w:t>oot</w:t>
+            </w:r>
+          </w:p>
+        </w:tc>
+        <w:tc>
+          <w:tcPr>
+            <w:tcW w:type="dxa" w:w="665"/>
+          </w:tcPr>
+          <w:p>
+            <w:r>
+              <w:t>brier</w:t>
+            </w:r>
+          </w:p>
+        </w:tc>
+        <w:tc>
+          <w:tcPr>
+            <w:tcW w:type="dxa" w:w="665"/>
+          </w:tcPr>
+          <w:p>
+            <w:r>
+              <w:t>ALL</w:t>
+            </w:r>
+          </w:p>
+        </w:tc>
+        <w:tc>
+          <w:tcPr>
+            <w:tcW w:type="dxa" w:w="665"/>
+          </w:tcPr>
+          <w:p>
+            <w:r>
+              <w:t>1008</w:t>
+            </w:r>
+          </w:p>
+        </w:tc>
+        <w:tc>
+          <w:tcPr>
+            <w:tcW w:type="dxa" w:w="665"/>
+          </w:tcPr>
+          <w:p>
+            <w:r>
+              <w:t>239</w:t>
+            </w:r>
+          </w:p>
+        </w:tc>
+        <w:tc>
+          <w:tcPr>
+            <w:tcW w:type="dxa" w:w="665"/>
+          </w:tcPr>
+          <w:p>
+            <w:r>
+              <w:t>0.200298</w:t>
+            </w:r>
+          </w:p>
+        </w:tc>
+        <w:tc>
+          <w:tcPr>
+            <w:tcW w:type="dxa" w:w="665"/>
+          </w:tcPr>
+          <w:p>
+            <w:r>
+              <w:t>0.237103</w:t>
+            </w:r>
+          </w:p>
+        </w:tc>
+        <w:tc>
+          <w:tcPr>
+            <w:tcW w:type="dxa" w:w="665"/>
+          </w:tcPr>
+          <w:p>
+            <w:r>
+              <w:t>0.171861</w:t>
+            </w:r>
+          </w:p>
+        </w:tc>
+        <w:tc>
+          <w:tcPr>
+            <w:tcW w:type="dxa" w:w="665"/>
+          </w:tcPr>
+          <w:p>
+            <w:r>
+              <w:t>No disponible</w:t>
+            </w:r>
+          </w:p>
+        </w:tc>
+        <w:tc>
+          <w:tcPr>
+            <w:tcW w:type="dxa" w:w="665"/>
+          </w:tcPr>
+          <w:p>
+            <w:r>
+              <w:t>No disponible</w:t>
+            </w:r>
+          </w:p>
+        </w:tc>
+        <w:tc>
+          <w:tcPr>
+            <w:tcW w:type="dxa" w:w="665"/>
+          </w:tcPr>
+          <w:p>
+            <w:r>
+              <w:t>No disponible</w:t>
+            </w:r>
+          </w:p>
+        </w:tc>
+        <w:tc>
+          <w:tcPr>
+            <w:tcW w:type="dxa" w:w="665"/>
+          </w:tcPr>
+          <w:p>
+            <w:r>
+              <w:t>not_evaluable</w:t>
+            </w:r>
+          </w:p>
+        </w:tc>
+        <w:tc>
+          <w:tcPr>
+            <w:tcW w:type="dxa" w:w="665"/>
+          </w:tcPr>
+          <w:p>
+            <w:r>
+              <w:t>No disponible</w:t>
+            </w:r>
+          </w:p>
+        </w:tc>
+      </w:tr>
+      <w:tr>
+        <w:tc>
+          <w:tcPr>
+            <w:tcW w:type="dxa" w:w="665"/>
+          </w:tcPr>
+          <w:p>
+            <w:r>
+              <w:t>holdout</w:t>
+            </w:r>
+          </w:p>
+        </w:tc>
+        <w:tc>
+          <w:tcPr>
+            <w:tcW w:type="dxa" w:w="665"/>
+          </w:tcPr>
+          <w:p>
+            <w:r>
+              <w:t>hosmer_lemeshow</w:t>
+            </w:r>
+          </w:p>
+        </w:tc>
+        <w:tc>
+          <w:tcPr>
+            <w:tcW w:type="dxa" w:w="665"/>
+          </w:tcPr>
+          <w:p>
+            <w:r>
+              <w:t>ALL</w:t>
+            </w:r>
+          </w:p>
+        </w:tc>
+        <w:tc>
+          <w:tcPr>
+            <w:tcW w:type="dxa" w:w="665"/>
+          </w:tcPr>
+          <w:p>
+            <w:r>
+              <w:t>1031</w:t>
+            </w:r>
+          </w:p>
+        </w:tc>
+        <w:tc>
+          <w:tcPr>
+            <w:tcW w:type="dxa" w:w="665"/>
+          </w:tcPr>
+          <w:p>
+            <w:r>
+              <w:t>244</w:t>
+            </w:r>
+          </w:p>
+        </w:tc>
+        <w:tc>
+          <w:tcPr>
+            <w:tcW w:type="dxa" w:w="665"/>
+          </w:tcPr>
+          <w:p>
+            <w:r>
+              <w:t>0.203120</w:t>
+            </w:r>
+          </w:p>
+        </w:tc>
+        <w:tc>
+          <w:tcPr>
+            <w:tcW w:type="dxa" w:w="665"/>
+          </w:tcPr>
+          <w:p>
+            <w:r>
+              <w:t>0.236663</w:t>
+            </w:r>
+          </w:p>
+        </w:tc>
+        <w:tc>
+          <w:tcPr>
+            <w:tcW w:type="dxa" w:w="665"/>
+          </w:tcPr>
+          <w:p>
+            <w:r>
+              <w:t>19.983637</w:t>
+            </w:r>
+          </w:p>
+        </w:tc>
+        <w:tc>
+          <w:tcPr>
+            <w:tcW w:type="dxa" w:w="665"/>
+          </w:tcPr>
+          <w:p>
+            <w:r>
+              <w:t>8</w:t>
+            </w:r>
+          </w:p>
+        </w:tc>
+        <w:tc>
+          <w:tcPr>
+            <w:tcW w:type="dxa" w:w="665"/>
+          </w:tcPr>
+          <w:p>
+            <w:r>
+              <w:t>0.010398</w:t>
+            </w:r>
+          </w:p>
+        </w:tc>
+        <w:tc>
+          <w:tcPr>
+            <w:tcW w:type="dxa" w:w="665"/>
+          </w:tcPr>
+          <w:p>
+            <w:r>
+              <w:t>0.050000</w:t>
+            </w:r>
+          </w:p>
+        </w:tc>
+        <w:tc>
+          <w:tcPr>
+            <w:tcW w:type="dxa" w:w="665"/>
+          </w:tcPr>
+          <w:p>
+            <w:r>
+              <w:t>fail</w:t>
+            </w:r>
+          </w:p>
+        </w:tc>
+        <w:tc>
+          <w:tcPr>
+            <w:tcW w:type="dxa" w:w="665"/>
+          </w:tcPr>
+          <w:p>
+            <w:r>
+              <w:t>No disponible</w:t>
+            </w:r>
+          </w:p>
+        </w:tc>
+      </w:tr>
+      <w:tr>
+        <w:tc>
+          <w:tcPr>
+            <w:tcW w:type="dxa" w:w="665"/>
+          </w:tcPr>
+          <w:p>
+            <w:r>
+              <w:t>holdout</w:t>
+            </w:r>
+          </w:p>
+        </w:tc>
+        <w:tc>
+          <w:tcPr>
+            <w:tcW w:type="dxa" w:w="665"/>
+          </w:tcPr>
+          <w:p>
+            <w:r>
+              <w:t>brier</w:t>
+            </w:r>
+          </w:p>
+        </w:tc>
+        <w:tc>
+          <w:tcPr>
+            <w:tcW w:type="dxa" w:w="665"/>
+          </w:tcPr>
+          <w:p>
+            <w:r>
+              <w:t>ALL</w:t>
+            </w:r>
+          </w:p>
+        </w:tc>
+        <w:tc>
+          <w:tcPr>
+            <w:tcW w:type="dxa" w:w="665"/>
+          </w:tcPr>
+          <w:p>
+            <w:r>
+              <w:t>1031</w:t>
+            </w:r>
+          </w:p>
+        </w:tc>
+        <w:tc>
+          <w:tcPr>
+            <w:tcW w:type="dxa" w:w="665"/>
+          </w:tcPr>
+          <w:p>
+            <w:r>
+              <w:t>244</w:t>
+            </w:r>
+          </w:p>
+        </w:tc>
+        <w:tc>
+          <w:tcPr>
+            <w:tcW w:type="dxa" w:w="665"/>
+          </w:tcPr>
+          <w:p>
+            <w:r>
+              <w:t>0.203120</w:t>
+            </w:r>
+          </w:p>
+        </w:tc>
+        <w:tc>
+          <w:tcPr>
+            <w:tcW w:type="dxa" w:w="665"/>
+          </w:tcPr>
+          <w:p>
+            <w:r>
+              <w:t>0.236663</w:t>
+            </w:r>
+          </w:p>
+        </w:tc>
+        <w:tc>
+          <w:tcPr>
+            <w:tcW w:type="dxa" w:w="665"/>
+          </w:tcPr>
+          <w:p>
+            <w:r>
+              <w:t>0.165269</w:t>
+            </w:r>
+          </w:p>
+        </w:tc>
+        <w:tc>
+          <w:tcPr>
+            <w:tcW w:type="dxa" w:w="665"/>
+          </w:tcPr>
+          <w:p>
+            <w:r>
+              <w:t>No disponible</w:t>
+            </w:r>
+          </w:p>
+        </w:tc>
+        <w:tc>
+          <w:tcPr>
+            <w:tcW w:type="dxa" w:w="665"/>
+          </w:tcPr>
+          <w:p>
+            <w:r>
+              <w:t>No disponible</w:t>
+            </w:r>
+          </w:p>
+        </w:tc>
+        <w:tc>
+          <w:tcPr>
+            <w:tcW w:type="dxa" w:w="665"/>
+          </w:tcPr>
+          <w:p>
+            <w:r>
+              <w:t>No disponible</w:t>
+            </w:r>
+          </w:p>
+        </w:tc>
+        <w:tc>
+          <w:tcPr>
+            <w:tcW w:type="dxa" w:w="665"/>
+          </w:tcPr>
+          <w:p>
+            <w:r>
+              <w:t>not_evaluable</w:t>
+            </w:r>
+          </w:p>
+        </w:tc>
+        <w:tc>
+          <w:tcPr>
+            <w:tcW w:type="dxa" w:w="665"/>
+          </w:tcPr>
+          <w:p>
+            <w:r>
+              <w:t>No disponible</w:t>
+            </w:r>
+          </w:p>
+        </w:tc>
+      </w:tr>
+    </w:tbl>
+    <w:p>
+      <w:pPr>
+        <w:pStyle w:val="Heading2"/>
+      </w:pPr>
+      <w:r>
+        <w:t>5.3 Estabilidad</w:t>
+      </w:r>
+    </w:p>
+    <w:p>
+      <w:r>
+        <w:t>La tabla reproduce PSI/estabilidad, umbrales, banda, acción y decisión publicados por validation. Filas publicadas por el DTO: 15.</w:t>
+      </w:r>
+    </w:p>
+    <w:p>
+      <w:r>
+        <w:rPr>
+          <w:b/>
+          <w:sz w:val="18"/>
+        </w:rPr>
+        <w:t>Validación formal — estabilidad</w:t>
+      </w:r>
+    </w:p>
+    <w:tbl>
+      <w:tblPr>
+        <w:tblStyle w:val="TableGrid"/>
+        <w:tblW w:type="auto" w:w="0"/>
+        <w:tblLook w:firstColumn="1" w:firstRow="1" w:lastColumn="0" w:lastRow="0" w:noHBand="0" w:noVBand="1" w:val="04A0"/>
+      </w:tblPr>
+      <w:tblGrid>
+        <w:gridCol w:w="785"/>
+        <w:gridCol w:w="785"/>
+        <w:gridCol w:w="785"/>
+        <w:gridCol w:w="785"/>
+        <w:gridCol w:w="785"/>
+        <w:gridCol w:w="785"/>
+        <w:gridCol w:w="785"/>
+        <w:gridCol w:w="785"/>
+        <w:gridCol w:w="785"/>
+        <w:gridCol w:w="785"/>
+        <w:gridCol w:w="785"/>
+      </w:tblGrid>
+      <w:tr>
+        <w:tc>
+          <w:tcPr>
+            <w:tcW w:type="dxa" w:w="785"/>
+          </w:tcPr>
+          <w:p>
+            <w:r>
+              <w:rPr>
+                <w:b/>
+              </w:rPr>
+              <w:t>metric</w:t>
+            </w:r>
+          </w:p>
+        </w:tc>
+        <w:tc>
+          <w:tcPr>
+            <w:tcW w:type="dxa" w:w="785"/>
+          </w:tcPr>
+          <w:p>
+            <w:r>
+              <w:rPr>
+                <w:b/>
+              </w:rPr>
+              <w:t>comparison</w:t>
+            </w:r>
+          </w:p>
+        </w:tc>
+        <w:tc>
+          <w:tcPr>
+            <w:tcW w:type="dxa" w:w="785"/>
+          </w:tcPr>
+          <w:p>
+            <w:r>
+              <w:rPr>
+                <w:b/>
+              </w:rPr>
+              <w:t>feature</w:t>
+            </w:r>
+          </w:p>
+        </w:tc>
+        <w:tc>
+          <w:tcPr>
+            <w:tcW w:type="dxa" w:w="785"/>
+          </w:tcPr>
+          <w:p>
+            <w:r>
+              <w:rPr>
+                <w:b/>
+              </w:rPr>
+              <w:t>value</w:t>
+            </w:r>
+          </w:p>
+        </w:tc>
+        <w:tc>
+          <w:tcPr>
+            <w:tcW w:type="dxa" w:w="785"/>
+          </w:tcPr>
+          <w:p>
+            <w:r>
+              <w:rPr>
+                <w:b/>
+              </w:rPr>
+              <w:t>stable_threshold</w:t>
+            </w:r>
+          </w:p>
+        </w:tc>
+        <w:tc>
+          <w:tcPr>
+            <w:tcW w:type="dxa" w:w="785"/>
+          </w:tcPr>
+          <w:p>
+            <w:r>
+              <w:rPr>
+                <w:b/>
+              </w:rPr>
+              <w:t>review_threshold</w:t>
+            </w:r>
+          </w:p>
+        </w:tc>
+        <w:tc>
+          <w:tcPr>
+            <w:tcW w:type="dxa" w:w="785"/>
+          </w:tcPr>
+          <w:p>
+            <w:r>
+              <w:rPr>
+                <w:b/>
+              </w:rPr>
+              <w:t>band</w:t>
+            </w:r>
+          </w:p>
+        </w:tc>
+        <w:tc>
+          <w:tcPr>
+            <w:tcW w:type="dxa" w:w="785"/>
+          </w:tcPr>
+          <w:p>
+            <w:r>
+              <w:rPr>
+                <w:b/>
+              </w:rPr>
+              <w:t>action</w:t>
+            </w:r>
+          </w:p>
+        </w:tc>
+        <w:tc>
+          <w:tcPr>
+            <w:tcW w:type="dxa" w:w="785"/>
+          </w:tcPr>
+          <w:p>
+            <w:r>
+              <w:rPr>
+                <w:b/>
+              </w:rPr>
+              <w:t>source</w:t>
+            </w:r>
+          </w:p>
+        </w:tc>
+        <w:tc>
+          <w:tcPr>
+            <w:tcW w:type="dxa" w:w="785"/>
+          </w:tcPr>
+          <w:p>
+            <w:r>
+              <w:rPr>
+                <w:b/>
+              </w:rPr>
+              <w:t>status</w:t>
+            </w:r>
+          </w:p>
+        </w:tc>
+        <w:tc>
+          <w:tcPr>
+            <w:tcW w:type="dxa" w:w="785"/>
+          </w:tcPr>
+          <w:p>
+            <w:r>
+              <w:rPr>
+                <w:b/>
+              </w:rPr>
+              <w:t>decision</w:t>
+            </w:r>
+          </w:p>
+        </w:tc>
+      </w:tr>
+      <w:tr>
+        <w:tc>
+          <w:tcPr>
+            <w:tcW w:type="dxa" w:w="785"/>
+          </w:tcPr>
+          <w:p>
+            <w:r>
+              <w:t>score_psi</w:t>
+            </w:r>
+          </w:p>
+        </w:tc>
+        <w:tc>
+          <w:tcPr>
+            <w:tcW w:type="dxa" w:w="785"/>
+          </w:tcPr>
+          <w:p>
+            <w:r>
+              <w:t>dev_vs_holdout</w:t>
+            </w:r>
+          </w:p>
+        </w:tc>
+        <w:tc>
+          <w:tcPr>
+            <w:tcW w:type="dxa" w:w="785"/>
+          </w:tcPr>
+          <w:p>
+            <w:r>
+              <w:t>score</w:t>
+            </w:r>
+          </w:p>
+        </w:tc>
+        <w:tc>
+          <w:tcPr>
+            <w:tcW w:type="dxa" w:w="785"/>
+          </w:tcPr>
+          <w:p>
+            <w:r>
+              <w:t>0.012661</w:t>
+            </w:r>
+          </w:p>
+        </w:tc>
+        <w:tc>
+          <w:tcPr>
+            <w:tcW w:type="dxa" w:w="785"/>
+          </w:tcPr>
+          <w:p>
+            <w:r>
+              <w:t>0.100000</w:t>
+            </w:r>
+          </w:p>
+        </w:tc>
+        <w:tc>
+          <w:tcPr>
+            <w:tcW w:type="dxa" w:w="785"/>
+          </w:tcPr>
+          <w:p>
+            <w:r>
+              <w:t>0.250000</w:t>
+            </w:r>
+          </w:p>
+        </w:tc>
+        <w:tc>
+          <w:tcPr>
+            <w:tcW w:type="dxa" w:w="785"/>
+          </w:tcPr>
+          <w:p>
+            <w:r>
+              <w:t>stable</w:t>
+            </w:r>
+          </w:p>
+        </w:tc>
+        <w:tc>
+          <w:tcPr>
+            <w:tcW w:type="dxa" w:w="785"/>
+          </w:tcPr>
+          <w:p>
+            <w:r>
+              <w:t>none</w:t>
+            </w:r>
+          </w:p>
+        </w:tc>
+        <w:tc>
+          <w:tcPr>
+            <w:tcW w:type="dxa" w:w="785"/>
+          </w:tcPr>
+          <w:p>
+            <w:r>
+              <w:t>stability_artifact</w:t>
+            </w:r>
+          </w:p>
+        </w:tc>
+        <w:tc>
+          <w:tcPr>
+            <w:tcW w:type="dxa" w:w="785"/>
+          </w:tcPr>
+          <w:p>
+            <w:r>
+              <w:t>ok</w:t>
+            </w:r>
+          </w:p>
+        </w:tc>
+        <w:tc>
+          <w:tcPr>
+            <w:tcW w:type="dxa" w:w="785"/>
+          </w:tcPr>
+          <w:p>
+            <w:r>
+              <w:t>pass</w:t>
+            </w:r>
+          </w:p>
+        </w:tc>
+      </w:tr>
+      <w:tr>
+        <w:tc>
+          <w:tcPr>
+            <w:tcW w:type="dxa" w:w="785"/>
+          </w:tcPr>
+          <w:p>
+            <w:r>
+              <w:t>score_psi</w:t>
+            </w:r>
+          </w:p>
+        </w:tc>
+        <w:tc>
+          <w:tcPr>
+            <w:tcW w:type="dxa" w:w="785"/>
+          </w:tcPr>
+          <w:p>
+            <w:r>
+              <w:t>dev_vs_oot</w:t>
+            </w:r>
+          </w:p>
+        </w:tc>
+        <w:tc>
+          <w:tcPr>
+            <w:tcW w:type="dxa" w:w="785"/>
+          </w:tcPr>
+          <w:p>
+            <w:r>
+              <w:t>score</w:t>
+            </w:r>
+          </w:p>
+        </w:tc>
+        <w:tc>
+          <w:tcPr>
+            <w:tcW w:type="dxa" w:w="785"/>
+          </w:tcPr>
+          <w:p>
+            <w:r>
+              <w:t>0.006792</w:t>
+            </w:r>
+          </w:p>
+        </w:tc>
+        <w:tc>
+          <w:tcPr>
+            <w:tcW w:type="dxa" w:w="785"/>
+          </w:tcPr>
+          <w:p>
+            <w:r>
+              <w:t>0.100000</w:t>
+            </w:r>
+          </w:p>
+        </w:tc>
+        <w:tc>
+          <w:tcPr>
+            <w:tcW w:type="dxa" w:w="785"/>
+          </w:tcPr>
+          <w:p>
+            <w:r>
+              <w:t>0.250000</w:t>
+            </w:r>
+          </w:p>
+        </w:tc>
+        <w:tc>
+          <w:tcPr>
+            <w:tcW w:type="dxa" w:w="785"/>
+          </w:tcPr>
+          <w:p>
+            <w:r>
+              <w:t>stable</w:t>
+            </w:r>
+          </w:p>
+        </w:tc>
+        <w:tc>
+          <w:tcPr>
+            <w:tcW w:type="dxa" w:w="785"/>
+          </w:tcPr>
+          <w:p>
+            <w:r>
+              <w:t>none</w:t>
+            </w:r>
+          </w:p>
+        </w:tc>
+        <w:tc>
+          <w:tcPr>
+            <w:tcW w:type="dxa" w:w="785"/>
+          </w:tcPr>
+          <w:p>
+            <w:r>
+              <w:t>stability_artifact</w:t>
+            </w:r>
+          </w:p>
+        </w:tc>
+        <w:tc>
+          <w:tcPr>
+            <w:tcW w:type="dxa" w:w="785"/>
+          </w:tcPr>
+          <w:p>
+            <w:r>
+              <w:t>ok</w:t>
+            </w:r>
+          </w:p>
+        </w:tc>
+        <w:tc>
+          <w:tcPr>
+            <w:tcW w:type="dxa" w:w="785"/>
+          </w:tcPr>
+          <w:p>
+            <w:r>
+              <w:t>pass</w:t>
+            </w:r>
+          </w:p>
+        </w:tc>
+      </w:tr>
+      <w:tr>
+        <w:tc>
+          <w:tcPr>
+            <w:tcW w:type="dxa" w:w="785"/>
+          </w:tcPr>
+          <w:p>
+            <w:r>
+              <w:t>pd_psi</w:t>
+            </w:r>
+          </w:p>
+        </w:tc>
+        <w:tc>
+          <w:tcPr>
+            <w:tcW w:type="dxa" w:w="785"/>
+          </w:tcPr>
+          <w:p>
+            <w:r>
+              <w:t>dev_vs_holdout</w:t>
+            </w:r>
+          </w:p>
+        </w:tc>
+        <w:tc>
+          <w:tcPr>
+            <w:tcW w:type="dxa" w:w="785"/>
+          </w:tcPr>
+          <w:p>
+            <w:r>
+              <w:t>pd_calibrated</w:t>
+            </w:r>
+          </w:p>
+        </w:tc>
+        <w:tc>
+          <w:tcPr>
+            <w:tcW w:type="dxa" w:w="785"/>
+          </w:tcPr>
+          <w:p>
+            <w:r>
+              <w:t>0.013182</w:t>
+            </w:r>
+          </w:p>
+        </w:tc>
+        <w:tc>
+          <w:tcPr>
+            <w:tcW w:type="dxa" w:w="785"/>
+          </w:tcPr>
+          <w:p>
+            <w:r>
+              <w:t>0.100000</w:t>
+            </w:r>
+          </w:p>
+        </w:tc>
+        <w:tc>
+          <w:tcPr>
+            <w:tcW w:type="dxa" w:w="785"/>
+          </w:tcPr>
+          <w:p>
+            <w:r>
+              <w:t>0.250000</w:t>
+            </w:r>
+          </w:p>
+        </w:tc>
+        <w:tc>
+          <w:tcPr>
+            <w:tcW w:type="dxa" w:w="785"/>
+          </w:tcPr>
+          <w:p>
+            <w:r>
+              <w:t>stable</w:t>
+            </w:r>
+          </w:p>
+        </w:tc>
+        <w:tc>
+          <w:tcPr>
+            <w:tcW w:type="dxa" w:w="785"/>
+          </w:tcPr>
+          <w:p>
+            <w:r>
+              <w:t>none</w:t>
+            </w:r>
+          </w:p>
+        </w:tc>
+        <w:tc>
+          <w:tcPr>
+            <w:tcW w:type="dxa" w:w="785"/>
+          </w:tcPr>
+          <w:p>
+            <w:r>
+              <w:t>stability_artifact</w:t>
+            </w:r>
+          </w:p>
+        </w:tc>
+        <w:tc>
+          <w:tcPr>
+            <w:tcW w:type="dxa" w:w="785"/>
+          </w:tcPr>
+          <w:p>
+            <w:r>
+              <w:t>ok</w:t>
+            </w:r>
+          </w:p>
+        </w:tc>
+        <w:tc>
+          <w:tcPr>
+            <w:tcW w:type="dxa" w:w="785"/>
+          </w:tcPr>
+          <w:p>
+            <w:r>
+              <w:t>pass</w:t>
+            </w:r>
+          </w:p>
+        </w:tc>
+      </w:tr>
+      <w:tr>
+        <w:tc>
+          <w:tcPr>
+            <w:tcW w:type="dxa" w:w="785"/>
+          </w:tcPr>
+          <w:p>
+            <w:r>
+              <w:t>pd_psi</w:t>
+            </w:r>
+          </w:p>
+        </w:tc>
+        <w:tc>
+          <w:tcPr>
+            <w:tcW w:type="dxa" w:w="785"/>
+          </w:tcPr>
+          <w:p>
+            <w:r>
+              <w:t>dev_vs_oot</w:t>
+            </w:r>
+          </w:p>
+        </w:tc>
+        <w:tc>
+          <w:tcPr>
+            <w:tcW w:type="dxa" w:w="785"/>
+          </w:tcPr>
+          <w:p>
+            <w:r>
+              <w:t>pd_calibrated</w:t>
+            </w:r>
+          </w:p>
+        </w:tc>
+        <w:tc>
+          <w:tcPr>
+            <w:tcW w:type="dxa" w:w="785"/>
+          </w:tcPr>
+          <w:p>
+            <w:r>
+              <w:t>0.006465</w:t>
+            </w:r>
+          </w:p>
+        </w:tc>
+        <w:tc>
+          <w:tcPr>
+            <w:tcW w:type="dxa" w:w="785"/>
+          </w:tcPr>
+          <w:p>
+            <w:r>
+              <w:t>0.100000</w:t>
+            </w:r>
+          </w:p>
+        </w:tc>
+        <w:tc>
+          <w:tcPr>
+            <w:tcW w:type="dxa" w:w="785"/>
+          </w:tcPr>
+          <w:p>
+            <w:r>
+              <w:t>0.250000</w:t>
+            </w:r>
+          </w:p>
+        </w:tc>
+        <w:tc>
+          <w:tcPr>
+            <w:tcW w:type="dxa" w:w="785"/>
+          </w:tcPr>
+          <w:p>
+            <w:r>
+              <w:t>stable</w:t>
+            </w:r>
+          </w:p>
+        </w:tc>
+        <w:tc>
+          <w:tcPr>
+            <w:tcW w:type="dxa" w:w="785"/>
+          </w:tcPr>
+          <w:p>
+            <w:r>
+              <w:t>none</w:t>
+            </w:r>
+          </w:p>
+        </w:tc>
+        <w:tc>
+          <w:tcPr>
+            <w:tcW w:type="dxa" w:w="785"/>
+          </w:tcPr>
+          <w:p>
+            <w:r>
+              <w:t>stability_artifact</w:t>
+            </w:r>
+          </w:p>
+        </w:tc>
+        <w:tc>
+          <w:tcPr>
+            <w:tcW w:type="dxa" w:w="785"/>
+          </w:tcPr>
+          <w:p>
+            <w:r>
+              <w:t>ok</w:t>
+            </w:r>
+          </w:p>
+        </w:tc>
+        <w:tc>
+          <w:tcPr>
+            <w:tcW w:type="dxa" w:w="785"/>
+          </w:tcPr>
+          <w:p>
+            <w:r>
+              <w:t>pass</w:t>
+            </w:r>
+          </w:p>
+        </w:tc>
+      </w:tr>
+      <w:tr>
+        <w:tc>
+          <w:tcPr>
+            <w:tcW w:type="dxa" w:w="785"/>
+          </w:tcPr>
+          <w:p>
+            <w:r>
+              <w:t>csi</w:t>
+            </w:r>
+          </w:p>
+        </w:tc>
+        <w:tc>
+          <w:tcPr>
+            <w:tcW w:type="dxa" w:w="785"/>
+          </w:tcPr>
+          <w:p>
+            <w:r>
+              <w:t>dev_vs_holdout</w:t>
+            </w:r>
+          </w:p>
+        </w:tc>
+        <w:tc>
+          <w:tcPr>
+            <w:tcW w:type="dxa" w:w="785"/>
+          </w:tcPr>
+          <w:p>
+            <w:r>
+              <w:t>antiguedad_meses__points</w:t>
+            </w:r>
+          </w:p>
+        </w:tc>
+        <w:tc>
+          <w:tcPr>
+            <w:tcW w:type="dxa" w:w="785"/>
+          </w:tcPr>
+          <w:p>
+            <w:r>
+              <w:t>0.002587</w:t>
+            </w:r>
+          </w:p>
+        </w:tc>
+        <w:tc>
+          <w:tcPr>
+            <w:tcW w:type="dxa" w:w="785"/>
+          </w:tcPr>
+          <w:p>
+            <w:r>
+              <w:t>0.100000</w:t>
+            </w:r>
+          </w:p>
+        </w:tc>
+        <w:tc>
+          <w:tcPr>
+            <w:tcW w:type="dxa" w:w="785"/>
+          </w:tcPr>
+          <w:p>
+            <w:r>
+              <w:t>0.250000</w:t>
+            </w:r>
+          </w:p>
+        </w:tc>
+        <w:tc>
+          <w:tcPr>
+            <w:tcW w:type="dxa" w:w="785"/>
+          </w:tcPr>
+          <w:p>
+            <w:r>
+              <w:t>stable</w:t>
+            </w:r>
+          </w:p>
+        </w:tc>
+        <w:tc>
+          <w:tcPr>
+            <w:tcW w:type="dxa" w:w="785"/>
+          </w:tcPr>
+          <w:p>
+            <w:r>
+              <w:t>none</w:t>
+            </w:r>
+          </w:p>
+        </w:tc>
+        <w:tc>
+          <w:tcPr>
+            <w:tcW w:type="dxa" w:w="785"/>
+          </w:tcPr>
+          <w:p>
+            <w:r>
+              <w:t>stability_artifact</w:t>
+            </w:r>
+          </w:p>
+        </w:tc>
+        <w:tc>
+          <w:tcPr>
+            <w:tcW w:type="dxa" w:w="785"/>
+          </w:tcPr>
+          <w:p>
+            <w:r>
+              <w:t>ok</w:t>
+            </w:r>
+          </w:p>
+        </w:tc>
+        <w:tc>
+          <w:tcPr>
+            <w:tcW w:type="dxa" w:w="785"/>
+          </w:tcPr>
+          <w:p>
+            <w:r>
+              <w:t>pass</w:t>
+            </w:r>
+          </w:p>
+        </w:tc>
+      </w:tr>
+      <w:tr>
+        <w:tc>
+          <w:tcPr>
+            <w:tcW w:type="dxa" w:w="785"/>
+          </w:tcPr>
+          <w:p>
+            <w:r>
+              <w:t>csi</w:t>
+            </w:r>
+          </w:p>
+        </w:tc>
+        <w:tc>
+          <w:tcPr>
+            <w:tcW w:type="dxa" w:w="785"/>
+          </w:tcPr>
+          <w:p>
+            <w:r>
+              <w:t>dev_vs_oot</w:t>
+            </w:r>
+          </w:p>
+        </w:tc>
+        <w:tc>
+          <w:tcPr>
+            <w:tcW w:type="dxa" w:w="785"/>
+          </w:tcPr>
+          <w:p>
+            <w:r>
+              <w:t>antiguedad_meses__points</w:t>
+            </w:r>
+          </w:p>
+        </w:tc>
+        <w:tc>
+          <w:tcPr>
+            <w:tcW w:type="dxa" w:w="785"/>
+          </w:tcPr>
+          <w:p>
+            <w:r>
+              <w:t>0.001531</w:t>
+            </w:r>
+          </w:p>
+        </w:tc>
+        <w:tc>
+          <w:tcPr>
+            <w:tcW w:type="dxa" w:w="785"/>
+          </w:tcPr>
+          <w:p>
+            <w:r>
+              <w:t>0.100000</w:t>
+            </w:r>
+          </w:p>
+        </w:tc>
+        <w:tc>
+          <w:tcPr>
+            <w:tcW w:type="dxa" w:w="785"/>
+          </w:tcPr>
+          <w:p>
+            <w:r>
+              <w:t>0.250000</w:t>
+            </w:r>
+          </w:p>
+        </w:tc>
+        <w:tc>
+          <w:tcPr>
+            <w:tcW w:type="dxa" w:w="785"/>
+          </w:tcPr>
+          <w:p>
+            <w:r>
+              <w:t>stable</w:t>
+            </w:r>
+          </w:p>
+        </w:tc>
+        <w:tc>
+          <w:tcPr>
+            <w:tcW w:type="dxa" w:w="785"/>
+          </w:tcPr>
+          <w:p>
+            <w:r>
+              <w:t>none</w:t>
+            </w:r>
+          </w:p>
+        </w:tc>
+        <w:tc>
+          <w:tcPr>
+            <w:tcW w:type="dxa" w:w="785"/>
+          </w:tcPr>
+          <w:p>
+            <w:r>
+              <w:t>stability_artifact</w:t>
+            </w:r>
+          </w:p>
+        </w:tc>
+        <w:tc>
+          <w:tcPr>
+            <w:tcW w:type="dxa" w:w="785"/>
+          </w:tcPr>
+          <w:p>
+            <w:r>
+              <w:t>ok</w:t>
+            </w:r>
+          </w:p>
+        </w:tc>
+        <w:tc>
+          <w:tcPr>
+            <w:tcW w:type="dxa" w:w="785"/>
+          </w:tcPr>
+          <w:p>
+            <w:r>
+              <w:t>pass</w:t>
+            </w:r>
+          </w:p>
+        </w:tc>
+      </w:tr>
+      <w:tr>
+        <w:tc>
+          <w:tcPr>
+            <w:tcW w:type="dxa" w:w="785"/>
+          </w:tcPr>
+          <w:p>
+            <w:r>
+              <w:t>csi</w:t>
+            </w:r>
+          </w:p>
+        </w:tc>
+        <w:tc>
+          <w:tcPr>
+            <w:tcW w:type="dxa" w:w="785"/>
+          </w:tcPr>
+          <w:p>
+            <w:r>
+              <w:t>dev_vs_holdout</w:t>
+            </w:r>
+          </w:p>
+        </w:tc>
+        <w:tc>
+          <w:tcPr>
+            <w:tcW w:type="dxa" w:w="785"/>
+          </w:tcPr>
+          <w:p>
+            <w:r>
+              <w:t>deuda_ingreso__points</w:t>
+            </w:r>
+          </w:p>
+        </w:tc>
+        <w:tc>
+          <w:tcPr>
+            <w:tcW w:type="dxa" w:w="785"/>
+          </w:tcPr>
+          <w:p>
+            <w:r>
+              <w:t>0.003322</w:t>
+            </w:r>
+          </w:p>
+        </w:tc>
+        <w:tc>
+          <w:tcPr>
+            <w:tcW w:type="dxa" w:w="785"/>
+          </w:tcPr>
+          <w:p>
+            <w:r>
+              <w:t>0.100000</w:t>
+            </w:r>
+          </w:p>
+        </w:tc>
+        <w:tc>
+          <w:tcPr>
+            <w:tcW w:type="dxa" w:w="785"/>
+          </w:tcPr>
+          <w:p>
+            <w:r>
+              <w:t>0.250000</w:t>
+            </w:r>
+          </w:p>
+        </w:tc>
+        <w:tc>
+          <w:tcPr>
+            <w:tcW w:type="dxa" w:w="785"/>
+          </w:tcPr>
+          <w:p>
+            <w:r>
+              <w:t>stable</w:t>
+            </w:r>
+          </w:p>
+        </w:tc>
+        <w:tc>
+          <w:tcPr>
+            <w:tcW w:type="dxa" w:w="785"/>
+          </w:tcPr>
+          <w:p>
+            <w:r>
+              <w:t>none</w:t>
+            </w:r>
+          </w:p>
+        </w:tc>
+        <w:tc>
+          <w:tcPr>
+            <w:tcW w:type="dxa" w:w="785"/>
+          </w:tcPr>
+          <w:p>
+            <w:r>
+              <w:t>stability_artifact</w:t>
+            </w:r>
+          </w:p>
+        </w:tc>
+        <w:tc>
+          <w:tcPr>
+            <w:tcW w:type="dxa" w:w="785"/>
+          </w:tcPr>
+          <w:p>
+            <w:r>
+              <w:t>ok</w:t>
+            </w:r>
+          </w:p>
+        </w:tc>
+        <w:tc>
+          <w:tcPr>
+            <w:tcW w:type="dxa" w:w="785"/>
+          </w:tcPr>
+          <w:p>
+            <w:r>
+              <w:t>pass</w:t>
+            </w:r>
+          </w:p>
+        </w:tc>
+      </w:tr>
+      <w:tr>
+        <w:tc>
+          <w:tcPr>
+            <w:tcW w:type="dxa" w:w="785"/>
+          </w:tcPr>
+          <w:p>
+            <w:r>
+              <w:t>csi</w:t>
+            </w:r>
+          </w:p>
+        </w:tc>
+        <w:tc>
+          <w:tcPr>
+            <w:tcW w:type="dxa" w:w="785"/>
+          </w:tcPr>
+          <w:p>
+            <w:r>
+              <w:t>dev_vs_oot</w:t>
+            </w:r>
+          </w:p>
+        </w:tc>
+        <w:tc>
+          <w:tcPr>
+            <w:tcW w:type="dxa" w:w="785"/>
+          </w:tcPr>
+          <w:p>
+            <w:r>
+              <w:t>deuda_ingreso__points</w:t>
+            </w:r>
+          </w:p>
+        </w:tc>
+        <w:tc>
+          <w:tcPr>
+            <w:tcW w:type="dxa" w:w="785"/>
+          </w:tcPr>
+          <w:p>
+            <w:r>
+              <w:t>0.008178</w:t>
+            </w:r>
+          </w:p>
+        </w:tc>
+        <w:tc>
+          <w:tcPr>
+            <w:tcW w:type="dxa" w:w="785"/>
+          </w:tcPr>
+          <w:p>
+            <w:r>
+              <w:t>0.100000</w:t>
+            </w:r>
+          </w:p>
+        </w:tc>
+        <w:tc>
+          <w:tcPr>
+            <w:tcW w:type="dxa" w:w="785"/>
+          </w:tcPr>
+          <w:p>
+            <w:r>
+              <w:t>0.250000</w:t>
+            </w:r>
+          </w:p>
+        </w:tc>
+        <w:tc>
+          <w:tcPr>
+            <w:tcW w:type="dxa" w:w="785"/>
+          </w:tcPr>
+          <w:p>
+            <w:r>
+              <w:t>stable</w:t>
+            </w:r>
+          </w:p>
+        </w:tc>
+        <w:tc>
+          <w:tcPr>
+            <w:tcW w:type="dxa" w:w="785"/>
+          </w:tcPr>
+          <w:p>
+            <w:r>
+              <w:t>none</w:t>
+            </w:r>
+          </w:p>
+        </w:tc>
+        <w:tc>
+          <w:tcPr>
+            <w:tcW w:type="dxa" w:w="785"/>
+          </w:tcPr>
+          <w:p>
+            <w:r>
+              <w:t>stability_artifact</w:t>
+            </w:r>
+          </w:p>
+        </w:tc>
+        <w:tc>
+          <w:tcPr>
+            <w:tcW w:type="dxa" w:w="785"/>
+          </w:tcPr>
+          <w:p>
+            <w:r>
+              <w:t>ok</w:t>
+            </w:r>
+          </w:p>
+        </w:tc>
+        <w:tc>
+          <w:tcPr>
+            <w:tcW w:type="dxa" w:w="785"/>
+          </w:tcPr>
+          <w:p>
+            <w:r>
+              <w:t>pass</w:t>
+            </w:r>
+          </w:p>
+        </w:tc>
+      </w:tr>
+      <w:tr>
+        <w:tc>
+          <w:tcPr>
+            <w:tcW w:type="dxa" w:w="785"/>
+          </w:tcPr>
+          <w:p>
+            <w:r>
+              <w:t>csi</w:t>
+            </w:r>
+          </w:p>
+        </w:tc>
+        <w:tc>
+          <w:tcPr>
+            <w:tcW w:type="dxa" w:w="785"/>
+          </w:tcPr>
+          <w:p>
+            <w:r>
+              <w:t>dev_vs_holdout</w:t>
+            </w:r>
+          </w:p>
+        </w:tc>
+        <w:tc>
+          <w:tcPr>
+            <w:tcW w:type="dxa" w:w="785"/>
+          </w:tcPr>
+          <w:p>
+            <w:r>
+              <w:t>ingreso_mensual__points</w:t>
+            </w:r>
+          </w:p>
+        </w:tc>
+        <w:tc>
+          <w:tcPr>
+            <w:tcW w:type="dxa" w:w="785"/>
+          </w:tcPr>
+          <w:p>
+            <w:r>
+              <w:t>0.002994</w:t>
+            </w:r>
+          </w:p>
+        </w:tc>
+        <w:tc>
+          <w:tcPr>
+            <w:tcW w:type="dxa" w:w="785"/>
+          </w:tcPr>
+          <w:p>
+            <w:r>
+              <w:t>0.100000</w:t>
+            </w:r>
+          </w:p>
+        </w:tc>
+        <w:tc>
+          <w:tcPr>
+            <w:tcW w:type="dxa" w:w="785"/>
+          </w:tcPr>
+          <w:p>
+            <w:r>
+              <w:t>0.250000</w:t>
+            </w:r>
+          </w:p>
+        </w:tc>
+        <w:tc>
+          <w:tcPr>
+            <w:tcW w:type="dxa" w:w="785"/>
+          </w:tcPr>
+          <w:p>
+            <w:r>
+              <w:t>stable</w:t>
+            </w:r>
+          </w:p>
+        </w:tc>
+        <w:tc>
+          <w:tcPr>
+            <w:tcW w:type="dxa" w:w="785"/>
+          </w:tcPr>
+          <w:p>
+            <w:r>
+              <w:t>none</w:t>
+            </w:r>
+          </w:p>
+        </w:tc>
+        <w:tc>
+          <w:tcPr>
+            <w:tcW w:type="dxa" w:w="785"/>
+          </w:tcPr>
+          <w:p>
+            <w:r>
+              <w:t>stability_artifact</w:t>
+            </w:r>
+          </w:p>
+        </w:tc>
+        <w:tc>
+          <w:tcPr>
+            <w:tcW w:type="dxa" w:w="785"/>
+          </w:tcPr>
+          <w:p>
+            <w:r>
+              <w:t>ok</w:t>
+            </w:r>
+          </w:p>
+        </w:tc>
+        <w:tc>
+          <w:tcPr>
+            <w:tcW w:type="dxa" w:w="785"/>
+          </w:tcPr>
+          <w:p>
+            <w:r>
+              <w:t>pass</w:t>
+            </w:r>
+          </w:p>
+        </w:tc>
+      </w:tr>
+      <w:tr>
+        <w:tc>
+          <w:tcPr>
+            <w:tcW w:type="dxa" w:w="785"/>
+          </w:tcPr>
+          <w:p>
+            <w:r>
+              <w:t>csi</w:t>
+            </w:r>
+          </w:p>
+        </w:tc>
+        <w:tc>
+          <w:tcPr>
+            <w:tcW w:type="dxa" w:w="785"/>
+          </w:tcPr>
+          <w:p>
+            <w:r>
+              <w:t>dev_vs_oot</w:t>
+            </w:r>
+          </w:p>
+        </w:tc>
+        <w:tc>
+          <w:tcPr>
+            <w:tcW w:type="dxa" w:w="785"/>
+          </w:tcPr>
+          <w:p>
+            <w:r>
+              <w:t>ingreso_mensual__points</w:t>
+            </w:r>
+          </w:p>
+        </w:tc>
+        <w:tc>
+          <w:tcPr>
+            <w:tcW w:type="dxa" w:w="785"/>
+          </w:tcPr>
+          <w:p>
+            <w:r>
+              <w:t>0.009808</w:t>
+            </w:r>
+          </w:p>
+        </w:tc>
+        <w:tc>
+          <w:tcPr>
+            <w:tcW w:type="dxa" w:w="785"/>
+          </w:tcPr>
+          <w:p>
+            <w:r>
+              <w:t>0.100000</w:t>
+            </w:r>
+          </w:p>
+        </w:tc>
+        <w:tc>
+          <w:tcPr>
+            <w:tcW w:type="dxa" w:w="785"/>
+          </w:tcPr>
+          <w:p>
+            <w:r>
+              <w:t>0.250000</w:t>
+            </w:r>
+          </w:p>
+        </w:tc>
+        <w:tc>
+          <w:tcPr>
+            <w:tcW w:type="dxa" w:w="785"/>
+          </w:tcPr>
+          <w:p>
+            <w:r>
+              <w:t>stable</w:t>
+            </w:r>
+          </w:p>
+        </w:tc>
+        <w:tc>
+          <w:tcPr>
+            <w:tcW w:type="dxa" w:w="785"/>
+          </w:tcPr>
+          <w:p>
+            <w:r>
+              <w:t>none</w:t>
+            </w:r>
+          </w:p>
+        </w:tc>
+        <w:tc>
+          <w:tcPr>
+            <w:tcW w:type="dxa" w:w="785"/>
+          </w:tcPr>
+          <w:p>
+            <w:r>
+              <w:t>stability_artifact</w:t>
+            </w:r>
+          </w:p>
+        </w:tc>
+        <w:tc>
+          <w:tcPr>
+            <w:tcW w:type="dxa" w:w="785"/>
+          </w:tcPr>
+          <w:p>
+            <w:r>
+              <w:t>ok</w:t>
+            </w:r>
+          </w:p>
+        </w:tc>
+        <w:tc>
+          <w:tcPr>
+            <w:tcW w:type="dxa" w:w="785"/>
+          </w:tcPr>
+          <w:p>
+            <w:r>
+              <w:t>pass</w:t>
+            </w:r>
+          </w:p>
+        </w:tc>
+      </w:tr>
+      <w:tr>
+        <w:tc>
+          <w:tcPr>
+            <w:tcW w:type="dxa" w:w="785"/>
+          </w:tcPr>
+          <w:p>
+            <w:r>
+              <w:t>csi</w:t>
+            </w:r>
+          </w:p>
+        </w:tc>
+        <w:tc>
+          <w:tcPr>
+            <w:tcW w:type="dxa" w:w="785"/>
+          </w:tcPr>
+          <w:p>
+            <w:r>
+              <w:t>dev_vs_holdout</w:t>
+            </w:r>
+          </w:p>
+        </w:tc>
+        <w:tc>
+          <w:tcPr>
+            <w:tcW w:type="dxa" w:w="785"/>
+          </w:tcPr>
+          <w:p>
+            <w:r>
+              <w:t>mora_max_12m__points</w:t>
+            </w:r>
+          </w:p>
+        </w:tc>
+        <w:tc>
+          <w:tcPr>
+            <w:tcW w:type="dxa" w:w="785"/>
+          </w:tcPr>
+          <w:p>
+            <w:r>
+              <w:t>0.010209</w:t>
+            </w:r>
+          </w:p>
+        </w:tc>
+        <w:tc>
+          <w:tcPr>
+            <w:tcW w:type="dxa" w:w="785"/>
+          </w:tcPr>
+          <w:p>
+            <w:r>
+              <w:t>0.100000</w:t>
+            </w:r>
+          </w:p>
+        </w:tc>
+        <w:tc>
+          <w:tcPr>
+            <w:tcW w:type="dxa" w:w="785"/>
+          </w:tcPr>
+          <w:p>
+            <w:r>
+              <w:t>0.250000</w:t>
+            </w:r>
+          </w:p>
+        </w:tc>
+        <w:tc>
+          <w:tcPr>
+            <w:tcW w:type="dxa" w:w="785"/>
+          </w:tcPr>
+          <w:p>
+            <w:r>
+              <w:t>stable</w:t>
+            </w:r>
+          </w:p>
+        </w:tc>
+        <w:tc>
+          <w:tcPr>
+            <w:tcW w:type="dxa" w:w="785"/>
+          </w:tcPr>
+          <w:p>
+            <w:r>
+              <w:t>none</w:t>
+            </w:r>
+          </w:p>
+        </w:tc>
+        <w:tc>
+          <w:tcPr>
+            <w:tcW w:type="dxa" w:w="785"/>
+          </w:tcPr>
+          <w:p>
+            <w:r>
+              <w:t>stability_artifact</w:t>
+            </w:r>
+          </w:p>
+        </w:tc>
+        <w:tc>
+          <w:tcPr>
+            <w:tcW w:type="dxa" w:w="785"/>
+          </w:tcPr>
+          <w:p>
+            <w:r>
+              <w:t>ok</w:t>
+            </w:r>
+          </w:p>
+        </w:tc>
+        <w:tc>
+          <w:tcPr>
+            <w:tcW w:type="dxa" w:w="785"/>
+          </w:tcPr>
+          <w:p>
+            <w:r>
+              <w:t>pass</w:t>
+            </w:r>
+          </w:p>
+        </w:tc>
+      </w:tr>
+      <w:tr>
+        <w:tc>
+          <w:tcPr>
+            <w:tcW w:type="dxa" w:w="785"/>
+          </w:tcPr>
+          <w:p>
+            <w:r>
+              <w:t>csi</w:t>
+            </w:r>
+          </w:p>
+        </w:tc>
+        <w:tc>
+          <w:tcPr>
+            <w:tcW w:type="dxa" w:w="785"/>
+          </w:tcPr>
+          <w:p>
+            <w:r>
+              <w:t>dev_vs_oot</w:t>
+            </w:r>
+          </w:p>
+        </w:tc>
+        <w:tc>
+          <w:tcPr>
+            <w:tcW w:type="dxa" w:w="785"/>
+          </w:tcPr>
+          <w:p>
+            <w:r>
+              <w:t>mora_max_12m__points</w:t>
+            </w:r>
+          </w:p>
+        </w:tc>
+        <w:tc>
+          <w:tcPr>
+            <w:tcW w:type="dxa" w:w="785"/>
+          </w:tcPr>
+          <w:p>
+            <w:r>
+              <w:t>0.006914</w:t>
+            </w:r>
+          </w:p>
+        </w:tc>
+        <w:tc>
+          <w:tcPr>
+            <w:tcW w:type="dxa" w:w="785"/>
+          </w:tcPr>
+          <w:p>
+            <w:r>
+              <w:t>0.100000</w:t>
+            </w:r>
+          </w:p>
+        </w:tc>
+        <w:tc>
+          <w:tcPr>
+            <w:tcW w:type="dxa" w:w="785"/>
+          </w:tcPr>
+          <w:p>
+            <w:r>
+              <w:t>0.250000</w:t>
+            </w:r>
+          </w:p>
+        </w:tc>
+        <w:tc>
+          <w:tcPr>
+            <w:tcW w:type="dxa" w:w="785"/>
+          </w:tcPr>
+          <w:p>
+            <w:r>
+              <w:t>stable</w:t>
+            </w:r>
+          </w:p>
+        </w:tc>
+        <w:tc>
+          <w:tcPr>
+            <w:tcW w:type="dxa" w:w="785"/>
+          </w:tcPr>
+          <w:p>
+            <w:r>
+              <w:t>none</w:t>
+            </w:r>
+          </w:p>
+        </w:tc>
+        <w:tc>
+          <w:tcPr>
+            <w:tcW w:type="dxa" w:w="785"/>
+          </w:tcPr>
+          <w:p>
+            <w:r>
+              <w:t>stability_artifact</w:t>
+            </w:r>
+          </w:p>
+        </w:tc>
+        <w:tc>
+          <w:tcPr>
+            <w:tcW w:type="dxa" w:w="785"/>
+          </w:tcPr>
+          <w:p>
+            <w:r>
+              <w:t>ok</w:t>
+            </w:r>
+          </w:p>
+        </w:tc>
+        <w:tc>
+          <w:tcPr>
+            <w:tcW w:type="dxa" w:w="785"/>
+          </w:tcPr>
+          <w:p>
+            <w:r>
+              <w:t>pass</w:t>
+            </w:r>
+          </w:p>
+        </w:tc>
+      </w:tr>
+      <w:tr>
+        <w:tc>
+          <w:tcPr>
+            <w:tcW w:type="dxa" w:w="785"/>
+          </w:tcPr>
+          <w:p>
+            <w:r>
+              <w:t>csi</w:t>
+            </w:r>
+          </w:p>
+        </w:tc>
+        <w:tc>
+          <w:tcPr>
+            <w:tcW w:type="dxa" w:w="785"/>
+          </w:tcPr>
+          <w:p>
+            <w:r>
+              <w:t>dev_vs_holdout</w:t>
+            </w:r>
+          </w:p>
+        </w:tc>
+        <w:tc>
+          <w:tcPr>
+            <w:tcW w:type="dxa" w:w="785"/>
+          </w:tcPr>
+          <w:p>
+            <w:r>
+              <w:t>utilizacion_linea__points</w:t>
+            </w:r>
+          </w:p>
+        </w:tc>
+        <w:tc>
+          <w:tcPr>
+            <w:tcW w:type="dxa" w:w="785"/>
+          </w:tcPr>
+          <w:p>
+            <w:r>
+              <w:t>0.007215</w:t>
+            </w:r>
+          </w:p>
+        </w:tc>
+        <w:tc>
+          <w:tcPr>
+            <w:tcW w:type="dxa" w:w="785"/>
+          </w:tcPr>
+          <w:p>
+            <w:r>
+              <w:t>0.100000</w:t>
+            </w:r>
+          </w:p>
+        </w:tc>
+        <w:tc>
+          <w:tcPr>
+            <w:tcW w:type="dxa" w:w="785"/>
+          </w:tcPr>
+          <w:p>
+            <w:r>
+              <w:t>0.250000</w:t>
+            </w:r>
+          </w:p>
+        </w:tc>
+        <w:tc>
+          <w:tcPr>
+            <w:tcW w:type="dxa" w:w="785"/>
+          </w:tcPr>
+          <w:p>
+            <w:r>
+              <w:t>stable</w:t>
+            </w:r>
+          </w:p>
+        </w:tc>
+        <w:tc>
+          <w:tcPr>
+            <w:tcW w:type="dxa" w:w="785"/>
+          </w:tcPr>
+          <w:p>
+            <w:r>
+              <w:t>none</w:t>
+            </w:r>
+          </w:p>
+        </w:tc>
+        <w:tc>
+          <w:tcPr>
+            <w:tcW w:type="dxa" w:w="785"/>
+          </w:tcPr>
+          <w:p>
+            <w:r>
+              <w:t>stability_artifact</w:t>
+            </w:r>
+          </w:p>
+        </w:tc>
+        <w:tc>
+          <w:tcPr>
+            <w:tcW w:type="dxa" w:w="785"/>
+          </w:tcPr>
+          <w:p>
+            <w:r>
+              <w:t>ok</w:t>
+            </w:r>
+          </w:p>
+        </w:tc>
+        <w:tc>
+          <w:tcPr>
+            <w:tcW w:type="dxa" w:w="785"/>
+          </w:tcPr>
+          <w:p>
+            <w:r>
+              <w:t>pass</w:t>
+            </w:r>
+          </w:p>
+        </w:tc>
+      </w:tr>
+      <w:tr>
+        <w:tc>
+          <w:tcPr>
+            <w:tcW w:type="dxa" w:w="785"/>
+          </w:tcPr>
+          <w:p>
+            <w:r>
+              <w:t>csi</w:t>
+            </w:r>
+          </w:p>
+        </w:tc>
+        <w:tc>
+          <w:tcPr>
+            <w:tcW w:type="dxa" w:w="785"/>
+          </w:tcPr>
+          <w:p>
+            <w:r>
+              <w:t>dev_vs_oot</w:t>
+            </w:r>
+          </w:p>
+        </w:tc>
+        <w:tc>
+          <w:tcPr>
+            <w:tcW w:type="dxa" w:w="785"/>
+          </w:tcPr>
+          <w:p>
+            <w:r>
+              <w:t>utilizacion_linea__points</w:t>
+            </w:r>
+          </w:p>
+        </w:tc>
+        <w:tc>
+          <w:tcPr>
+            <w:tcW w:type="dxa" w:w="785"/>
+          </w:tcPr>
+          <w:p>
+            <w:r>
+              <w:t>0.003973</w:t>
+            </w:r>
+          </w:p>
+        </w:tc>
+        <w:tc>
+          <w:tcPr>
+            <w:tcW w:type="dxa" w:w="785"/>
+          </w:tcPr>
+          <w:p>
+            <w:r>
+              <w:t>0.100000</w:t>
+            </w:r>
+          </w:p>
+        </w:tc>
+        <w:tc>
+          <w:tcPr>
+            <w:tcW w:type="dxa" w:w="785"/>
+          </w:tcPr>
+          <w:p>
+            <w:r>
+              <w:t>0.250000</w:t>
+            </w:r>
+          </w:p>
+        </w:tc>
+        <w:tc>
+          <w:tcPr>
+            <w:tcW w:type="dxa" w:w="785"/>
+          </w:tcPr>
+          <w:p>
+            <w:r>
+              <w:t>stable</w:t>
+            </w:r>
+          </w:p>
+        </w:tc>
+        <w:tc>
+          <w:tcPr>
+            <w:tcW w:type="dxa" w:w="785"/>
+          </w:tcPr>
+          <w:p>
+            <w:r>
+              <w:t>none</w:t>
+            </w:r>
+          </w:p>
+        </w:tc>
+        <w:tc>
+          <w:tcPr>
+            <w:tcW w:type="dxa" w:w="785"/>
+          </w:tcPr>
+          <w:p>
+            <w:r>
+              <w:t>stability_artifact</w:t>
+            </w:r>
+          </w:p>
+        </w:tc>
+        <w:tc>
+          <w:tcPr>
+            <w:tcW w:type="dxa" w:w="785"/>
+          </w:tcPr>
+          <w:p>
+            <w:r>
+              <w:t>ok</w:t>
+            </w:r>
+          </w:p>
+        </w:tc>
+        <w:tc>
+          <w:tcPr>
+            <w:tcW w:type="dxa" w:w="785"/>
+          </w:tcPr>
+          <w:p>
+            <w:r>
+              <w:t>pass</w:t>
+            </w:r>
+          </w:p>
+        </w:tc>
+      </w:tr>
+      <w:tr>
+        <w:tc>
+          <w:tcPr>
+            <w:tcW w:type="dxa" w:w="785"/>
+          </w:tcPr>
+          <w:p>
+            <w:r>
+              <w:t>temporal_score</w:t>
+            </w:r>
+          </w:p>
+        </w:tc>
+        <w:tc>
+          <w:tcPr>
+            <w:tcW w:type="dxa" w:w="785"/>
+          </w:tcPr>
+          <w:p>
+            <w:r>
+              <w:t>period</w:t>
+            </w:r>
+          </w:p>
+        </w:tc>
+        <w:tc>
+          <w:tcPr>
+            <w:tcW w:type="dxa" w:w="785"/>
+          </w:tcPr>
+          <w:p>
+            <w:r>
+              <w:t>score</w:t>
+            </w:r>
+          </w:p>
+        </w:tc>
+        <w:tc>
+          <w:tcPr>
+            <w:tcW w:type="dxa" w:w="785"/>
+          </w:tcPr>
+          <w:p>
+            <w:r>
+              <w:t>0.010497</w:t>
+            </w:r>
+          </w:p>
+        </w:tc>
+        <w:tc>
+          <w:tcPr>
+            <w:tcW w:type="dxa" w:w="785"/>
+          </w:tcPr>
+          <w:p>
+            <w:r>
+              <w:t>0.100000</w:t>
+            </w:r>
+          </w:p>
+        </w:tc>
+        <w:tc>
+          <w:tcPr>
+            <w:tcW w:type="dxa" w:w="785"/>
+          </w:tcPr>
+          <w:p>
+            <w:r>
+              <w:t>0.250000</w:t>
+            </w:r>
+          </w:p>
+        </w:tc>
+        <w:tc>
+          <w:tcPr>
+            <w:tcW w:type="dxa" w:w="785"/>
+          </w:tcPr>
+          <w:p>
+            <w:r>
+              <w:t>stable</w:t>
+            </w:r>
+          </w:p>
+        </w:tc>
+        <w:tc>
+          <w:tcPr>
+            <w:tcW w:type="dxa" w:w="785"/>
+          </w:tcPr>
+          <w:p>
+            <w:r>
+              <w:t>none</w:t>
+            </w:r>
+          </w:p>
+        </w:tc>
+        <w:tc>
+          <w:tcPr>
+            <w:tcW w:type="dxa" w:w="785"/>
+          </w:tcPr>
+          <w:p>
+            <w:r>
+              <w:t>stability_artifact</w:t>
+            </w:r>
+          </w:p>
+        </w:tc>
+        <w:tc>
+          <w:tcPr>
+            <w:tcW w:type="dxa" w:w="785"/>
+          </w:tcPr>
+          <w:p>
+            <w:r>
+              <w:t>ok</w:t>
+            </w:r>
+          </w:p>
+        </w:tc>
+        <w:tc>
+          <w:tcPr>
+            <w:tcW w:type="dxa" w:w="785"/>
+          </w:tcPr>
+          <w:p>
+            <w:r>
+              <w:t>pass</w:t>
+            </w:r>
+          </w:p>
+        </w:tc>
+      </w:tr>
+    </w:tbl>
+    <w:p>
+      <w:pPr>
+        <w:pStyle w:val="Heading1"/>
+      </w:pPr>
+      <w:r>
+        <w:t>6 Conclusiones y recomendación</w:t>
       </w:r>
     </w:p>
     <w:p>
@@ -28979,12 +32747,12 @@
         <w:pStyle w:val="Heading1"/>
       </w:pPr>
       <w:r>
-        <w:t>6 Limitaciones y supuestos</w:t>
+        <w:t>7 Limitaciones y supuestos</w:t>
       </w:r>
     </w:p>
     <w:p>
       <w:r>
-        <w:t>El alcance de este informe es la validación del scorecard: discriminación, calibración y estabilidad. El backtesting y la integración con IFRS 9 corresponden a fases posteriores y no se cubren ni se infieren aquí.</w:t>
+        <w:t>El alcance de este informe es la construcción y evaluación del scorecard. La validación formal ejecutó discriminación, calibración y estabilidad y se documenta en su capítulo propio; el estado técnico no sustituye el veredicto humano.</w:t>
       </w:r>
     </w:p>
     <w:p>
@@ -29031,7 +32799,7 @@
         <w:rPr>
           <w:rFonts w:ascii="Consolas" w:hAnsi="Consolas"/>
         </w:rPr>
-        <w:t>e3b957d9fdc27904cc21cf4f8d27e5bca7f998d4d1253f640b6b951ced57c03b</w:t>
+        <w:t>f7f310b8b8c980e9047a49dc752bcffdf69d3237c1ca921b4be21c800a726c31</w:t>
       </w:r>
     </w:p>
     <w:p>
@@ -29047,7 +32815,7 @@
         <w:rPr>
           <w:rFonts w:ascii="Consolas" w:hAnsi="Consolas"/>
         </w:rPr>
-        <w:t>2026-07-18T14:41:29.491661Z</w:t>
+        <w:t>2026-07-18T17:30:20.398002Z</w:t>
       </w:r>
     </w:p>
     <w:p>
@@ -29111,7 +32879,7 @@
         <w:rPr>
           <w:rFonts w:ascii="Consolas" w:hAnsi="Consolas"/>
         </w:rPr>
-        <w:t>d53ca4588fe1a6f95f396d2ec68d621a818b282d</w:t>
+        <w:t>5fb189e2302629889fcd3d240e8f59c2239423f4</w:t>
       </w:r>
     </w:p>
     <w:p>
@@ -29131,7 +32899,7 @@
         <w:br/>
         <w:t xml:space="preserve">  "PyYAML": "6.0.3",</w:t>
         <w:br/>
-        <w:t xml:space="preserve">  "nikodym": "1.2.0",</w:t>
+        <w:t xml:space="preserve">  "nikodym": "1.3.0",</w:t>
         <w:br/>
         <w:t xml:space="preserve">  "numpy": "2.4.6",</w:t>
         <w:br/>
@@ -35243,7 +39011,19 @@
         <w:br/>
         <w:t xml:space="preserve">  "stability.psi_table",</w:t>
         <w:br/>
-        <w:t xml:space="preserve">  "stability.stability_metrics"</w:t>
+        <w:t xml:space="preserve">  "stability.stability_metrics",</w:t>
+        <w:br/>
+        <w:t xml:space="preserve">  "data.states",</w:t>
+        <w:br/>
+        <w:t xml:space="preserve">  "data.partitions",</w:t>
+        <w:br/>
+        <w:t xml:space="preserve">  "data.exclusions",</w:t>
+        <w:br/>
+        <w:t xml:space="preserve">  "validation.discrimination",</w:t>
+        <w:br/>
+        <w:t xml:space="preserve">  "validation.calibration",</w:t>
+        <w:br/>
+        <w:t xml:space="preserve">  "validation.stability"</w:t>
         <w:br/>
         <w:t>]</w:t>
       </w:r>
@@ -35266,7 +39046,535 @@
         <w:pStyle w:val="Heading2"/>
       </w:pPr>
       <w:r>
-        <w:t>C.1 Binning WoE y poder predictivo</w:t>
+        <w:t>C.1 Población, particiones y exclusiones</w:t>
+      </w:r>
+    </w:p>
+    <w:p>
+      <w:r>
+        <w:rPr>
+          <w:rFonts w:ascii="Consolas" w:hAnsi="Consolas"/>
+        </w:rPr>
+        <w:t>Artefacto de origen: data.data_card</w:t>
+      </w:r>
+    </w:p>
+    <w:p>
+      <w:pPr>
+        <w:pStyle w:val="Heading3"/>
+      </w:pPr>
+      <w:r>
+        <w:t>Parámetros y payload</w:t>
+      </w:r>
+    </w:p>
+    <w:p>
+      <w:r>
+        <w:rPr>
+          <w:b/>
+        </w:rPr>
+        <w:t>bad_rate</w:t>
+      </w:r>
+    </w:p>
+    <w:p>
+      <w:r>
+        <w:rPr>
+          <w:rFonts w:ascii="Consolas" w:hAnsi="Consolas"/>
+        </w:rPr>
+        <w:t>0.2345</w:t>
+      </w:r>
+    </w:p>
+    <w:p>
+      <w:r>
+        <w:rPr>
+          <w:b/>
+        </w:rPr>
+        <w:t>class_counts</w:t>
+      </w:r>
+    </w:p>
+    <w:p>
+      <w:r>
+        <w:rPr>
+          <w:rFonts w:ascii="Consolas" w:hAnsi="Consolas"/>
+        </w:rPr>
+        <w:t>{</w:t>
+        <w:br/>
+        <w:t xml:space="preserve">  "bueno": 4593,</w:t>
+        <w:br/>
+        <w:t xml:space="preserve">  "excluido": 0,</w:t>
+        <w:br/>
+        <w:t xml:space="preserve">  "indeterminado": 0,</w:t>
+        <w:br/>
+        <w:t xml:space="preserve">  "malo": 1407</w:t>
+        <w:br/>
+        <w:t>}</w:t>
+      </w:r>
+    </w:p>
+    <w:p>
+      <w:r>
+        <w:rPr>
+          <w:b/>
+        </w:rPr>
+        <w:t>data_hash</w:t>
+      </w:r>
+    </w:p>
+    <w:p>
+      <w:r>
+        <w:rPr>
+          <w:rFonts w:ascii="Consolas" w:hAnsi="Consolas"/>
+        </w:rPr>
+        <w:t>74c5d9ddeca8ff71853623d20ace015d0788564549339d61bfb66f24dfadfcc8</w:t>
+      </w:r>
+    </w:p>
+    <w:p>
+      <w:r>
+        <w:rPr>
+          <w:b/>
+        </w:rPr>
+        <w:t>effective_config</w:t>
+      </w:r>
+    </w:p>
+    <w:p>
+      <w:r>
+        <w:rPr>
+          <w:rFonts w:ascii="Consolas" w:hAnsi="Consolas"/>
+        </w:rPr>
+        <w:t>{</w:t>
+        <w:br/>
+        <w:t xml:space="preserve">  "load": {</w:t>
+        <w:br/>
+        <w:t xml:space="preserve">    "backend": "pandas",</w:t>
+        <w:br/>
+        <w:t xml:space="preserve">    "csv_options": {</w:t>
+        <w:br/>
+        <w:t xml:space="preserve">      "decimal": ".",</w:t>
+        <w:br/>
+        <w:t xml:space="preserve">      "encoding": "utf-8",</w:t>
+        <w:br/>
+        <w:t xml:space="preserve">      "sep": ","</w:t>
+        <w:br/>
+        <w:t xml:space="preserve">    },</w:t>
+        <w:br/>
+        <w:t xml:space="preserve">    "file_format": "auto",</w:t>
+        <w:br/>
+        <w:t xml:space="preserve">    "source": "/private/var/folders/12/yxnq95f55hg06fyynglz1scw0000gn/T/tmp02s6iq_q/datasets/consumo_comportamiento.parquet"</w:t>
+        <w:br/>
+        <w:t xml:space="preserve">  },</w:t>
+        <w:br/>
+        <w:t xml:space="preserve">  "missing": {</w:t>
+        <w:br/>
+        <w:t xml:space="preserve">    "max_missing_rate": "0.9900",</w:t>
+        <w:br/>
+        <w:t xml:space="preserve">    "special_values": []</w:t>
+        <w:br/>
+        <w:t xml:space="preserve">  },</w:t>
+        <w:br/>
+        <w:t xml:space="preserve">  "partition": {</w:t>
+        <w:br/>
+        <w:t xml:space="preserve">    "min_bads_per_partition": 30,</w:t>
+        <w:br/>
+        <w:t xml:space="preserve">    "strategy": {</w:t>
+        <w:br/>
+        <w:t xml:space="preserve">      "cohort_col": "cohorte",</w:t>
+        <w:br/>
+        <w:t xml:space="preserve">      "holdout_fraction": "0.2000",</w:t>
+        <w:br/>
+        <w:t xml:space="preserve">      "oot_cohorts": [</w:t>
+        <w:br/>
+        <w:t xml:space="preserve">        "2024Q2"</w:t>
+        <w:br/>
+        <w:t xml:space="preserve">      ],</w:t>
+        <w:br/>
+        <w:t xml:space="preserve">      "type": "cohort"</w:t>
+        <w:br/>
+        <w:t xml:space="preserve">    },</w:t>
+        <w:br/>
+        <w:t xml:space="preserve">    "ttd_includes_excluded": true</w:t>
+        <w:br/>
+        <w:t xml:space="preserve">  },</w:t>
+        <w:br/>
+        <w:t xml:space="preserve">  "schema_": {</w:t>
+        <w:br/>
+        <w:t xml:space="preserve">    "columns": [</w:t>
+        <w:br/>
+        <w:t xml:space="preserve">      {</w:t>
+        <w:br/>
+        <w:t xml:space="preserve">        "coerce": false,</w:t>
+        <w:br/>
+        <w:t xml:space="preserve">        "dtype": "float",</w:t>
+        <w:br/>
+        <w:t xml:space="preserve">        "ge": null,</w:t>
+        <w:br/>
+        <w:t xml:space="preserve">        "isin": null,</w:t>
+        <w:br/>
+        <w:t xml:space="preserve">        "le": null,</w:t>
+        <w:br/>
+        <w:t xml:space="preserve">        "name": "ingreso_mensual",</w:t>
+        <w:br/>
+        <w:t xml:space="preserve">        "nullable": false,</w:t>
+        <w:br/>
+        <w:t xml:space="preserve">        "required": true,</w:t>
+        <w:br/>
+        <w:t xml:space="preserve">        "unique": false</w:t>
+        <w:br/>
+        <w:t xml:space="preserve">      },</w:t>
+        <w:br/>
+        <w:t xml:space="preserve">      {</w:t>
+        <w:br/>
+        <w:t xml:space="preserve">        "coerce": false,</w:t>
+        <w:br/>
+        <w:t xml:space="preserve">        "dtype": "float",</w:t>
+        <w:br/>
+        <w:t xml:space="preserve">        "ge": null,</w:t>
+        <w:br/>
+        <w:t xml:space="preserve">        "isin": null,</w:t>
+        <w:br/>
+        <w:t xml:space="preserve">        "le": null,</w:t>
+        <w:br/>
+        <w:t xml:space="preserve">        "name": "deuda_ingreso",</w:t>
+        <w:br/>
+        <w:t xml:space="preserve">        "nullable": false,</w:t>
+        <w:br/>
+        <w:t xml:space="preserve">        "required": true,</w:t>
+        <w:br/>
+        <w:t xml:space="preserve">        "unique": false</w:t>
+        <w:br/>
+        <w:t xml:space="preserve">      },</w:t>
+        <w:br/>
+        <w:t xml:space="preserve">      {</w:t>
+        <w:br/>
+        <w:t xml:space="preserve">        "coerce": false,</w:t>
+        <w:br/>
+        <w:t xml:space="preserve">        "dtype": "float",</w:t>
+        <w:br/>
+        <w:t xml:space="preserve">        "ge": null,</w:t>
+        <w:br/>
+        <w:t xml:space="preserve">        "isin": null,</w:t>
+        <w:br/>
+        <w:t xml:space="preserve">        "le": null,</w:t>
+        <w:br/>
+        <w:t xml:space="preserve">        "name": "utilizacion_linea",</w:t>
+        <w:br/>
+        <w:t xml:space="preserve">        "nullable": false,</w:t>
+        <w:br/>
+        <w:t xml:space="preserve">        "required": true,</w:t>
+        <w:br/>
+        <w:t xml:space="preserve">        "unique": false</w:t>
+        <w:br/>
+        <w:t xml:space="preserve">      },</w:t>
+        <w:br/>
+        <w:t xml:space="preserve">      {</w:t>
+        <w:br/>
+        <w:t xml:space="preserve">        "coerce": false,</w:t>
+        <w:br/>
+        <w:t xml:space="preserve">        "dtype": "int",</w:t>
+        <w:br/>
+        <w:t xml:space="preserve">        "ge": null,</w:t>
+        <w:br/>
+        <w:t xml:space="preserve">        "isin": null,</w:t>
+        <w:br/>
+        <w:t xml:space="preserve">        "le": null,</w:t>
+        <w:br/>
+        <w:t xml:space="preserve">        "name": "mora_max_12m",</w:t>
+        <w:br/>
+        <w:t xml:space="preserve">        "nullable": false,</w:t>
+        <w:br/>
+        <w:t xml:space="preserve">        "required": true,</w:t>
+        <w:br/>
+        <w:t xml:space="preserve">        "unique": false</w:t>
+        <w:br/>
+        <w:t xml:space="preserve">      },</w:t>
+        <w:br/>
+        <w:t xml:space="preserve">      {</w:t>
+        <w:br/>
+        <w:t xml:space="preserve">        "coerce": false,</w:t>
+        <w:br/>
+        <w:t xml:space="preserve">        "dtype": "int",</w:t>
+        <w:br/>
+        <w:t xml:space="preserve">        "ge": null,</w:t>
+        <w:br/>
+        <w:t xml:space="preserve">        "isin": null,</w:t>
+        <w:br/>
+        <w:t xml:space="preserve">        "le": null,</w:t>
+        <w:br/>
+        <w:t xml:space="preserve">        "name": "antiguedad_meses",</w:t>
+        <w:br/>
+        <w:t xml:space="preserve">        "nullable": false,</w:t>
+        <w:br/>
+        <w:t xml:space="preserve">        "required": true,</w:t>
+        <w:br/>
+        <w:t xml:space="preserve">        "unique": false</w:t>
+        <w:br/>
+        <w:t xml:space="preserve">      },</w:t>
+        <w:br/>
+        <w:t xml:space="preserve">      {</w:t>
+        <w:br/>
+        <w:t xml:space="preserve">        "coerce": false,</w:t>
+        <w:br/>
+        <w:t xml:space="preserve">        "dtype": "str",</w:t>
+        <w:br/>
+        <w:t xml:space="preserve">        "ge": null,</w:t>
+        <w:br/>
+        <w:t xml:space="preserve">        "isin": null,</w:t>
+        <w:br/>
+        <w:t xml:space="preserve">        "le": null,</w:t>
+        <w:br/>
+        <w:t xml:space="preserve">        "name": "segmento",</w:t>
+        <w:br/>
+        <w:t xml:space="preserve">        "nullable": false,</w:t>
+        <w:br/>
+        <w:t xml:space="preserve">        "required": true,</w:t>
+        <w:br/>
+        <w:t xml:space="preserve">        "unique": false</w:t>
+        <w:br/>
+        <w:t xml:space="preserve">      },</w:t>
+        <w:br/>
+        <w:t xml:space="preserve">      {</w:t>
+        <w:br/>
+        <w:t xml:space="preserve">        "coerce": false,</w:t>
+        <w:br/>
+        <w:t xml:space="preserve">        "dtype": "str",</w:t>
+        <w:br/>
+        <w:t xml:space="preserve">        "ge": null,</w:t>
+        <w:br/>
+        <w:t xml:space="preserve">        "isin": null,</w:t>
+        <w:br/>
+        <w:t xml:space="preserve">        "le": null,</w:t>
+        <w:br/>
+        <w:t xml:space="preserve">        "name": "cohorte",</w:t>
+        <w:br/>
+        <w:t xml:space="preserve">        "nullable": false,</w:t>
+        <w:br/>
+        <w:t xml:space="preserve">        "required": true,</w:t>
+        <w:br/>
+        <w:t xml:space="preserve">        "unique": false</w:t>
+        <w:br/>
+        <w:t xml:space="preserve">      },</w:t>
+        <w:br/>
+        <w:t xml:space="preserve">      {</w:t>
+        <w:br/>
+        <w:t xml:space="preserve">        "coerce": false,</w:t>
+        <w:br/>
+        <w:t xml:space="preserve">        "dtype": "int",</w:t>
+        <w:br/>
+        <w:t xml:space="preserve">        "ge": null,</w:t>
+        <w:br/>
+        <w:t xml:space="preserve">        "isin": null,</w:t>
+        <w:br/>
+        <w:t xml:space="preserve">        "le": null,</w:t>
+        <w:br/>
+        <w:t xml:space="preserve">        "name": "bad_flag",</w:t>
+        <w:br/>
+        <w:t xml:space="preserve">        "nullable": false,</w:t>
+        <w:br/>
+        <w:t xml:space="preserve">        "required": true,</w:t>
+        <w:br/>
+        <w:t xml:space="preserve">        "unique": false</w:t>
+        <w:br/>
+        <w:t xml:space="preserve">      }</w:t>
+        <w:br/>
+        <w:t xml:space="preserve">    ],</w:t>
+        <w:br/>
+        <w:t xml:space="preserve">    "index_col": "loan_id",</w:t>
+        <w:br/>
+        <w:t xml:space="preserve">    "ordered": false,</w:t>
+        <w:br/>
+        <w:t xml:space="preserve">    "strict": false,</w:t>
+        <w:br/>
+        <w:t xml:space="preserve">    "unique_keys": null</w:t>
+        <w:br/>
+        <w:t xml:space="preserve">  },</w:t>
+        <w:br/>
+        <w:t xml:space="preserve">  "target": {</w:t>
+        <w:br/>
+        <w:t xml:space="preserve">    "bad_rule": {</w:t>
+        <w:br/>
+        <w:t xml:space="preserve">      "all_of": [</w:t>
+        <w:br/>
+        <w:t xml:space="preserve">        {</w:t>
+        <w:br/>
+        <w:t xml:space="preserve">          "col": "bad_flag",</w:t>
+        <w:br/>
+        <w:t xml:space="preserve">          "op": "==",</w:t>
+        <w:br/>
+        <w:t xml:space="preserve">          "value": 1</w:t>
+        <w:br/>
+        <w:t xml:space="preserve">        }</w:t>
+        <w:br/>
+        <w:t xml:space="preserve">      ],</w:t>
+        <w:br/>
+        <w:t xml:space="preserve">      "any_of": []</w:t>
+        <w:br/>
+        <w:t xml:space="preserve">    },</w:t>
+        <w:br/>
+        <w:t xml:space="preserve">    "exclusion_rules": [],</w:t>
+        <w:br/>
+        <w:t xml:space="preserve">    "good_rule": null,</w:t>
+        <w:br/>
+        <w:t xml:space="preserve">    "indeterminate_rule": null,</w:t>
+        <w:br/>
+        <w:t xml:space="preserve">    "target_col": "target",</w:t>
+        <w:br/>
+        <w:t xml:space="preserve">    "window": null</w:t>
+        <w:br/>
+        <w:t xml:space="preserve">  },</w:t>
+        <w:br/>
+        <w:t xml:space="preserve">  "type": "standard"</w:t>
+        <w:br/>
+        <w:t>}</w:t>
+      </w:r>
+    </w:p>
+    <w:p>
+      <w:r>
+        <w:rPr>
+          <w:b/>
+        </w:rPr>
+        <w:t>exclusions_by_reason</w:t>
+      </w:r>
+    </w:p>
+    <w:p>
+      <w:r>
+        <w:rPr>
+          <w:rFonts w:ascii="Consolas" w:hAnsi="Consolas"/>
+        </w:rPr>
+        <w:t>{}</w:t>
+      </w:r>
+    </w:p>
+    <w:p>
+      <w:r>
+        <w:rPr>
+          <w:b/>
+        </w:rPr>
+        <w:t>n_features</w:t>
+      </w:r>
+    </w:p>
+    <w:p>
+      <w:r>
+        <w:rPr>
+          <w:rFonts w:ascii="Consolas" w:hAnsi="Consolas"/>
+        </w:rPr>
+        <w:t>8</w:t>
+      </w:r>
+    </w:p>
+    <w:p>
+      <w:r>
+        <w:rPr>
+          <w:b/>
+        </w:rPr>
+        <w:t>n_rows</w:t>
+      </w:r>
+    </w:p>
+    <w:p>
+      <w:r>
+        <w:rPr>
+          <w:rFonts w:ascii="Consolas" w:hAnsi="Consolas"/>
+        </w:rPr>
+        <w:t>6000</w:t>
+      </w:r>
+    </w:p>
+    <w:p>
+      <w:r>
+        <w:rPr>
+          <w:b/>
+        </w:rPr>
+        <w:t>partition_bad_rates</w:t>
+      </w:r>
+    </w:p>
+    <w:p>
+      <w:r>
+        <w:rPr>
+          <w:rFonts w:ascii="Consolas" w:hAnsi="Consolas"/>
+        </w:rPr>
+        <w:t>{</w:t>
+        <w:br/>
+        <w:t xml:space="preserve">  "desarrollo": "0.2333",</w:t>
+        <w:br/>
+        <w:t xml:space="preserve">  "fuera_de_modelo": "0.0000",</w:t>
+        <w:br/>
+        <w:t xml:space="preserve">  "holdout": "0.2367",</w:t>
+        <w:br/>
+        <w:t xml:space="preserve">  "oot": "0.2371"</w:t>
+        <w:br/>
+        <w:t>}</w:t>
+      </w:r>
+    </w:p>
+    <w:p>
+      <w:r>
+        <w:rPr>
+          <w:b/>
+        </w:rPr>
+        <w:t>partition_sizes</w:t>
+      </w:r>
+    </w:p>
+    <w:p>
+      <w:r>
+        <w:rPr>
+          <w:rFonts w:ascii="Consolas" w:hAnsi="Consolas"/>
+        </w:rPr>
+        <w:t>{</w:t>
+        <w:br/>
+        <w:t xml:space="preserve">  "desarrollo": 3961,</w:t>
+        <w:br/>
+        <w:t xml:space="preserve">  "fuera_de_modelo": 0,</w:t>
+        <w:br/>
+        <w:t xml:space="preserve">  "holdout": 1031,</w:t>
+        <w:br/>
+        <w:t xml:space="preserve">  "oot": 1008</w:t>
+        <w:br/>
+        <w:t>}</w:t>
+      </w:r>
+    </w:p>
+    <w:p>
+      <w:r>
+        <w:rPr>
+          <w:b/>
+        </w:rPr>
+        <w:t>performance_window_months</w:t>
+      </w:r>
+    </w:p>
+    <w:p>
+      <w:r>
+        <w:rPr>
+          <w:rFonts w:ascii="Consolas" w:hAnsi="Consolas"/>
+        </w:rPr>
+        <w:t>No disponible</w:t>
+      </w:r>
+    </w:p>
+    <w:p>
+      <w:r>
+        <w:rPr>
+          <w:b/>
+        </w:rPr>
+        <w:t>source</w:t>
+      </w:r>
+    </w:p>
+    <w:p>
+      <w:r>
+        <w:rPr>
+          <w:rFonts w:ascii="Consolas" w:hAnsi="Consolas"/>
+        </w:rPr>
+        <w:t>consumo_comportamiento.parquet</w:t>
+      </w:r>
+    </w:p>
+    <w:p>
+      <w:r>
+        <w:rPr>
+          <w:b/>
+        </w:rPr>
+        <w:t>target_col</w:t>
+      </w:r>
+    </w:p>
+    <w:p>
+      <w:r>
+        <w:rPr>
+          <w:rFonts w:ascii="Consolas" w:hAnsi="Consolas"/>
+        </w:rPr>
+        <w:t>target</w:t>
+      </w:r>
+    </w:p>
+    <w:p>
+      <w:pPr>
+        <w:pStyle w:val="Heading2"/>
+      </w:pPr>
+      <w:r>
+        <w:t>C.2 Binning WoE y poder predictivo</w:t>
       </w:r>
     </w:p>
     <w:p>
@@ -35283,6 +39591,102 @@
       </w:pPr>
       <w:r>
         <w:t>Parámetros y payload</w:t>
+      </w:r>
+    </w:p>
+    <w:p>
+      <w:r>
+        <w:rPr>
+          <w:b/>
+        </w:rPr>
+        <w:t>effective_config</w:t>
+      </w:r>
+    </w:p>
+    <w:p>
+      <w:r>
+        <w:rPr>
+          <w:rFonts w:ascii="Consolas" w:hAnsi="Consolas"/>
+        </w:rPr>
+        <w:t>{</w:t>
+        <w:br/>
+        <w:t xml:space="preserve">  "cat_cutoff": "0.010000",</w:t>
+        <w:br/>
+        <w:t xml:space="preserve">  "cat_unknown": null,</w:t>
+        <w:br/>
+        <w:t xml:space="preserve">  "categorical_columns": [</w:t>
+        <w:br/>
+        <w:t xml:space="preserve">    "segmento"</w:t>
+        <w:br/>
+        <w:t xml:space="preserve">  ],</w:t>
+        <w:br/>
+        <w:t xml:space="preserve">  "exclude_columns": [],</w:t>
+        <w:br/>
+        <w:t xml:space="preserve">  "fail_on_non_binnable": false,</w:t>
+        <w:br/>
+        <w:t xml:space="preserve">  "feature_columns": [</w:t>
+        <w:br/>
+        <w:t xml:space="preserve">    "ingreso_mensual",</w:t>
+        <w:br/>
+        <w:t xml:space="preserve">    "deuda_ingreso",</w:t>
+        <w:br/>
+        <w:t xml:space="preserve">    "utilizacion_linea",</w:t>
+        <w:br/>
+        <w:t xml:space="preserve">    "mora_max_12m",</w:t>
+        <w:br/>
+        <w:t xml:space="preserve">    "antiguedad_meses",</w:t>
+        <w:br/>
+        <w:t xml:space="preserve">    "segmento"</w:t>
+        <w:br/>
+        <w:t xml:space="preserve">  ],</w:t>
+        <w:br/>
+        <w:t xml:space="preserve">  "keep_structural_columns": true,</w:t>
+        <w:br/>
+        <w:t xml:space="preserve">  "max_n_bins": 6,</w:t>
+        <w:br/>
+        <w:t xml:space="preserve">  "max_n_prebins": 20,</w:t>
+        <w:br/>
+        <w:t xml:space="preserve">  "max_pvalue": null,</w:t>
+        <w:br/>
+        <w:t xml:space="preserve">  "max_pvalue_policy": "consecutive",</w:t>
+        <w:br/>
+        <w:t xml:space="preserve">  "metric_missing": "empirical",</w:t>
+        <w:br/>
+        <w:t xml:space="preserve">  "metric_special": "empirical",</w:t>
+        <w:br/>
+        <w:t xml:space="preserve">  "min_bin_n_event": 1,</w:t>
+        <w:br/>
+        <w:t xml:space="preserve">  "min_bin_n_nonevent": 1,</w:t>
+        <w:br/>
+        <w:t xml:space="preserve">  "min_bin_size": "0.050000",</w:t>
+        <w:br/>
+        <w:t xml:space="preserve">  "min_event_rate_diff": "0.0000",</w:t>
+        <w:br/>
+        <w:t xml:space="preserve">  "min_n_bins": null,</w:t>
+        <w:br/>
+        <w:t xml:space="preserve">  "min_prebin_size": "0.050000",</w:t>
+        <w:br/>
+        <w:t xml:space="preserve">  "mip_solver": "bop",</w:t>
+        <w:br/>
+        <w:t xml:space="preserve">  "monotonic_trend": "auto_asc_desc",</w:t>
+        <w:br/>
+        <w:t xml:space="preserve">  "n_jobs": null,</w:t>
+        <w:br/>
+        <w:t xml:space="preserve">  "output_suffix": "__woe",</w:t>
+        <w:br/>
+        <w:t xml:space="preserve">  "require_optimal": true,</w:t>
+        <w:br/>
+        <w:t xml:space="preserve">  "solver": "mip",</w:t>
+        <w:br/>
+        <w:t xml:space="preserve">  "special_handling": "separate",</w:t>
+        <w:br/>
+        <w:t xml:space="preserve">  "split_digits": null,</w:t>
+        <w:br/>
+        <w:t xml:space="preserve">  "time_limit": 10,</w:t>
+        <w:br/>
+        <w:t xml:space="preserve">  "type": "standard",</w:t>
+        <w:br/>
+        <w:t xml:space="preserve">  "variable_overrides": []</w:t>
+        <w:br/>
+        <w:t>}</w:t>
       </w:r>
     </w:p>
     <w:p>
@@ -35446,7 +39850,7 @@
         <w:pStyle w:val="Heading2"/>
       </w:pPr>
       <w:r>
-        <w:t>C.2 Selección de variables</w:t>
+        <w:t>C.3 Selección de variables</w:t>
       </w:r>
     </w:p>
     <w:p>
@@ -35489,6 +39893,102 @@
         <w:t xml:space="preserve">  "scipy": "1.18.0",</w:t>
         <w:br/>
         <w:t xml:space="preserve">  "statsmodels": "0.14.6"</w:t>
+        <w:br/>
+        <w:t>}</w:t>
+      </w:r>
+    </w:p>
+    <w:p>
+      <w:r>
+        <w:rPr>
+          <w:b/>
+        </w:rPr>
+        <w:t>effective_config</w:t>
+      </w:r>
+    </w:p>
+    <w:p>
+      <w:r>
+        <w:rPr>
+          <w:rFonts w:ascii="Consolas" w:hAnsi="Consolas"/>
+        </w:rPr>
+        <w:t>{</w:t>
+        <w:br/>
+        <w:t xml:space="preserve">  "compute_univariate_metrics": true,</w:t>
+        <w:br/>
+        <w:t xml:space="preserve">  "correlation": {</w:t>
+        <w:br/>
+        <w:t xml:space="preserve">    "clustering_method": "none",</w:t>
+        <w:br/>
+        <w:t xml:space="preserve">    "enabled": true,</w:t>
+        <w:br/>
+        <w:t xml:space="preserve">    "method": "pearson",</w:t>
+        <w:br/>
+        <w:t xml:space="preserve">    "threshold": "0.750000"</w:t>
+        <w:br/>
+        <w:t xml:space="preserve">  },</w:t>
+        <w:br/>
+        <w:t xml:space="preserve">  "exclude_columns": [],</w:t>
+        <w:br/>
+        <w:t xml:space="preserve">  "fail_if_no_features": true,</w:t>
+        <w:br/>
+        <w:t xml:space="preserve">  "feature_columns": "*",</w:t>
+        <w:br/>
+        <w:t xml:space="preserve">  "force_exclude": [],</w:t>
+        <w:br/>
+        <w:t xml:space="preserve">  "force_include": [],</w:t>
+        <w:br/>
+        <w:t xml:space="preserve">  "keep_structural_columns": true,</w:t>
+        <w:br/>
+        <w:t xml:space="preserve">  "max_iv": "0.500000",</w:t>
+        <w:br/>
+        <w:t xml:space="preserve">  "max_iv_action": "flag",</w:t>
+        <w:br/>
+        <w:t xml:space="preserve">  "min_auc": null,</w:t>
+        <w:br/>
+        <w:t xml:space="preserve">  "min_gini": null,</w:t>
+        <w:br/>
+        <w:t xml:space="preserve">  "min_iv": "0.020000",</w:t>
+        <w:br/>
+        <w:t xml:space="preserve">  "min_ks": null,</w:t>
+        <w:br/>
+        <w:t xml:space="preserve">  "priority_order": [</w:t>
+        <w:br/>
+        <w:t xml:space="preserve">    "iv",</w:t>
+        <w:br/>
+        <w:t xml:space="preserve">    "auc",</w:t>
+        <w:br/>
+        <w:t xml:space="preserve">    "ks",</w:t>
+        <w:br/>
+        <w:t xml:space="preserve">    "name"</w:t>
+        <w:br/>
+        <w:t xml:space="preserve">  ],</w:t>
+        <w:br/>
+        <w:t xml:space="preserve">  "stability": {</w:t>
+        <w:br/>
+        <w:t xml:space="preserve">    "action": "report_only",</w:t>
+        <w:br/>
+        <w:t xml:space="preserve">    "enabled": false,</w:t>
+        <w:br/>
+        <w:t xml:space="preserve">    "review_threshold": "0.250000",</w:t>
+        <w:br/>
+        <w:t xml:space="preserve">    "smoothing": "0.000001",</w:t>
+        <w:br/>
+        <w:t xml:space="preserve">    "stable_threshold": "0.100000"</w:t>
+        <w:br/>
+        <w:t xml:space="preserve">  },</w:t>
+        <w:br/>
+        <w:t xml:space="preserve">  "type": "standard",</w:t>
+        <w:br/>
+        <w:t xml:space="preserve">  "vif": {</w:t>
+        <w:br/>
+        <w:t xml:space="preserve">    "add_intercept": true,</w:t>
+        <w:br/>
+        <w:t xml:space="preserve">    "enabled": true,</w:t>
+        <w:br/>
+        <w:t xml:space="preserve">    "max_iterations": null,</w:t>
+        <w:br/>
+        <w:t xml:space="preserve">    "threshold": "5.000000"</w:t>
+        <w:br/>
+        <w:t xml:space="preserve">  }</w:t>
         <w:br/>
         <w:t>}</w:t>
       </w:r>
@@ -35702,7 +40202,7 @@
         <w:pStyle w:val="Heading2"/>
       </w:pPr>
       <w:r>
-        <w:t>C.3 Modelo PD</w:t>
+        <w:t>C.4 Modelo PD</w:t>
       </w:r>
     </w:p>
     <w:p>
@@ -35745,6 +40245,80 @@
         <w:t xml:space="preserve">  "scipy": "1.18.0",</w:t>
         <w:br/>
         <w:t xml:space="preserve">  "statsmodels": "0.14.6"</w:t>
+        <w:br/>
+        <w:t>}</w:t>
+      </w:r>
+    </w:p>
+    <w:p>
+      <w:r>
+        <w:rPr>
+          <w:b/>
+        </w:rPr>
+        <w:t>effective_config</w:t>
+      </w:r>
+    </w:p>
+    <w:p>
+      <w:r>
+        <w:rPr>
+          <w:rFonts w:ascii="Consolas" w:hAnsi="Consolas"/>
+        </w:rPr>
+        <w:t>{</w:t>
+        <w:br/>
+        <w:t xml:space="preserve">  "alpha": "0.050000",</w:t>
+        <w:br/>
+        <w:t xml:space="preserve">  "engine": "logit",</w:t>
+        <w:br/>
+        <w:t xml:space="preserve">  "fail_if_no_features": true,</w:t>
+        <w:br/>
+        <w:t xml:space="preserve">  "fit_intercept": true,</w:t>
+        <w:br/>
+        <w:t xml:space="preserve">  "fit_maxiter": 100,</w:t>
+        <w:br/>
+        <w:t xml:space="preserve">  "force_exclude": [],</w:t>
+        <w:br/>
+        <w:t xml:space="preserve">  "force_include": [],</w:t>
+        <w:br/>
+        <w:t xml:space="preserve">  "iv_contribution": {</w:t>
+        <w:br/>
+        <w:t xml:space="preserve">    "action": "flag",</w:t>
+        <w:br/>
+        <w:t xml:space="preserve">    "threshold": "0.900000"</w:t>
+        <w:br/>
+        <w:t xml:space="preserve">  },</w:t>
+        <w:br/>
+        <w:t xml:space="preserve">  "optimizer": "newton",</w:t>
+        <w:br/>
+        <w:t xml:space="preserve">  "sign_policy": {</w:t>
+        <w:br/>
+        <w:t xml:space="preserve">    "action": "flag",</w:t>
+        <w:br/>
+        <w:t xml:space="preserve">    "expected_beta_sign": "negative",</w:t>
+        <w:br/>
+        <w:t xml:space="preserve">    "fail_on_forced_inverted": false</w:t>
+        <w:br/>
+        <w:t xml:space="preserve">  },</w:t>
+        <w:br/>
+        <w:t xml:space="preserve">  "stepwise": {</w:t>
+        <w:br/>
+        <w:t xml:space="preserve">    "criterion": "wald_pvalue",</w:t>
+        <w:br/>
+        <w:t xml:space="preserve">    "direction": "bidirectional",</w:t>
+        <w:br/>
+        <w:t xml:space="preserve">    "enabled": true,</w:t>
+        <w:br/>
+        <w:t xml:space="preserve">    "entry_p_value": "0.050000",</w:t>
+        <w:br/>
+        <w:t xml:space="preserve">    "exit_p_value": "0.050000",</w:t>
+        <w:br/>
+        <w:t xml:space="preserve">    "max_iter": 100,</w:t>
+        <w:br/>
+        <w:t xml:space="preserve">    "min_features": 1</w:t>
+        <w:br/>
+        <w:t xml:space="preserve">  },</w:t>
+        <w:br/>
+        <w:t xml:space="preserve">  "tol": "0.000000",</w:t>
+        <w:br/>
+        <w:t xml:space="preserve">  "type": "standard"</w:t>
         <w:br/>
         <w:t>}</w:t>
       </w:r>
@@ -35960,7 +40534,7 @@
         <w:pStyle w:val="Heading2"/>
       </w:pPr>
       <w:r>
-        <w:t>C.4 Scorecard</w:t>
+        <w:t>C.5 Scorecard</w:t>
       </w:r>
     </w:p>
     <w:p>
@@ -35997,6 +40571,50 @@
         <w:t xml:space="preserve">  "numpy": "2.4.6",</w:t>
         <w:br/>
         <w:t xml:space="preserve">  "pandas": "2.3.3"</w:t>
+        <w:br/>
+        <w:t>}</w:t>
+      </w:r>
+    </w:p>
+    <w:p>
+      <w:r>
+        <w:rPr>
+          <w:b/>
+        </w:rPr>
+        <w:t>effective_config</w:t>
+      </w:r>
+    </w:p>
+    <w:p>
+      <w:r>
+        <w:rPr>
+          <w:rFonts w:ascii="Consolas" w:hAnsi="Consolas"/>
+        </w:rPr>
+        <w:t>{</w:t>
+        <w:br/>
+        <w:t xml:space="preserve">  "clip": false,</w:t>
+        <w:br/>
+        <w:t xml:space="preserve">  "intercept_allocation": "uniform",</w:t>
+        <w:br/>
+        <w:t xml:space="preserve">  "max_score": null,</w:t>
+        <w:br/>
+        <w:t xml:space="preserve">  "min_score": null,</w:t>
+        <w:br/>
+        <w:t xml:space="preserve">  "output_suffix": "__points",</w:t>
+        <w:br/>
+        <w:t xml:space="preserve">  "pdo": "20.000000",</w:t>
+        <w:br/>
+        <w:t xml:space="preserve">  "point_overrides": [],</w:t>
+        <w:br/>
+        <w:t xml:space="preserve">  "rounding_method": "nearest_integer",</w:t>
+        <w:br/>
+        <w:t xml:space="preserve">  "score_column": "score",</w:t>
+        <w:br/>
+        <w:t xml:space="preserve">  "score_direction": "higher_is_lower_risk",</w:t>
+        <w:br/>
+        <w:t xml:space="preserve">  "target_odds": "50.000000",</w:t>
+        <w:br/>
+        <w:t xml:space="preserve">  "target_score": "600.000000",</w:t>
+        <w:br/>
+        <w:t xml:space="preserve">  "type": "standard"</w:t>
         <w:br/>
         <w:t>}</w:t>
       </w:r>
@@ -36226,7 +40844,7 @@
         <w:pStyle w:val="Heading2"/>
       </w:pPr>
       <w:r>
-        <w:t>C.5 Calibración</w:t>
+        <w:t>C.6 Calibración</w:t>
       </w:r>
     </w:p>
     <w:p>
@@ -36313,6 +40931,58 @@
         <w:t xml:space="preserve">  "pandas": "2.3.3",</w:t>
         <w:br/>
         <w:t xml:space="preserve">  "scipy": "1.18.0"</w:t>
+        <w:br/>
+        <w:t>}</w:t>
+      </w:r>
+    </w:p>
+    <w:p>
+      <w:r>
+        <w:rPr>
+          <w:b/>
+        </w:rPr>
+        <w:t>effective_config</w:t>
+      </w:r>
+    </w:p>
+    <w:p>
+      <w:r>
+        <w:rPr>
+          <w:rFonts w:ascii="Consolas" w:hAnsi="Consolas"/>
+        </w:rPr>
+        <w:t>{</w:t>
+        <w:br/>
+        <w:t xml:space="preserve">  "anchor_kind": "through_the_cycle",</w:t>
+        <w:br/>
+        <w:t xml:space="preserve">  "anchor_source": "business_input",</w:t>
+        <w:br/>
+        <w:t xml:space="preserve">  "fit_partition": "desarrollo",</w:t>
+        <w:br/>
+        <w:t xml:space="preserve">  "linear_predictor_calibrated_column": "linear_predictor_calibrated",</w:t>
+        <w:br/>
+        <w:t xml:space="preserve">  "linear_predictor_column": "linear_predictor",</w:t>
+        <w:br/>
+        <w:t xml:space="preserve">  "max_abs_offset": null,</w:t>
+        <w:br/>
+        <w:t xml:space="preserve">  "max_iter": 100,</w:t>
+        <w:br/>
+        <w:t xml:space="preserve">  "method": "intercept_offset",</w:t>
+        <w:br/>
+        <w:t xml:space="preserve">  "min_fit_rows": 30,</w:t>
+        <w:br/>
+        <w:t xml:space="preserve">  "partition_column": "partition",</w:t>
+        <w:br/>
+        <w:t xml:space="preserve">  "pd_calibrated_column": "pd_calibrated",</w:t>
+        <w:br/>
+        <w:t xml:space="preserve">  "pd_raw_column": "pd_raw",</w:t>
+        <w:br/>
+        <w:t xml:space="preserve">  "require_both_classes_for_supervised": true,</w:t>
+        <w:br/>
+        <w:t xml:space="preserve">  "target_column": "target",</w:t>
+        <w:br/>
+        <w:t xml:space="preserve">  "target_pd": "0.200000",</w:t>
+        <w:br/>
+        <w:t xml:space="preserve">  "target_tolerance": "0.000000",</w:t>
+        <w:br/>
+        <w:t xml:space="preserve">  "type": "standard"</w:t>
         <w:br/>
         <w:t>}</w:t>
       </w:r>
@@ -36530,7 +41200,7 @@
         <w:pStyle w:val="Heading2"/>
       </w:pPr>
       <w:r>
-        <w:t>C.6 Desempeño y discriminación</w:t>
+        <w:t>C.7 Desempeño y discriminación</w:t>
       </w:r>
     </w:p>
     <w:p>
@@ -36593,6 +41263,58 @@
         <w:t xml:space="preserve">  "pandas": "2.3.3",</w:t>
         <w:br/>
         <w:t xml:space="preserve">  "scikit-learn": "1.7.2"</w:t>
+        <w:br/>
+        <w:t>}</w:t>
+      </w:r>
+    </w:p>
+    <w:p>
+      <w:r>
+        <w:rPr>
+          <w:b/>
+        </w:rPr>
+        <w:t>effective_config</w:t>
+      </w:r>
+    </w:p>
+    <w:p>
+      <w:r>
+        <w:rPr>
+          <w:rFonts w:ascii="Consolas" w:hAnsi="Consolas"/>
+        </w:rPr>
+        <w:t>{</w:t>
+        <w:br/>
+        <w:t xml:space="preserve">  "evaluation_source": "pd_calibrated",</w:t>
+        <w:br/>
+        <w:t xml:space="preserve">  "min_events_per_partition": 1,</w:t>
+        <w:br/>
+        <w:t xml:space="preserve">  "min_rows_per_partition": 30,</w:t>
+        <w:br/>
+        <w:t xml:space="preserve">  "n_deciles": 10,</w:t>
+        <w:br/>
+        <w:t xml:space="preserve">  "optional_thresholds": {},</w:t>
+        <w:br/>
+        <w:t xml:space="preserve">  "partition_column": "partition",</w:t>
+        <w:br/>
+        <w:t xml:space="preserve">  "partitions": [</w:t>
+        <w:br/>
+        <w:t xml:space="preserve">    "desarrollo",</w:t>
+        <w:br/>
+        <w:t xml:space="preserve">    "holdout",</w:t>
+        <w:br/>
+        <w:t xml:space="preserve">    "oot"</w:t>
+        <w:br/>
+        <w:t xml:space="preserve">  ],</w:t>
+        <w:br/>
+        <w:t xml:space="preserve">  "pd_column": "pd_calibrated",</w:t>
+        <w:br/>
+        <w:t xml:space="preserve">  "schema_version": "1.0.0",</w:t>
+        <w:br/>
+        <w:t xml:space="preserve">  "score_column": "score",</w:t>
+        <w:br/>
+        <w:t xml:space="preserve">  "score_direction": "higher_is_lower_risk",</w:t>
+        <w:br/>
+        <w:t xml:space="preserve">  "target_column": "target",</w:t>
+        <w:br/>
+        <w:t xml:space="preserve">  "type": "standard"</w:t>
         <w:br/>
         <w:t>}</w:t>
       </w:r>
@@ -36778,7 +41500,7 @@
         <w:pStyle w:val="Heading2"/>
       </w:pPr>
       <w:r>
-        <w:t>C.7 Estabilidad</w:t>
+        <w:t>C.8 Estabilidad</w:t>
       </w:r>
     </w:p>
     <w:p>
@@ -36877,6 +41599,64 @@
         <w:t xml:space="preserve">  "pandas": "2.3.3",</w:t>
         <w:br/>
         <w:t xml:space="preserve">  "pandera": "0.32.0"</w:t>
+        <w:br/>
+        <w:t>}</w:t>
+      </w:r>
+    </w:p>
+    <w:p>
+      <w:r>
+        <w:rPr>
+          <w:b/>
+        </w:rPr>
+        <w:t>effective_config</w:t>
+      </w:r>
+    </w:p>
+    <w:p>
+      <w:r>
+        <w:rPr>
+          <w:rFonts w:ascii="Consolas" w:hAnsi="Consolas"/>
+        </w:rPr>
+        <w:t>{</w:t>
+        <w:br/>
+        <w:t xml:space="preserve">  "comparisons": [</w:t>
+        <w:br/>
+        <w:t xml:space="preserve">    "dev_vs_holdout",</w:t>
+        <w:br/>
+        <w:t xml:space="preserve">    "dev_vs_oot"</w:t>
+        <w:br/>
+        <w:t xml:space="preserve">  ],</w:t>
+        <w:br/>
+        <w:t xml:space="preserve">  "csi_bins": 10,</w:t>
+        <w:br/>
+        <w:t xml:space="preserve">  "csi_source": "score_points",</w:t>
+        <w:br/>
+        <w:t xml:space="preserve">  "include_pd_stability": true,</w:t>
+        <w:br/>
+        <w:t xml:space="preserve">  "partition_column": "partition",</w:t>
+        <w:br/>
+        <w:t xml:space="preserve">  "pd_column": "pd_calibrated",</w:t>
+        <w:br/>
+        <w:t xml:space="preserve">  "psi_bins": 10,</w:t>
+        <w:br/>
+        <w:t xml:space="preserve">  "psi_review_threshold": "0.250000",</w:t>
+        <w:br/>
+        <w:t xml:space="preserve">  "psi_stable_threshold": "0.100000",</w:t>
+        <w:br/>
+        <w:t xml:space="preserve">  "schema_version": "1.0.0",</w:t>
+        <w:br/>
+        <w:t xml:space="preserve">  "score_column": "score",</w:t>
+        <w:br/>
+        <w:t xml:space="preserve">  "score_direction": "higher_is_lower_risk",</w:t>
+        <w:br/>
+        <w:t xml:space="preserve">  "smoothing": "0.000001",</w:t>
+        <w:br/>
+        <w:t xml:space="preserve">  "temporal_axis": "period",</w:t>
+        <w:br/>
+        <w:t xml:space="preserve">  "temporal_column": null,</w:t>
+        <w:br/>
+        <w:t xml:space="preserve">  "temporal_freq": "M",</w:t>
+        <w:br/>
+        <w:t xml:space="preserve">  "type": "standard"</w:t>
         <w:br/>
         <w:t>}</w:t>
       </w:r>
@@ -37041,6 +41821,334 @@
         <w:t xml:space="preserve">  "n_periods": 6,</w:t>
         <w:br/>
         <w:t xml:space="preserve">  "temporal_axis": "period"</w:t>
+        <w:br/>
+        <w:t>}</w:t>
+      </w:r>
+    </w:p>
+    <w:p>
+      <w:pPr>
+        <w:pStyle w:val="Heading2"/>
+      </w:pPr>
+      <w:r>
+        <w:t>C.9 Validación formal</w:t>
+      </w:r>
+    </w:p>
+    <w:p>
+      <w:r>
+        <w:rPr>
+          <w:rFonts w:ascii="Consolas" w:hAnsi="Consolas"/>
+        </w:rPr>
+        <w:t>Artefacto de origen: validation.card</w:t>
+      </w:r>
+    </w:p>
+    <w:p>
+      <w:pPr>
+        <w:pStyle w:val="Heading3"/>
+      </w:pPr>
+      <w:r>
+        <w:t>Parámetros y payload</w:t>
+      </w:r>
+    </w:p>
+    <w:p>
+      <w:r>
+        <w:rPr>
+          <w:b/>
+        </w:rPr>
+        <w:t>dependency_versions</w:t>
+      </w:r>
+    </w:p>
+    <w:p>
+      <w:r>
+        <w:rPr>
+          <w:rFonts w:ascii="Consolas" w:hAnsi="Consolas"/>
+        </w:rPr>
+        <w:t>{</w:t>
+        <w:br/>
+        <w:t xml:space="preserve">  "numpy": "2.4.6",</w:t>
+        <w:br/>
+        <w:t xml:space="preserve">  "pandas": "2.3.3",</w:t>
+        <w:br/>
+        <w:t xml:space="preserve">  "scipy": "1.18.0"</w:t>
+        <w:br/>
+        <w:t>}</w:t>
+      </w:r>
+    </w:p>
+    <w:p>
+      <w:r>
+        <w:rPr>
+          <w:b/>
+        </w:rPr>
+        <w:t>effective_config</w:t>
+      </w:r>
+    </w:p>
+    <w:p>
+      <w:r>
+        <w:rPr>
+          <w:rFonts w:ascii="Consolas" w:hAnsi="Consolas"/>
+        </w:rPr>
+        <w:t>{</w:t>
+        <w:br/>
+        <w:t xml:space="preserve">  "backtesting": {</w:t>
+        <w:br/>
+        <w:t xml:space="preserve">    "alpha": "0.050000",</w:t>
+        <w:br/>
+        <w:t xml:space="preserve">    "enabled": false,</w:t>
+        <w:br/>
+        <w:t xml:space="preserve">    "one_sided": true,</w:t>
+        <w:br/>
+        <w:t xml:space="preserve">    "parameters": [</w:t>
+        <w:br/>
+        <w:t xml:space="preserve">      "pd",</w:t>
+        <w:br/>
+        <w:t xml:space="preserve">      "lgd",</w:t>
+        <w:br/>
+        <w:t xml:space="preserve">      "ead"</w:t>
+        <w:br/>
+        <w:t xml:space="preserve">    ],</w:t>
+        <w:br/>
+        <w:t xml:space="preserve">    "pd_test": "jeffreys",</w:t>
+        <w:br/>
+        <w:t xml:space="preserve">    "realised_ead_col": "realised_ead",</w:t>
+        <w:br/>
+        <w:t xml:space="preserve">    "realised_lgd_col": "realised_lgd",</w:t>
+        <w:br/>
+        <w:t xml:space="preserve">    "realised_pd_col": "realised_default",</w:t>
+        <w:br/>
+        <w:t xml:space="preserve">    "segment_col": "portfolio"</w:t>
+        <w:br/>
+        <w:t xml:space="preserve">  },</w:t>
+        <w:br/>
+        <w:t xml:space="preserve">  "calibration": {</w:t>
+        <w:br/>
+        <w:t xml:space="preserve">    "alpha": "0.050000",</w:t>
+        <w:br/>
+        <w:t xml:space="preserve">    "binomial_by_grade": false,</w:t>
+        <w:br/>
+        <w:t xml:space="preserve">    "brier": true,</w:t>
+        <w:br/>
+        <w:t xml:space="preserve">    "grade_col": "grade",</w:t>
+        <w:br/>
+        <w:t xml:space="preserve">    "hl_grouping": "deciles",</w:t>
+        <w:br/>
+        <w:t xml:space="preserve">    "hl_n_groups": 10,</w:t>
+        <w:br/>
+        <w:t xml:space="preserve">    "hosmer_lemeshow": true,</w:t>
+        <w:br/>
+        <w:t xml:space="preserve">    "min_rows_per_group": 30,</w:t>
+        <w:br/>
+        <w:t xml:space="preserve">    "partition_column": "partition",</w:t>
+        <w:br/>
+        <w:t xml:space="preserve">    "pd_column": "pd_calibrated",</w:t>
+        <w:br/>
+        <w:t xml:space="preserve">    "pd_test": "jeffreys",</w:t>
+        <w:br/>
+        <w:t xml:space="preserve">    "target_column": "target",</w:t>
+        <w:br/>
+        <w:t xml:space="preserve">    "traffic_light_green_alpha": "0.050000",</w:t>
+        <w:br/>
+        <w:t xml:space="preserve">    "traffic_light_red_alpha": "0.010000"</w:t>
+        <w:br/>
+        <w:t xml:space="preserve">  },</w:t>
+        <w:br/>
+        <w:t xml:space="preserve">  "discrimination": {</w:t>
+        <w:br/>
+        <w:t xml:space="preserve">    "consume_performance": true,</w:t>
+        <w:br/>
+        <w:t xml:space="preserve">    "partitions": [</w:t>
+        <w:br/>
+        <w:t xml:space="preserve">      "desarrollo",</w:t>
+        <w:br/>
+        <w:t xml:space="preserve">      "holdout",</w:t>
+        <w:br/>
+        <w:t xml:space="preserve">      "oot"</w:t>
+        <w:br/>
+        <w:t xml:space="preserve">    ]</w:t>
+        <w:br/>
+        <w:t xml:space="preserve">  },</w:t>
+        <w:br/>
+        <w:t xml:space="preserve">  "fail_on_falta_dato": true,</w:t>
+        <w:br/>
+        <w:t xml:space="preserve">  "families": [</w:t>
+        <w:br/>
+        <w:t xml:space="preserve">    "discrimination",</w:t>
+        <w:br/>
+        <w:t xml:space="preserve">    "calibration",</w:t>
+        <w:br/>
+        <w:t xml:space="preserve">    "stability"</w:t>
+        <w:br/>
+        <w:t xml:space="preserve">  ],</w:t>
+        <w:br/>
+        <w:t xml:space="preserve">  "schema_version": "1.0.0",</w:t>
+        <w:br/>
+        <w:t xml:space="preserve">  "stability": {</w:t>
+        <w:br/>
+        <w:t xml:space="preserve">    "consume_stability": true,</w:t>
+        <w:br/>
+        <w:t xml:space="preserve">    "psi_review_threshold": "0.250000",</w:t>
+        <w:br/>
+        <w:t xml:space="preserve">    "psi_stable_threshold": "0.100000"</w:t>
+        <w:br/>
+        <w:t xml:space="preserve">  },</w:t>
+        <w:br/>
+        <w:t xml:space="preserve">  "type": "standard"</w:t>
+        <w:br/>
+        <w:t>}</w:t>
+      </w:r>
+    </w:p>
+    <w:p>
+      <w:r>
+        <w:rPr>
+          <w:b/>
+        </w:rPr>
+        <w:t>falta_dato</w:t>
+      </w:r>
+    </w:p>
+    <w:p>
+      <w:r>
+        <w:rPr>
+          <w:rFonts w:ascii="Consolas" w:hAnsi="Consolas"/>
+        </w:rPr>
+        <w:t>[]</w:t>
+      </w:r>
+    </w:p>
+    <w:p>
+      <w:r>
+        <w:rPr>
+          <w:b/>
+        </w:rPr>
+        <w:t>families_run</w:t>
+      </w:r>
+    </w:p>
+    <w:p>
+      <w:r>
+        <w:rPr>
+          <w:rFonts w:ascii="Consolas" w:hAnsi="Consolas"/>
+        </w:rPr>
+        <w:t>[</w:t>
+        <w:br/>
+        <w:t xml:space="preserve">  "discrimination",</w:t>
+        <w:br/>
+        <w:t xml:space="preserve">  "calibration",</w:t>
+        <w:br/>
+        <w:t xml:space="preserve">  "stability"</w:t>
+        <w:br/>
+        <w:t>]</w:t>
+      </w:r>
+    </w:p>
+    <w:p>
+      <w:r>
+        <w:rPr>
+          <w:b/>
+        </w:rPr>
+        <w:t>model_ref</w:t>
+      </w:r>
+    </w:p>
+    <w:p>
+      <w:r>
+        <w:rPr>
+          <w:rFonts w:ascii="Consolas" w:hAnsi="Consolas"/>
+        </w:rPr>
+        <w:t>preset-estandar-consumo</w:t>
+      </w:r>
+    </w:p>
+    <w:p>
+      <w:r>
+        <w:rPr>
+          <w:b/>
+        </w:rPr>
+        <w:t>n_failed</w:t>
+      </w:r>
+    </w:p>
+    <w:p>
+      <w:r>
+        <w:rPr>
+          <w:rFonts w:ascii="Consolas" w:hAnsi="Consolas"/>
+        </w:rPr>
+        <w:t>3</w:t>
+      </w:r>
+    </w:p>
+    <w:p>
+      <w:r>
+        <w:rPr>
+          <w:b/>
+        </w:rPr>
+        <w:t>n_tests</w:t>
+      </w:r>
+    </w:p>
+    <w:p>
+      <w:r>
+        <w:rPr>
+          <w:rFonts w:ascii="Consolas" w:hAnsi="Consolas"/>
+        </w:rPr>
+        <w:t>3</w:t>
+      </w:r>
+    </w:p>
+    <w:p>
+      <w:r>
+        <w:rPr>
+          <w:b/>
+        </w:rPr>
+        <w:t>overall_status</w:t>
+      </w:r>
+    </w:p>
+    <w:p>
+      <w:r>
+        <w:rPr>
+          <w:rFonts w:ascii="Consolas" w:hAnsi="Consolas"/>
+        </w:rPr>
+        <w:t>fail</w:t>
+      </w:r>
+    </w:p>
+    <w:p>
+      <w:pPr>
+        <w:pStyle w:val="Heading3"/>
+      </w:pPr>
+      <w:r>
+        <w:t>Métricas estructuradas</w:t>
+      </w:r>
+    </w:p>
+    <w:p>
+      <w:r>
+        <w:rPr>
+          <w:b/>
+        </w:rPr>
+        <w:t>validation</w:t>
+      </w:r>
+    </w:p>
+    <w:p>
+      <w:r>
+        <w:rPr>
+          <w:rFonts w:ascii="Consolas" w:hAnsi="Consolas"/>
+        </w:rPr>
+        <w:t>{</w:t>
+        <w:br/>
+        <w:t xml:space="preserve">  "families_run": [</w:t>
+        <w:br/>
+        <w:t xml:space="preserve">    "discrimination",</w:t>
+        <w:br/>
+        <w:t xml:space="preserve">    "calibration",</w:t>
+        <w:br/>
+        <w:t xml:space="preserve">    "stability"</w:t>
+        <w:br/>
+        <w:t xml:space="preserve">  ],</w:t>
+        <w:br/>
+        <w:t xml:space="preserve">  "n_failed": 3,</w:t>
+        <w:br/>
+        <w:t xml:space="preserve">  "n_tests": 3,</w:t>
+        <w:br/>
+        <w:t xml:space="preserve">  "not_evaluable_grades": [],</w:t>
+        <w:br/>
+        <w:t xml:space="preserve">  "overall_status": "fail",</w:t>
+        <w:br/>
+        <w:t xml:space="preserve">  "traffic_light": {</w:t>
+        <w:br/>
+        <w:t xml:space="preserve">    "amber": 0,</w:t>
+        <w:br/>
+        <w:t xml:space="preserve">    "green": 0,</w:t>
+        <w:br/>
+        <w:t xml:space="preserve">    "red": 0</w:t>
+        <w:br/>
+        <w:t xml:space="preserve">  }</w:t>
         <w:br/>
         <w:t>}</w:t>
       </w:r>

--- a/web/src/fixtures/demo/report-f1.docx
+++ b/web/src/fixtures/demo/report-f1.docx
@@ -163,7 +163,7 @@
           </w:tcPr>
           <w:p>
             <w:r>
-              <w:t>2026-07-18</w:t>
+              <w:t>2026-07-20</w:t>
             </w:r>
           </w:p>
         </w:tc>
@@ -183,7 +183,7 @@
         <w:rPr>
           <w:rFonts w:ascii="Consolas" w:hAnsi="Consolas"/>
         </w:rPr>
-        <w:t>config_hash=f7f310b8b8c980e9047a49dc752bcffdf69d3237c1ca921b4be21c800a726c31</w:t>
+        <w:t>config_hash=fc5021258eedde27bdbe0815d94a81eca5dd13ad405ba85d55d0cb6bb029edfc</w:t>
       </w:r>
     </w:p>
     <w:p>
@@ -199,7 +199,7 @@
         <w:rPr>
           <w:rFonts w:ascii="Consolas" w:hAnsi="Consolas"/>
         </w:rPr>
-        <w:t>git_sha=5fb189e2302629889fcd3d240e8f59c2239423f4</w:t>
+        <w:t>git_sha=b74785875a9e62db1c71e1927fabdac49fb98753</w:t>
       </w:r>
     </w:p>
     <w:p>
@@ -32799,7 +32799,7 @@
         <w:rPr>
           <w:rFonts w:ascii="Consolas" w:hAnsi="Consolas"/>
         </w:rPr>
-        <w:t>f7f310b8b8c980e9047a49dc752bcffdf69d3237c1ca921b4be21c800a726c31</w:t>
+        <w:t>fc5021258eedde27bdbe0815d94a81eca5dd13ad405ba85d55d0cb6bb029edfc</w:t>
       </w:r>
     </w:p>
     <w:p>
@@ -32815,7 +32815,7 @@
         <w:rPr>
           <w:rFonts w:ascii="Consolas" w:hAnsi="Consolas"/>
         </w:rPr>
-        <w:t>2026-07-18T17:30:20.398002Z</w:t>
+        <w:t>2026-07-20T18:30:36.644901Z</w:t>
       </w:r>
     </w:p>
     <w:p>
@@ -32879,7 +32879,7 @@
         <w:rPr>
           <w:rFonts w:ascii="Consolas" w:hAnsi="Consolas"/>
         </w:rPr>
-        <w:t>5fb189e2302629889fcd3d240e8f59c2239423f4</w:t>
+        <w:t>b74785875a9e62db1c71e1927fabdac49fb98753</w:t>
       </w:r>
     </w:p>
     <w:p>
@@ -39154,7 +39154,7 @@
         <w:br/>
         <w:t xml:space="preserve">    "file_format": "auto",</w:t>
         <w:br/>
-        <w:t xml:space="preserve">    "source": "/private/var/folders/12/yxnq95f55hg06fyynglz1scw0000gn/T/tmp02s6iq_q/datasets/consumo_comportamiento.parquet"</w:t>
+        <w:t xml:space="preserve">    "source": ".nikodym-demo-fixtures-f1/datasets/consumo_comportamiento.parquet"</w:t>
         <w:br/>
         <w:t xml:space="preserve">  },</w:t>
         <w:br/>

--- a/web/src/fixtures/demo/report-f1.docx
+++ b/web/src/fixtures/demo/report-f1.docx
@@ -163,7 +163,7 @@
           </w:tcPr>
           <w:p>
             <w:r>
-              <w:t>2026-07-20</w:t>
+              <w:t>2026-07-21</w:t>
             </w:r>
           </w:p>
         </w:tc>
@@ -183,7 +183,7 @@
         <w:rPr>
           <w:rFonts w:ascii="Consolas" w:hAnsi="Consolas"/>
         </w:rPr>
-        <w:t>config_hash=fc5021258eedde27bdbe0815d94a81eca5dd13ad405ba85d55d0cb6bb029edfc</w:t>
+        <w:t>config_hash=4b93809debd102cf1644f8b5acaa9abbd693204e9f3fb7346f392425677ae49f</w:t>
       </w:r>
     </w:p>
     <w:p>
@@ -199,7 +199,7 @@
         <w:rPr>
           <w:rFonts w:ascii="Consolas" w:hAnsi="Consolas"/>
         </w:rPr>
-        <w:t>git_sha=b74785875a9e62db1c71e1927fabdac49fb98753</w:t>
+        <w:t>git_sha=f6160ad258db1846d6d1dc73ab688a1f1ac10951</w:t>
       </w:r>
     </w:p>
     <w:p>
@@ -487,7 +487,7 @@
           </w:tcPr>
           <w:p>
             <w:r>
-              <w:t>0.7123</w:t>
+              <w:t>0,7123</w:t>
             </w:r>
           </w:p>
         </w:tc>
@@ -529,7 +529,7 @@
           </w:tcPr>
           <w:p>
             <w:r>
-              <w:t>0.4247</w:t>
+              <w:t>0,4247</w:t>
             </w:r>
           </w:p>
         </w:tc>
@@ -571,7 +571,7 @@
           </w:tcPr>
           <w:p>
             <w:r>
-              <w:t>0.3201</w:t>
+              <w:t>0,3201</w:t>
             </w:r>
           </w:p>
         </w:tc>
@@ -613,7 +613,7 @@
           </w:tcPr>
           <w:p>
             <w:r>
-              <w:t>0.6946</w:t>
+              <w:t>0,6946</w:t>
             </w:r>
           </w:p>
         </w:tc>
@@ -655,7 +655,7 @@
           </w:tcPr>
           <w:p>
             <w:r>
-              <w:t>0.3893</w:t>
+              <w:t>0,3893</w:t>
             </w:r>
           </w:p>
         </w:tc>
@@ -697,7 +697,7 @@
           </w:tcPr>
           <w:p>
             <w:r>
-              <w:t>0.3119</w:t>
+              <w:t>0,3119</w:t>
             </w:r>
           </w:p>
         </w:tc>
@@ -739,7 +739,7 @@
           </w:tcPr>
           <w:p>
             <w:r>
-              <w:t>0.6561</w:t>
+              <w:t>0,6561</w:t>
             </w:r>
           </w:p>
         </w:tc>
@@ -781,7 +781,7 @@
           </w:tcPr>
           <w:p>
             <w:r>
-              <w:t>0.3122</w:t>
+              <w:t>0,3122</w:t>
             </w:r>
           </w:p>
         </w:tc>
@@ -823,7 +823,7 @@
           </w:tcPr>
           <w:p>
             <w:r>
-              <w:t>0.2519</w:t>
+              <w:t>0,2519</w:t>
             </w:r>
           </w:p>
         </w:tc>
@@ -865,7 +865,7 @@
           </w:tcPr>
           <w:p>
             <w:r>
-              <w:t>0.0132</w:t>
+              <w:t>0,0132</w:t>
             </w:r>
           </w:p>
         </w:tc>
@@ -907,7 +907,7 @@
           </w:tcPr>
           <w:p>
             <w:r>
-              <w:t>0.0068</w:t>
+              <w:t>0,0068</w:t>
             </w:r>
           </w:p>
         </w:tc>
@@ -978,7 +978,7 @@
         <w:rPr>
           <w:i/>
         </w:rPr>
-        <w:t>Las bandas de PSI usan los umbrales configurados: estable por debajo de 0.10 y redesarrollo por sobre 0.25.</w:t>
+        <w:t>Las bandas de PSI usan los umbrales configurados: estable por debajo de 0,10 y redesarrollo por sobre 0,25.</w:t>
       </w:r>
     </w:p>
     <w:p>
@@ -1040,7 +1040,7 @@
     </w:p>
     <w:p>
       <w:r>
-        <w:t>La población procesada contiene 6.000 observaciones, 8 variables de entrada y una tasa de incumplimiento de 23.45 %. Los conteos por estado, partición y motivo de exclusión se reproducen literalmente en las tablas de esta sección.</w:t>
+        <w:t>La población procesada contiene 6.000 observaciones, 8 variables de entrada y una tasa de incumplimiento de 23,45 %. Los conteos por estado, partición y motivo de exclusión se reproducen literalmente en las tablas de esta sección.</w:t>
       </w:r>
     </w:p>
     <w:p>
@@ -1055,7 +1055,7 @@
     </w:p>
     <w:p>
       <w:r>
-        <w:t>La población se particionó por cohorte sobre «cohorte», reservando como OOT la cohorte «2024Q2», y un Holdout de 20.00 % del resto.</w:t>
+        <w:t>La población se particionó por cohorte sobre «cohorte», reservando como OOT la cohorte «2024Q2», y un Holdout de 20,00 % del resto.</w:t>
       </w:r>
     </w:p>
     <w:p>
@@ -1506,7 +1506,7 @@
     </w:p>
     <w:p>
       <w:r>
-        <w:t>En el tratamiento de faltantes se rechaza toda variable con más de 99.00 % de valores faltantes.</w:t>
+        <w:t>En el tratamiento de faltantes se rechaza toda variable con más de 99,00 % de valores faltantes.</w:t>
       </w:r>
     </w:p>
     <w:p>
@@ -1519,7 +1519,7 @@
     </w:p>
     <w:p>
       <w:r>
-        <w:t>Se discretizó cada variable con OptBinning, resolviendo el problema óptimo por programación entera mixta (MIP), partiendo de un máximo de 20 pre-bins, con un máximo de 6 bins por variable y un tamaño mínimo de bin de 5.00 % de la población.</w:t>
+        <w:t>Se discretizó cada variable con OptBinning, resolviendo el problema óptimo por programación entera mixta (MIP), partiendo de un máximo de 20 pre-bins, con un máximo de 6 bins por variable y un tamaño mínimo de bin de 5,00 % de la población.</w:t>
       </w:r>
     </w:p>
     <w:p>
@@ -1547,12 +1547,12 @@
     </w:p>
     <w:p>
       <w:r>
-        <w:t>Se descartaron las variables con IV inferior a 0.02; las de IV superior a 0.50 se marcaron para revisión, porque un poder predictivo tan alto suele indicar fuga de información más que señal legítima.</w:t>
+        <w:t>Se descartaron las variables con IV inferior a 0,02; las de IV superior a 0,50 se marcaron para revisión, porque un poder predictivo tan alto suele indicar fuga de información más que señal legítima.</w:t>
       </w:r>
     </w:p>
     <w:p>
       <w:r>
-        <w:t>Se eliminó la redundancia entre pares de variables con correlación (pearson) sobre 0.75 y se acotó la multicolinealidad exigiendo un VIF bajo 5.0.</w:t>
+        <w:t>Se eliminó la redundancia entre pares de variables con correlación (pearson) sobre 0,75 y se acotó la multicolinealidad exigiendo un VIF bajo 5,0.</w:t>
       </w:r>
     </w:p>
     <w:p>
@@ -1570,12 +1570,12 @@
     </w:p>
     <w:p>
       <w:r>
-        <w:t>La probabilidad de incumplimiento se modeló mediante regresión logística (logit) sobre las variables transformadas a WoE, con un nivel de significancia de 0.05.</w:t>
+        <w:t>La probabilidad de incumplimiento se modeló mediante regresión logística (logit) sobre las variables transformadas a WoE, con un nivel de significancia de 0,05.</w:t>
       </w:r>
     </w:p>
     <w:p>
       <w:r>
-        <w:t>La construcción del modelo usó stepwise bidireccional (criterio «wald_pvalue» y p-valor de entrada 0.05 y de salida 0.05).</w:t>
+        <w:t>La construcción del modelo usó stepwise bidireccional (criterio «wald_pvalue» y p-valor de entrada 0,05 y de salida 0,05).</w:t>
       </w:r>
     </w:p>
     <w:p>
@@ -1603,7 +1603,7 @@
     </w:p>
     <w:p>
       <w:r>
-        <w:t>De esa convención se derivan los parámetros efectivos de la escala: factor 28.8539 y offset 487.1229.</w:t>
+        <w:t>De esa convención se derivan los parámetros efectivos de la escala: factor 28,8539 y offset 487,1229.</w:t>
       </w:r>
     </w:p>
     <w:p>
@@ -1621,12 +1621,12 @@
     </w:p>
     <w:p>
       <w:r>
-        <w:t>La PD se calibró por desplazamiento del intercepto (intercept offset), ajustando sobre la partición de Desarrollo contra un ancla de negocio declarada explícitamente, con una PD objetivo de 20.00 %. El ancla es a través del ciclo (TTC).</w:t>
+        <w:t>La PD se calibró por desplazamiento del intercepto (intercept offset), ajustando sobre la partición de Desarrollo contra un ancla de negocio declarada explícitamente, con una PD objetivo de 20,00 %. El ancla es a través del ciclo (TTC).</w:t>
       </w:r>
     </w:p>
     <w:p>
       <w:r>
-        <w:t>El desplazamiento aplicado al intercepto es -0.2184, lo que preserva el ordenamiento del score: la calibración corrige el nivel de la PD, no su ranking.</w:t>
+        <w:t>El desplazamiento aplicado al intercepto es -0,2184, lo que preserva el ordenamiento del score: la calibración corrige el nivel de la PD, no su ranking.</w:t>
       </w:r>
     </w:p>
     <w:p>
@@ -1657,7 +1657,7 @@
     </w:p>
     <w:p>
       <w:r>
-        <w:t>El poder predictivo univariado (IV) de las 6 variables binificadas lo encabezan «ingreso_mensual» (0.305), «deuda_ingreso» (0.164) y «utilizacion_linea» (0.061). El IV de cada variable consta en la tabla siguiente y su binning completo, bin a bin, en el Anexo B.</w:t>
+        <w:t>El poder predictivo univariado (IV) de las 6 variables binificadas lo encabezan «ingreso_mensual» (0,305), «deuda_ingreso» (0,164) y «utilizacion_linea» (0,061). El IV de cada variable consta en la tabla siguiente y su binning completo, bin a bin, en el Anexo B.</w:t>
       </w:r>
     </w:p>
     <w:p>
@@ -2017,7 +2017,7 @@
           </w:tcPr>
           <w:p>
             <w:r>
-              <w:t>No disponible</w:t>
+              <w:t>—</w:t>
             </w:r>
           </w:p>
         </w:tc>
@@ -2159,7 +2159,7 @@
           </w:tcPr>
           <w:p>
             <w:r>
-              <w:t>No disponible</w:t>
+              <w:t>—</w:t>
             </w:r>
           </w:p>
         </w:tc>
@@ -2301,7 +2301,7 @@
           </w:tcPr>
           <w:p>
             <w:r>
-              <w:t>No disponible</w:t>
+              <w:t>—</w:t>
             </w:r>
           </w:p>
         </w:tc>
@@ -2443,7 +2443,7 @@
           </w:tcPr>
           <w:p>
             <w:r>
-              <w:t>No disponible</w:t>
+              <w:t>—</w:t>
             </w:r>
           </w:p>
         </w:tc>
@@ -2585,7 +2585,7 @@
           </w:tcPr>
           <w:p>
             <w:r>
-              <w:t>No disponible</w:t>
+              <w:t>—</w:t>
             </w:r>
           </w:p>
         </w:tc>
@@ -2687,7 +2687,7 @@
           </w:tcPr>
           <w:p>
             <w:r>
-              <w:t>none</w:t>
+              <w:t>—</w:t>
             </w:r>
           </w:p>
         </w:tc>
@@ -2717,7 +2717,7 @@
           </w:tcPr>
           <w:p>
             <w:r>
-              <w:t>No disponible</w:t>
+              <w:t>—</w:t>
             </w:r>
           </w:p>
         </w:tc>
@@ -2727,7 +2727,7 @@
           </w:tcPr>
           <w:p>
             <w:r>
-              <w:t>No disponible</w:t>
+              <w:t>—</w:t>
             </w:r>
           </w:p>
         </w:tc>
@@ -2753,7 +2753,7 @@
     </w:p>
     <w:p>
       <w:r>
-        <w:t>Tras la selección, la correlación absoluta máxima entre las variables finales es 0.0303 y el VIF máximo es 1.00.</w:t>
+        <w:t>Tras la selección, la correlación absoluta máxima entre las variables finales es 0,0303 y el VIF máximo es 1,00.</w:t>
       </w:r>
     </w:p>
     <w:p>
@@ -3082,7 +3082,7 @@
           </w:tcPr>
           <w:p>
             <w:r>
-              <w:t>No disponible</w:t>
+              <w:t>—</w:t>
             </w:r>
           </w:p>
         </w:tc>
@@ -3092,7 +3092,7 @@
           </w:tcPr>
           <w:p>
             <w:r>
-              <w:t>No disponible</w:t>
+              <w:t>—</w:t>
             </w:r>
           </w:p>
         </w:tc>
@@ -3112,7 +3112,7 @@
           </w:tcPr>
           <w:p>
             <w:r>
-              <w:t>No disponible</w:t>
+              <w:t>—</w:t>
             </w:r>
           </w:p>
         </w:tc>
@@ -3122,7 +3122,7 @@
           </w:tcPr>
           <w:p>
             <w:r>
-              <w:t>No disponible</w:t>
+              <w:t>—</w:t>
             </w:r>
           </w:p>
         </w:tc>
@@ -3132,7 +3132,7 @@
           </w:tcPr>
           <w:p>
             <w:r>
-              <w:t>No disponible</w:t>
+              <w:t>—</w:t>
             </w:r>
           </w:p>
         </w:tc>
@@ -3234,7 +3234,7 @@
           </w:tcPr>
           <w:p>
             <w:r>
-              <w:t>No disponible</w:t>
+              <w:t>—</w:t>
             </w:r>
           </w:p>
         </w:tc>
@@ -3244,7 +3244,7 @@
           </w:tcPr>
           <w:p>
             <w:r>
-              <w:t>No disponible</w:t>
+              <w:t>—</w:t>
             </w:r>
           </w:p>
         </w:tc>
@@ -3264,7 +3264,7 @@
           </w:tcPr>
           <w:p>
             <w:r>
-              <w:t>No disponible</w:t>
+              <w:t>—</w:t>
             </w:r>
           </w:p>
         </w:tc>
@@ -3274,7 +3274,7 @@
           </w:tcPr>
           <w:p>
             <w:r>
-              <w:t>No disponible</w:t>
+              <w:t>—</w:t>
             </w:r>
           </w:p>
         </w:tc>
@@ -3284,7 +3284,7 @@
           </w:tcPr>
           <w:p>
             <w:r>
-              <w:t>No disponible</w:t>
+              <w:t>—</w:t>
             </w:r>
           </w:p>
         </w:tc>
@@ -3386,7 +3386,7 @@
           </w:tcPr>
           <w:p>
             <w:r>
-              <w:t>No disponible</w:t>
+              <w:t>—</w:t>
             </w:r>
           </w:p>
         </w:tc>
@@ -3396,7 +3396,7 @@
           </w:tcPr>
           <w:p>
             <w:r>
-              <w:t>No disponible</w:t>
+              <w:t>—</w:t>
             </w:r>
           </w:p>
         </w:tc>
@@ -3416,7 +3416,7 @@
           </w:tcPr>
           <w:p>
             <w:r>
-              <w:t>No disponible</w:t>
+              <w:t>—</w:t>
             </w:r>
           </w:p>
         </w:tc>
@@ -3426,7 +3426,7 @@
           </w:tcPr>
           <w:p>
             <w:r>
-              <w:t>No disponible</w:t>
+              <w:t>—</w:t>
             </w:r>
           </w:p>
         </w:tc>
@@ -3436,7 +3436,7 @@
           </w:tcPr>
           <w:p>
             <w:r>
-              <w:t>No disponible</w:t>
+              <w:t>—</w:t>
             </w:r>
           </w:p>
         </w:tc>
@@ -3538,7 +3538,7 @@
           </w:tcPr>
           <w:p>
             <w:r>
-              <w:t>No disponible</w:t>
+              <w:t>—</w:t>
             </w:r>
           </w:p>
         </w:tc>
@@ -3548,7 +3548,7 @@
           </w:tcPr>
           <w:p>
             <w:r>
-              <w:t>No disponible</w:t>
+              <w:t>—</w:t>
             </w:r>
           </w:p>
         </w:tc>
@@ -3568,7 +3568,7 @@
           </w:tcPr>
           <w:p>
             <w:r>
-              <w:t>No disponible</w:t>
+              <w:t>—</w:t>
             </w:r>
           </w:p>
         </w:tc>
@@ -3578,7 +3578,7 @@
           </w:tcPr>
           <w:p>
             <w:r>
-              <w:t>No disponible</w:t>
+              <w:t>—</w:t>
             </w:r>
           </w:p>
         </w:tc>
@@ -3588,7 +3588,7 @@
           </w:tcPr>
           <w:p>
             <w:r>
-              <w:t>No disponible</w:t>
+              <w:t>—</w:t>
             </w:r>
           </w:p>
         </w:tc>
@@ -3650,7 +3650,7 @@
           </w:tcPr>
           <w:p>
             <w:r>
-              <w:t>none</w:t>
+              <w:t>—</w:t>
             </w:r>
           </w:p>
         </w:tc>
@@ -3690,7 +3690,7 @@
           </w:tcPr>
           <w:p>
             <w:r>
-              <w:t>No disponible</w:t>
+              <w:t>—</w:t>
             </w:r>
           </w:p>
         </w:tc>
@@ -3700,7 +3700,7 @@
           </w:tcPr>
           <w:p>
             <w:r>
-              <w:t>No disponible</w:t>
+              <w:t>—</w:t>
             </w:r>
           </w:p>
         </w:tc>
@@ -3710,7 +3710,7 @@
           </w:tcPr>
           <w:p>
             <w:r>
-              <w:t>nan</w:t>
+              <w:t>—</w:t>
             </w:r>
           </w:p>
         </w:tc>
@@ -3720,7 +3720,7 @@
           </w:tcPr>
           <w:p>
             <w:r>
-              <w:t>No disponible</w:t>
+              <w:t>—</w:t>
             </w:r>
           </w:p>
         </w:tc>
@@ -3730,7 +3730,7 @@
           </w:tcPr>
           <w:p>
             <w:r>
-              <w:t>No disponible</w:t>
+              <w:t>—</w:t>
             </w:r>
           </w:p>
         </w:tc>
@@ -3842,7 +3842,7 @@
           </w:tcPr>
           <w:p>
             <w:r>
-              <w:t>No disponible</w:t>
+              <w:t>—</w:t>
             </w:r>
           </w:p>
         </w:tc>
@@ -3852,7 +3852,7 @@
           </w:tcPr>
           <w:p>
             <w:r>
-              <w:t>No disponible</w:t>
+              <w:t>—</w:t>
             </w:r>
           </w:p>
         </w:tc>
@@ -3872,7 +3872,7 @@
           </w:tcPr>
           <w:p>
             <w:r>
-              <w:t>No disponible</w:t>
+              <w:t>—</w:t>
             </w:r>
           </w:p>
         </w:tc>
@@ -3882,7 +3882,7 @@
           </w:tcPr>
           <w:p>
             <w:r>
-              <w:t>No disponible</w:t>
+              <w:t>—</w:t>
             </w:r>
           </w:p>
         </w:tc>
@@ -3892,7 +3892,7 @@
           </w:tcPr>
           <w:p>
             <w:r>
-              <w:t>No disponible</w:t>
+              <w:t>—</w:t>
             </w:r>
           </w:p>
         </w:tc>
@@ -4058,7 +4058,7 @@
           </w:tcPr>
           <w:p>
             <w:r>
-              <w:t>No disponible</w:t>
+              <w:t>—</w:t>
             </w:r>
           </w:p>
         </w:tc>
@@ -4120,7 +4120,7 @@
           </w:tcPr>
           <w:p>
             <w:r>
-              <w:t>No disponible</w:t>
+              <w:t>—</w:t>
             </w:r>
           </w:p>
         </w:tc>
@@ -4182,7 +4182,7 @@
           </w:tcPr>
           <w:p>
             <w:r>
-              <w:t>No disponible</w:t>
+              <w:t>—</w:t>
             </w:r>
           </w:p>
         </w:tc>
@@ -4244,7 +4244,7 @@
           </w:tcPr>
           <w:p>
             <w:r>
-              <w:t>No disponible</w:t>
+              <w:t>—</w:t>
             </w:r>
           </w:p>
         </w:tc>
@@ -4306,7 +4306,7 @@
           </w:tcPr>
           <w:p>
             <w:r>
-              <w:t>No disponible</w:t>
+              <w:t>—</w:t>
             </w:r>
           </w:p>
         </w:tc>
@@ -4327,7 +4327,7 @@
     </w:p>
     <w:p>
       <w:r>
-        <w:t>En el ajuste in-sample, el optimizador convergió, el ajuste usó 3961 observaciones de Desarrollo, de las cuales 924 son incumplimientos y el pseudo-R² de McFadden es 0.0968.</w:t>
+        <w:t>En el ajuste in-sample, el optimizador convergió, el ajuste usó 3961 observaciones de Desarrollo, de las cuales 924 son incumplimientos y el pseudo-R² de McFadden es 0,0968.</w:t>
       </w:r>
     </w:p>
     <w:p>
@@ -4654,7 +4654,7 @@
           </w:tcPr>
           <w:p>
             <w:r>
-              <w:t>none</w:t>
+              <w:t>—</w:t>
             </w:r>
           </w:p>
         </w:tc>
@@ -4664,7 +4664,7 @@
           </w:tcPr>
           <w:p>
             <w:r>
-              <w:t>No disponible</w:t>
+              <w:t>—</w:t>
             </w:r>
           </w:p>
         </w:tc>
@@ -4674,7 +4674,7 @@
           </w:tcPr>
           <w:p>
             <w:r>
-              <w:t>nan</w:t>
+              <w:t>—</w:t>
             </w:r>
           </w:p>
         </w:tc>
@@ -4684,7 +4684,7 @@
           </w:tcPr>
           <w:p>
             <w:r>
-              <w:t>nan</w:t>
+              <w:t>—</w:t>
             </w:r>
           </w:p>
         </w:tc>
@@ -9865,7 +9865,7 @@
     </w:p>
     <w:p>
       <w:r>
-        <w:t>En Desarrollo, la PD media calibrada es 20.00 %, frente a 23.33 % antes de calibrar, contra una tasa de incumplimiento observada de 23.33 %.</w:t>
+        <w:t>En Desarrollo, la PD media calibrada es 20,00 %, frente a 23,33 % antes de calibrar, contra una tasa de incumplimiento observada de 23,33 %.</w:t>
       </w:r>
     </w:p>
     <w:p>
@@ -9933,17 +9933,17 @@
     </w:p>
     <w:p>
       <w:r>
-        <w:t>En Desarrollo el modelo alcanza AUC 0.7123, Gini 0.4247 y KS 0.3201.</w:t>
+        <w:t>En Desarrollo el modelo alcanza AUC 0,7123, Gini 0,4247 y KS 0,3201.</w:t>
       </w:r>
     </w:p>
     <w:p>
       <w:r>
-        <w:t>En Holdout el modelo alcanza AUC 0.6946, Gini 0.3893 y KS 0.3119.</w:t>
+        <w:t>En Holdout el modelo alcanza AUC 0,6946, Gini 0,3893 y KS 0,3119.</w:t>
       </w:r>
     </w:p>
     <w:p>
       <w:r>
-        <w:t>En Fuera de tiempo (OOT) el modelo alcanza AUC 0.6561, Gini 0.3122 y KS 0.2519.</w:t>
+        <w:t>En Fuera de tiempo (OOT) el modelo alcanza AUC 0,6561, Gini 0,3122 y KS 0,2519.</w:t>
       </w:r>
     </w:p>
     <w:p>
@@ -10329,7 +10329,7 @@
           </w:tcPr>
           <w:p>
             <w:r>
-              <w:t>No disponible</w:t>
+              <w:t>—</w:t>
             </w:r>
           </w:p>
         </w:tc>
@@ -10461,7 +10461,7 @@
           </w:tcPr>
           <w:p>
             <w:r>
-              <w:t>No disponible</w:t>
+              <w:t>—</w:t>
             </w:r>
           </w:p>
         </w:tc>
@@ -10593,7 +10593,7 @@
           </w:tcPr>
           <w:p>
             <w:r>
-              <w:t>No disponible</w:t>
+              <w:t>—</w:t>
             </w:r>
           </w:p>
         </w:tc>
@@ -17009,17 +17009,17 @@
     </w:p>
     <w:p>
       <w:r>
-        <w:t>El PSI del score en Desarrollo vs. Holdout es 0.0132 (banda «Estable»). La distribución del score se mantiene, de modo que no hay evidencia de desplazamiento poblacional.</w:t>
+        <w:t>El PSI del score en Desarrollo vs. Holdout es 0,0132 (banda «Estable»). La distribución del score se mantiene, de modo que no hay evidencia de desplazamiento poblacional.</w:t>
       </w:r>
     </w:p>
     <w:p>
       <w:r>
-        <w:t>El PSI del score en Desarrollo vs. OOT es 0.0068 (banda «Estable»). La distribución del score se mantiene, de modo que no hay evidencia de desplazamiento poblacional.</w:t>
+        <w:t>El PSI del score en Desarrollo vs. OOT es 0,0068 (banda «Estable»). La distribución del score se mantiene, de modo que no hay evidencia de desplazamiento poblacional.</w:t>
       </w:r>
     </w:p>
     <w:p>
       <w:r>
-        <w:t>A nivel de variable, el mayor CSI corresponde a «mora_max_12m__points» con 0.0102.</w:t>
+        <w:t>A nivel de variable, el mayor CSI corresponde a «mora_max_12m__points» con 0,0102.</w:t>
       </w:r>
     </w:p>
     <w:p>
@@ -17280,7 +17280,7 @@
           </w:tcPr>
           <w:p>
             <w:r>
-              <w:t>none</w:t>
+              <w:t>—</w:t>
             </w:r>
           </w:p>
         </w:tc>
@@ -17362,7 +17362,7 @@
           </w:tcPr>
           <w:p>
             <w:r>
-              <w:t>none</w:t>
+              <w:t>—</w:t>
             </w:r>
           </w:p>
         </w:tc>
@@ -17444,7 +17444,7 @@
           </w:tcPr>
           <w:p>
             <w:r>
-              <w:t>none</w:t>
+              <w:t>—</w:t>
             </w:r>
           </w:p>
         </w:tc>
@@ -17526,7 +17526,7 @@
           </w:tcPr>
           <w:p>
             <w:r>
-              <w:t>none</w:t>
+              <w:t>—</w:t>
             </w:r>
           </w:p>
         </w:tc>
@@ -17608,7 +17608,7 @@
           </w:tcPr>
           <w:p>
             <w:r>
-              <w:t>none</w:t>
+              <w:t>—</w:t>
             </w:r>
           </w:p>
         </w:tc>
@@ -17690,7 +17690,7 @@
           </w:tcPr>
           <w:p>
             <w:r>
-              <w:t>none</w:t>
+              <w:t>—</w:t>
             </w:r>
           </w:p>
         </w:tc>
@@ -17772,7 +17772,7 @@
           </w:tcPr>
           <w:p>
             <w:r>
-              <w:t>none</w:t>
+              <w:t>—</w:t>
             </w:r>
           </w:p>
         </w:tc>
@@ -17854,7 +17854,7 @@
           </w:tcPr>
           <w:p>
             <w:r>
-              <w:t>none</w:t>
+              <w:t>—</w:t>
             </w:r>
           </w:p>
         </w:tc>
@@ -17936,7 +17936,7 @@
           </w:tcPr>
           <w:p>
             <w:r>
-              <w:t>none</w:t>
+              <w:t>—</w:t>
             </w:r>
           </w:p>
         </w:tc>
@@ -18018,7 +18018,7 @@
           </w:tcPr>
           <w:p>
             <w:r>
-              <w:t>none</w:t>
+              <w:t>—</w:t>
             </w:r>
           </w:p>
         </w:tc>
@@ -18100,7 +18100,7 @@
           </w:tcPr>
           <w:p>
             <w:r>
-              <w:t>none</w:t>
+              <w:t>—</w:t>
             </w:r>
           </w:p>
         </w:tc>
@@ -18182,7 +18182,7 @@
           </w:tcPr>
           <w:p>
             <w:r>
-              <w:t>none</w:t>
+              <w:t>—</w:t>
             </w:r>
           </w:p>
         </w:tc>
@@ -18264,7 +18264,7 @@
           </w:tcPr>
           <w:p>
             <w:r>
-              <w:t>none</w:t>
+              <w:t>—</w:t>
             </w:r>
           </w:p>
         </w:tc>
@@ -18346,7 +18346,7 @@
           </w:tcPr>
           <w:p>
             <w:r>
-              <w:t>none</w:t>
+              <w:t>—</w:t>
             </w:r>
           </w:p>
         </w:tc>
@@ -18428,7 +18428,7 @@
           </w:tcPr>
           <w:p>
             <w:r>
-              <w:t>none</w:t>
+              <w:t>—</w:t>
             </w:r>
           </w:p>
         </w:tc>
@@ -30148,7 +30148,7 @@
           </w:tcPr>
           <w:p>
             <w:r>
-              <w:t>No disponible</w:t>
+              <w:t>—</w:t>
             </w:r>
           </w:p>
         </w:tc>
@@ -30240,7 +30240,7 @@
           </w:tcPr>
           <w:p>
             <w:r>
-              <w:t>No disponible</w:t>
+              <w:t>—</w:t>
             </w:r>
           </w:p>
         </w:tc>
@@ -30250,7 +30250,7 @@
           </w:tcPr>
           <w:p>
             <w:r>
-              <w:t>No disponible</w:t>
+              <w:t>—</w:t>
             </w:r>
           </w:p>
         </w:tc>
@@ -30260,7 +30260,7 @@
           </w:tcPr>
           <w:p>
             <w:r>
-              <w:t>No disponible</w:t>
+              <w:t>—</w:t>
             </w:r>
           </w:p>
         </w:tc>
@@ -30280,7 +30280,7 @@
           </w:tcPr>
           <w:p>
             <w:r>
-              <w:t>No disponible</w:t>
+              <w:t>—</w:t>
             </w:r>
           </w:p>
         </w:tc>
@@ -30412,7 +30412,7 @@
           </w:tcPr>
           <w:p>
             <w:r>
-              <w:t>No disponible</w:t>
+              <w:t>—</w:t>
             </w:r>
           </w:p>
         </w:tc>
@@ -30504,7 +30504,7 @@
           </w:tcPr>
           <w:p>
             <w:r>
-              <w:t>No disponible</w:t>
+              <w:t>—</w:t>
             </w:r>
           </w:p>
         </w:tc>
@@ -30514,7 +30514,7 @@
           </w:tcPr>
           <w:p>
             <w:r>
-              <w:t>No disponible</w:t>
+              <w:t>—</w:t>
             </w:r>
           </w:p>
         </w:tc>
@@ -30524,7 +30524,7 @@
           </w:tcPr>
           <w:p>
             <w:r>
-              <w:t>No disponible</w:t>
+              <w:t>—</w:t>
             </w:r>
           </w:p>
         </w:tc>
@@ -30544,7 +30544,7 @@
           </w:tcPr>
           <w:p>
             <w:r>
-              <w:t>No disponible</w:t>
+              <w:t>—</w:t>
             </w:r>
           </w:p>
         </w:tc>
@@ -30676,7 +30676,7 @@
           </w:tcPr>
           <w:p>
             <w:r>
-              <w:t>No disponible</w:t>
+              <w:t>—</w:t>
             </w:r>
           </w:p>
         </w:tc>
@@ -30768,7 +30768,7 @@
           </w:tcPr>
           <w:p>
             <w:r>
-              <w:t>No disponible</w:t>
+              <w:t>—</w:t>
             </w:r>
           </w:p>
         </w:tc>
@@ -30778,7 +30778,7 @@
           </w:tcPr>
           <w:p>
             <w:r>
-              <w:t>No disponible</w:t>
+              <w:t>—</w:t>
             </w:r>
           </w:p>
         </w:tc>
@@ -30788,7 +30788,7 @@
           </w:tcPr>
           <w:p>
             <w:r>
-              <w:t>No disponible</w:t>
+              <w:t>—</w:t>
             </w:r>
           </w:p>
         </w:tc>
@@ -30808,7 +30808,7 @@
           </w:tcPr>
           <w:p>
             <w:r>
-              <w:t>No disponible</w:t>
+              <w:t>—</w:t>
             </w:r>
           </w:p>
         </w:tc>
@@ -31077,7 +31077,7 @@
           </w:tcPr>
           <w:p>
             <w:r>
-              <w:t>none</w:t>
+              <w:t>—</w:t>
             </w:r>
           </w:p>
         </w:tc>
@@ -31189,7 +31189,7 @@
           </w:tcPr>
           <w:p>
             <w:r>
-              <w:t>none</w:t>
+              <w:t>—</w:t>
             </w:r>
           </w:p>
         </w:tc>
@@ -31301,7 +31301,7 @@
           </w:tcPr>
           <w:p>
             <w:r>
-              <w:t>none</w:t>
+              <w:t>—</w:t>
             </w:r>
           </w:p>
         </w:tc>
@@ -31413,7 +31413,7 @@
           </w:tcPr>
           <w:p>
             <w:r>
-              <w:t>none</w:t>
+              <w:t>—</w:t>
             </w:r>
           </w:p>
         </w:tc>
@@ -31525,7 +31525,7 @@
           </w:tcPr>
           <w:p>
             <w:r>
-              <w:t>none</w:t>
+              <w:t>—</w:t>
             </w:r>
           </w:p>
         </w:tc>
@@ -31637,7 +31637,7 @@
           </w:tcPr>
           <w:p>
             <w:r>
-              <w:t>none</w:t>
+              <w:t>—</w:t>
             </w:r>
           </w:p>
         </w:tc>
@@ -31749,7 +31749,7 @@
           </w:tcPr>
           <w:p>
             <w:r>
-              <w:t>none</w:t>
+              <w:t>—</w:t>
             </w:r>
           </w:p>
         </w:tc>
@@ -31861,7 +31861,7 @@
           </w:tcPr>
           <w:p>
             <w:r>
-              <w:t>none</w:t>
+              <w:t>—</w:t>
             </w:r>
           </w:p>
         </w:tc>
@@ -31973,7 +31973,7 @@
           </w:tcPr>
           <w:p>
             <w:r>
-              <w:t>none</w:t>
+              <w:t>—</w:t>
             </w:r>
           </w:p>
         </w:tc>
@@ -32085,7 +32085,7 @@
           </w:tcPr>
           <w:p>
             <w:r>
-              <w:t>none</w:t>
+              <w:t>—</w:t>
             </w:r>
           </w:p>
         </w:tc>
@@ -32197,7 +32197,7 @@
           </w:tcPr>
           <w:p>
             <w:r>
-              <w:t>none</w:t>
+              <w:t>—</w:t>
             </w:r>
           </w:p>
         </w:tc>
@@ -32309,7 +32309,7 @@
           </w:tcPr>
           <w:p>
             <w:r>
-              <w:t>none</w:t>
+              <w:t>—</w:t>
             </w:r>
           </w:p>
         </w:tc>
@@ -32421,7 +32421,7 @@
           </w:tcPr>
           <w:p>
             <w:r>
-              <w:t>none</w:t>
+              <w:t>—</w:t>
             </w:r>
           </w:p>
         </w:tc>
@@ -32533,7 +32533,7 @@
           </w:tcPr>
           <w:p>
             <w:r>
-              <w:t>none</w:t>
+              <w:t>—</w:t>
             </w:r>
           </w:p>
         </w:tc>
@@ -32645,7 +32645,7 @@
           </w:tcPr>
           <w:p>
             <w:r>
-              <w:t>none</w:t>
+              <w:t>—</w:t>
             </w:r>
           </w:p>
         </w:tc>
@@ -32691,17 +32691,17 @@
     </w:p>
     <w:p>
       <w:r>
-        <w:t>Discriminación (AUC): Desarrollo 0.7123, Holdout 0.6946 y Fuera de tiempo (OOT) 0.6561.</w:t>
+        <w:t>Discriminación (AUC): Desarrollo 0,7123, Holdout 0,6946 y Fuera de tiempo (OOT) 0,6561.</w:t>
       </w:r>
     </w:p>
     <w:p>
       <w:r>
-        <w:t>Estabilidad (PSI del score): Desarrollo vs. Holdout 0.0132 («Estable») y Desarrollo vs. OOT 0.0068 («Estable»).</w:t>
+        <w:t>Estabilidad (PSI del score): Desarrollo vs. Holdout 0,0132 («Estable») y Desarrollo vs. OOT 0,0068 («Estable»).</w:t>
       </w:r>
     </w:p>
     <w:p>
       <w:r>
-        <w:t>Calibración: la PD media calibrada en Desarrollo (20.00 %) se contrasta con la tasa observada (23.33 %).</w:t>
+        <w:t>Calibración: la PD media calibrada en Desarrollo (20,00 %) se contrasta con la tasa observada (23,33 %).</w:t>
       </w:r>
     </w:p>
     <w:p>
@@ -32799,7 +32799,7 @@
         <w:rPr>
           <w:rFonts w:ascii="Consolas" w:hAnsi="Consolas"/>
         </w:rPr>
-        <w:t>fc5021258eedde27bdbe0815d94a81eca5dd13ad405ba85d55d0cb6bb029edfc</w:t>
+        <w:t>4b93809debd102cf1644f8b5acaa9abbd693204e9f3fb7346f392425677ae49f</w:t>
       </w:r>
     </w:p>
     <w:p>
@@ -32815,7 +32815,7 @@
         <w:rPr>
           <w:rFonts w:ascii="Consolas" w:hAnsi="Consolas"/>
         </w:rPr>
-        <w:t>2026-07-20T18:30:36.644901Z</w:t>
+        <w:t>2026-07-21T01:17:56.105256Z</w:t>
       </w:r>
     </w:p>
     <w:p>
@@ -32879,7 +32879,7 @@
         <w:rPr>
           <w:rFonts w:ascii="Consolas" w:hAnsi="Consolas"/>
         </w:rPr>
-        <w:t>b74785875a9e62db1c71e1927fabdac49fb98753</w:t>
+        <w:t>f6160ad258db1846d6d1dc73ab688a1f1ac10951</w:t>
       </w:r>
     </w:p>
     <w:p>
@@ -32899,7 +32899,7 @@
         <w:br/>
         <w:t xml:space="preserve">  "PyYAML": "6.0.3",</w:t>
         <w:br/>
-        <w:t xml:space="preserve">  "nikodym": "1.3.0",</w:t>
+        <w:t xml:space="preserve">  "nikodym": "1.4.0",</w:t>
         <w:br/>
         <w:t xml:space="preserve">  "numpy": "2.4.6",</w:t>
         <w:br/>
@@ -32955,7 +32955,7 @@
         <w:rPr>
           <w:rFonts w:ascii="Consolas" w:hAnsi="Consolas"/>
         </w:rPr>
-        <w:t>No disponible</w:t>
+        <w:t>—</w:t>
       </w:r>
     </w:p>
     <w:p>
@@ -39534,7 +39534,7 @@
         <w:rPr>
           <w:rFonts w:ascii="Consolas" w:hAnsi="Consolas"/>
         </w:rPr>
-        <w:t>No disponible</w:t>
+        <w:t>—</w:t>
       </w:r>
     </w:p>
     <w:p>
@@ -40648,7 +40648,7 @@
         <w:rPr>
           <w:rFonts w:ascii="Consolas" w:hAnsi="Consolas"/>
         </w:rPr>
-        <w:t>No disponible</w:t>
+        <w:t>—</w:t>
       </w:r>
     </w:p>
     <w:p>
@@ -40664,7 +40664,7 @@
         <w:rPr>
           <w:rFonts w:ascii="Consolas" w:hAnsi="Consolas"/>
         </w:rPr>
-        <w:t>No disponible</w:t>
+        <w:t>—</w:t>
       </w:r>
     </w:p>
     <w:p>
@@ -41016,7 +41016,7 @@
         <w:rPr>
           <w:rFonts w:ascii="Consolas" w:hAnsi="Consolas"/>
         </w:rPr>
-        <w:t>No disponible</w:t>
+        <w:t>—</w:t>
       </w:r>
     </w:p>
     <w:p>
@@ -41160,7 +41160,7 @@
         <w:rPr>
           <w:rFonts w:ascii="Consolas" w:hAnsi="Consolas"/>
         </w:rPr>
-        <w:t>No disponible</w:t>
+        <w:t>—</w:t>
       </w:r>
     </w:p>
     <w:p>

--- a/web/src/fixtures/demo/report-f1.docx
+++ b/web/src/fixtures/demo/report-f1.docx
@@ -199,7 +199,7 @@
         <w:rPr>
           <w:rFonts w:ascii="Consolas" w:hAnsi="Consolas"/>
         </w:rPr>
-        <w:t>git_sha=f6160ad258db1846d6d1dc73ab688a1f1ac10951</w:t>
+        <w:t>git_sha=4607855308f38a9befd991a9d51a07ac959fa161</w:t>
       </w:r>
     </w:p>
     <w:p>
@@ -32762,6 +32762,11 @@
     </w:p>
     <w:p>
       <w:r>
+        <w:t>Caveats de reproducibilidad declarados por la corrida: working tree git sucio: cambios sin commitear no reconstruibles.</w:t>
+      </w:r>
+    </w:p>
+    <w:p>
+      <w:r>
         <w:t>No hay secciones obligatorias ausentes en esta corrida.</w:t>
       </w:r>
     </w:p>
@@ -32815,7 +32820,7 @@
         <w:rPr>
           <w:rFonts w:ascii="Consolas" w:hAnsi="Consolas"/>
         </w:rPr>
-        <w:t>2026-07-21T01:17:56.105256Z</w:t>
+        <w:t>2026-07-21T01:27:57.411961Z</w:t>
       </w:r>
     </w:p>
     <w:p>
@@ -32847,7 +32852,11 @@
         <w:rPr>
           <w:rFonts w:ascii="Consolas" w:hAnsi="Consolas"/>
         </w:rPr>
-        <w:t>[]</w:t>
+        <w:t>[</w:t>
+        <w:br/>
+        <w:t xml:space="preserve">  "working tree git sucio: cambios sin commitear no reconstruibles"</w:t>
+        <w:br/>
+        <w:t>]</w:t>
       </w:r>
     </w:p>
     <w:p>
@@ -32863,7 +32872,7 @@
         <w:rPr>
           <w:rFonts w:ascii="Consolas" w:hAnsi="Consolas"/>
         </w:rPr>
-        <w:t>false</w:t>
+        <w:t>true</w:t>
       </w:r>
     </w:p>
     <w:p>
@@ -32879,7 +32888,7 @@
         <w:rPr>
           <w:rFonts w:ascii="Consolas" w:hAnsi="Consolas"/>
         </w:rPr>
-        <w:t>f6160ad258db1846d6d1dc73ab688a1f1ac10951</w:t>
+        <w:t>4607855308f38a9befd991a9d51a07ac959fa161</w:t>
       </w:r>
     </w:p>
     <w:p>

--- a/web/src/fixtures/demo/report-f1.docx
+++ b/web/src/fixtures/demo/report-f1.docx
@@ -199,7 +199,7 @@
         <w:rPr>
           <w:rFonts w:ascii="Consolas" w:hAnsi="Consolas"/>
         </w:rPr>
-        <w:t>git_sha=4607855308f38a9befd991a9d51a07ac959fa161</w:t>
+        <w:t>git_sha=ad5fe58dcdc5eededee97a4d4d7c3c4b8ef979af</w:t>
       </w:r>
     </w:p>
     <w:p>
@@ -32820,7 +32820,7 @@
         <w:rPr>
           <w:rFonts w:ascii="Consolas" w:hAnsi="Consolas"/>
         </w:rPr>
-        <w:t>2026-07-21T01:27:57.411961Z</w:t>
+        <w:t>2026-07-21T01:52:21.484318Z</w:t>
       </w:r>
     </w:p>
     <w:p>
@@ -32888,7 +32888,7 @@
         <w:rPr>
           <w:rFonts w:ascii="Consolas" w:hAnsi="Consolas"/>
         </w:rPr>
-        <w:t>4607855308f38a9befd991a9d51a07ac959fa161</w:t>
+        <w:t>ad5fe58dcdc5eededee97a4d4d7c3c4b8ef979af</w:t>
       </w:r>
     </w:p>
     <w:p>

--- a/web/src/fixtures/demo/report-f1.docx
+++ b/web/src/fixtures/demo/report-f1.docx
@@ -199,7 +199,7 @@
         <w:rPr>
           <w:rFonts w:ascii="Consolas" w:hAnsi="Consolas"/>
         </w:rPr>
-        <w:t>git_sha=ad5fe58dcdc5eededee97a4d4d7c3c4b8ef979af</w:t>
+        <w:t>git_sha=88e0067e761252671b02016e74e329c5965da95d</w:t>
       </w:r>
     </w:p>
     <w:p>
@@ -1045,7 +1045,7 @@
     </w:p>
     <w:p>
       <w:r>
-        <w:t>La columna objetivo publicada por data es «target».</w:t>
+        <w:t>La columna objetivo de esta corrida es «target».</w:t>
       </w:r>
     </w:p>
     <w:p>
@@ -1101,7 +1101,7 @@
     </w:p>
     <w:p>
       <w:r>
-        <w:t>Las tablas siguientes son una proyección de presentación del DataCardSection publicado por data. Estados, tamaños y tasas por partición, y exclusiones se copian literalmente; el informe no recalcula ni completa valores ausentes.</w:t>
+        <w:t>Las tablas siguientes reproducen lo que dejó la preparación de datos de esta corrida. Estados, tamaños y tasas por partición, y exclusiones se copian literalmente; el informe no recalcula ni completa valores ausentes.</w:t>
       </w:r>
     </w:p>
     <w:p>
@@ -29375,7 +29375,7 @@
     </w:p>
     <w:p>
       <w:r>
-        <w:t>El resultado registra 3 tests, de los cuales 3 quedaron fallidos. Las tablas se copian del ValidationResult atómico, sin recalcular métricas ni decisiones.</w:t>
+        <w:t>El resultado registra 3 tests, de los cuales 3 quedaron fallidos. Las tablas se copian del resultado que publicó la validación, sin recalcular métricas ni decisiones.</w:t>
       </w:r>
     </w:p>
     <w:p>
@@ -29426,7 +29426,7 @@
     </w:p>
     <w:p>
       <w:r>
-        <w:t>La tabla reproduce por partición AUC, Gini y KS, junto con población, fuente y estado de evaluabilidad. Filas publicadas por el DTO: 3.</w:t>
+        <w:t>La tabla reproduce por partición AUC, Gini y KS, junto con población, fuente y estado de evaluabilidad. Filas evaluadas: 3.</w:t>
       </w:r>
     </w:p>
     <w:p>
@@ -29817,7 +29817,7 @@
     </w:p>
     <w:p>
       <w:r>
-        <w:t>La tabla reúne Hosmer-Lemeshow, Brier y, cuando fue configurado, el contraste por grado con sus decisiones y semáforo publicados. Filas publicadas por el DTO: 6.</w:t>
+        <w:t>La tabla reúne Hosmer-Lemeshow, Brier y, cuando fue configurado, el contraste por grado con sus decisiones y semáforo publicados. Filas evaluadas: 6.</w:t>
       </w:r>
     </w:p>
     <w:p>
@@ -30824,7 +30824,7 @@
     </w:p>
     <w:p>
       <w:r>
-        <w:t>La tabla reproduce PSI/estabilidad, umbrales, banda, acción y decisión publicados por validation. Filas publicadas por el DTO: 15.</w:t>
+        <w:t>La tabla reproduce PSI/estabilidad, umbrales, banda, acción y la decisión que dejó la validación. Filas evaluadas: 15.</w:t>
       </w:r>
     </w:p>
     <w:p>
@@ -32820,7 +32820,7 @@
         <w:rPr>
           <w:rFonts w:ascii="Consolas" w:hAnsi="Consolas"/>
         </w:rPr>
-        <w:t>2026-07-21T01:52:21.484318Z</w:t>
+        <w:t>2026-07-21T02:08:21.583822Z</w:t>
       </w:r>
     </w:p>
     <w:p>
@@ -32888,7 +32888,7 @@
         <w:rPr>
           <w:rFonts w:ascii="Consolas" w:hAnsi="Consolas"/>
         </w:rPr>
-        <w:t>ad5fe58dcdc5eededee97a4d4d7c3c4b8ef979af</w:t>
+        <w:t>88e0067e761252671b02016e74e329c5965da95d</w:t>
       </w:r>
     </w:p>
     <w:p>

--- a/web/src/fixtures/demo/report-f1.docx
+++ b/web/src/fixtures/demo/report-f1.docx
@@ -183,7 +183,7 @@
         <w:rPr>
           <w:rFonts w:ascii="Consolas" w:hAnsi="Consolas"/>
         </w:rPr>
-        <w:t>config_hash=4b93809debd102cf1644f8b5acaa9abbd693204e9f3fb7346f392425677ae49f</w:t>
+        <w:t>config_hash=ec10eb43314cad2e369584c7dabe4bbf2456391e255a2b69218d405bba2a448e</w:t>
       </w:r>
     </w:p>
     <w:p>
@@ -199,7 +199,7 @@
         <w:rPr>
           <w:rFonts w:ascii="Consolas" w:hAnsi="Consolas"/>
         </w:rPr>
-        <w:t>git_sha=88e0067e761252671b02016e74e329c5965da95d</w:t>
+        <w:t>git_sha=d7eb9944ad06affd8939c6a4370de9908d6b8541</w:t>
       </w:r>
     </w:p>
     <w:p>
@@ -949,7 +949,7 @@
           </w:tcPr>
           <w:p>
             <w:r>
-              <w:t>3 de 3 tests fallidos</w:t>
+              <w:t>1 de 3 tests fallidos</w:t>
             </w:r>
           </w:p>
         </w:tc>
@@ -1621,12 +1621,12 @@
     </w:p>
     <w:p>
       <w:r>
-        <w:t>La PD se calibró por desplazamiento del intercepto (intercept offset), ajustando sobre la partición de Desarrollo contra un ancla de negocio declarada explícitamente, con una PD objetivo de 20,00 %. El ancla es a través del ciclo (TTC).</w:t>
+        <w:t>La PD se calibró por desplazamiento del intercepto (intercept offset), ajustando sobre la partición de Desarrollo contra la tasa de incumplimiento observada en Desarrollo, con una PD objetivo de 23,33 %. El ancla es a través del ciclo (TTC).</w:t>
       </w:r>
     </w:p>
     <w:p>
       <w:r>
-        <w:t>El desplazamiento aplicado al intercepto es -0,2184, lo que preserva el ordenamiento del score: la calibración corrige el nivel de la PD, no su ranking.</w:t>
+        <w:t>El desplazamiento aplicado al intercepto es -0,0000, lo que preserva el ordenamiento del score: la calibración corrige el nivel de la PD, no su ranking.</w:t>
       </w:r>
     </w:p>
     <w:p>
@@ -9865,7 +9865,7 @@
     </w:p>
     <w:p>
       <w:r>
-        <w:t>En Desarrollo, la PD media calibrada es 20,00 %, frente a 23,33 % antes de calibrar, contra una tasa de incumplimiento observada de 23,33 %.</w:t>
+        <w:t>En Desarrollo, la PD media calibrada es 23,33 %, frente a 23,33 % antes de calibrar, contra una tasa de incumplimiento observada de 23,33 %.</w:t>
       </w:r>
     </w:p>
     <w:p>
@@ -10319,7 +10319,7 @@
           </w:tcPr>
           <w:p>
             <w:r>
-              <w:t>0.189651</w:t>
+              <w:t>0.225512</w:t>
             </w:r>
           </w:p>
         </w:tc>
@@ -10451,7 +10451,7 @@
           </w:tcPr>
           <w:p>
             <w:r>
-              <w:t>0.223207</w:t>
+              <w:t>0.263350</w:t>
             </w:r>
           </w:p>
         </w:tc>
@@ -10583,7 +10583,7 @@
           </w:tcPr>
           <w:p>
             <w:r>
-              <w:t>0.259595</w:t>
+              <w:t>0.303724</w:t>
             </w:r>
           </w:p>
         </w:tc>
@@ -11015,7 +11015,7 @@
           </w:tcPr>
           <w:p>
             <w:r>
-              <w:t>0.464277</w:t>
+              <w:t>0.517250</w:t>
             </w:r>
           </w:p>
         </w:tc>
@@ -11025,7 +11025,7 @@
           </w:tcPr>
           <w:p>
             <w:r>
-              <w:t>0.368829</w:t>
+              <w:t>0.420969</w:t>
             </w:r>
           </w:p>
         </w:tc>
@@ -11035,7 +11035,7 @@
           </w:tcPr>
           <w:p>
             <w:r>
-              <w:t>0.774565</w:t>
+              <w:t>0.810416</w:t>
             </w:r>
           </w:p>
         </w:tc>
@@ -11217,7 +11217,7 @@
           </w:tcPr>
           <w:p>
             <w:r>
-              <w:t>0.326896</w:t>
+              <w:t>0.376530</w:t>
             </w:r>
           </w:p>
         </w:tc>
@@ -11227,7 +11227,7 @@
           </w:tcPr>
           <w:p>
             <w:r>
-              <w:t>0.293402</w:t>
+              <w:t>0.340634</w:t>
             </w:r>
           </w:p>
         </w:tc>
@@ -11237,7 +11237,7 @@
           </w:tcPr>
           <w:p>
             <w:r>
-              <w:t>0.368829</w:t>
+              <w:t>0.420969</w:t>
             </w:r>
           </w:p>
         </w:tc>
@@ -11419,7 +11419,7 @@
           </w:tcPr>
           <w:p>
             <w:r>
-              <w:t>0.269114</w:t>
+              <w:t>0.314126</w:t>
             </w:r>
           </w:p>
         </w:tc>
@@ -11429,7 +11429,7 @@
           </w:tcPr>
           <w:p>
             <w:r>
-              <w:t>0.245896</w:t>
+              <w:t>0.288604</w:t>
             </w:r>
           </w:p>
         </w:tc>
@@ -11439,7 +11439,7 @@
           </w:tcPr>
           <w:p>
             <w:r>
-              <w:t>0.293402</w:t>
+              <w:t>0.340634</w:t>
             </w:r>
           </w:p>
         </w:tc>
@@ -11621,7 +11621,7 @@
           </w:tcPr>
           <w:p>
             <w:r>
-              <w:t>0.227482</w:t>
+              <w:t>0.268100</w:t>
             </w:r>
           </w:p>
         </w:tc>
@@ -11631,7 +11631,7 @@
           </w:tcPr>
           <w:p>
             <w:r>
-              <w:t>0.208969</w:t>
+              <w:t>0.247367</w:t>
             </w:r>
           </w:p>
         </w:tc>
@@ -11641,7 +11641,7 @@
           </w:tcPr>
           <w:p>
             <w:r>
-              <w:t>0.245896</w:t>
+              <w:t>0.288604</w:t>
             </w:r>
           </w:p>
         </w:tc>
@@ -11823,7 +11823,7 @@
           </w:tcPr>
           <w:p>
             <w:r>
-              <w:t>0.192104</w:t>
+              <w:t>0.228273</w:t>
             </w:r>
           </w:p>
         </w:tc>
@@ -11833,7 +11833,7 @@
           </w:tcPr>
           <w:p>
             <w:r>
-              <w:t>0.176307</w:t>
+              <w:t>0.210299</w:t>
             </w:r>
           </w:p>
         </w:tc>
@@ -11843,7 +11843,7 @@
           </w:tcPr>
           <w:p>
             <w:r>
-              <w:t>0.208969</w:t>
+              <w:t>0.247367</w:t>
             </w:r>
           </w:p>
         </w:tc>
@@ -12025,7 +12025,7 @@
           </w:tcPr>
           <w:p>
             <w:r>
-              <w:t>0.160814</w:t>
+              <w:t>0.192500</w:t>
             </w:r>
           </w:p>
         </w:tc>
@@ -12035,7 +12035,7 @@
           </w:tcPr>
           <w:p>
             <w:r>
-              <w:t>0.147936</w:t>
+              <w:t>0.177638</w:t>
             </w:r>
           </w:p>
         </w:tc>
@@ -12045,7 +12045,7 @@
           </w:tcPr>
           <w:p>
             <w:r>
-              <w:t>0.176307</w:t>
+              <w:t>0.210299</w:t>
             </w:r>
           </w:p>
         </w:tc>
@@ -12227,7 +12227,7 @@
           </w:tcPr>
           <w:p>
             <w:r>
-              <w:t>0.133788</w:t>
+              <w:t>0.161168</w:t>
             </w:r>
           </w:p>
         </w:tc>
@@ -12237,7 +12237,7 @@
           </w:tcPr>
           <w:p>
             <w:r>
-              <w:t>0.120596</w:t>
+              <w:t>0.145748</w:t>
             </w:r>
           </w:p>
         </w:tc>
@@ -12247,7 +12247,7 @@
           </w:tcPr>
           <w:p>
             <w:r>
-              <w:t>0.147936</w:t>
+              <w:t>0.177638</w:t>
             </w:r>
           </w:p>
         </w:tc>
@@ -12429,7 +12429,7 @@
           </w:tcPr>
           <w:p>
             <w:r>
-              <w:t>0.105434</w:t>
+              <w:t>0.127862</w:t>
             </w:r>
           </w:p>
         </w:tc>
@@ -12439,7 +12439,7 @@
           </w:tcPr>
           <w:p>
             <w:r>
-              <w:t>0.090212</w:t>
+              <w:t>0.109818</w:t>
             </w:r>
           </w:p>
         </w:tc>
@@ -12449,7 +12449,7 @@
           </w:tcPr>
           <w:p>
             <w:r>
-              <w:t>0.120596</w:t>
+              <w:t>0.145748</w:t>
             </w:r>
           </w:p>
         </w:tc>
@@ -12631,7 +12631,7 @@
           </w:tcPr>
           <w:p>
             <w:r>
-              <w:t>0.076569</w:t>
+              <w:t>0.093494</w:t>
             </w:r>
           </w:p>
         </w:tc>
@@ -12641,7 +12641,7 @@
           </w:tcPr>
           <w:p>
             <w:r>
-              <w:t>0.061318</w:t>
+              <w:t>0.075163</w:t>
             </w:r>
           </w:p>
         </w:tc>
@@ -12651,7 +12651,7 @@
           </w:tcPr>
           <w:p>
             <w:r>
-              <w:t>0.090107</w:t>
+              <w:t>0.109693</w:t>
             </w:r>
           </w:p>
         </w:tc>
@@ -12833,7 +12833,7 @@
           </w:tcPr>
           <w:p>
             <w:r>
-              <w:t>0.042856</w:t>
+              <w:t>0.052725</w:t>
             </w:r>
           </w:p>
         </w:tc>
@@ -12843,7 +12843,7 @@
           </w:tcPr>
           <w:p>
             <w:r>
-              <w:t>0.008485</w:t>
+              <w:t>0.010535</w:t>
             </w:r>
           </w:p>
         </w:tc>
@@ -12853,7 +12853,7 @@
           </w:tcPr>
           <w:p>
             <w:r>
-              <w:t>0.061318</w:t>
+              <w:t>0.075163</w:t>
             </w:r>
           </w:p>
         </w:tc>
@@ -13035,7 +13035,7 @@
           </w:tcPr>
           <w:p>
             <w:r>
-              <w:t>0.480290</w:t>
+              <w:t>0.533095</w:t>
             </w:r>
           </w:p>
         </w:tc>
@@ -13045,7 +13045,7 @@
           </w:tcPr>
           <w:p>
             <w:r>
-              <w:t>0.368464</w:t>
+              <w:t>0.420586</w:t>
             </w:r>
           </w:p>
         </w:tc>
@@ -13055,7 +13055,7 @@
           </w:tcPr>
           <w:p>
             <w:r>
-              <w:t>0.732205</w:t>
+              <w:t>0.772817</w:t>
             </w:r>
           </w:p>
         </w:tc>
@@ -13237,7 +13237,7 @@
           </w:tcPr>
           <w:p>
             <w:r>
-              <w:t>0.332514</w:t>
+              <w:t>0.382540</w:t>
             </w:r>
           </w:p>
         </w:tc>
@@ -13247,7 +13247,7 @@
           </w:tcPr>
           <w:p>
             <w:r>
-              <w:t>0.298887</w:t>
+              <w:t>0.346569</w:t>
             </w:r>
           </w:p>
         </w:tc>
@@ -13257,7 +13257,7 @@
           </w:tcPr>
           <w:p>
             <w:r>
-              <w:t>0.368464</w:t>
+              <w:t>0.420586</w:t>
             </w:r>
           </w:p>
         </w:tc>
@@ -13439,7 +13439,7 @@
           </w:tcPr>
           <w:p>
             <w:r>
-              <w:t>0.274019</w:t>
+              <w:t>0.319495</w:t>
             </w:r>
           </w:p>
         </w:tc>
@@ -13449,7 +13449,7 @@
           </w:tcPr>
           <w:p>
             <w:r>
-              <w:t>0.250344</w:t>
+              <w:t>0.293524</w:t>
             </w:r>
           </w:p>
         </w:tc>
@@ -13459,7 +13459,7 @@
           </w:tcPr>
           <w:p>
             <w:r>
-              <w:t>0.298887</w:t>
+              <w:t>0.346569</w:t>
             </w:r>
           </w:p>
         </w:tc>
@@ -13641,7 +13641,7 @@
           </w:tcPr>
           <w:p>
             <w:r>
-              <w:t>0.225597</w:t>
+              <w:t>0.265979</w:t>
             </w:r>
           </w:p>
         </w:tc>
@@ -13651,7 +13651,7 @@
           </w:tcPr>
           <w:p>
             <w:r>
-              <w:t>0.204709</w:t>
+              <w:t>0.242564</w:t>
             </w:r>
           </w:p>
         </w:tc>
@@ -13661,7 +13661,7 @@
           </w:tcPr>
           <w:p>
             <w:r>
-              <w:t>0.250344</w:t>
+              <w:t>0.293524</w:t>
             </w:r>
           </w:p>
         </w:tc>
@@ -13843,7 +13843,7 @@
           </w:tcPr>
           <w:p>
             <w:r>
-              <w:t>0.188267</w:t>
+              <w:t>0.223916</w:t>
             </w:r>
           </w:p>
         </w:tc>
@@ -13853,7 +13853,7 @@
           </w:tcPr>
           <w:p>
             <w:r>
-              <w:t>0.173891</w:t>
+              <w:t>0.207535</w:t>
             </w:r>
           </w:p>
         </w:tc>
@@ -13863,7 +13863,7 @@
           </w:tcPr>
           <w:p>
             <w:r>
-              <w:t>0.204661</w:t>
+              <w:t>0.242510</w:t>
             </w:r>
           </w:p>
         </w:tc>
@@ -14045,7 +14045,7 @@
           </w:tcPr>
           <w:p>
             <w:r>
-              <w:t>0.162510</w:t>
+              <w:t>0.194459</w:t>
             </w:r>
           </w:p>
         </w:tc>
@@ -14055,7 +14055,7 @@
           </w:tcPr>
           <w:p>
             <w:r>
-              <w:t>0.152213</w:t>
+              <w:t>0.182590</w:t>
             </w:r>
           </w:p>
         </w:tc>
@@ -14065,7 +14065,7 @@
           </w:tcPr>
           <w:p>
             <w:r>
-              <w:t>0.173846</w:t>
+              <w:t>0.207483</w:t>
             </w:r>
           </w:p>
         </w:tc>
@@ -14247,7 +14247,7 @@
           </w:tcPr>
           <w:p>
             <w:r>
-              <w:t>0.138393</w:t>
+              <w:t>0.166537</w:t>
             </w:r>
           </w:p>
         </w:tc>
@@ -14257,7 +14257,7 @@
           </w:tcPr>
           <w:p>
             <w:r>
-              <w:t>0.124609</w:t>
+              <w:t>0.150454</w:t>
             </w:r>
           </w:p>
         </w:tc>
@@ -14267,7 +14267,7 @@
           </w:tcPr>
           <w:p>
             <w:r>
-              <w:t>0.151995</w:t>
+              <w:t>0.182337</w:t>
             </w:r>
           </w:p>
         </w:tc>
@@ -14449,7 +14449,7 @@
           </w:tcPr>
           <w:p>
             <w:r>
-              <w:t>0.106735</w:t>
+              <w:t>0.129392</w:t>
             </w:r>
           </w:p>
         </w:tc>
@@ -14459,7 +14459,7 @@
           </w:tcPr>
           <w:p>
             <w:r>
-              <w:t>0.090472</w:t>
+              <w:t>0.110128</w:t>
             </w:r>
           </w:p>
         </w:tc>
@@ -14469,7 +14469,7 @@
           </w:tcPr>
           <w:p>
             <w:r>
-              <w:t>0.124343</w:t>
+              <w:t>0.150142</w:t>
             </w:r>
           </w:p>
         </w:tc>
@@ -14651,7 +14651,7 @@
           </w:tcPr>
           <w:p>
             <w:r>
-              <w:t>0.076171</w:t>
+              <w:t>0.093017</w:t>
             </w:r>
           </w:p>
         </w:tc>
@@ -14661,7 +14661,7 @@
           </w:tcPr>
           <w:p>
             <w:r>
-              <w:t>0.059697</w:t>
+              <w:t>0.073204</w:t>
             </w:r>
           </w:p>
         </w:tc>
@@ -14671,7 +14671,7 @@
           </w:tcPr>
           <w:p>
             <w:r>
-              <w:t>0.090212</w:t>
+              <w:t>0.109818</w:t>
             </w:r>
           </w:p>
         </w:tc>
@@ -14853,7 +14853,7 @@
           </w:tcPr>
           <w:p>
             <w:r>
-              <w:t>0.044013</w:t>
+              <w:t>0.054147</w:t>
             </w:r>
           </w:p>
         </w:tc>
@@ -14863,7 +14863,7 @@
           </w:tcPr>
           <w:p>
             <w:r>
-              <w:t>0.014361</w:t>
+              <w:t>0.017805</w:t>
             </w:r>
           </w:p>
         </w:tc>
@@ -14873,7 +14873,7 @@
           </w:tcPr>
           <w:p>
             <w:r>
-              <w:t>0.059655</w:t>
+              <w:t>0.073154</w:t>
             </w:r>
           </w:p>
         </w:tc>
@@ -15055,7 +15055,7 @@
           </w:tcPr>
           <w:p>
             <w:r>
-              <w:t>0.480221</w:t>
+              <w:t>0.532996</w:t>
             </w:r>
           </w:p>
         </w:tc>
@@ -15065,7 +15065,7 @@
           </w:tcPr>
           <w:p>
             <w:r>
-              <w:t>0.376923</w:t>
+              <w:t>0.429429</w:t>
             </w:r>
           </w:p>
         </w:tc>
@@ -15075,7 +15075,7 @@
           </w:tcPr>
           <w:p>
             <w:r>
-              <w:t>0.732205</w:t>
+              <w:t>0.772817</w:t>
             </w:r>
           </w:p>
         </w:tc>
@@ -15257,7 +15257,7 @@
           </w:tcPr>
           <w:p>
             <w:r>
-              <w:t>0.329443</w:t>
+              <w:t>0.379217</w:t>
             </w:r>
           </w:p>
         </w:tc>
@@ -15267,7 +15267,7 @@
           </w:tcPr>
           <w:p>
             <w:r>
-              <w:t>0.291975</w:t>
+              <w:t>0.339087</w:t>
             </w:r>
           </w:p>
         </w:tc>
@@ -15277,7 +15277,7 @@
           </w:tcPr>
           <w:p>
             <w:r>
-              <w:t>0.376607</w:t>
+              <w:t>0.429099</w:t>
             </w:r>
           </w:p>
         </w:tc>
@@ -15459,7 +15459,7 @@
           </w:tcPr>
           <w:p>
             <w:r>
-              <w:t>0.265686</w:t>
+              <w:t>0.310365</w:t>
             </w:r>
           </w:p>
         </w:tc>
@@ -15469,7 +15469,7 @@
           </w:tcPr>
           <w:p>
             <w:r>
-              <w:t>0.242490</w:t>
+              <w:t>0.284830</w:t>
             </w:r>
           </w:p>
         </w:tc>
@@ -15479,7 +15479,7 @@
           </w:tcPr>
           <w:p>
             <w:r>
-              <w:t>0.291014</w:t>
+              <w:t>0.338045</w:t>
             </w:r>
           </w:p>
         </w:tc>
@@ -15661,7 +15661,7 @@
           </w:tcPr>
           <w:p>
             <w:r>
-              <w:t>0.224310</w:t>
+              <w:t>0.264552</w:t>
             </w:r>
           </w:p>
         </w:tc>
@@ -15671,7 +15671,7 @@
           </w:tcPr>
           <w:p>
             <w:r>
-              <w:t>0.203208</w:t>
+              <w:t>0.240870</w:t>
             </w:r>
           </w:p>
         </w:tc>
@@ -15681,7 +15681,7 @@
           </w:tcPr>
           <w:p>
             <w:r>
-              <w:t>0.242120</w:t>
+              <w:t>0.284419</w:t>
             </w:r>
           </w:p>
         </w:tc>
@@ -15863,7 +15863,7 @@
           </w:tcPr>
           <w:p>
             <w:r>
-              <w:t>0.184714</w:t>
+              <w:t>0.219868</w:t>
             </w:r>
           </w:p>
         </w:tc>
@@ -15873,7 +15873,7 @@
           </w:tcPr>
           <w:p>
             <w:r>
-              <w:t>0.168869</w:t>
+              <w:t>0.201778</w:t>
             </w:r>
           </w:p>
         </w:tc>
@@ -15883,7 +15883,7 @@
           </w:tcPr>
           <w:p>
             <w:r>
-              <w:t>0.202989</w:t>
+              <w:t>0.240622</w:t>
             </w:r>
           </w:p>
         </w:tc>
@@ -16065,7 +16065,7 @@
           </w:tcPr>
           <w:p>
             <w:r>
-              <w:t>0.157103</w:t>
+              <w:t>0.188226</w:t>
             </w:r>
           </w:p>
         </w:tc>
@@ -16075,7 +16075,7 @@
           </w:tcPr>
           <w:p>
             <w:r>
-              <w:t>0.144751</w:t>
+              <w:t>0.173944</w:t>
             </w:r>
           </w:p>
         </w:tc>
@@ -16085,7 +16085,7 @@
           </w:tcPr>
           <w:p>
             <w:r>
-              <w:t>0.168869</w:t>
+              <w:t>0.201778</w:t>
             </w:r>
           </w:p>
         </w:tc>
@@ -16267,7 +16267,7 @@
           </w:tcPr>
           <w:p>
             <w:r>
-              <w:t>0.132068</w:t>
+              <w:t>0.159166</w:t>
             </w:r>
           </w:p>
         </w:tc>
@@ -16277,7 +16277,7 @@
           </w:tcPr>
           <w:p>
             <w:r>
-              <w:t>0.120596</w:t>
+              <w:t>0.145748</w:t>
             </w:r>
           </w:p>
         </w:tc>
@@ -16287,7 +16287,7 @@
           </w:tcPr>
           <w:p>
             <w:r>
-              <w:t>0.144751</w:t>
+              <w:t>0.173944</w:t>
             </w:r>
           </w:p>
         </w:tc>
@@ -16469,7 +16469,7 @@
           </w:tcPr>
           <w:p>
             <w:r>
-              <w:t>0.106984</w:t>
+              <w:t>0.129697</w:t>
             </w:r>
           </w:p>
         </w:tc>
@@ -16479,7 +16479,7 @@
           </w:tcPr>
           <w:p>
             <w:r>
-              <w:t>0.092326</w:t>
+              <w:t>0.112335</w:t>
             </w:r>
           </w:p>
         </w:tc>
@@ -16489,7 +16489,7 @@
           </w:tcPr>
           <w:p>
             <w:r>
-              <w:t>0.119822</w:t>
+              <w:t>0.144838</w:t>
             </w:r>
           </w:p>
         </w:tc>
@@ -16671,7 +16671,7 @@
           </w:tcPr>
           <w:p>
             <w:r>
-              <w:t>0.076182</w:t>
+              <w:t>0.093027</w:t>
             </w:r>
           </w:p>
         </w:tc>
@@ -16681,7 +16681,7 @@
           </w:tcPr>
           <w:p>
             <w:r>
-              <w:t>0.061411</w:t>
+              <w:t>0.075275</w:t>
             </w:r>
           </w:p>
         </w:tc>
@@ -16691,7 +16691,7 @@
           </w:tcPr>
           <w:p>
             <w:r>
-              <w:t>0.091239</w:t>
+              <w:t>0.111041</w:t>
             </w:r>
           </w:p>
         </w:tc>
@@ -16873,7 +16873,7 @@
           </w:tcPr>
           <w:p>
             <w:r>
-              <w:t>0.043492</w:t>
+              <w:t>0.053499</w:t>
             </w:r>
           </w:p>
         </w:tc>
@@ -16883,7 +16883,7 @@
           </w:tcPr>
           <w:p>
             <w:r>
-              <w:t>0.007587</w:t>
+              <w:t>0.009422</w:t>
             </w:r>
           </w:p>
         </w:tc>
@@ -16893,7 +16893,7 @@
           </w:tcPr>
           <w:p>
             <w:r>
-              <w:t>0.061318</w:t>
+              <w:t>0.075163</w:t>
             </w:r>
           </w:p>
         </w:tc>
@@ -29375,7 +29375,7 @@
     </w:p>
     <w:p>
       <w:r>
-        <w:t>El resultado registra 3 tests, de los cuales 3 quedaron fallidos. Las tablas se copian del resultado que publicó la validación, sin recalcular métricas ni decisiones.</w:t>
+        <w:t>El resultado registra 3 tests, de los cuales 1 quedaron fallidos. Las tablas se copian del resultado que publicó la validación, sin recalcular métricas ni decisiones.</w:t>
       </w:r>
     </w:p>
     <w:p>
@@ -30078,7 +30078,7 @@
           </w:tcPr>
           <w:p>
             <w:r>
-              <w:t>0.200000</w:t>
+              <w:t>0.233274</w:t>
             </w:r>
           </w:p>
         </w:tc>
@@ -30098,7 +30098,7 @@
           </w:tcPr>
           <w:p>
             <w:r>
-              <w:t>37.243376</w:t>
+              <w:t>6.007946</w:t>
             </w:r>
           </w:p>
         </w:tc>
@@ -30118,7 +30118,7 @@
           </w:tcPr>
           <w:p>
             <w:r>
-              <w:t>0.000010</w:t>
+              <w:t>0.646342</w:t>
             </w:r>
           </w:p>
         </w:tc>
@@ -30138,7 +30138,7 @@
           </w:tcPr>
           <w:p>
             <w:r>
-              <w:t>fail</w:t>
+              <w:t>pass</w:t>
             </w:r>
           </w:p>
         </w:tc>
@@ -30210,7 +30210,7 @@
           </w:tcPr>
           <w:p>
             <w:r>
-              <w:t>0.200000</w:t>
+              <w:t>0.233274</w:t>
             </w:r>
           </w:p>
         </w:tc>
@@ -30230,7 +30230,7 @@
           </w:tcPr>
           <w:p>
             <w:r>
-              <w:t>0.161492</w:t>
+              <w:t>0.160175</w:t>
             </w:r>
           </w:p>
         </w:tc>
@@ -30342,7 +30342,7 @@
           </w:tcPr>
           <w:p>
             <w:r>
-              <w:t>0.200298</w:t>
+              <w:t>0.233378</w:t>
             </w:r>
           </w:p>
         </w:tc>
@@ -30362,7 +30362,7 @@
           </w:tcPr>
           <w:p>
             <w:r>
-              <w:t>32.223459</w:t>
+              <w:t>19.451071</w:t>
             </w:r>
           </w:p>
         </w:tc>
@@ -30382,7 +30382,7 @@
           </w:tcPr>
           <w:p>
             <w:r>
-              <w:t>0.000085</w:t>
+              <w:t>0.012625</w:t>
             </w:r>
           </w:p>
         </w:tc>
@@ -30474,7 +30474,7 @@
           </w:tcPr>
           <w:p>
             <w:r>
-              <w:t>0.200298</w:t>
+              <w:t>0.233378</w:t>
             </w:r>
           </w:p>
         </w:tc>
@@ -30494,7 +30494,7 @@
           </w:tcPr>
           <w:p>
             <w:r>
-              <w:t>0.171861</w:t>
+              <w:t>0.171278</w:t>
             </w:r>
           </w:p>
         </w:tc>
@@ -30606,7 +30606,7 @@
           </w:tcPr>
           <w:p>
             <w:r>
-              <w:t>0.203120</w:t>
+              <w:t>0.236546</w:t>
             </w:r>
           </w:p>
         </w:tc>
@@ -30626,7 +30626,7 @@
           </w:tcPr>
           <w:p>
             <w:r>
-              <w:t>19.983637</w:t>
+              <w:t>10.120587</w:t>
             </w:r>
           </w:p>
         </w:tc>
@@ -30646,7 +30646,7 @@
           </w:tcPr>
           <w:p>
             <w:r>
-              <w:t>0.010398</w:t>
+              <w:t>0.256664</w:t>
             </w:r>
           </w:p>
         </w:tc>
@@ -30666,7 +30666,7 @@
           </w:tcPr>
           <w:p>
             <w:r>
-              <w:t>fail</w:t>
+              <w:t>pass</w:t>
             </w:r>
           </w:p>
         </w:tc>
@@ -30738,7 +30738,7 @@
           </w:tcPr>
           <w:p>
             <w:r>
-              <w:t>0.203120</w:t>
+              <w:t>0.236546</w:t>
             </w:r>
           </w:p>
         </w:tc>
@@ -30758,7 +30758,7 @@
           </w:tcPr>
           <w:p>
             <w:r>
-              <w:t>0.165269</w:t>
+              <w:t>0.164275</w:t>
             </w:r>
           </w:p>
         </w:tc>
@@ -32701,7 +32701,7 @@
     </w:p>
     <w:p>
       <w:r>
-        <w:t>Calibración: la PD media calibrada en Desarrollo (20,00 %) se contrasta con la tasa observada (23,33 %).</w:t>
+        <w:t>Calibración: la PD media calibrada en Desarrollo (23,33 %) se contrasta con la tasa observada (23,33 %).</w:t>
       </w:r>
     </w:p>
     <w:p>
@@ -32762,11 +32762,6 @@
     </w:p>
     <w:p>
       <w:r>
-        <w:t>Caveats de reproducibilidad declarados por la corrida: working tree git sucio: cambios sin commitear no reconstruibles.</w:t>
-      </w:r>
-    </w:p>
-    <w:p>
-      <w:r>
         <w:t>No hay secciones obligatorias ausentes en esta corrida.</w:t>
       </w:r>
     </w:p>
@@ -32804,7 +32799,7 @@
         <w:rPr>
           <w:rFonts w:ascii="Consolas" w:hAnsi="Consolas"/>
         </w:rPr>
-        <w:t>4b93809debd102cf1644f8b5acaa9abbd693204e9f3fb7346f392425677ae49f</w:t>
+        <w:t>ec10eb43314cad2e369584c7dabe4bbf2456391e255a2b69218d405bba2a448e</w:t>
       </w:r>
     </w:p>
     <w:p>
@@ -32820,7 +32815,7 @@
         <w:rPr>
           <w:rFonts w:ascii="Consolas" w:hAnsi="Consolas"/>
         </w:rPr>
-        <w:t>2026-07-21T02:08:21.583822Z</w:t>
+        <w:t>2026-07-21T15:38:23.684071Z</w:t>
       </w:r>
     </w:p>
     <w:p>
@@ -32852,11 +32847,7 @@
         <w:rPr>
           <w:rFonts w:ascii="Consolas" w:hAnsi="Consolas"/>
         </w:rPr>
-        <w:t>[</w:t>
-        <w:br/>
-        <w:t xml:space="preserve">  "working tree git sucio: cambios sin commitear no reconstruibles"</w:t>
-        <w:br/>
-        <w:t>]</w:t>
+        <w:t>[]</w:t>
       </w:r>
     </w:p>
     <w:p>
@@ -32872,7 +32863,7 @@
         <w:rPr>
           <w:rFonts w:ascii="Consolas" w:hAnsi="Consolas"/>
         </w:rPr>
-        <w:t>true</w:t>
+        <w:t>false</w:t>
       </w:r>
     </w:p>
     <w:p>
@@ -32888,7 +32879,7 @@
         <w:rPr>
           <w:rFonts w:ascii="Consolas" w:hAnsi="Consolas"/>
         </w:rPr>
-        <w:t>88e0067e761252671b02016e74e329c5965da95d</w:t>
+        <w:t>d7eb9944ad06affd8939c6a4370de9908d6b8541</w:t>
       </w:r>
     </w:p>
     <w:p>
@@ -40391,9 +40382,9 @@
         </w:rPr>
         <w:t>{</w:t>
         <w:br/>
-        <w:t xml:space="preserve">  "aic": "3898.715734",</w:t>
+        <w:t xml:space="preserve">  "aic": "3898.72",</w:t>
         <w:br/>
-        <w:t xml:space="preserve">  "bic": "3936.421245",</w:t>
+        <w:t xml:space="preserve">  "bic": "3936.42",</w:t>
         <w:br/>
         <w:t xml:space="preserve">  "converged": true,</w:t>
         <w:br/>
@@ -40401,7 +40392,7 @@
         <w:br/>
         <w:t xml:space="preserve">  "llr_p_value": "0.000000",</w:t>
         <w:br/>
-        <w:t xml:space="preserve">  "log_likelihood": "-1943.357867",</w:t>
+        <w:t xml:space="preserve">  "log_likelihood": "-1943.36",</w:t>
         <w:br/>
         <w:t xml:space="preserve">  "n_events_dev": 924,</w:t>
         <w:br/>
@@ -40411,7 +40402,7 @@
         <w:br/>
         <w:t xml:space="preserve">  "n_obs_dev": 3961,</w:t>
         <w:br/>
-        <w:t xml:space="preserve">  "null_log_likelihood": "-2151.625879",</w:t>
+        <w:t xml:space="preserve">  "null_log_likelihood": "-2151.63",</w:t>
         <w:br/>
         <w:t xml:space="preserve">  "optimizer": "newton",</w:t>
         <w:br/>
@@ -40901,7 +40892,7 @@
         <w:rPr>
           <w:rFonts w:ascii="Consolas" w:hAnsi="Consolas"/>
         </w:rPr>
-        <w:t>business_input</w:t>
+        <w:t>development_observed</w:t>
       </w:r>
     </w:p>
     <w:p>
@@ -40917,7 +40908,7 @@
         <w:rPr>
           <w:rFonts w:ascii="Consolas" w:hAnsi="Consolas"/>
         </w:rPr>
-        <w:t>0.2000</w:t>
+        <w:t>0.2333</w:t>
       </w:r>
     </w:p>
     <w:p>
@@ -40961,7 +40952,7 @@
         <w:br/>
         <w:t xml:space="preserve">  "anchor_kind": "through_the_cycle",</w:t>
         <w:br/>
-        <w:t xml:space="preserve">  "anchor_source": "business_input",</w:t>
+        <w:t xml:space="preserve">  "anchor_source": "development_observed",</w:t>
         <w:br/>
         <w:t xml:space="preserve">  "fit_partition": "desarrollo",</w:t>
         <w:br/>
@@ -40987,7 +40978,7 @@
         <w:br/>
         <w:t xml:space="preserve">  "target_column": "target",</w:t>
         <w:br/>
-        <w:t xml:space="preserve">  "target_pd": "0.200000",</w:t>
+        <w:t xml:space="preserve">  "target_pd": null,</w:t>
         <w:br/>
         <w:t xml:space="preserve">  "target_tolerance": "0.000000",</w:t>
         <w:br/>
@@ -41089,7 +41080,7 @@
         <w:rPr>
           <w:rFonts w:ascii="Consolas" w:hAnsi="Consolas"/>
         </w:rPr>
-        <w:t>-0.218447</w:t>
+        <w:t>-0.000000</w:t>
       </w:r>
     </w:p>
     <w:p>
@@ -41185,7 +41176,7 @@
         <w:rPr>
           <w:rFonts w:ascii="Consolas" w:hAnsi="Consolas"/>
         </w:rPr>
-        <w:t>0.200000</w:t>
+        <w:t>0.233274</w:t>
       </w:r>
     </w:p>
     <w:p>
@@ -42073,7 +42064,7 @@
         <w:rPr>
           <w:rFonts w:ascii="Consolas" w:hAnsi="Consolas"/>
         </w:rPr>
-        <w:t>3</w:t>
+        <w:t>1</w:t>
       </w:r>
     </w:p>
     <w:p>
@@ -42141,7 +42132,7 @@
         <w:br/>
         <w:t xml:space="preserve">  ],</w:t>
         <w:br/>
-        <w:t xml:space="preserve">  "n_failed": 3,</w:t>
+        <w:t xml:space="preserve">  "n_failed": 1,</w:t>
         <w:br/>
         <w:t xml:space="preserve">  "n_tests": 3,</w:t>
         <w:br/>

--- a/web/src/fixtures/demo/report-f1.docx
+++ b/web/src/fixtures/demo/report-f1.docx
@@ -199,7 +199,7 @@
         <w:rPr>
           <w:rFonts w:ascii="Consolas" w:hAnsi="Consolas"/>
         </w:rPr>
-        <w:t>git_sha=d7eb9944ad06affd8939c6a4370de9908d6b8541</w:t>
+        <w:t>git_sha=ae3d9c7e2aa3abc8930aba607f56417744efd6b2</w:t>
       </w:r>
     </w:p>
     <w:p>
@@ -32815,7 +32815,7 @@
         <w:rPr>
           <w:rFonts w:ascii="Consolas" w:hAnsi="Consolas"/>
         </w:rPr>
-        <w:t>2026-07-21T15:38:23.684071Z</w:t>
+        <w:t>2026-07-21T17:01:30.435299Z</w:t>
       </w:r>
     </w:p>
     <w:p>
@@ -32879,7 +32879,7 @@
         <w:rPr>
           <w:rFonts w:ascii="Consolas" w:hAnsi="Consolas"/>
         </w:rPr>
-        <w:t>d7eb9944ad06affd8939c6a4370de9908d6b8541</w:t>
+        <w:t>ae3d9c7e2aa3abc8930aba607f56417744efd6b2</w:t>
       </w:r>
     </w:p>
     <w:p>
@@ -32899,7 +32899,7 @@
         <w:br/>
         <w:t xml:space="preserve">  "PyYAML": "6.0.3",</w:t>
         <w:br/>
-        <w:t xml:space="preserve">  "nikodym": "1.4.0",</w:t>
+        <w:t xml:space="preserve">  "nikodym": "1.4.1",</w:t>
         <w:br/>
         <w:t xml:space="preserve">  "numpy": "2.4.6",</w:t>
         <w:br/>

--- a/web/src/fixtures/demo/report-f1.docx
+++ b/web/src/fixtures/demo/report-f1.docx
@@ -199,7 +199,7 @@
         <w:rPr>
           <w:rFonts w:ascii="Consolas" w:hAnsi="Consolas"/>
         </w:rPr>
-        <w:t>git_sha=ae3d9c7e2aa3abc8930aba607f56417744efd6b2</w:t>
+        <w:t>git_sha=9b851201c8b66056dbc98947fef0c7d9a3877118</w:t>
       </w:r>
     </w:p>
     <w:p>
@@ -32762,6 +32762,11 @@
     </w:p>
     <w:p>
       <w:r>
+        <w:t>Caveats de reproducibilidad declarados por la corrida: working tree git sucio: cambios sin commitear no reconstruibles.</w:t>
+      </w:r>
+    </w:p>
+    <w:p>
+      <w:r>
         <w:t>No hay secciones obligatorias ausentes en esta corrida.</w:t>
       </w:r>
     </w:p>
@@ -32815,7 +32820,7 @@
         <w:rPr>
           <w:rFonts w:ascii="Consolas" w:hAnsi="Consolas"/>
         </w:rPr>
-        <w:t>2026-07-21T17:01:30.435299Z</w:t>
+        <w:t>2026-07-21T17:19:04.256023Z</w:t>
       </w:r>
     </w:p>
     <w:p>
@@ -32847,7 +32852,11 @@
         <w:rPr>
           <w:rFonts w:ascii="Consolas" w:hAnsi="Consolas"/>
         </w:rPr>
-        <w:t>[]</w:t>
+        <w:t>[</w:t>
+        <w:br/>
+        <w:t xml:space="preserve">  "working tree git sucio: cambios sin commitear no reconstruibles"</w:t>
+        <w:br/>
+        <w:t>]</w:t>
       </w:r>
     </w:p>
     <w:p>
@@ -32863,7 +32872,7 @@
         <w:rPr>
           <w:rFonts w:ascii="Consolas" w:hAnsi="Consolas"/>
         </w:rPr>
-        <w:t>false</w:t>
+        <w:t>true</w:t>
       </w:r>
     </w:p>
     <w:p>
@@ -32879,7 +32888,7 @@
         <w:rPr>
           <w:rFonts w:ascii="Consolas" w:hAnsi="Consolas"/>
         </w:rPr>
-        <w:t>ae3d9c7e2aa3abc8930aba607f56417744efd6b2</w:t>
+        <w:t>9b851201c8b66056dbc98947fef0c7d9a3877118</w:t>
       </w:r>
     </w:p>
     <w:p>

--- a/web/src/fixtures/demo/report-f1.docx
+++ b/web/src/fixtures/demo/report-f1.docx
@@ -199,7 +199,7 @@
         <w:rPr>
           <w:rFonts w:ascii="Consolas" w:hAnsi="Consolas"/>
         </w:rPr>
-        <w:t>git_sha=9b851201c8b66056dbc98947fef0c7d9a3877118</w:t>
+        <w:t>git_sha=b0dd07422ac85376e6ad9a0543093f6beb1733b0</w:t>
       </w:r>
     </w:p>
     <w:p>
@@ -32762,11 +32762,6 @@
     </w:p>
     <w:p>
       <w:r>
-        <w:t>Caveats de reproducibilidad declarados por la corrida: working tree git sucio: cambios sin commitear no reconstruibles.</w:t>
-      </w:r>
-    </w:p>
-    <w:p>
-      <w:r>
         <w:t>No hay secciones obligatorias ausentes en esta corrida.</w:t>
       </w:r>
     </w:p>
@@ -32820,7 +32815,7 @@
         <w:rPr>
           <w:rFonts w:ascii="Consolas" w:hAnsi="Consolas"/>
         </w:rPr>
-        <w:t>2026-07-21T17:19:04.256023Z</w:t>
+        <w:t>2026-07-21T17:23:49.618002Z</w:t>
       </w:r>
     </w:p>
     <w:p>
@@ -32852,11 +32847,7 @@
         <w:rPr>
           <w:rFonts w:ascii="Consolas" w:hAnsi="Consolas"/>
         </w:rPr>
-        <w:t>[</w:t>
-        <w:br/>
-        <w:t xml:space="preserve">  "working tree git sucio: cambios sin commitear no reconstruibles"</w:t>
-        <w:br/>
-        <w:t>]</w:t>
+        <w:t>[]</w:t>
       </w:r>
     </w:p>
     <w:p>
@@ -32872,7 +32863,7 @@
         <w:rPr>
           <w:rFonts w:ascii="Consolas" w:hAnsi="Consolas"/>
         </w:rPr>
-        <w:t>true</w:t>
+        <w:t>false</w:t>
       </w:r>
     </w:p>
     <w:p>
@@ -32888,7 +32879,7 @@
         <w:rPr>
           <w:rFonts w:ascii="Consolas" w:hAnsi="Consolas"/>
         </w:rPr>
-        <w:t>9b851201c8b66056dbc98947fef0c7d9a3877118</w:t>
+        <w:t>b0dd07422ac85376e6ad9a0543093f6beb1733b0</w:t>
       </w:r>
     </w:p>
     <w:p>

--- a/web/src/fixtures/demo/report-f1.docx
+++ b/web/src/fixtures/demo/report-f1.docx
@@ -163,7 +163,7 @@
           </w:tcPr>
           <w:p>
             <w:r>
-              <w:t>2026-07-21</w:t>
+              <w:t>2026-07-22</w:t>
             </w:r>
           </w:p>
         </w:tc>
@@ -199,7 +199,7 @@
         <w:rPr>
           <w:rFonts w:ascii="Consolas" w:hAnsi="Consolas"/>
         </w:rPr>
-        <w:t>git_sha=b0dd07422ac85376e6ad9a0543093f6beb1733b0</w:t>
+        <w:t>git_sha=e06d21f07c904ea99c184fdd814ddc4186058c55</w:t>
       </w:r>
     </w:p>
     <w:p>
@@ -3740,7 +3740,7 @@
           </w:tcPr>
           <w:p>
             <w:r>
-              <w:t>iv=0.00292240935993 &lt; min_iv=0.02</w:t>
+              <w:t>iv=0.00292241 &lt; min_iv=0.02</w:t>
             </w:r>
           </w:p>
         </w:tc>
@@ -32815,7 +32815,7 @@
         <w:rPr>
           <w:rFonts w:ascii="Consolas" w:hAnsi="Consolas"/>
         </w:rPr>
-        <w:t>2026-07-21T17:23:49.618002Z</w:t>
+        <w:t>2026-07-22T17:23:27.839328Z</w:t>
       </w:r>
     </w:p>
     <w:p>
@@ -32879,7 +32879,7 @@
         <w:rPr>
           <w:rFonts w:ascii="Consolas" w:hAnsi="Consolas"/>
         </w:rPr>
-        <w:t>b0dd07422ac85376e6ad9a0543093f6beb1733b0</w:t>
+        <w:t>e06d21f07c904ea99c184fdd814ddc4186058c55</w:t>
       </w:r>
     </w:p>
     <w:p>
@@ -32899,7 +32899,7 @@
         <w:br/>
         <w:t xml:space="preserve">  "PyYAML": "6.0.3",</w:t>
         <w:br/>
-        <w:t xml:space="preserve">  "nikodym": "1.4.1",</w:t>
+        <w:t xml:space="preserve">  "nikodym": "1.5.0",</w:t>
         <w:br/>
         <w:t xml:space="preserve">  "numpy": "2.4.6",</w:t>
         <w:br/>

--- a/web/src/fixtures/demo/report-f1.docx
+++ b/web/src/fixtures/demo/report-f1.docx
@@ -163,7 +163,7 @@
           </w:tcPr>
           <w:p>
             <w:r>
-              <w:t>2026-07-22</w:t>
+              <w:t>2026-07-25</w:t>
             </w:r>
           </w:p>
         </w:tc>
@@ -199,7 +199,7 @@
         <w:rPr>
           <w:rFonts w:ascii="Consolas" w:hAnsi="Consolas"/>
         </w:rPr>
-        <w:t>git_sha=e06d21f07c904ea99c184fdd814ddc4186058c55</w:t>
+        <w:t>git_sha=2293cbc2abaf24f5cda86d88a9a1057a3399af45</w:t>
       </w:r>
     </w:p>
     <w:p>
@@ -32762,6 +32762,11 @@
     </w:p>
     <w:p>
       <w:r>
+        <w:t>Caveats de reproducibilidad declarados por la corrida: working tree git sucio: cambios sin commitear no reconstruibles.</w:t>
+      </w:r>
+    </w:p>
+    <w:p>
+      <w:r>
         <w:t>No hay secciones obligatorias ausentes en esta corrida.</w:t>
       </w:r>
     </w:p>
@@ -32815,7 +32820,7 @@
         <w:rPr>
           <w:rFonts w:ascii="Consolas" w:hAnsi="Consolas"/>
         </w:rPr>
-        <w:t>2026-07-22T17:23:27.839328Z</w:t>
+        <w:t>2026-07-25T00:21:46.185435Z</w:t>
       </w:r>
     </w:p>
     <w:p>
@@ -32847,7 +32852,11 @@
         <w:rPr>
           <w:rFonts w:ascii="Consolas" w:hAnsi="Consolas"/>
         </w:rPr>
-        <w:t>[]</w:t>
+        <w:t>[</w:t>
+        <w:br/>
+        <w:t xml:space="preserve">  "working tree git sucio: cambios sin commitear no reconstruibles"</w:t>
+        <w:br/>
+        <w:t>]</w:t>
       </w:r>
     </w:p>
     <w:p>
@@ -32863,7 +32872,7 @@
         <w:rPr>
           <w:rFonts w:ascii="Consolas" w:hAnsi="Consolas"/>
         </w:rPr>
-        <w:t>false</w:t>
+        <w:t>true</w:t>
       </w:r>
     </w:p>
     <w:p>
@@ -32879,7 +32888,7 @@
         <w:rPr>
           <w:rFonts w:ascii="Consolas" w:hAnsi="Consolas"/>
         </w:rPr>
-        <w:t>e06d21f07c904ea99c184fdd814ddc4186058c55</w:t>
+        <w:t>2293cbc2abaf24f5cda86d88a9a1057a3399af45</w:t>
       </w:r>
     </w:p>
     <w:p>

--- a/web/src/fixtures/demo/report-f1.docx
+++ b/web/src/fixtures/demo/report-f1.docx
@@ -199,7 +199,7 @@
         <w:rPr>
           <w:rFonts w:ascii="Consolas" w:hAnsi="Consolas"/>
         </w:rPr>
-        <w:t>git_sha=2293cbc2abaf24f5cda86d88a9a1057a3399af45</w:t>
+        <w:t>git_sha=d897c7f95857b24686c5e46274b5fcc5115d9876</w:t>
       </w:r>
     </w:p>
     <w:p>
@@ -32820,7 +32820,7 @@
         <w:rPr>
           <w:rFonts w:ascii="Consolas" w:hAnsi="Consolas"/>
         </w:rPr>
-        <w:t>2026-07-25T00:21:46.185435Z</w:t>
+        <w:t>2026-07-25T01:58:23.415813Z</w:t>
       </w:r>
     </w:p>
     <w:p>
@@ -32888,7 +32888,7 @@
         <w:rPr>
           <w:rFonts w:ascii="Consolas" w:hAnsi="Consolas"/>
         </w:rPr>
-        <w:t>2293cbc2abaf24f5cda86d88a9a1057a3399af45</w:t>
+        <w:t>d897c7f95857b24686c5e46274b5fcc5115d9876</w:t>
       </w:r>
     </w:p>
     <w:p>

--- a/web/src/fixtures/demo/report-f1.docx
+++ b/web/src/fixtures/demo/report-f1.docx
@@ -199,7 +199,7 @@
         <w:rPr>
           <w:rFonts w:ascii="Consolas" w:hAnsi="Consolas"/>
         </w:rPr>
-        <w:t>git_sha=d897c7f95857b24686c5e46274b5fcc5115d9876</w:t>
+        <w:t>git_sha=c79f05bf85fdc24d1cb6a126e575b9b1d19d651d</w:t>
       </w:r>
     </w:p>
     <w:p>
@@ -32762,11 +32762,6 @@
     </w:p>
     <w:p>
       <w:r>
-        <w:t>Caveats de reproducibilidad declarados por la corrida: working tree git sucio: cambios sin commitear no reconstruibles.</w:t>
-      </w:r>
-    </w:p>
-    <w:p>
-      <w:r>
         <w:t>No hay secciones obligatorias ausentes en esta corrida.</w:t>
       </w:r>
     </w:p>
@@ -32820,7 +32815,7 @@
         <w:rPr>
           <w:rFonts w:ascii="Consolas" w:hAnsi="Consolas"/>
         </w:rPr>
-        <w:t>2026-07-25T01:58:23.415813Z</w:t>
+        <w:t>2026-07-25T22:26:55.713892Z</w:t>
       </w:r>
     </w:p>
     <w:p>
@@ -32852,11 +32847,7 @@
         <w:rPr>
           <w:rFonts w:ascii="Consolas" w:hAnsi="Consolas"/>
         </w:rPr>
-        <w:t>[</w:t>
-        <w:br/>
-        <w:t xml:space="preserve">  "working tree git sucio: cambios sin commitear no reconstruibles"</w:t>
-        <w:br/>
-        <w:t>]</w:t>
+        <w:t>[]</w:t>
       </w:r>
     </w:p>
     <w:p>
@@ -32872,7 +32863,7 @@
         <w:rPr>
           <w:rFonts w:ascii="Consolas" w:hAnsi="Consolas"/>
         </w:rPr>
-        <w:t>true</w:t>
+        <w:t>false</w:t>
       </w:r>
     </w:p>
     <w:p>
@@ -32888,7 +32879,7 @@
         <w:rPr>
           <w:rFonts w:ascii="Consolas" w:hAnsi="Consolas"/>
         </w:rPr>
-        <w:t>d897c7f95857b24686c5e46274b5fcc5115d9876</w:t>
+        <w:t>c79f05bf85fdc24d1cb6a126e575b9b1d19d651d</w:t>
       </w:r>
     </w:p>
     <w:p>

--- a/web/src/fixtures/demo/report-f1.docx
+++ b/web/src/fixtures/demo/report-f1.docx
@@ -163,7 +163,7 @@
           </w:tcPr>
           <w:p>
             <w:r>
-              <w:t>2026-07-25</w:t>
+              <w:t>2026-07-26</w:t>
             </w:r>
           </w:p>
         </w:tc>
@@ -199,7 +199,7 @@
         <w:rPr>
           <w:rFonts w:ascii="Consolas" w:hAnsi="Consolas"/>
         </w:rPr>
-        <w:t>git_sha=c79f05bf85fdc24d1cb6a126e575b9b1d19d651d</w:t>
+        <w:t>git_sha=b0f7eb27d19b59db4be8e83f41ceb881bacf16d0</w:t>
       </w:r>
     </w:p>
     <w:p>
@@ -32815,7 +32815,7 @@
         <w:rPr>
           <w:rFonts w:ascii="Consolas" w:hAnsi="Consolas"/>
         </w:rPr>
-        <w:t>2026-07-25T22:26:55.713892Z</w:t>
+        <w:t>2026-07-26T16:27:07.758277Z</w:t>
       </w:r>
     </w:p>
     <w:p>
@@ -32879,7 +32879,7 @@
         <w:rPr>
           <w:rFonts w:ascii="Consolas" w:hAnsi="Consolas"/>
         </w:rPr>
-        <w:t>c79f05bf85fdc24d1cb6a126e575b9b1d19d651d</w:t>
+        <w:t>b0f7eb27d19b59db4be8e83f41ceb881bacf16d0</w:t>
       </w:r>
     </w:p>
     <w:p>
@@ -32899,7 +32899,7 @@
         <w:br/>
         <w:t xml:space="preserve">  "PyYAML": "6.0.3",</w:t>
         <w:br/>
-        <w:t xml:space="preserve">  "nikodym": "1.5.0",</w:t>
+        <w:t xml:space="preserve">  "nikodym": "1.6.0",</w:t>
         <w:br/>
         <w:t xml:space="preserve">  "numpy": "2.4.6",</w:t>
         <w:br/>

--- a/web/src/fixtures/demo/report-f1.docx
+++ b/web/src/fixtures/demo/report-f1.docx
@@ -163,7 +163,7 @@
           </w:tcPr>
           <w:p>
             <w:r>
-              <w:t>2026-07-26</w:t>
+              <w:t>2026-08-03</w:t>
             </w:r>
           </w:p>
         </w:tc>
@@ -199,7 +199,7 @@
         <w:rPr>
           <w:rFonts w:ascii="Consolas" w:hAnsi="Consolas"/>
         </w:rPr>
-        <w:t>git_sha=b0f7eb27d19b59db4be8e83f41ceb881bacf16d0</w:t>
+        <w:t>git_sha=d2f2b87116f07917191b396533c2da855ba8ff6c</w:t>
       </w:r>
     </w:p>
     <w:p>
@@ -32815,7 +32815,7 @@
         <w:rPr>
           <w:rFonts w:ascii="Consolas" w:hAnsi="Consolas"/>
         </w:rPr>
-        <w:t>2026-07-26T16:27:07.758277Z</w:t>
+        <w:t>2026-08-03T00:05:02.231202Z</w:t>
       </w:r>
     </w:p>
     <w:p>
@@ -32879,7 +32879,7 @@
         <w:rPr>
           <w:rFonts w:ascii="Consolas" w:hAnsi="Consolas"/>
         </w:rPr>
-        <w:t>b0f7eb27d19b59db4be8e83f41ceb881bacf16d0</w:t>
+        <w:t>d2f2b87116f07917191b396533c2da855ba8ff6c</w:t>
       </w:r>
     </w:p>
     <w:p>
@@ -32899,7 +32899,7 @@
         <w:br/>
         <w:t xml:space="preserve">  "PyYAML": "6.0.3",</w:t>
         <w:br/>
-        <w:t xml:space="preserve">  "nikodym": "1.6.0",</w:t>
+        <w:t xml:space="preserve">  "nikodym": "1.10.0",</w:t>
         <w:br/>
         <w:t xml:space="preserve">  "numpy": "2.4.6",</w:t>
         <w:br/>
@@ -39687,6 +39687,22 @@
         <w:t xml:space="preserve">  "variable_overrides": []</w:t>
         <w:br/>
         <w:t>}</w:t>
+      </w:r>
+    </w:p>
+    <w:p>
+      <w:r>
+        <w:rPr>
+          <w:b/>
+        </w:rPr>
+        <w:t>excluded_by_target_rule</w:t>
+      </w:r>
+    </w:p>
+    <w:p>
+      <w:r>
+        <w:rPr>
+          <w:rFonts w:ascii="Consolas" w:hAnsi="Consolas"/>
+        </w:rPr>
+        <w:t>[]</w:t>
       </w:r>
     </w:p>
     <w:p>

--- a/web/src/fixtures/demo/report-f1.docx
+++ b/web/src/fixtures/demo/report-f1.docx
@@ -163,7 +163,7 @@
           </w:tcPr>
           <w:p>
             <w:r>
-              <w:t>2026-08-03</w:t>
+              <w:t>2026-08-09</w:t>
             </w:r>
           </w:p>
         </w:tc>
@@ -199,7 +199,7 @@
         <w:rPr>
           <w:rFonts w:ascii="Consolas" w:hAnsi="Consolas"/>
         </w:rPr>
-        <w:t>git_sha=d2f2b87116f07917191b396533c2da855ba8ff6c</w:t>
+        <w:t>git_sha=6f1936374b2e6e6fe33e3d4a9ed1c5aea2a0e9bc</w:t>
       </w:r>
     </w:p>
     <w:p>
@@ -845,7 +845,7 @@
           </w:tcPr>
           <w:p>
             <w:r>
-              <w:t>PSI del score</w:t>
+              <w:t>Peor PSI entre score y PD · PD calibrada</w:t>
             </w:r>
           </w:p>
         </w:tc>
@@ -887,7 +887,7 @@
           </w:tcPr>
           <w:p>
             <w:r>
-              <w:t>PSI del score</w:t>
+              <w:t>Peor PSI entre score y PD · score</w:t>
             </w:r>
           </w:p>
         </w:tc>
@@ -978,7 +978,7 @@
         <w:rPr>
           <w:i/>
         </w:rPr>
-        <w:t>Las bandas de PSI usan los umbrales configurados: estable por debajo de 0,10 y redesarrollo por sobre 0,25.</w:t>
+        <w:t>Las bandas de PSI usan los umbrales configurados: estable por debajo de 0,10, revisión desde 0,10 y redesarrollo desde 0,25.</w:t>
       </w:r>
     </w:p>
     <w:p>
@@ -1506,7 +1506,7 @@
     </w:p>
     <w:p>
       <w:r>
-        <w:t>En el tratamiento de faltantes se rechaza toda variable con más de 99,00 % de valores faltantes.</w:t>
+        <w:t>En el tratamiento de faltantes se reporta para revisión toda variable con más de 99,00 % de valores faltantes, sin eliminarla automáticamente.</w:t>
       </w:r>
     </w:p>
     <w:p>
@@ -1547,7 +1547,7 @@
     </w:p>
     <w:p>
       <w:r>
-        <w:t>Se descartaron las variables con IV inferior a 0,02; las de IV superior a 0,50 se marcaron para revisión, porque un poder predictivo tan alto suele indicar fuga de información más que señal legítima.</w:t>
+        <w:t>Se descartaron las variables con IV inferior a 0,02; las de IV igual o superior a 0,50 se marcaron para revisión, porque un poder predictivo tan alto suele indicar fuga de información más que señal legítima.</w:t>
       </w:r>
     </w:p>
     <w:p>
@@ -1621,7 +1621,7 @@
     </w:p>
     <w:p>
       <w:r>
-        <w:t>La PD se calibró por desplazamiento del intercepto (intercept offset), ajustando sobre la partición de Desarrollo contra la tasa de incumplimiento observada en Desarrollo, con una PD objetivo de 23,33 %. El ancla es a través del ciclo (TTC).</w:t>
+        <w:t>La PD se calibró por desplazamiento del intercepto (intercept offset), ajustando sobre la partición de Desarrollo contra la tasa de incumplimiento observada en Desarrollo, que resultó ser 23,33 %. El ancla es a través del ciclo (TTC).</w:t>
       </w:r>
     </w:p>
     <w:p>
@@ -9948,7 +9948,7 @@
     </w:p>
     <w:p>
       <w:r>
-        <w:t>La tabla de desempeño reparte la población en 10 tramos de riesgo ordenados por score, y permite verificar que la tasa de incumplimiento observada sea monótona entre tramos.</w:t>
+        <w:t>La tabla de desempeño usa hasta 10 tramos de riesgo configurados, ordenados por la PD calibrada. Los tramos efectivos por partición fueron Desarrollo: 10, Holdout: 10 y Fuera de tiempo (OOT): 10, y permiten verificar la evolución de la tasa de incumplimiento observada entre tramos.</w:t>
       </w:r>
     </w:p>
     <w:p>
@@ -17009,12 +17009,12 @@
     </w:p>
     <w:p>
       <w:r>
-        <w:t>El PSI del score en Desarrollo vs. Holdout es 0,0132 (banda «Estable»). La distribución del score se mantiene, de modo que no hay evidencia de desplazamiento poblacional.</w:t>
+        <w:t>El peor PSI entre score y PD en Desarrollo vs. Holdout es 0,0132 (banda «Estable»); corresponde a la PD calibrada. La distribución de la magnitud ganadora se mantiene, de modo que no hay desplazamiento poblacional.</w:t>
       </w:r>
     </w:p>
     <w:p>
       <w:r>
-        <w:t>El PSI del score en Desarrollo vs. OOT es 0,0068 (banda «Estable»). La distribución del score se mantiene, de modo que no hay evidencia de desplazamiento poblacional.</w:t>
+        <w:t>El peor PSI entre score y PD en Desarrollo vs. OOT es 0,0068 (banda «Estable»); corresponde al score. La distribución de la magnitud ganadora se mantiene, de modo que no hay desplazamiento poblacional.</w:t>
       </w:r>
     </w:p>
     <w:p>
@@ -17024,7 +17024,7 @@
     </w:p>
     <w:p>
       <w:r>
-        <w:t>El PSI se calculó sobre 10 tramos del score, definidos en Desarrollo.</w:t>
+        <w:t>Se configuraron hasta 10 tramos por magnitud para el PSI, definidos en Desarrollo.</w:t>
       </w:r>
     </w:p>
     <w:p>
@@ -32696,7 +32696,7 @@
     </w:p>
     <w:p>
       <w:r>
-        <w:t>Estabilidad (PSI del score): Desarrollo vs. Holdout 0,0132 («Estable») y Desarrollo vs. OOT 0,0068 («Estable»).</w:t>
+        <w:t>Estabilidad (peor PSI entre score y PD): Desarrollo vs. Holdout 0,0132 («Estable»; PD calibrada) y Desarrollo vs. OOT 0,0068 («Estable»; score).</w:t>
       </w:r>
     </w:p>
     <w:p>
@@ -32815,7 +32815,7 @@
         <w:rPr>
           <w:rFonts w:ascii="Consolas" w:hAnsi="Consolas"/>
         </w:rPr>
-        <w:t>2026-08-03T00:05:02.231202Z</w:t>
+        <w:t>2026-08-09T18:45:47.344618Z</w:t>
       </w:r>
     </w:p>
     <w:p>
@@ -32879,7 +32879,7 @@
         <w:rPr>
           <w:rFonts w:ascii="Consolas" w:hAnsi="Consolas"/>
         </w:rPr>
-        <w:t>d2f2b87116f07917191b396533c2da855ba8ff6c</w:t>
+        <w:t>6f1936374b2e6e6fe33e3d4a9ed1c5aea2a0e9bc</w:t>
       </w:r>
     </w:p>
     <w:p>
@@ -32899,7 +32899,7 @@
         <w:br/>
         <w:t xml:space="preserve">  "PyYAML": "6.0.3",</w:t>
         <w:br/>
-        <w:t xml:space="preserve">  "nikodym": "1.10.0",</w:t>
+        <w:t xml:space="preserve">  "nikodym": "1.11.0",</w:t>
         <w:br/>
         <w:t xml:space="preserve">  "numpy": "2.4.6",</w:t>
         <w:br/>
@@ -41720,6 +41720,28 @@
         <w:rPr>
           <w:b/>
         </w:rPr>
+        <w:t>psi_metric_by_comparison</w:t>
+      </w:r>
+    </w:p>
+    <w:p>
+      <w:r>
+        <w:rPr>
+          <w:rFonts w:ascii="Consolas" w:hAnsi="Consolas"/>
+        </w:rPr>
+        <w:t>{</w:t>
+        <w:br/>
+        <w:t xml:space="preserve">  "dev_vs_holdout": "pd_psi",</w:t>
+        <w:br/>
+        <w:t xml:space="preserve">  "dev_vs_oot": "score_psi"</w:t>
+        <w:br/>
+        <w:t>}</w:t>
+      </w:r>
+    </w:p>
+    <w:p>
+      <w:r>
+        <w:rPr>
+          <w:b/>
+        </w:rPr>
         <w:t>review_threshold</w:t>
       </w:r>
     </w:p>

--- a/web/src/fixtures/demo/report-f1.docx
+++ b/web/src/fixtures/demo/report-f1.docx
@@ -199,7 +199,7 @@
         <w:rPr>
           <w:rFonts w:ascii="Consolas" w:hAnsi="Consolas"/>
         </w:rPr>
-        <w:t>git_sha=6f1936374b2e6e6fe33e3d4a9ed1c5aea2a0e9bc</w:t>
+        <w:t>git_sha=8f8b7fd1291df0c3c509b77b84d84c72c37ba7a2</w:t>
       </w:r>
     </w:p>
     <w:p>
@@ -10645,7 +10645,7 @@
           <w:b/>
           <w:sz w:val="18"/>
         </w:rPr>
-        <w:t>Desempeño por decil de score</w:t>
+        <w:t>Desempeño por tramo de riesgo</w:t>
       </w:r>
     </w:p>
     <w:tbl>
@@ -32815,7 +32815,7 @@
         <w:rPr>
           <w:rFonts w:ascii="Consolas" w:hAnsi="Consolas"/>
         </w:rPr>
-        <w:t>2026-08-09T18:45:47.344618Z</w:t>
+        <w:t>2026-08-09T19:38:28.341722Z</w:t>
       </w:r>
     </w:p>
     <w:p>
@@ -32879,7 +32879,7 @@
         <w:rPr>
           <w:rFonts w:ascii="Consolas" w:hAnsi="Consolas"/>
         </w:rPr>
-        <w:t>6f1936374b2e6e6fe33e3d4a9ed1c5aea2a0e9bc</w:t>
+        <w:t>8f8b7fd1291df0c3c509b77b84d84c72c37ba7a2</w:t>
       </w:r>
     </w:p>
     <w:p>

--- a/web/src/fixtures/demo/report-f1.docx
+++ b/web/src/fixtures/demo/report-f1.docx
@@ -163,7 +163,7 @@
           </w:tcPr>
           <w:p>
             <w:r>
-              <w:t>2026-08-09</w:t>
+              <w:t>2026-08-27</w:t>
             </w:r>
           </w:p>
         </w:tc>
@@ -199,7 +199,7 @@
         <w:rPr>
           <w:rFonts w:ascii="Consolas" w:hAnsi="Consolas"/>
         </w:rPr>
-        <w:t>git_sha=8f8b7fd1291df0c3c509b77b84d84c72c37ba7a2</w:t>
+        <w:t>git_sha=a1689221d06d7dc68ceafd5dc5450ce99dc0cf84</w:t>
       </w:r>
     </w:p>
     <w:p>
@@ -32815,7 +32815,7 @@
         <w:rPr>
           <w:rFonts w:ascii="Consolas" w:hAnsi="Consolas"/>
         </w:rPr>
-        <w:t>2026-08-09T19:38:28.341722Z</w:t>
+        <w:t>2026-08-27T21:42:26.424141Z</w:t>
       </w:r>
     </w:p>
     <w:p>
@@ -32879,7 +32879,7 @@
         <w:rPr>
           <w:rFonts w:ascii="Consolas" w:hAnsi="Consolas"/>
         </w:rPr>
-        <w:t>8f8b7fd1291df0c3c509b77b84d84c72c37ba7a2</w:t>
+        <w:t>a1689221d06d7dc68ceafd5dc5450ce99dc0cf84</w:t>
       </w:r>
     </w:p>
     <w:p>
@@ -32899,7 +32899,7 @@
         <w:br/>
         <w:t xml:space="preserve">  "PyYAML": "6.0.3",</w:t>
         <w:br/>
-        <w:t xml:space="preserve">  "nikodym": "1.11.0",</w:t>
+        <w:t xml:space="preserve">  "nikodym": "1.12.0",</w:t>
         <w:br/>
         <w:t xml:space="preserve">  "numpy": "2.4.6",</w:t>
         <w:br/>
@@ -32931,6 +32931,22 @@
         <w:rPr>
           <w:b/>
         </w:rPr>
+        <w:t>runtime_environment_hash</w:t>
+      </w:r>
+    </w:p>
+    <w:p>
+      <w:r>
+        <w:rPr>
+          <w:rFonts w:ascii="Consolas" w:hAnsi="Consolas"/>
+        </w:rPr>
+        <w:t>754891916e246141e907675ec0e88c4dd1b669f849daa180167d000c35435d70</w:t>
+      </w:r>
+    </w:p>
+    <w:p>
+      <w:r>
+        <w:rPr>
+          <w:b/>
+        </w:rPr>
         <w:t>schema_version</w:t>
       </w:r>
     </w:p>
@@ -32955,7 +32971,7 @@
         <w:rPr>
           <w:rFonts w:ascii="Consolas" w:hAnsi="Consolas"/>
         </w:rPr>
-        <w:t>—</w:t>
+        <w:t>32c611ad4b1e061c14e1262548bf30346610d7529a6e4fb7bc52c68ec3540d24</w:t>
       </w:r>
     </w:p>
     <w:p>

--- a/web/src/fixtures/demo/report-f1.docx
+++ b/web/src/fixtures/demo/report-f1.docx
@@ -163,7 +163,7 @@
           </w:tcPr>
           <w:p>
             <w:r>
-              <w:t>2026-08-27</w:t>
+              <w:t>2026-09-12</w:t>
             </w:r>
           </w:p>
         </w:tc>
@@ -199,7 +199,7 @@
         <w:rPr>
           <w:rFonts w:ascii="Consolas" w:hAnsi="Consolas"/>
         </w:rPr>
-        <w:t>git_sha=a1689221d06d7dc68ceafd5dc5450ce99dc0cf84</w:t>
+        <w:t>git_sha=da7c96e68a479f4186bec3f4bab49838ee274026</w:t>
       </w:r>
     </w:p>
     <w:p>
@@ -949,7 +949,7 @@
           </w:tcPr>
           <w:p>
             <w:r>
-              <w:t>1 de 3 tests fallidos</w:t>
+              <w:t>1 de 3 pruebas fallidas</w:t>
             </w:r>
           </w:p>
         </w:tc>
@@ -959,7 +959,7 @@
           </w:tcPr>
           <w:p>
             <w:r>
-              <w:t>Falla técnica</w:t>
+              <w:t>Falla</w:t>
             </w:r>
           </w:p>
         </w:tc>
@@ -29370,12 +29370,12 @@
     </w:p>
     <w:p>
       <w:r>
-        <w:t>La validación formal del modelo «preset-estandar-consumo» ejecutó discriminación, calibración y estabilidad. El estado técnico agregado publicado por el motor es «fail».</w:t>
+        <w:t>La validación formal del modelo «preset-estandar-consumo» ejecutó discriminación, calibración y estabilidad. El estado técnico agregado publicado por el motor es «Falla».</w:t>
       </w:r>
     </w:p>
     <w:p>
       <w:r>
-        <w:t>El resultado registra 3 tests, de los cuales 1 quedaron fallidos. Las tablas se copian del resultado que publicó la validación, sin recalcular métricas ni decisiones.</w:t>
+        <w:t>El resultado registra 3 pruebas, de las cuales 1 quedó fallida. Las tablas se copian del resultado que publicó la validación, sin recalcular métricas ni decisiones.</w:t>
       </w:r>
     </w:p>
     <w:p>
@@ -32815,7 +32815,7 @@
         <w:rPr>
           <w:rFonts w:ascii="Consolas" w:hAnsi="Consolas"/>
         </w:rPr>
-        <w:t>2026-08-27T21:42:26.424141Z</w:t>
+        <w:t>2026-09-12T15:23:17.701133Z</w:t>
       </w:r>
     </w:p>
     <w:p>
@@ -32879,7 +32879,7 @@
         <w:rPr>
           <w:rFonts w:ascii="Consolas" w:hAnsi="Consolas"/>
         </w:rPr>
-        <w:t>a1689221d06d7dc68ceafd5dc5450ce99dc0cf84</w:t>
+        <w:t>da7c96e68a479f4186bec3f4bab49838ee274026</w:t>
       </w:r>
     </w:p>
     <w:p>
@@ -32899,7 +32899,7 @@
         <w:br/>
         <w:t xml:space="preserve">  "PyYAML": "6.0.3",</w:t>
         <w:br/>
-        <w:t xml:space="preserve">  "nikodym": "1.12.0",</w:t>
+        <w:t xml:space="preserve">  "nikodym": "1.13.0",</w:t>
         <w:br/>
         <w:t xml:space="preserve">  "numpy": "2.4.6",</w:t>
         <w:br/>
@@ -32939,7 +32939,7 @@
         <w:rPr>
           <w:rFonts w:ascii="Consolas" w:hAnsi="Consolas"/>
         </w:rPr>
-        <w:t>754891916e246141e907675ec0e88c4dd1b669f849daa180167d000c35435d70</w:t>
+        <w:t>3cc13c9b7bb71cfca39f266b0231de9ff1090964e3101fa0a226c7e17ec5cccc</w:t>
       </w:r>
     </w:p>
     <w:p>

--- a/web/src/fixtures/demo/report-f1.docx
+++ b/web/src/fixtures/demo/report-f1.docx
@@ -183,7 +183,7 @@
         <w:rPr>
           <w:rFonts w:ascii="Consolas" w:hAnsi="Consolas"/>
         </w:rPr>
-        <w:t>config_hash=ec10eb43314cad2e369584c7dabe4bbf2456391e255a2b69218d405bba2a448e</w:t>
+        <w:t>config_hash=1063d6cfef0448c502b5f63c7e1f9f5b7ef234b0663b2d02a7527c52652c8633</w:t>
       </w:r>
     </w:p>
     <w:p>
@@ -199,7 +199,7 @@
         <w:rPr>
           <w:rFonts w:ascii="Consolas" w:hAnsi="Consolas"/>
         </w:rPr>
-        <w:t>git_sha=da7c96e68a479f4186bec3f4bab49838ee274026</w:t>
+        <w:t>git_sha=0071cfc634a64dcb751bd430a4c8d75277a20857</w:t>
       </w:r>
     </w:p>
     <w:p>
@@ -1035,7 +1035,45 @@
         <w:pStyle w:val="Heading1"/>
       </w:pPr>
       <w:r>
-        <w:t>2 Contexto del modelo y de la cartera</w:t>
+        <w:t>2 Ficha del modelo</w:t>
+      </w:r>
+    </w:p>
+    <w:p>
+      <w:r>
+        <w:t>Propósito del modelo, tal como lo declaró la institución: Demostración pública de Nikodym RiskLib: scorecard de comportamiento sobre una cartera de consumo sintética. Ilustra el flujo completo de construcción y validación; no decide sobre ninguna operación real.</w:t>
+      </w:r>
+    </w:p>
+    <w:p>
+      <w:r>
+        <w:t>Identidad en el inventario — Nombre lógico del modelo: «scorecard-consumo-demo»; Cartera: Consumo (sintética); Motor: scoring; Fase de construcción: F1; Estado de validación: en desarrollo; Autor / responsable: Nexo Labs.</w:t>
+      </w:r>
+    </w:p>
+    <w:p>
+      <w:r>
+        <w:t>Supuestos declarados: Los datos son sintéticos y reproducibles: no representan a ninguna institución. y La definición de incumplimiento es la del dataset de ejemplo (bad_flag).</w:t>
+      </w:r>
+    </w:p>
+    <w:p>
+      <w:r>
+        <w:t>Limitaciones declaradas: Sin uso productivo: las cifras sirven para leer el informe, no para decidir.</w:t>
+      </w:r>
+    </w:p>
+    <w:p>
+      <w:r>
+        <w:t>Periodicidad de revisión (meses): la institución revisa este modelo cada 12 meses.</w:t>
+      </w:r>
+    </w:p>
+    <w:p>
+      <w:r>
+        <w:t>Las métricas, las decisiones registradas y las fechas de emisión y de la siguiente revisión no forman parte de este informe: quedan en la ficha del modelo, que el motor emite al cierre de la corrida cuando se le pide un directorio de corrida o la publicación al inventario.</w:t>
+      </w:r>
+    </w:p>
+    <w:p>
+      <w:pPr>
+        <w:pStyle w:val="Heading1"/>
+      </w:pPr>
+      <w:r>
+        <w:t>3 Contexto del modelo y de la cartera</w:t>
       </w:r>
     </w:p>
     <w:p>
@@ -1046,6 +1084,21 @@
     <w:p>
       <w:r>
         <w:t>La columna objetivo de esta corrida es «target».</w:t>
+      </w:r>
+    </w:p>
+    <w:p>
+      <w:r>
+        <w:t>La tasa de incumplimiento observada en la población analizada es de 23,33 %, la tasa se agrupó por cohorte en 5 cohortes y se describieron 6 variables frente al incumplimiento.</w:t>
+      </w:r>
+    </w:p>
+    <w:p>
+      <w:r>
+        <w:t>El perfilado de calidad de datos levantó alertas sobre 1 variable con la marca «casi única». El detalle por variable está en el Anexo B.</w:t>
+      </w:r>
+    </w:p>
+    <w:p>
+      <w:r>
+        <w:t>La estabilidad temporal de la tasa de incumplimiento no se evaluó: eje de cohorte, sin orden cronológico. El indicador configurado era variación relativa.</w:t>
       </w:r>
     </w:p>
     <w:p>
@@ -1096,7 +1149,7 @@
         <w:pStyle w:val="Heading2"/>
       </w:pPr>
       <w:r>
-        <w:t>2.1 Población, particiones y exclusiones</w:t>
+        <w:t>3.1 Población, particiones y exclusiones</w:t>
       </w:r>
     </w:p>
     <w:p>
@@ -1480,10 +1533,1221 @@
     </w:tbl>
     <w:p>
       <w:pPr>
+        <w:pStyle w:val="Heading2"/>
+      </w:pPr>
+      <w:r>
+        <w:t>3.2 Población y calidad de datos</w:t>
+      </w:r>
+    </w:p>
+    <w:p>
+      <w:r>
+        <w:t>A continuación se reproducen la tasa de incumplimiento por cohorte, graficada y en su tabla, el perfil por tramo de 6 variables descritas y la calidad de datos por columna.</w:t>
+      </w:r>
+    </w:p>
+    <w:p>
+      <w:r>
+        <w:drawing>
+          <wp:inline xmlns:a="http://schemas.openxmlformats.org/drawingml/2006/main" xmlns:pic="http://schemas.openxmlformats.org/drawingml/2006/picture">
+            <wp:extent cx="5486400" cy="3376246"/>
+            <wp:docPr id="1" name="Picture 1"/>
+            <wp:cNvGraphicFramePr>
+              <a:graphicFrameLocks noChangeAspect="1"/>
+            </wp:cNvGraphicFramePr>
+            <a:graphic>
+              <a:graphicData uri="http://schemas.openxmlformats.org/drawingml/2006/picture">
+                <pic:pic>
+                  <pic:nvPicPr>
+                    <pic:cNvPr id="0" name="image.png"/>
+                    <pic:cNvPicPr/>
+                  </pic:nvPicPr>
+                  <pic:blipFill>
+                    <a:blip r:embed="rId9"/>
+                    <a:stretch>
+                      <a:fillRect/>
+                    </a:stretch>
+                  </pic:blipFill>
+                  <pic:spPr>
+                    <a:xfrm>
+                      <a:off x="0" y="0"/>
+                      <a:ext cx="5486400" cy="3376246"/>
+                    </a:xfrm>
+                    <a:prstGeom prst="rect"/>
+                  </pic:spPr>
+                </pic:pic>
+              </a:graphicData>
+            </a:graphic>
+          </wp:inline>
+        </w:drawing>
+      </w:r>
+    </w:p>
+    <w:p>
+      <w:r>
+        <w:rPr>
+          <w:b w:val="0"/>
+          <w:sz w:val="18"/>
+        </w:rPr>
+        <w:t>Tasa de incumplimiento observada en el tiempo</w:t>
+      </w:r>
+    </w:p>
+    <w:p>
+      <w:r>
+        <w:drawing>
+          <wp:inline xmlns:a="http://schemas.openxmlformats.org/drawingml/2006/main" xmlns:pic="http://schemas.openxmlformats.org/drawingml/2006/picture">
+            <wp:extent cx="5486400" cy="3572540"/>
+            <wp:docPr id="2" name="Picture 2"/>
+            <wp:cNvGraphicFramePr>
+              <a:graphicFrameLocks noChangeAspect="1"/>
+            </wp:cNvGraphicFramePr>
+            <a:graphic>
+              <a:graphicData uri="http://schemas.openxmlformats.org/drawingml/2006/picture">
+                <pic:pic>
+                  <pic:nvPicPr>
+                    <pic:cNvPr id="0" name="image.png"/>
+                    <pic:cNvPicPr/>
+                  </pic:nvPicPr>
+                  <pic:blipFill>
+                    <a:blip r:embed="rId10"/>
+                    <a:stretch>
+                      <a:fillRect/>
+                    </a:stretch>
+                  </pic:blipFill>
+                  <pic:spPr>
+                    <a:xfrm>
+                      <a:off x="0" y="0"/>
+                      <a:ext cx="5486400" cy="3572540"/>
+                    </a:xfrm>
+                    <a:prstGeom prst="rect"/>
+                  </pic:spPr>
+                </pic:pic>
+              </a:graphicData>
+            </a:graphic>
+          </wp:inline>
+        </w:drawing>
+      </w:r>
+    </w:p>
+    <w:p>
+      <w:r>
+        <w:rPr>
+          <w:b w:val="0"/>
+          <w:sz w:val="18"/>
+        </w:rPr>
+        <w:t>Tasa de incumplimiento por tramo de cada variable descrita</w:t>
+      </w:r>
+    </w:p>
+    <w:p>
+      <w:r>
+        <w:rPr>
+          <w:b/>
+          <w:sz w:val="18"/>
+        </w:rPr>
+        <w:t>Tasa de incumplimiento observada por período o cohorte</w:t>
+      </w:r>
+    </w:p>
+    <w:tbl>
+      <w:tblPr>
+        <w:tblStyle w:val="TableGrid"/>
+        <w:tblW w:type="auto" w:w="0"/>
+        <w:tblLook w:firstColumn="1" w:firstRow="1" w:lastColumn="0" w:lastRow="0" w:noHBand="0" w:noVBand="1" w:val="04A0"/>
+      </w:tblPr>
+      <w:tblGrid>
+        <w:gridCol w:w="1440"/>
+        <w:gridCol w:w="1440"/>
+        <w:gridCol w:w="1440"/>
+        <w:gridCol w:w="1440"/>
+        <w:gridCol w:w="1440"/>
+        <w:gridCol w:w="1440"/>
+      </w:tblGrid>
+      <w:tr>
+        <w:tc>
+          <w:tcPr>
+            <w:tcW w:type="dxa" w:w="1440"/>
+          </w:tcPr>
+          <w:p>
+            <w:r>
+              <w:rPr>
+                <w:b/>
+              </w:rPr>
+              <w:t>period</w:t>
+            </w:r>
+          </w:p>
+        </w:tc>
+        <w:tc>
+          <w:tcPr>
+            <w:tcW w:type="dxa" w:w="1440"/>
+          </w:tcPr>
+          <w:p>
+            <w:r>
+              <w:rPr>
+                <w:b/>
+              </w:rPr>
+              <w:t>n_total</w:t>
+            </w:r>
+          </w:p>
+        </w:tc>
+        <w:tc>
+          <w:tcPr>
+            <w:tcW w:type="dxa" w:w="1440"/>
+          </w:tcPr>
+          <w:p>
+            <w:r>
+              <w:rPr>
+                <w:b/>
+              </w:rPr>
+              <w:t>n_eligible</w:t>
+            </w:r>
+          </w:p>
+        </w:tc>
+        <w:tc>
+          <w:tcPr>
+            <w:tcW w:type="dxa" w:w="1440"/>
+          </w:tcPr>
+          <w:p>
+            <w:r>
+              <w:rPr>
+                <w:b/>
+              </w:rPr>
+              <w:t>n_bad</w:t>
+            </w:r>
+          </w:p>
+        </w:tc>
+        <w:tc>
+          <w:tcPr>
+            <w:tcW w:type="dxa" w:w="1440"/>
+          </w:tcPr>
+          <w:p>
+            <w:r>
+              <w:rPr>
+                <w:b/>
+              </w:rPr>
+              <w:t>default_rate</w:t>
+            </w:r>
+          </w:p>
+        </w:tc>
+        <w:tc>
+          <w:tcPr>
+            <w:tcW w:type="dxa" w:w="1440"/>
+          </w:tcPr>
+          <w:p>
+            <w:r>
+              <w:rPr>
+                <w:b/>
+              </w:rPr>
+              <w:t>low_confidence</w:t>
+            </w:r>
+          </w:p>
+        </w:tc>
+      </w:tr>
+      <w:tr>
+        <w:tc>
+          <w:tcPr>
+            <w:tcW w:type="dxa" w:w="1440"/>
+          </w:tcPr>
+          <w:p>
+            <w:r>
+              <w:t>2023Q1</w:t>
+            </w:r>
+          </w:p>
+        </w:tc>
+        <w:tc>
+          <w:tcPr>
+            <w:tcW w:type="dxa" w:w="1440"/>
+          </w:tcPr>
+          <w:p>
+            <w:r>
+              <w:t>785</w:t>
+            </w:r>
+          </w:p>
+        </w:tc>
+        <w:tc>
+          <w:tcPr>
+            <w:tcW w:type="dxa" w:w="1440"/>
+          </w:tcPr>
+          <w:p>
+            <w:r>
+              <w:t>785</w:t>
+            </w:r>
+          </w:p>
+        </w:tc>
+        <w:tc>
+          <w:tcPr>
+            <w:tcW w:type="dxa" w:w="1440"/>
+          </w:tcPr>
+          <w:p>
+            <w:r>
+              <w:t>201</w:t>
+            </w:r>
+          </w:p>
+        </w:tc>
+        <w:tc>
+          <w:tcPr>
+            <w:tcW w:type="dxa" w:w="1440"/>
+          </w:tcPr>
+          <w:p>
+            <w:r>
+              <w:t>0.2561</w:t>
+            </w:r>
+          </w:p>
+        </w:tc>
+        <w:tc>
+          <w:tcPr>
+            <w:tcW w:type="dxa" w:w="1440"/>
+          </w:tcPr>
+          <w:p>
+            <w:r>
+              <w:t>false</w:t>
+            </w:r>
+          </w:p>
+        </w:tc>
+      </w:tr>
+      <w:tr>
+        <w:tc>
+          <w:tcPr>
+            <w:tcW w:type="dxa" w:w="1440"/>
+          </w:tcPr>
+          <w:p>
+            <w:r>
+              <w:t>2023Q2</w:t>
+            </w:r>
+          </w:p>
+        </w:tc>
+        <w:tc>
+          <w:tcPr>
+            <w:tcW w:type="dxa" w:w="1440"/>
+          </w:tcPr>
+          <w:p>
+            <w:r>
+              <w:t>789</w:t>
+            </w:r>
+          </w:p>
+        </w:tc>
+        <w:tc>
+          <w:tcPr>
+            <w:tcW w:type="dxa" w:w="1440"/>
+          </w:tcPr>
+          <w:p>
+            <w:r>
+              <w:t>789</w:t>
+            </w:r>
+          </w:p>
+        </w:tc>
+        <w:tc>
+          <w:tcPr>
+            <w:tcW w:type="dxa" w:w="1440"/>
+          </w:tcPr>
+          <w:p>
+            <w:r>
+              <w:t>170</w:t>
+            </w:r>
+          </w:p>
+        </w:tc>
+        <w:tc>
+          <w:tcPr>
+            <w:tcW w:type="dxa" w:w="1440"/>
+          </w:tcPr>
+          <w:p>
+            <w:r>
+              <w:t>0.2155</w:t>
+            </w:r>
+          </w:p>
+        </w:tc>
+        <w:tc>
+          <w:tcPr>
+            <w:tcW w:type="dxa" w:w="1440"/>
+          </w:tcPr>
+          <w:p>
+            <w:r>
+              <w:t>false</w:t>
+            </w:r>
+          </w:p>
+        </w:tc>
+      </w:tr>
+      <w:tr>
+        <w:tc>
+          <w:tcPr>
+            <w:tcW w:type="dxa" w:w="1440"/>
+          </w:tcPr>
+          <w:p>
+            <w:r>
+              <w:t>2023Q3</w:t>
+            </w:r>
+          </w:p>
+        </w:tc>
+        <w:tc>
+          <w:tcPr>
+            <w:tcW w:type="dxa" w:w="1440"/>
+          </w:tcPr>
+          <w:p>
+            <w:r>
+              <w:t>838</w:t>
+            </w:r>
+          </w:p>
+        </w:tc>
+        <w:tc>
+          <w:tcPr>
+            <w:tcW w:type="dxa" w:w="1440"/>
+          </w:tcPr>
+          <w:p>
+            <w:r>
+              <w:t>838</w:t>
+            </w:r>
+          </w:p>
+        </w:tc>
+        <w:tc>
+          <w:tcPr>
+            <w:tcW w:type="dxa" w:w="1440"/>
+          </w:tcPr>
+          <w:p>
+            <w:r>
+              <w:t>188</w:t>
+            </w:r>
+          </w:p>
+        </w:tc>
+        <w:tc>
+          <w:tcPr>
+            <w:tcW w:type="dxa" w:w="1440"/>
+          </w:tcPr>
+          <w:p>
+            <w:r>
+              <w:t>0.2243</w:t>
+            </w:r>
+          </w:p>
+        </w:tc>
+        <w:tc>
+          <w:tcPr>
+            <w:tcW w:type="dxa" w:w="1440"/>
+          </w:tcPr>
+          <w:p>
+            <w:r>
+              <w:t>false</w:t>
+            </w:r>
+          </w:p>
+        </w:tc>
+      </w:tr>
+      <w:tr>
+        <w:tc>
+          <w:tcPr>
+            <w:tcW w:type="dxa" w:w="1440"/>
+          </w:tcPr>
+          <w:p>
+            <w:r>
+              <w:t>2023Q4</w:t>
+            </w:r>
+          </w:p>
+        </w:tc>
+        <w:tc>
+          <w:tcPr>
+            <w:tcW w:type="dxa" w:w="1440"/>
+          </w:tcPr>
+          <w:p>
+            <w:r>
+              <w:t>777</w:t>
+            </w:r>
+          </w:p>
+        </w:tc>
+        <w:tc>
+          <w:tcPr>
+            <w:tcW w:type="dxa" w:w="1440"/>
+          </w:tcPr>
+          <w:p>
+            <w:r>
+              <w:t>777</w:t>
+            </w:r>
+          </w:p>
+        </w:tc>
+        <w:tc>
+          <w:tcPr>
+            <w:tcW w:type="dxa" w:w="1440"/>
+          </w:tcPr>
+          <w:p>
+            <w:r>
+              <w:t>174</w:t>
+            </w:r>
+          </w:p>
+        </w:tc>
+        <w:tc>
+          <w:tcPr>
+            <w:tcW w:type="dxa" w:w="1440"/>
+          </w:tcPr>
+          <w:p>
+            <w:r>
+              <w:t>0.2239</w:t>
+            </w:r>
+          </w:p>
+        </w:tc>
+        <w:tc>
+          <w:tcPr>
+            <w:tcW w:type="dxa" w:w="1440"/>
+          </w:tcPr>
+          <w:p>
+            <w:r>
+              <w:t>false</w:t>
+            </w:r>
+          </w:p>
+        </w:tc>
+      </w:tr>
+      <w:tr>
+        <w:tc>
+          <w:tcPr>
+            <w:tcW w:type="dxa" w:w="1440"/>
+          </w:tcPr>
+          <w:p>
+            <w:r>
+              <w:t>2024Q1</w:t>
+            </w:r>
+          </w:p>
+        </w:tc>
+        <w:tc>
+          <w:tcPr>
+            <w:tcW w:type="dxa" w:w="1440"/>
+          </w:tcPr>
+          <w:p>
+            <w:r>
+              <w:t>772</w:t>
+            </w:r>
+          </w:p>
+        </w:tc>
+        <w:tc>
+          <w:tcPr>
+            <w:tcW w:type="dxa" w:w="1440"/>
+          </w:tcPr>
+          <w:p>
+            <w:r>
+              <w:t>772</w:t>
+            </w:r>
+          </w:p>
+        </w:tc>
+        <w:tc>
+          <w:tcPr>
+            <w:tcW w:type="dxa" w:w="1440"/>
+          </w:tcPr>
+          <w:p>
+            <w:r>
+              <w:t>191</w:t>
+            </w:r>
+          </w:p>
+        </w:tc>
+        <w:tc>
+          <w:tcPr>
+            <w:tcW w:type="dxa" w:w="1440"/>
+          </w:tcPr>
+          <w:p>
+            <w:r>
+              <w:t>0.2474</w:t>
+            </w:r>
+          </w:p>
+        </w:tc>
+        <w:tc>
+          <w:tcPr>
+            <w:tcW w:type="dxa" w:w="1440"/>
+          </w:tcPr>
+          <w:p>
+            <w:r>
+              <w:t>false</w:t>
+            </w:r>
+          </w:p>
+        </w:tc>
+      </w:tr>
+    </w:tbl>
+    <w:p>
+      <w:r>
+        <w:rPr>
+          <w:b/>
+          <w:sz w:val="18"/>
+        </w:rPr>
+        <w:t>Calidad de datos por columna</w:t>
+      </w:r>
+    </w:p>
+    <w:tbl>
+      <w:tblPr>
+        <w:tblStyle w:val="TableGrid"/>
+        <w:tblW w:type="auto" w:w="0"/>
+        <w:tblLook w:firstColumn="1" w:firstRow="1" w:lastColumn="0" w:lastRow="0" w:noHBand="0" w:noVBand="1" w:val="04A0"/>
+      </w:tblPr>
+      <w:tblGrid>
+        <w:gridCol w:w="1234"/>
+        <w:gridCol w:w="1234"/>
+        <w:gridCol w:w="1234"/>
+        <w:gridCol w:w="1234"/>
+        <w:gridCol w:w="1234"/>
+        <w:gridCol w:w="1234"/>
+        <w:gridCol w:w="1234"/>
+      </w:tblGrid>
+      <w:tr>
+        <w:tc>
+          <w:tcPr>
+            <w:tcW w:type="dxa" w:w="1234"/>
+          </w:tcPr>
+          <w:p>
+            <w:r>
+              <w:rPr>
+                <w:b/>
+              </w:rPr>
+              <w:t>col</w:t>
+            </w:r>
+          </w:p>
+        </w:tc>
+        <w:tc>
+          <w:tcPr>
+            <w:tcW w:type="dxa" w:w="1234"/>
+          </w:tcPr>
+          <w:p>
+            <w:r>
+              <w:rPr>
+                <w:b/>
+              </w:rPr>
+              <w:t>dtype</w:t>
+            </w:r>
+          </w:p>
+        </w:tc>
+        <w:tc>
+          <w:tcPr>
+            <w:tcW w:type="dxa" w:w="1234"/>
+          </w:tcPr>
+          <w:p>
+            <w:r>
+              <w:rPr>
+                <w:b/>
+              </w:rPr>
+              <w:t>missing_rate</w:t>
+            </w:r>
+          </w:p>
+        </w:tc>
+        <w:tc>
+          <w:tcPr>
+            <w:tcW w:type="dxa" w:w="1234"/>
+          </w:tcPr>
+          <w:p>
+            <w:r>
+              <w:rPr>
+                <w:b/>
+              </w:rPr>
+              <w:t>cardinality</w:t>
+            </w:r>
+          </w:p>
+        </w:tc>
+        <w:tc>
+          <w:tcPr>
+            <w:tcW w:type="dxa" w:w="1234"/>
+          </w:tcPr>
+          <w:p>
+            <w:r>
+              <w:rPr>
+                <w:b/>
+              </w:rPr>
+              <w:t>near_constant</w:t>
+            </w:r>
+          </w:p>
+        </w:tc>
+        <w:tc>
+          <w:tcPr>
+            <w:tcW w:type="dxa" w:w="1234"/>
+          </w:tcPr>
+          <w:p>
+            <w:r>
+              <w:rPr>
+                <w:b/>
+              </w:rPr>
+              <w:t>near_unique</w:t>
+            </w:r>
+          </w:p>
+        </w:tc>
+        <w:tc>
+          <w:tcPr>
+            <w:tcW w:type="dxa" w:w="1234"/>
+          </w:tcPr>
+          <w:p>
+            <w:r>
+              <w:rPr>
+                <w:b/>
+              </w:rPr>
+              <w:t>high_cardinality</w:t>
+            </w:r>
+          </w:p>
+        </w:tc>
+      </w:tr>
+      <w:tr>
+        <w:tc>
+          <w:tcPr>
+            <w:tcW w:type="dxa" w:w="1234"/>
+          </w:tcPr>
+          <w:p>
+            <w:r>
+              <w:t>ingreso_mensual</w:t>
+            </w:r>
+          </w:p>
+        </w:tc>
+        <w:tc>
+          <w:tcPr>
+            <w:tcW w:type="dxa" w:w="1234"/>
+          </w:tcPr>
+          <w:p>
+            <w:r>
+              <w:t>float64</w:t>
+            </w:r>
+          </w:p>
+        </w:tc>
+        <w:tc>
+          <w:tcPr>
+            <w:tcW w:type="dxa" w:w="1234"/>
+          </w:tcPr>
+          <w:p>
+            <w:r>
+              <w:t>0.0000</w:t>
+            </w:r>
+          </w:p>
+        </w:tc>
+        <w:tc>
+          <w:tcPr>
+            <w:tcW w:type="dxa" w:w="1234"/>
+          </w:tcPr>
+          <w:p>
+            <w:r>
+              <w:t>3961</w:t>
+            </w:r>
+          </w:p>
+        </w:tc>
+        <w:tc>
+          <w:tcPr>
+            <w:tcW w:type="dxa" w:w="1234"/>
+          </w:tcPr>
+          <w:p>
+            <w:r>
+              <w:t>false</w:t>
+            </w:r>
+          </w:p>
+        </w:tc>
+        <w:tc>
+          <w:tcPr>
+            <w:tcW w:type="dxa" w:w="1234"/>
+          </w:tcPr>
+          <w:p>
+            <w:r>
+              <w:t>true</w:t>
+            </w:r>
+          </w:p>
+        </w:tc>
+        <w:tc>
+          <w:tcPr>
+            <w:tcW w:type="dxa" w:w="1234"/>
+          </w:tcPr>
+          <w:p>
+            <w:r>
+              <w:t>false</w:t>
+            </w:r>
+          </w:p>
+        </w:tc>
+      </w:tr>
+      <w:tr>
+        <w:tc>
+          <w:tcPr>
+            <w:tcW w:type="dxa" w:w="1234"/>
+          </w:tcPr>
+          <w:p>
+            <w:r>
+              <w:t>deuda_ingreso</w:t>
+            </w:r>
+          </w:p>
+        </w:tc>
+        <w:tc>
+          <w:tcPr>
+            <w:tcW w:type="dxa" w:w="1234"/>
+          </w:tcPr>
+          <w:p>
+            <w:r>
+              <w:t>float64</w:t>
+            </w:r>
+          </w:p>
+        </w:tc>
+        <w:tc>
+          <w:tcPr>
+            <w:tcW w:type="dxa" w:w="1234"/>
+          </w:tcPr>
+          <w:p>
+            <w:r>
+              <w:t>0.0000</w:t>
+            </w:r>
+          </w:p>
+        </w:tc>
+        <w:tc>
+          <w:tcPr>
+            <w:tcW w:type="dxa" w:w="1234"/>
+          </w:tcPr>
+          <w:p>
+            <w:r>
+              <w:t>3076</w:t>
+            </w:r>
+          </w:p>
+        </w:tc>
+        <w:tc>
+          <w:tcPr>
+            <w:tcW w:type="dxa" w:w="1234"/>
+          </w:tcPr>
+          <w:p>
+            <w:r>
+              <w:t>false</w:t>
+            </w:r>
+          </w:p>
+        </w:tc>
+        <w:tc>
+          <w:tcPr>
+            <w:tcW w:type="dxa" w:w="1234"/>
+          </w:tcPr>
+          <w:p>
+            <w:r>
+              <w:t>false</w:t>
+            </w:r>
+          </w:p>
+        </w:tc>
+        <w:tc>
+          <w:tcPr>
+            <w:tcW w:type="dxa" w:w="1234"/>
+          </w:tcPr>
+          <w:p>
+            <w:r>
+              <w:t>false</w:t>
+            </w:r>
+          </w:p>
+        </w:tc>
+      </w:tr>
+      <w:tr>
+        <w:tc>
+          <w:tcPr>
+            <w:tcW w:type="dxa" w:w="1234"/>
+          </w:tcPr>
+          <w:p>
+            <w:r>
+              <w:t>utilizacion_linea</w:t>
+            </w:r>
+          </w:p>
+        </w:tc>
+        <w:tc>
+          <w:tcPr>
+            <w:tcW w:type="dxa" w:w="1234"/>
+          </w:tcPr>
+          <w:p>
+            <w:r>
+              <w:t>float64</w:t>
+            </w:r>
+          </w:p>
+        </w:tc>
+        <w:tc>
+          <w:tcPr>
+            <w:tcW w:type="dxa" w:w="1234"/>
+          </w:tcPr>
+          <w:p>
+            <w:r>
+              <w:t>0.0000</w:t>
+            </w:r>
+          </w:p>
+        </w:tc>
+        <w:tc>
+          <w:tcPr>
+            <w:tcW w:type="dxa" w:w="1234"/>
+          </w:tcPr>
+          <w:p>
+            <w:r>
+              <w:t>3064</w:t>
+            </w:r>
+          </w:p>
+        </w:tc>
+        <w:tc>
+          <w:tcPr>
+            <w:tcW w:type="dxa" w:w="1234"/>
+          </w:tcPr>
+          <w:p>
+            <w:r>
+              <w:t>false</w:t>
+            </w:r>
+          </w:p>
+        </w:tc>
+        <w:tc>
+          <w:tcPr>
+            <w:tcW w:type="dxa" w:w="1234"/>
+          </w:tcPr>
+          <w:p>
+            <w:r>
+              <w:t>false</w:t>
+            </w:r>
+          </w:p>
+        </w:tc>
+        <w:tc>
+          <w:tcPr>
+            <w:tcW w:type="dxa" w:w="1234"/>
+          </w:tcPr>
+          <w:p>
+            <w:r>
+              <w:t>false</w:t>
+            </w:r>
+          </w:p>
+        </w:tc>
+      </w:tr>
+      <w:tr>
+        <w:tc>
+          <w:tcPr>
+            <w:tcW w:type="dxa" w:w="1234"/>
+          </w:tcPr>
+          <w:p>
+            <w:r>
+              <w:t>mora_max_12m</w:t>
+            </w:r>
+          </w:p>
+        </w:tc>
+        <w:tc>
+          <w:tcPr>
+            <w:tcW w:type="dxa" w:w="1234"/>
+          </w:tcPr>
+          <w:p>
+            <w:r>
+              <w:t>int64</w:t>
+            </w:r>
+          </w:p>
+        </w:tc>
+        <w:tc>
+          <w:tcPr>
+            <w:tcW w:type="dxa" w:w="1234"/>
+          </w:tcPr>
+          <w:p>
+            <w:r>
+              <w:t>0.0000</w:t>
+            </w:r>
+          </w:p>
+        </w:tc>
+        <w:tc>
+          <w:tcPr>
+            <w:tcW w:type="dxa" w:w="1234"/>
+          </w:tcPr>
+          <w:p>
+            <w:r>
+              <w:t>18</w:t>
+            </w:r>
+          </w:p>
+        </w:tc>
+        <w:tc>
+          <w:tcPr>
+            <w:tcW w:type="dxa" w:w="1234"/>
+          </w:tcPr>
+          <w:p>
+            <w:r>
+              <w:t>false</w:t>
+            </w:r>
+          </w:p>
+        </w:tc>
+        <w:tc>
+          <w:tcPr>
+            <w:tcW w:type="dxa" w:w="1234"/>
+          </w:tcPr>
+          <w:p>
+            <w:r>
+              <w:t>false</w:t>
+            </w:r>
+          </w:p>
+        </w:tc>
+        <w:tc>
+          <w:tcPr>
+            <w:tcW w:type="dxa" w:w="1234"/>
+          </w:tcPr>
+          <w:p>
+            <w:r>
+              <w:t>false</w:t>
+            </w:r>
+          </w:p>
+        </w:tc>
+      </w:tr>
+      <w:tr>
+        <w:tc>
+          <w:tcPr>
+            <w:tcW w:type="dxa" w:w="1234"/>
+          </w:tcPr>
+          <w:p>
+            <w:r>
+              <w:t>antiguedad_meses</w:t>
+            </w:r>
+          </w:p>
+        </w:tc>
+        <w:tc>
+          <w:tcPr>
+            <w:tcW w:type="dxa" w:w="1234"/>
+          </w:tcPr>
+          <w:p>
+            <w:r>
+              <w:t>int64</w:t>
+            </w:r>
+          </w:p>
+        </w:tc>
+        <w:tc>
+          <w:tcPr>
+            <w:tcW w:type="dxa" w:w="1234"/>
+          </w:tcPr>
+          <w:p>
+            <w:r>
+              <w:t>0.0000</w:t>
+            </w:r>
+          </w:p>
+        </w:tc>
+        <w:tc>
+          <w:tcPr>
+            <w:tcW w:type="dxa" w:w="1234"/>
+          </w:tcPr>
+          <w:p>
+            <w:r>
+              <w:t>120</w:t>
+            </w:r>
+          </w:p>
+        </w:tc>
+        <w:tc>
+          <w:tcPr>
+            <w:tcW w:type="dxa" w:w="1234"/>
+          </w:tcPr>
+          <w:p>
+            <w:r>
+              <w:t>false</w:t>
+            </w:r>
+          </w:p>
+        </w:tc>
+        <w:tc>
+          <w:tcPr>
+            <w:tcW w:type="dxa" w:w="1234"/>
+          </w:tcPr>
+          <w:p>
+            <w:r>
+              <w:t>false</w:t>
+            </w:r>
+          </w:p>
+        </w:tc>
+        <w:tc>
+          <w:tcPr>
+            <w:tcW w:type="dxa" w:w="1234"/>
+          </w:tcPr>
+          <w:p>
+            <w:r>
+              <w:t>false</w:t>
+            </w:r>
+          </w:p>
+        </w:tc>
+      </w:tr>
+      <w:tr>
+        <w:tc>
+          <w:tcPr>
+            <w:tcW w:type="dxa" w:w="1234"/>
+          </w:tcPr>
+          <w:p>
+            <w:r>
+              <w:t>segmento</w:t>
+            </w:r>
+          </w:p>
+        </w:tc>
+        <w:tc>
+          <w:tcPr>
+            <w:tcW w:type="dxa" w:w="1234"/>
+          </w:tcPr>
+          <w:p>
+            <w:r>
+              <w:t>object</w:t>
+            </w:r>
+          </w:p>
+        </w:tc>
+        <w:tc>
+          <w:tcPr>
+            <w:tcW w:type="dxa" w:w="1234"/>
+          </w:tcPr>
+          <w:p>
+            <w:r>
+              <w:t>0.0000</w:t>
+            </w:r>
+          </w:p>
+        </w:tc>
+        <w:tc>
+          <w:tcPr>
+            <w:tcW w:type="dxa" w:w="1234"/>
+          </w:tcPr>
+          <w:p>
+            <w:r>
+              <w:t>3</w:t>
+            </w:r>
+          </w:p>
+        </w:tc>
+        <w:tc>
+          <w:tcPr>
+            <w:tcW w:type="dxa" w:w="1234"/>
+          </w:tcPr>
+          <w:p>
+            <w:r>
+              <w:t>false</w:t>
+            </w:r>
+          </w:p>
+        </w:tc>
+        <w:tc>
+          <w:tcPr>
+            <w:tcW w:type="dxa" w:w="1234"/>
+          </w:tcPr>
+          <w:p>
+            <w:r>
+              <w:t>false</w:t>
+            </w:r>
+          </w:p>
+        </w:tc>
+        <w:tc>
+          <w:tcPr>
+            <w:tcW w:type="dxa" w:w="1234"/>
+          </w:tcPr>
+          <w:p>
+            <w:r>
+              <w:t>false</w:t>
+            </w:r>
+          </w:p>
+        </w:tc>
+      </w:tr>
+      <w:tr>
+        <w:tc>
+          <w:tcPr>
+            <w:tcW w:type="dxa" w:w="1234"/>
+          </w:tcPr>
+          <w:p>
+            <w:r>
+              <w:t>cohorte</w:t>
+            </w:r>
+          </w:p>
+        </w:tc>
+        <w:tc>
+          <w:tcPr>
+            <w:tcW w:type="dxa" w:w="1234"/>
+          </w:tcPr>
+          <w:p>
+            <w:r>
+              <w:t>object</w:t>
+            </w:r>
+          </w:p>
+        </w:tc>
+        <w:tc>
+          <w:tcPr>
+            <w:tcW w:type="dxa" w:w="1234"/>
+          </w:tcPr>
+          <w:p>
+            <w:r>
+              <w:t>0.0000</w:t>
+            </w:r>
+          </w:p>
+        </w:tc>
+        <w:tc>
+          <w:tcPr>
+            <w:tcW w:type="dxa" w:w="1234"/>
+          </w:tcPr>
+          <w:p>
+            <w:r>
+              <w:t>5</w:t>
+            </w:r>
+          </w:p>
+        </w:tc>
+        <w:tc>
+          <w:tcPr>
+            <w:tcW w:type="dxa" w:w="1234"/>
+          </w:tcPr>
+          <w:p>
+            <w:r>
+              <w:t>false</w:t>
+            </w:r>
+          </w:p>
+        </w:tc>
+        <w:tc>
+          <w:tcPr>
+            <w:tcW w:type="dxa" w:w="1234"/>
+          </w:tcPr>
+          <w:p>
+            <w:r>
+              <w:t>false</w:t>
+            </w:r>
+          </w:p>
+        </w:tc>
+        <w:tc>
+          <w:tcPr>
+            <w:tcW w:type="dxa" w:w="1234"/>
+          </w:tcPr>
+          <w:p>
+            <w:r>
+              <w:t>false</w:t>
+            </w:r>
+          </w:p>
+        </w:tc>
+      </w:tr>
+      <w:tr>
+        <w:tc>
+          <w:tcPr>
+            <w:tcW w:type="dxa" w:w="1234"/>
+          </w:tcPr>
+          <w:p>
+            <w:r>
+              <w:t>bad_flag</w:t>
+            </w:r>
+          </w:p>
+        </w:tc>
+        <w:tc>
+          <w:tcPr>
+            <w:tcW w:type="dxa" w:w="1234"/>
+          </w:tcPr>
+          <w:p>
+            <w:r>
+              <w:t>int64</w:t>
+            </w:r>
+          </w:p>
+        </w:tc>
+        <w:tc>
+          <w:tcPr>
+            <w:tcW w:type="dxa" w:w="1234"/>
+          </w:tcPr>
+          <w:p>
+            <w:r>
+              <w:t>0.0000</w:t>
+            </w:r>
+          </w:p>
+        </w:tc>
+        <w:tc>
+          <w:tcPr>
+            <w:tcW w:type="dxa" w:w="1234"/>
+          </w:tcPr>
+          <w:p>
+            <w:r>
+              <w:t>2</w:t>
+            </w:r>
+          </w:p>
+        </w:tc>
+        <w:tc>
+          <w:tcPr>
+            <w:tcW w:type="dxa" w:w="1234"/>
+          </w:tcPr>
+          <w:p>
+            <w:r>
+              <w:t>false</w:t>
+            </w:r>
+          </w:p>
+        </w:tc>
+        <w:tc>
+          <w:tcPr>
+            <w:tcW w:type="dxa" w:w="1234"/>
+          </w:tcPr>
+          <w:p>
+            <w:r>
+              <w:t>false</w:t>
+            </w:r>
+          </w:p>
+        </w:tc>
+        <w:tc>
+          <w:tcPr>
+            <w:tcW w:type="dxa" w:w="1234"/>
+          </w:tcPr>
+          <w:p>
+            <w:r>
+              <w:t>false</w:t>
+            </w:r>
+          </w:p>
+        </w:tc>
+      </w:tr>
+    </w:tbl>
+    <w:p>
+      <w:pPr>
         <w:pStyle w:val="Heading1"/>
       </w:pPr>
       <w:r>
-        <w:t>3 Metodología</w:t>
+        <w:t>4 Metodología</w:t>
       </w:r>
     </w:p>
     <w:p>
@@ -1496,7 +2760,7 @@
         <w:pStyle w:val="Heading2"/>
       </w:pPr>
       <w:r>
-        <w:t>3.1 Tratamiento de datos y particiones</w:t>
+        <w:t>4.1 Tratamiento de datos y particiones</w:t>
       </w:r>
     </w:p>
     <w:p>
@@ -1514,7 +2778,7 @@
         <w:pStyle w:val="Heading2"/>
       </w:pPr>
       <w:r>
-        <w:t>3.2 Binning WoE</w:t>
+        <w:t>4.2 Binning WoE</w:t>
       </w:r>
     </w:p>
     <w:p>
@@ -1542,7 +2806,7 @@
         <w:pStyle w:val="Heading2"/>
       </w:pPr>
       <w:r>
-        <w:t>3.3 Selección de variables</w:t>
+        <w:t>4.3 Selección de variables</w:t>
       </w:r>
     </w:p>
     <w:p>
@@ -1565,7 +2829,7 @@
         <w:pStyle w:val="Heading2"/>
       </w:pPr>
       <w:r>
-        <w:t>3.4 Estimación del modelo PD</w:t>
+        <w:t>4.4 Estimación del modelo PD</w:t>
       </w:r>
     </w:p>
     <w:p>
@@ -1593,7 +2857,7 @@
         <w:pStyle w:val="Heading2"/>
       </w:pPr>
       <w:r>
-        <w:t>3.5 Escalado del scorecard</w:t>
+        <w:t>4.5 Escalado del scorecard</w:t>
       </w:r>
     </w:p>
     <w:p>
@@ -1616,7 +2880,7 @@
         <w:pStyle w:val="Heading2"/>
       </w:pPr>
       <w:r>
-        <w:t>3.6 Calibración de la PD</w:t>
+        <w:t>4.6 Calibración de la PD</w:t>
       </w:r>
     </w:p>
     <w:p>
@@ -1639,7 +2903,7 @@
         <w:pStyle w:val="Heading1"/>
       </w:pPr>
       <w:r>
-        <w:t>4 Resultados</w:t>
+        <w:t>5 Resultados</w:t>
       </w:r>
     </w:p>
     <w:p>
@@ -1652,7 +2916,7 @@
         <w:pStyle w:val="Heading2"/>
       </w:pPr>
       <w:r>
-        <w:t>4.1 Binning WoE y poder predictivo</w:t>
+        <w:t>5.1 Binning WoE y poder predictivo</w:t>
       </w:r>
     </w:p>
     <w:p>
@@ -2738,7 +4002,7 @@
         <w:pStyle w:val="Heading2"/>
       </w:pPr>
       <w:r>
-        <w:t>4.2 Selección de variables</w:t>
+        <w:t>5.2 Selección de variables</w:t>
       </w:r>
     </w:p>
     <w:p>
@@ -4317,7 +5581,7 @@
         <w:pStyle w:val="Heading2"/>
       </w:pPr>
       <w:r>
-        <w:t>4.3 Modelo PD</w:t>
+        <w:t>5.3 Modelo PD</w:t>
       </w:r>
     </w:p>
     <w:p>
@@ -4340,7 +5604,7 @@
         <w:drawing>
           <wp:inline xmlns:a="http://schemas.openxmlformats.org/drawingml/2006/main" xmlns:pic="http://schemas.openxmlformats.org/drawingml/2006/picture">
             <wp:extent cx="5486400" cy="3376246"/>
-            <wp:docPr id="1" name="Picture 1"/>
+            <wp:docPr id="3" name="Picture 3"/>
             <wp:cNvGraphicFramePr>
               <a:graphicFrameLocks noChangeAspect="1"/>
             </wp:cNvGraphicFramePr>
@@ -4352,7 +5616,7 @@
                     <pic:cNvPicPr/>
                   </pic:nvPicPr>
                   <pic:blipFill>
-                    <a:blip r:embed="rId9"/>
+                    <a:blip r:embed="rId11"/>
                     <a:stretch>
                       <a:fillRect/>
                     </a:stretch>
@@ -5305,7 +6569,7 @@
         <w:pStyle w:val="Heading2"/>
       </w:pPr>
       <w:r>
-        <w:t>4.4 Scorecard</w:t>
+        <w:t>5.4 Scorecard</w:t>
       </w:r>
     </w:p>
     <w:p>
@@ -9860,7 +11124,7 @@
         <w:pStyle w:val="Heading2"/>
       </w:pPr>
       <w:r>
-        <w:t>4.5 Calibración</w:t>
+        <w:t>5.5 Calibración</w:t>
       </w:r>
     </w:p>
     <w:p>
@@ -9878,7 +11142,7 @@
         <w:drawing>
           <wp:inline xmlns:a="http://schemas.openxmlformats.org/drawingml/2006/main" xmlns:pic="http://schemas.openxmlformats.org/drawingml/2006/picture">
             <wp:extent cx="5486400" cy="4114800"/>
-            <wp:docPr id="2" name="Picture 2"/>
+            <wp:docPr id="4" name="Picture 4"/>
             <wp:cNvGraphicFramePr>
               <a:graphicFrameLocks noChangeAspect="1"/>
             </wp:cNvGraphicFramePr>
@@ -9890,7 +11154,7 @@
                     <pic:cNvPicPr/>
                   </pic:nvPicPr>
                   <pic:blipFill>
-                    <a:blip r:embed="rId10"/>
+                    <a:blip r:embed="rId12"/>
                     <a:stretch>
                       <a:fillRect/>
                     </a:stretch>
@@ -9923,7 +11187,7 @@
         <w:pStyle w:val="Heading2"/>
       </w:pPr>
       <w:r>
-        <w:t>4.6 Desempeño y discriminación</w:t>
+        <w:t>5.6 Desempeño y discriminación</w:t>
       </w:r>
     </w:p>
     <w:p>
@@ -9956,7 +11220,7 @@
         <w:drawing>
           <wp:inline xmlns:a="http://schemas.openxmlformats.org/drawingml/2006/main" xmlns:pic="http://schemas.openxmlformats.org/drawingml/2006/picture">
             <wp:extent cx="5486400" cy="4114800"/>
-            <wp:docPr id="3" name="Picture 3"/>
+            <wp:docPr id="5" name="Picture 5"/>
             <wp:cNvGraphicFramePr>
               <a:graphicFrameLocks noChangeAspect="1"/>
             </wp:cNvGraphicFramePr>
@@ -9968,7 +11232,7 @@
                     <pic:cNvPicPr/>
                   </pic:nvPicPr>
                   <pic:blipFill>
-                    <a:blip r:embed="rId11"/>
+                    <a:blip r:embed="rId13"/>
                     <a:stretch>
                       <a:fillRect/>
                     </a:stretch>
@@ -10001,7 +11265,7 @@
         <w:drawing>
           <wp:inline xmlns:a="http://schemas.openxmlformats.org/drawingml/2006/main" xmlns:pic="http://schemas.openxmlformats.org/drawingml/2006/picture">
             <wp:extent cx="5486400" cy="3376246"/>
-            <wp:docPr id="4" name="Picture 4"/>
+            <wp:docPr id="6" name="Picture 6"/>
             <wp:cNvGraphicFramePr>
               <a:graphicFrameLocks noChangeAspect="1"/>
             </wp:cNvGraphicFramePr>
@@ -10013,7 +11277,7 @@
                     <pic:cNvPicPr/>
                   </pic:nvPicPr>
                   <pic:blipFill>
-                    <a:blip r:embed="rId12"/>
+                    <a:blip r:embed="rId14"/>
                     <a:stretch>
                       <a:fillRect/>
                     </a:stretch>
@@ -17004,7 +18268,7 @@
         <w:pStyle w:val="Heading2"/>
       </w:pPr>
       <w:r>
-        <w:t>4.7 Estabilidad</w:t>
+        <w:t>5.7 Estabilidad</w:t>
       </w:r>
     </w:p>
     <w:p>
@@ -17032,7 +18296,7 @@
         <w:drawing>
           <wp:inline xmlns:a="http://schemas.openxmlformats.org/drawingml/2006/main" xmlns:pic="http://schemas.openxmlformats.org/drawingml/2006/picture">
             <wp:extent cx="5486400" cy="5878286"/>
-            <wp:docPr id="5" name="Picture 5"/>
+            <wp:docPr id="7" name="Picture 7"/>
             <wp:cNvGraphicFramePr>
               <a:graphicFrameLocks noChangeAspect="1"/>
             </wp:cNvGraphicFramePr>
@@ -17044,7 +18308,7 @@
                     <pic:cNvPicPr/>
                   </pic:nvPicPr>
                   <pic:blipFill>
-                    <a:blip r:embed="rId13"/>
+                    <a:blip r:embed="rId15"/>
                     <a:stretch>
                       <a:fillRect/>
                     </a:stretch>
@@ -29365,7 +30629,7 @@
         <w:pStyle w:val="Heading1"/>
       </w:pPr>
       <w:r>
-        <w:t>5 Validación formal</w:t>
+        <w:t>6 Validación formal</w:t>
       </w:r>
     </w:p>
     <w:p>
@@ -29421,7 +30685,7 @@
         <w:pStyle w:val="Heading2"/>
       </w:pPr>
       <w:r>
-        <w:t>5.1 Discriminación</w:t>
+        <w:t>6.1 Discriminación</w:t>
       </w:r>
     </w:p>
     <w:p>
@@ -29812,7 +31076,7 @@
         <w:pStyle w:val="Heading2"/>
       </w:pPr>
       <w:r>
-        <w:t>5.2 Calibración</w:t>
+        <w:t>6.2 Calibración</w:t>
       </w:r>
     </w:p>
     <w:p>
@@ -30819,7 +32083,7 @@
         <w:pStyle w:val="Heading2"/>
       </w:pPr>
       <w:r>
-        <w:t>5.3 Estabilidad</w:t>
+        <w:t>6.3 Estabilidad</w:t>
       </w:r>
     </w:p>
     <w:p>
@@ -32686,7 +33950,7 @@
         <w:pStyle w:val="Heading1"/>
       </w:pPr>
       <w:r>
-        <w:t>6 Conclusiones y recomendación</w:t>
+        <w:t>7 Conclusiones y recomendación</w:t>
       </w:r>
     </w:p>
     <w:p>
@@ -32747,7 +34011,7 @@
         <w:pStyle w:val="Heading1"/>
       </w:pPr>
       <w:r>
-        <w:t>7 Limitaciones y supuestos</w:t>
+        <w:t>8 Limitaciones y supuestos</w:t>
       </w:r>
     </w:p>
     <w:p>
@@ -32763,6 +34027,11 @@
     <w:p>
       <w:r>
         <w:t>No hay secciones obligatorias ausentes en esta corrida.</w:t>
+      </w:r>
+    </w:p>
+    <w:p>
+      <w:r>
+        <w:t>Los supuestos y las limitaciones que la institución declaró están en el capítulo «Ficha del modelo» y no se repiten aquí.</w:t>
       </w:r>
     </w:p>
     <w:p>
@@ -32799,7 +34068,7 @@
         <w:rPr>
           <w:rFonts w:ascii="Consolas" w:hAnsi="Consolas"/>
         </w:rPr>
-        <w:t>ec10eb43314cad2e369584c7dabe4bbf2456391e255a2b69218d405bba2a448e</w:t>
+        <w:t>1063d6cfef0448c502b5f63c7e1f9f5b7ef234b0663b2d02a7527c52652c8633</w:t>
       </w:r>
     </w:p>
     <w:p>
@@ -32815,7 +34084,7 @@
         <w:rPr>
           <w:rFonts w:ascii="Consolas" w:hAnsi="Consolas"/>
         </w:rPr>
-        <w:t>2026-09-12T15:23:17.701133Z</w:t>
+        <w:t>2026-09-12T19:00:39.378322Z</w:t>
       </w:r>
     </w:p>
     <w:p>
@@ -32879,7 +34148,7 @@
         <w:rPr>
           <w:rFonts w:ascii="Consolas" w:hAnsi="Consolas"/>
         </w:rPr>
-        <w:t>da7c96e68a479f4186bec3f4bab49838ee274026</w:t>
+        <w:t>0071cfc634a64dcb751bd430a4c8d75277a20857</w:t>
       </w:r>
     </w:p>
     <w:p>
@@ -32899,7 +34168,7 @@
         <w:br/>
         <w:t xml:space="preserve">  "PyYAML": "6.0.3",</w:t>
         <w:br/>
-        <w:t xml:space="preserve">  "nikodym": "1.13.0",</w:t>
+        <w:t xml:space="preserve">  "nikodym": "1.14.0",</w:t>
         <w:br/>
         <w:t xml:space="preserve">  "numpy": "2.4.6",</w:t>
         <w:br/>
@@ -32939,7 +34208,7 @@
         <w:rPr>
           <w:rFonts w:ascii="Consolas" w:hAnsi="Consolas"/>
         </w:rPr>
-        <w:t>3cc13c9b7bb71cfca39f266b0231de9ff1090964e3101fa0a226c7e17ec5cccc</w:t>
+        <w:t>ad15acc13aedcc100420376791828c476418ae6f4407b858d9b5f64273dbcc0b</w:t>
       </w:r>
     </w:p>
     <w:p>
@@ -38434,6 +39703,2604 @@
           <w:p>
             <w:r>
               <w:t>0.007565</w:t>
+            </w:r>
+          </w:p>
+        </w:tc>
+      </w:tr>
+    </w:tbl>
+    <w:p>
+      <w:r>
+        <w:rPr>
+          <w:b/>
+          <w:sz w:val="18"/>
+        </w:rPr>
+        <w:t>Perfil frente al incumplimiento — variable «antiguedad_meses»</w:t>
+      </w:r>
+    </w:p>
+    <w:tbl>
+      <w:tblPr>
+        <w:tblStyle w:val="TableGrid"/>
+        <w:tblW w:type="auto" w:w="0"/>
+        <w:tblLook w:firstColumn="1" w:firstRow="1" w:lastColumn="0" w:lastRow="0" w:noHBand="0" w:noVBand="1" w:val="04A0"/>
+      </w:tblPr>
+      <w:tblGrid>
+        <w:gridCol w:w="2160"/>
+        <w:gridCol w:w="2160"/>
+        <w:gridCol w:w="2160"/>
+        <w:gridCol w:w="2160"/>
+      </w:tblGrid>
+      <w:tr>
+        <w:tc>
+          <w:tcPr>
+            <w:tcW w:type="dxa" w:w="2160"/>
+          </w:tcPr>
+          <w:p>
+            <w:r>
+              <w:rPr>
+                <w:b/>
+              </w:rPr>
+              <w:t>tramo</w:t>
+            </w:r>
+          </w:p>
+        </w:tc>
+        <w:tc>
+          <w:tcPr>
+            <w:tcW w:type="dxa" w:w="2160"/>
+          </w:tcPr>
+          <w:p>
+            <w:r>
+              <w:rPr>
+                <w:b/>
+              </w:rPr>
+              <w:t>n</w:t>
+            </w:r>
+          </w:p>
+        </w:tc>
+        <w:tc>
+          <w:tcPr>
+            <w:tcW w:type="dxa" w:w="2160"/>
+          </w:tcPr>
+          <w:p>
+            <w:r>
+              <w:rPr>
+                <w:b/>
+              </w:rPr>
+              <w:t>coverage</w:t>
+            </w:r>
+          </w:p>
+        </w:tc>
+        <w:tc>
+          <w:tcPr>
+            <w:tcW w:type="dxa" w:w="2160"/>
+          </w:tcPr>
+          <w:p>
+            <w:r>
+              <w:rPr>
+                <w:b/>
+              </w:rPr>
+              <w:t>default_rate</w:t>
+            </w:r>
+          </w:p>
+        </w:tc>
+      </w:tr>
+      <w:tr>
+        <w:tc>
+          <w:tcPr>
+            <w:tcW w:type="dxa" w:w="2160"/>
+          </w:tcPr>
+          <w:p>
+            <w:r>
+              <w:t>(1.0, 13.0]</w:t>
+            </w:r>
+          </w:p>
+        </w:tc>
+        <w:tc>
+          <w:tcPr>
+            <w:tcW w:type="dxa" w:w="2160"/>
+          </w:tcPr>
+          <w:p>
+            <w:r>
+              <w:t>422</w:t>
+            </w:r>
+          </w:p>
+        </w:tc>
+        <w:tc>
+          <w:tcPr>
+            <w:tcW w:type="dxa" w:w="2160"/>
+          </w:tcPr>
+          <w:p>
+            <w:r>
+              <w:t>0.106539</w:t>
+            </w:r>
+          </w:p>
+        </w:tc>
+        <w:tc>
+          <w:tcPr>
+            <w:tcW w:type="dxa" w:w="2160"/>
+          </w:tcPr>
+          <w:p>
+            <w:r>
+              <w:t>0.2844</w:t>
+            </w:r>
+          </w:p>
+        </w:tc>
+      </w:tr>
+      <w:tr>
+        <w:tc>
+          <w:tcPr>
+            <w:tcW w:type="dxa" w:w="2160"/>
+          </w:tcPr>
+          <w:p>
+            <w:r>
+              <w:t>(13.0, 26.0]</w:t>
+            </w:r>
+          </w:p>
+        </w:tc>
+        <w:tc>
+          <w:tcPr>
+            <w:tcW w:type="dxa" w:w="2160"/>
+          </w:tcPr>
+          <w:p>
+            <w:r>
+              <w:t>399</w:t>
+            </w:r>
+          </w:p>
+        </w:tc>
+        <w:tc>
+          <w:tcPr>
+            <w:tcW w:type="dxa" w:w="2160"/>
+          </w:tcPr>
+          <w:p>
+            <w:r>
+              <w:t>0.100732</w:t>
+            </w:r>
+          </w:p>
+        </w:tc>
+        <w:tc>
+          <w:tcPr>
+            <w:tcW w:type="dxa" w:w="2160"/>
+          </w:tcPr>
+          <w:p>
+            <w:r>
+              <w:t>0.2281</w:t>
+            </w:r>
+          </w:p>
+        </w:tc>
+      </w:tr>
+      <w:tr>
+        <w:tc>
+          <w:tcPr>
+            <w:tcW w:type="dxa" w:w="2160"/>
+          </w:tcPr>
+          <w:p>
+            <w:r>
+              <w:t>(26.0, 38.0]</w:t>
+            </w:r>
+          </w:p>
+        </w:tc>
+        <w:tc>
+          <w:tcPr>
+            <w:tcW w:type="dxa" w:w="2160"/>
+          </w:tcPr>
+          <w:p>
+            <w:r>
+              <w:t>383</w:t>
+            </w:r>
+          </w:p>
+        </w:tc>
+        <w:tc>
+          <w:tcPr>
+            <w:tcW w:type="dxa" w:w="2160"/>
+          </w:tcPr>
+          <w:p>
+            <w:r>
+              <w:t>0.096693</w:t>
+            </w:r>
+          </w:p>
+        </w:tc>
+        <w:tc>
+          <w:tcPr>
+            <w:tcW w:type="dxa" w:w="2160"/>
+          </w:tcPr>
+          <w:p>
+            <w:r>
+              <w:t>0.2872</w:t>
+            </w:r>
+          </w:p>
+        </w:tc>
+      </w:tr>
+      <w:tr>
+        <w:tc>
+          <w:tcPr>
+            <w:tcW w:type="dxa" w:w="2160"/>
+          </w:tcPr>
+          <w:p>
+            <w:r>
+              <w:t>(38.0, 50.0]</w:t>
+            </w:r>
+          </w:p>
+        </w:tc>
+        <w:tc>
+          <w:tcPr>
+            <w:tcW w:type="dxa" w:w="2160"/>
+          </w:tcPr>
+          <w:p>
+            <w:r>
+              <w:t>393</w:t>
+            </w:r>
+          </w:p>
+        </w:tc>
+        <w:tc>
+          <w:tcPr>
+            <w:tcW w:type="dxa" w:w="2160"/>
+          </w:tcPr>
+          <w:p>
+            <w:r>
+              <w:t>0.099217</w:t>
+            </w:r>
+          </w:p>
+        </w:tc>
+        <w:tc>
+          <w:tcPr>
+            <w:tcW w:type="dxa" w:w="2160"/>
+          </w:tcPr>
+          <w:p>
+            <w:r>
+              <w:t>0.2239</w:t>
+            </w:r>
+          </w:p>
+        </w:tc>
+      </w:tr>
+      <w:tr>
+        <w:tc>
+          <w:tcPr>
+            <w:tcW w:type="dxa" w:w="2160"/>
+          </w:tcPr>
+          <w:p>
+            <w:r>
+              <w:t>(50.0, 62.0]</w:t>
+            </w:r>
+          </w:p>
+        </w:tc>
+        <w:tc>
+          <w:tcPr>
+            <w:tcW w:type="dxa" w:w="2160"/>
+          </w:tcPr>
+          <w:p>
+            <w:r>
+              <w:t>416</w:t>
+            </w:r>
+          </w:p>
+        </w:tc>
+        <w:tc>
+          <w:tcPr>
+            <w:tcW w:type="dxa" w:w="2160"/>
+          </w:tcPr>
+          <w:p>
+            <w:r>
+              <w:t>0.105024</w:t>
+            </w:r>
+          </w:p>
+        </w:tc>
+        <w:tc>
+          <w:tcPr>
+            <w:tcW w:type="dxa" w:w="2160"/>
+          </w:tcPr>
+          <w:p>
+            <w:r>
+              <w:t>0.2308</w:t>
+            </w:r>
+          </w:p>
+        </w:tc>
+      </w:tr>
+      <w:tr>
+        <w:tc>
+          <w:tcPr>
+            <w:tcW w:type="dxa" w:w="2160"/>
+          </w:tcPr>
+          <w:p>
+            <w:r>
+              <w:t>(62.0, 73.0]</w:t>
+            </w:r>
+          </w:p>
+        </w:tc>
+        <w:tc>
+          <w:tcPr>
+            <w:tcW w:type="dxa" w:w="2160"/>
+          </w:tcPr>
+          <w:p>
+            <w:r>
+              <w:t>371</w:t>
+            </w:r>
+          </w:p>
+        </w:tc>
+        <w:tc>
+          <w:tcPr>
+            <w:tcW w:type="dxa" w:w="2160"/>
+          </w:tcPr>
+          <w:p>
+            <w:r>
+              <w:t>0.093663</w:t>
+            </w:r>
+          </w:p>
+        </w:tc>
+        <w:tc>
+          <w:tcPr>
+            <w:tcW w:type="dxa" w:w="2160"/>
+          </w:tcPr>
+          <w:p>
+            <w:r>
+              <w:t>0.2264</w:t>
+            </w:r>
+          </w:p>
+        </w:tc>
+      </w:tr>
+      <w:tr>
+        <w:tc>
+          <w:tcPr>
+            <w:tcW w:type="dxa" w:w="2160"/>
+          </w:tcPr>
+          <w:p>
+            <w:r>
+              <w:t>(73.0, 85.0]</w:t>
+            </w:r>
+          </w:p>
+        </w:tc>
+        <w:tc>
+          <w:tcPr>
+            <w:tcW w:type="dxa" w:w="2160"/>
+          </w:tcPr>
+          <w:p>
+            <w:r>
+              <w:t>407</w:t>
+            </w:r>
+          </w:p>
+        </w:tc>
+        <w:tc>
+          <w:tcPr>
+            <w:tcW w:type="dxa" w:w="2160"/>
+          </w:tcPr>
+          <w:p>
+            <w:r>
+              <w:t>0.102752</w:t>
+            </w:r>
+          </w:p>
+        </w:tc>
+        <w:tc>
+          <w:tcPr>
+            <w:tcW w:type="dxa" w:w="2160"/>
+          </w:tcPr>
+          <w:p>
+            <w:r>
+              <w:t>0.2555</w:t>
+            </w:r>
+          </w:p>
+        </w:tc>
+      </w:tr>
+      <w:tr>
+        <w:tc>
+          <w:tcPr>
+            <w:tcW w:type="dxa" w:w="2160"/>
+          </w:tcPr>
+          <w:p>
+            <w:r>
+              <w:t>(85.0, 97.0]</w:t>
+            </w:r>
+          </w:p>
+        </w:tc>
+        <w:tc>
+          <w:tcPr>
+            <w:tcW w:type="dxa" w:w="2160"/>
+          </w:tcPr>
+          <w:p>
+            <w:r>
+              <w:t>416</w:t>
+            </w:r>
+          </w:p>
+        </w:tc>
+        <w:tc>
+          <w:tcPr>
+            <w:tcW w:type="dxa" w:w="2160"/>
+          </w:tcPr>
+          <w:p>
+            <w:r>
+              <w:t>0.105024</w:t>
+            </w:r>
+          </w:p>
+        </w:tc>
+        <w:tc>
+          <w:tcPr>
+            <w:tcW w:type="dxa" w:w="2160"/>
+          </w:tcPr>
+          <w:p>
+            <w:r>
+              <w:t>0.2163</w:t>
+            </w:r>
+          </w:p>
+        </w:tc>
+      </w:tr>
+      <w:tr>
+        <w:tc>
+          <w:tcPr>
+            <w:tcW w:type="dxa" w:w="2160"/>
+          </w:tcPr>
+          <w:p>
+            <w:r>
+              <w:t>(97.0, 108.0]</w:t>
+            </w:r>
+          </w:p>
+        </w:tc>
+        <w:tc>
+          <w:tcPr>
+            <w:tcW w:type="dxa" w:w="2160"/>
+          </w:tcPr>
+          <w:p>
+            <w:r>
+              <w:t>370</w:t>
+            </w:r>
+          </w:p>
+        </w:tc>
+        <w:tc>
+          <w:tcPr>
+            <w:tcW w:type="dxa" w:w="2160"/>
+          </w:tcPr>
+          <w:p>
+            <w:r>
+              <w:t>0.093411</w:t>
+            </w:r>
+          </w:p>
+        </w:tc>
+        <w:tc>
+          <w:tcPr>
+            <w:tcW w:type="dxa" w:w="2160"/>
+          </w:tcPr>
+          <w:p>
+            <w:r>
+              <w:t>0.2135</w:t>
+            </w:r>
+          </w:p>
+        </w:tc>
+      </w:tr>
+      <w:tr>
+        <w:tc>
+          <w:tcPr>
+            <w:tcW w:type="dxa" w:w="2160"/>
+          </w:tcPr>
+          <w:p>
+            <w:r>
+              <w:t>(108.0, 120.0]</w:t>
+            </w:r>
+          </w:p>
+        </w:tc>
+        <w:tc>
+          <w:tcPr>
+            <w:tcW w:type="dxa" w:w="2160"/>
+          </w:tcPr>
+          <w:p>
+            <w:r>
+              <w:t>384</w:t>
+            </w:r>
+          </w:p>
+        </w:tc>
+        <w:tc>
+          <w:tcPr>
+            <w:tcW w:type="dxa" w:w="2160"/>
+          </w:tcPr>
+          <w:p>
+            <w:r>
+              <w:t>0.096945</w:t>
+            </w:r>
+          </w:p>
+        </w:tc>
+        <w:tc>
+          <w:tcPr>
+            <w:tcW w:type="dxa" w:w="2160"/>
+          </w:tcPr>
+          <w:p>
+            <w:r>
+              <w:t>0.1615</w:t>
+            </w:r>
+          </w:p>
+        </w:tc>
+      </w:tr>
+    </w:tbl>
+    <w:p>
+      <w:r>
+        <w:rPr>
+          <w:b/>
+          <w:sz w:val="18"/>
+        </w:rPr>
+        <w:t>Perfil frente al incumplimiento — variable «deuda_ingreso»</w:t>
+      </w:r>
+    </w:p>
+    <w:tbl>
+      <w:tblPr>
+        <w:tblStyle w:val="TableGrid"/>
+        <w:tblW w:type="auto" w:w="0"/>
+        <w:tblLook w:firstColumn="1" w:firstRow="1" w:lastColumn="0" w:lastRow="0" w:noHBand="0" w:noVBand="1" w:val="04A0"/>
+      </w:tblPr>
+      <w:tblGrid>
+        <w:gridCol w:w="2160"/>
+        <w:gridCol w:w="2160"/>
+        <w:gridCol w:w="2160"/>
+        <w:gridCol w:w="2160"/>
+      </w:tblGrid>
+      <w:tr>
+        <w:tc>
+          <w:tcPr>
+            <w:tcW w:type="dxa" w:w="2160"/>
+          </w:tcPr>
+          <w:p>
+            <w:r>
+              <w:rPr>
+                <w:b/>
+              </w:rPr>
+              <w:t>tramo</w:t>
+            </w:r>
+          </w:p>
+        </w:tc>
+        <w:tc>
+          <w:tcPr>
+            <w:tcW w:type="dxa" w:w="2160"/>
+          </w:tcPr>
+          <w:p>
+            <w:r>
+              <w:rPr>
+                <w:b/>
+              </w:rPr>
+              <w:t>n</w:t>
+            </w:r>
+          </w:p>
+        </w:tc>
+        <w:tc>
+          <w:tcPr>
+            <w:tcW w:type="dxa" w:w="2160"/>
+          </w:tcPr>
+          <w:p>
+            <w:r>
+              <w:rPr>
+                <w:b/>
+              </w:rPr>
+              <w:t>coverage</w:t>
+            </w:r>
+          </w:p>
+        </w:tc>
+        <w:tc>
+          <w:tcPr>
+            <w:tcW w:type="dxa" w:w="2160"/>
+          </w:tcPr>
+          <w:p>
+            <w:r>
+              <w:rPr>
+                <w:b/>
+              </w:rPr>
+              <w:t>default_rate</w:t>
+            </w:r>
+          </w:p>
+        </w:tc>
+      </w:tr>
+      <w:tr>
+        <w:tc>
+          <w:tcPr>
+            <w:tcW w:type="dxa" w:w="2160"/>
+          </w:tcPr>
+          <w:p>
+            <w:r>
+              <w:t>(0.0032, 0.0919]</w:t>
+            </w:r>
+          </w:p>
+        </w:tc>
+        <w:tc>
+          <w:tcPr>
+            <w:tcW w:type="dxa" w:w="2160"/>
+          </w:tcPr>
+          <w:p>
+            <w:r>
+              <w:t>397</w:t>
+            </w:r>
+          </w:p>
+        </w:tc>
+        <w:tc>
+          <w:tcPr>
+            <w:tcW w:type="dxa" w:w="2160"/>
+          </w:tcPr>
+          <w:p>
+            <w:r>
+              <w:t>0.100227</w:t>
+            </w:r>
+          </w:p>
+        </w:tc>
+        <w:tc>
+          <w:tcPr>
+            <w:tcW w:type="dxa" w:w="2160"/>
+          </w:tcPr>
+          <w:p>
+            <w:r>
+              <w:t>0.1562</w:t>
+            </w:r>
+          </w:p>
+        </w:tc>
+      </w:tr>
+      <w:tr>
+        <w:tc>
+          <w:tcPr>
+            <w:tcW w:type="dxa" w:w="2160"/>
+          </w:tcPr>
+          <w:p>
+            <w:r>
+              <w:t>(0.0919, 0.1487]</w:t>
+            </w:r>
+          </w:p>
+        </w:tc>
+        <w:tc>
+          <w:tcPr>
+            <w:tcW w:type="dxa" w:w="2160"/>
+          </w:tcPr>
+          <w:p>
+            <w:r>
+              <w:t>398</w:t>
+            </w:r>
+          </w:p>
+        </w:tc>
+        <w:tc>
+          <w:tcPr>
+            <w:tcW w:type="dxa" w:w="2160"/>
+          </w:tcPr>
+          <w:p>
+            <w:r>
+              <w:t>0.100480</w:t>
+            </w:r>
+          </w:p>
+        </w:tc>
+        <w:tc>
+          <w:tcPr>
+            <w:tcW w:type="dxa" w:w="2160"/>
+          </w:tcPr>
+          <w:p>
+            <w:r>
+              <w:t>0.1859</w:t>
+            </w:r>
+          </w:p>
+        </w:tc>
+      </w:tr>
+      <w:tr>
+        <w:tc>
+          <w:tcPr>
+            <w:tcW w:type="dxa" w:w="2160"/>
+          </w:tcPr>
+          <w:p>
+            <w:r>
+              <w:t>(0.1487, 0.20200000000000007]</w:t>
+            </w:r>
+          </w:p>
+        </w:tc>
+        <w:tc>
+          <w:tcPr>
+            <w:tcW w:type="dxa" w:w="2160"/>
+          </w:tcPr>
+          <w:p>
+            <w:r>
+              <w:t>394</w:t>
+            </w:r>
+          </w:p>
+        </w:tc>
+        <w:tc>
+          <w:tcPr>
+            <w:tcW w:type="dxa" w:w="2160"/>
+          </w:tcPr>
+          <w:p>
+            <w:r>
+              <w:t>0.099470</w:t>
+            </w:r>
+          </w:p>
+        </w:tc>
+        <w:tc>
+          <w:tcPr>
+            <w:tcW w:type="dxa" w:w="2160"/>
+          </w:tcPr>
+          <w:p>
+            <w:r>
+              <w:t>0.1954</w:t>
+            </w:r>
+          </w:p>
+        </w:tc>
+      </w:tr>
+      <w:tr>
+        <w:tc>
+          <w:tcPr>
+            <w:tcW w:type="dxa" w:w="2160"/>
+          </w:tcPr>
+          <w:p>
+            <w:r>
+              <w:t>(0.20200000000000007, 0.2525]</w:t>
+            </w:r>
+          </w:p>
+        </w:tc>
+        <w:tc>
+          <w:tcPr>
+            <w:tcW w:type="dxa" w:w="2160"/>
+          </w:tcPr>
+          <w:p>
+            <w:r>
+              <w:t>397</w:t>
+            </w:r>
+          </w:p>
+        </w:tc>
+        <w:tc>
+          <w:tcPr>
+            <w:tcW w:type="dxa" w:w="2160"/>
+          </w:tcPr>
+          <w:p>
+            <w:r>
+              <w:t>0.100227</w:t>
+            </w:r>
+          </w:p>
+        </w:tc>
+        <w:tc>
+          <w:tcPr>
+            <w:tcW w:type="dxa" w:w="2160"/>
+          </w:tcPr>
+          <w:p>
+            <w:r>
+              <w:t>0.1914</w:t>
+            </w:r>
+          </w:p>
+        </w:tc>
+      </w:tr>
+      <w:tr>
+        <w:tc>
+          <w:tcPr>
+            <w:tcW w:type="dxa" w:w="2160"/>
+          </w:tcPr>
+          <w:p>
+            <w:r>
+              <w:t>(0.2525, 0.3088]</w:t>
+            </w:r>
+          </w:p>
+        </w:tc>
+        <w:tc>
+          <w:tcPr>
+            <w:tcW w:type="dxa" w:w="2160"/>
+          </w:tcPr>
+          <w:p>
+            <w:r>
+              <w:t>397</w:t>
+            </w:r>
+          </w:p>
+        </w:tc>
+        <w:tc>
+          <w:tcPr>
+            <w:tcW w:type="dxa" w:w="2160"/>
+          </w:tcPr>
+          <w:p>
+            <w:r>
+              <w:t>0.100227</w:t>
+            </w:r>
+          </w:p>
+        </w:tc>
+        <w:tc>
+          <w:tcPr>
+            <w:tcW w:type="dxa" w:w="2160"/>
+          </w:tcPr>
+          <w:p>
+            <w:r>
+              <w:t>0.2191</w:t>
+            </w:r>
+          </w:p>
+        </w:tc>
+      </w:tr>
+      <w:tr>
+        <w:tc>
+          <w:tcPr>
+            <w:tcW w:type="dxa" w:w="2160"/>
+          </w:tcPr>
+          <w:p>
+            <w:r>
+              <w:t>(0.3088, 0.3661]</w:t>
+            </w:r>
+          </w:p>
+        </w:tc>
+        <w:tc>
+          <w:tcPr>
+            <w:tcW w:type="dxa" w:w="2160"/>
+          </w:tcPr>
+          <w:p>
+            <w:r>
+              <w:t>395</w:t>
+            </w:r>
+          </w:p>
+        </w:tc>
+        <w:tc>
+          <w:tcPr>
+            <w:tcW w:type="dxa" w:w="2160"/>
+          </w:tcPr>
+          <w:p>
+            <w:r>
+              <w:t>0.099722</w:t>
+            </w:r>
+          </w:p>
+        </w:tc>
+        <w:tc>
+          <w:tcPr>
+            <w:tcW w:type="dxa" w:w="2160"/>
+          </w:tcPr>
+          <w:p>
+            <w:r>
+              <w:t>0.1797</w:t>
+            </w:r>
+          </w:p>
+        </w:tc>
+      </w:tr>
+      <w:tr>
+        <w:tc>
+          <w:tcPr>
+            <w:tcW w:type="dxa" w:w="2160"/>
+          </w:tcPr>
+          <w:p>
+            <w:r>
+              <w:t>(0.3661, 0.4454]</w:t>
+            </w:r>
+          </w:p>
+        </w:tc>
+        <w:tc>
+          <w:tcPr>
+            <w:tcW w:type="dxa" w:w="2160"/>
+          </w:tcPr>
+          <w:p>
+            <w:r>
+              <w:t>396</w:t>
+            </w:r>
+          </w:p>
+        </w:tc>
+        <w:tc>
+          <w:tcPr>
+            <w:tcW w:type="dxa" w:w="2160"/>
+          </w:tcPr>
+          <w:p>
+            <w:r>
+              <w:t>0.099975</w:t>
+            </w:r>
+          </w:p>
+        </w:tc>
+        <w:tc>
+          <w:tcPr>
+            <w:tcW w:type="dxa" w:w="2160"/>
+          </w:tcPr>
+          <w:p>
+            <w:r>
+              <w:t>0.2424</w:t>
+            </w:r>
+          </w:p>
+        </w:tc>
+      </w:tr>
+      <w:tr>
+        <w:tc>
+          <w:tcPr>
+            <w:tcW w:type="dxa" w:w="2160"/>
+          </w:tcPr>
+          <w:p>
+            <w:r>
+              <w:t>(0.4454, 0.5362]</w:t>
+            </w:r>
+          </w:p>
+        </w:tc>
+        <w:tc>
+          <w:tcPr>
+            <w:tcW w:type="dxa" w:w="2160"/>
+          </w:tcPr>
+          <w:p>
+            <w:r>
+              <w:t>395</w:t>
+            </w:r>
+          </w:p>
+        </w:tc>
+        <w:tc>
+          <w:tcPr>
+            <w:tcW w:type="dxa" w:w="2160"/>
+          </w:tcPr>
+          <w:p>
+            <w:r>
+              <w:t>0.099722</w:t>
+            </w:r>
+          </w:p>
+        </w:tc>
+        <w:tc>
+          <w:tcPr>
+            <w:tcW w:type="dxa" w:w="2160"/>
+          </w:tcPr>
+          <w:p>
+            <w:r>
+              <w:t>0.2684</w:t>
+            </w:r>
+          </w:p>
+        </w:tc>
+      </w:tr>
+      <w:tr>
+        <w:tc>
+          <w:tcPr>
+            <w:tcW w:type="dxa" w:w="2160"/>
+          </w:tcPr>
+          <w:p>
+            <w:r>
+              <w:t>(0.5362, 0.6925]</w:t>
+            </w:r>
+          </w:p>
+        </w:tc>
+        <w:tc>
+          <w:tcPr>
+            <w:tcW w:type="dxa" w:w="2160"/>
+          </w:tcPr>
+          <w:p>
+            <w:r>
+              <w:t>396</w:t>
+            </w:r>
+          </w:p>
+        </w:tc>
+        <w:tc>
+          <w:tcPr>
+            <w:tcW w:type="dxa" w:w="2160"/>
+          </w:tcPr>
+          <w:p>
+            <w:r>
+              <w:t>0.099975</w:t>
+            </w:r>
+          </w:p>
+        </w:tc>
+        <w:tc>
+          <w:tcPr>
+            <w:tcW w:type="dxa" w:w="2160"/>
+          </w:tcPr>
+          <w:p>
+            <w:r>
+              <w:t>0.3030</w:t>
+            </w:r>
+          </w:p>
+        </w:tc>
+      </w:tr>
+      <w:tr>
+        <w:tc>
+          <w:tcPr>
+            <w:tcW w:type="dxa" w:w="2160"/>
+          </w:tcPr>
+          <w:p>
+            <w:r>
+              <w:t>(0.6925, 1.7973]</w:t>
+            </w:r>
+          </w:p>
+        </w:tc>
+        <w:tc>
+          <w:tcPr>
+            <w:tcW w:type="dxa" w:w="2160"/>
+          </w:tcPr>
+          <w:p>
+            <w:r>
+              <w:t>396</w:t>
+            </w:r>
+          </w:p>
+        </w:tc>
+        <w:tc>
+          <w:tcPr>
+            <w:tcW w:type="dxa" w:w="2160"/>
+          </w:tcPr>
+          <w:p>
+            <w:r>
+              <w:t>0.099975</w:t>
+            </w:r>
+          </w:p>
+        </w:tc>
+        <w:tc>
+          <w:tcPr>
+            <w:tcW w:type="dxa" w:w="2160"/>
+          </w:tcPr>
+          <w:p>
+            <w:r>
+              <w:t>0.3914</w:t>
+            </w:r>
+          </w:p>
+        </w:tc>
+      </w:tr>
+    </w:tbl>
+    <w:p>
+      <w:r>
+        <w:rPr>
+          <w:b/>
+          <w:sz w:val="18"/>
+        </w:rPr>
+        <w:t>Perfil frente al incumplimiento — variable «ingreso_mensual»</w:t>
+      </w:r>
+    </w:p>
+    <w:tbl>
+      <w:tblPr>
+        <w:tblStyle w:val="TableGrid"/>
+        <w:tblW w:type="auto" w:w="0"/>
+        <w:tblLook w:firstColumn="1" w:firstRow="1" w:lastColumn="0" w:lastRow="0" w:noHBand="0" w:noVBand="1" w:val="04A0"/>
+      </w:tblPr>
+      <w:tblGrid>
+        <w:gridCol w:w="2160"/>
+        <w:gridCol w:w="2160"/>
+        <w:gridCol w:w="2160"/>
+        <w:gridCol w:w="2160"/>
+      </w:tblGrid>
+      <w:tr>
+        <w:tc>
+          <w:tcPr>
+            <w:tcW w:type="dxa" w:w="2160"/>
+          </w:tcPr>
+          <w:p>
+            <w:r>
+              <w:rPr>
+                <w:b/>
+              </w:rPr>
+              <w:t>tramo</w:t>
+            </w:r>
+          </w:p>
+        </w:tc>
+        <w:tc>
+          <w:tcPr>
+            <w:tcW w:type="dxa" w:w="2160"/>
+          </w:tcPr>
+          <w:p>
+            <w:r>
+              <w:rPr>
+                <w:b/>
+              </w:rPr>
+              <w:t>n</w:t>
+            </w:r>
+          </w:p>
+        </w:tc>
+        <w:tc>
+          <w:tcPr>
+            <w:tcW w:type="dxa" w:w="2160"/>
+          </w:tcPr>
+          <w:p>
+            <w:r>
+              <w:rPr>
+                <w:b/>
+              </w:rPr>
+              <w:t>coverage</w:t>
+            </w:r>
+          </w:p>
+        </w:tc>
+        <w:tc>
+          <w:tcPr>
+            <w:tcW w:type="dxa" w:w="2160"/>
+          </w:tcPr>
+          <w:p>
+            <w:r>
+              <w:rPr>
+                <w:b/>
+              </w:rPr>
+              <w:t>default_rate</w:t>
+            </w:r>
+          </w:p>
+        </w:tc>
+      </w:tr>
+      <w:tr>
+        <w:tc>
+          <w:tcPr>
+            <w:tcW w:type="dxa" w:w="2160"/>
+          </w:tcPr>
+          <w:p>
+            <w:r>
+              <w:t>(74032.56, 287183.36]</w:t>
+            </w:r>
+          </w:p>
+        </w:tc>
+        <w:tc>
+          <w:tcPr>
+            <w:tcW w:type="dxa" w:w="2160"/>
+          </w:tcPr>
+          <w:p>
+            <w:r>
+              <w:t>397</w:t>
+            </w:r>
+          </w:p>
+        </w:tc>
+        <w:tc>
+          <w:tcPr>
+            <w:tcW w:type="dxa" w:w="2160"/>
+          </w:tcPr>
+          <w:p>
+            <w:r>
+              <w:t>0.100227</w:t>
+            </w:r>
+          </w:p>
+        </w:tc>
+        <w:tc>
+          <w:tcPr>
+            <w:tcW w:type="dxa" w:w="2160"/>
+          </w:tcPr>
+          <w:p>
+            <w:r>
+              <w:t>0.3753</w:t>
+            </w:r>
+          </w:p>
+        </w:tc>
+      </w:tr>
+      <w:tr>
+        <w:tc>
+          <w:tcPr>
+            <w:tcW w:type="dxa" w:w="2160"/>
+          </w:tcPr>
+          <w:p>
+            <w:r>
+              <w:t>(287183.36, 353839.8]</w:t>
+            </w:r>
+          </w:p>
+        </w:tc>
+        <w:tc>
+          <w:tcPr>
+            <w:tcW w:type="dxa" w:w="2160"/>
+          </w:tcPr>
+          <w:p>
+            <w:r>
+              <w:t>396</w:t>
+            </w:r>
+          </w:p>
+        </w:tc>
+        <w:tc>
+          <w:tcPr>
+            <w:tcW w:type="dxa" w:w="2160"/>
+          </w:tcPr>
+          <w:p>
+            <w:r>
+              <w:t>0.099975</w:t>
+            </w:r>
+          </w:p>
+        </w:tc>
+        <w:tc>
+          <w:tcPr>
+            <w:tcW w:type="dxa" w:w="2160"/>
+          </w:tcPr>
+          <w:p>
+            <w:r>
+              <w:t>0.3687</w:t>
+            </w:r>
+          </w:p>
+        </w:tc>
+      </w:tr>
+      <w:tr>
+        <w:tc>
+          <w:tcPr>
+            <w:tcW w:type="dxa" w:w="2160"/>
+          </w:tcPr>
+          <w:p>
+            <w:r>
+              <w:t>(353839.8, 409923.63]</w:t>
+            </w:r>
+          </w:p>
+        </w:tc>
+        <w:tc>
+          <w:tcPr>
+            <w:tcW w:type="dxa" w:w="2160"/>
+          </w:tcPr>
+          <w:p>
+            <w:r>
+              <w:t>396</w:t>
+            </w:r>
+          </w:p>
+        </w:tc>
+        <w:tc>
+          <w:tcPr>
+            <w:tcW w:type="dxa" w:w="2160"/>
+          </w:tcPr>
+          <w:p>
+            <w:r>
+              <w:t>0.099975</w:t>
+            </w:r>
+          </w:p>
+        </w:tc>
+        <w:tc>
+          <w:tcPr>
+            <w:tcW w:type="dxa" w:w="2160"/>
+          </w:tcPr>
+          <w:p>
+            <w:r>
+              <w:t>0.2778</w:t>
+            </w:r>
+          </w:p>
+        </w:tc>
+      </w:tr>
+      <w:tr>
+        <w:tc>
+          <w:tcPr>
+            <w:tcW w:type="dxa" w:w="2160"/>
+          </w:tcPr>
+          <w:p>
+            <w:r>
+              <w:t>(409923.63, 460844.97]</w:t>
+            </w:r>
+          </w:p>
+        </w:tc>
+        <w:tc>
+          <w:tcPr>
+            <w:tcW w:type="dxa" w:w="2160"/>
+          </w:tcPr>
+          <w:p>
+            <w:r>
+              <w:t>396</w:t>
+            </w:r>
+          </w:p>
+        </w:tc>
+        <w:tc>
+          <w:tcPr>
+            <w:tcW w:type="dxa" w:w="2160"/>
+          </w:tcPr>
+          <w:p>
+            <w:r>
+              <w:t>0.099975</w:t>
+            </w:r>
+          </w:p>
+        </w:tc>
+        <w:tc>
+          <w:tcPr>
+            <w:tcW w:type="dxa" w:w="2160"/>
+          </w:tcPr>
+          <w:p>
+            <w:r>
+              <w:t>0.2828</w:t>
+            </w:r>
+          </w:p>
+        </w:tc>
+      </w:tr>
+      <w:tr>
+        <w:tc>
+          <w:tcPr>
+            <w:tcW w:type="dxa" w:w="2160"/>
+          </w:tcPr>
+          <w:p>
+            <w:r>
+              <w:t>(460844.97, 526601.82]</w:t>
+            </w:r>
+          </w:p>
+        </w:tc>
+        <w:tc>
+          <w:tcPr>
+            <w:tcW w:type="dxa" w:w="2160"/>
+          </w:tcPr>
+          <w:p>
+            <w:r>
+              <w:t>396</w:t>
+            </w:r>
+          </w:p>
+        </w:tc>
+        <w:tc>
+          <w:tcPr>
+            <w:tcW w:type="dxa" w:w="2160"/>
+          </w:tcPr>
+          <w:p>
+            <w:r>
+              <w:t>0.099975</w:t>
+            </w:r>
+          </w:p>
+        </w:tc>
+        <w:tc>
+          <w:tcPr>
+            <w:tcW w:type="dxa" w:w="2160"/>
+          </w:tcPr>
+          <w:p>
+            <w:r>
+              <w:t>0.2172</w:t>
+            </w:r>
+          </w:p>
+        </w:tc>
+      </w:tr>
+      <w:tr>
+        <w:tc>
+          <w:tcPr>
+            <w:tcW w:type="dxa" w:w="2160"/>
+          </w:tcPr>
+          <w:p>
+            <w:r>
+              <w:t>(526601.82, 600699.29]</w:t>
+            </w:r>
+          </w:p>
+        </w:tc>
+        <w:tc>
+          <w:tcPr>
+            <w:tcW w:type="dxa" w:w="2160"/>
+          </w:tcPr>
+          <w:p>
+            <w:r>
+              <w:t>396</w:t>
+            </w:r>
+          </w:p>
+        </w:tc>
+        <w:tc>
+          <w:tcPr>
+            <w:tcW w:type="dxa" w:w="2160"/>
+          </w:tcPr>
+          <w:p>
+            <w:r>
+              <w:t>0.099975</w:t>
+            </w:r>
+          </w:p>
+        </w:tc>
+        <w:tc>
+          <w:tcPr>
+            <w:tcW w:type="dxa" w:w="2160"/>
+          </w:tcPr>
+          <w:p>
+            <w:r>
+              <w:t>0.2298</w:t>
+            </w:r>
+          </w:p>
+        </w:tc>
+      </w:tr>
+      <w:tr>
+        <w:tc>
+          <w:tcPr>
+            <w:tcW w:type="dxa" w:w="2160"/>
+          </w:tcPr>
+          <w:p>
+            <w:r>
+              <w:t>(600699.29, 689809.83]</w:t>
+            </w:r>
+          </w:p>
+        </w:tc>
+        <w:tc>
+          <w:tcPr>
+            <w:tcW w:type="dxa" w:w="2160"/>
+          </w:tcPr>
+          <w:p>
+            <w:r>
+              <w:t>396</w:t>
+            </w:r>
+          </w:p>
+        </w:tc>
+        <w:tc>
+          <w:tcPr>
+            <w:tcW w:type="dxa" w:w="2160"/>
+          </w:tcPr>
+          <w:p>
+            <w:r>
+              <w:t>0.099975</w:t>
+            </w:r>
+          </w:p>
+        </w:tc>
+        <w:tc>
+          <w:tcPr>
+            <w:tcW w:type="dxa" w:w="2160"/>
+          </w:tcPr>
+          <w:p>
+            <w:r>
+              <w:t>0.1894</w:t>
+            </w:r>
+          </w:p>
+        </w:tc>
+      </w:tr>
+      <w:tr>
+        <w:tc>
+          <w:tcPr>
+            <w:tcW w:type="dxa" w:w="2160"/>
+          </w:tcPr>
+          <w:p>
+            <w:r>
+              <w:t>(689809.83, 810582.2]</w:t>
+            </w:r>
+          </w:p>
+        </w:tc>
+        <w:tc>
+          <w:tcPr>
+            <w:tcW w:type="dxa" w:w="2160"/>
+          </w:tcPr>
+          <w:p>
+            <w:r>
+              <w:t>396</w:t>
+            </w:r>
+          </w:p>
+        </w:tc>
+        <w:tc>
+          <w:tcPr>
+            <w:tcW w:type="dxa" w:w="2160"/>
+          </w:tcPr>
+          <w:p>
+            <w:r>
+              <w:t>0.099975</w:t>
+            </w:r>
+          </w:p>
+        </w:tc>
+        <w:tc>
+          <w:tcPr>
+            <w:tcW w:type="dxa" w:w="2160"/>
+          </w:tcPr>
+          <w:p>
+            <w:r>
+              <w:t>0.1742</w:t>
+            </w:r>
+          </w:p>
+        </w:tc>
+      </w:tr>
+      <w:tr>
+        <w:tc>
+          <w:tcPr>
+            <w:tcW w:type="dxa" w:w="2160"/>
+          </w:tcPr>
+          <w:p>
+            <w:r>
+              <w:t>(810582.2, 1017997.74]</w:t>
+            </w:r>
+          </w:p>
+        </w:tc>
+        <w:tc>
+          <w:tcPr>
+            <w:tcW w:type="dxa" w:w="2160"/>
+          </w:tcPr>
+          <w:p>
+            <w:r>
+              <w:t>396</w:t>
+            </w:r>
+          </w:p>
+        </w:tc>
+        <w:tc>
+          <w:tcPr>
+            <w:tcW w:type="dxa" w:w="2160"/>
+          </w:tcPr>
+          <w:p>
+            <w:r>
+              <w:t>0.099975</w:t>
+            </w:r>
+          </w:p>
+        </w:tc>
+        <w:tc>
+          <w:tcPr>
+            <w:tcW w:type="dxa" w:w="2160"/>
+          </w:tcPr>
+          <w:p>
+            <w:r>
+              <w:t>0.1237</w:t>
+            </w:r>
+          </w:p>
+        </w:tc>
+      </w:tr>
+      <w:tr>
+        <w:tc>
+          <w:tcPr>
+            <w:tcW w:type="dxa" w:w="2160"/>
+          </w:tcPr>
+          <w:p>
+            <w:r>
+              <w:t>(1017997.74, 3524342.26]</w:t>
+            </w:r>
+          </w:p>
+        </w:tc>
+        <w:tc>
+          <w:tcPr>
+            <w:tcW w:type="dxa" w:w="2160"/>
+          </w:tcPr>
+          <w:p>
+            <w:r>
+              <w:t>396</w:t>
+            </w:r>
+          </w:p>
+        </w:tc>
+        <w:tc>
+          <w:tcPr>
+            <w:tcW w:type="dxa" w:w="2160"/>
+          </w:tcPr>
+          <w:p>
+            <w:r>
+              <w:t>0.099975</w:t>
+            </w:r>
+          </w:p>
+        </w:tc>
+        <w:tc>
+          <w:tcPr>
+            <w:tcW w:type="dxa" w:w="2160"/>
+          </w:tcPr>
+          <w:p>
+            <w:r>
+              <w:t>0.0934</w:t>
+            </w:r>
+          </w:p>
+        </w:tc>
+      </w:tr>
+    </w:tbl>
+    <w:p>
+      <w:r>
+        <w:rPr>
+          <w:b/>
+          <w:sz w:val="18"/>
+        </w:rPr>
+        <w:t>Perfil frente al incumplimiento — variable «mora_max_12m»</w:t>
+      </w:r>
+    </w:p>
+    <w:tbl>
+      <w:tblPr>
+        <w:tblStyle w:val="TableGrid"/>
+        <w:tblW w:type="auto" w:w="0"/>
+        <w:tblLook w:firstColumn="1" w:firstRow="1" w:lastColumn="0" w:lastRow="0" w:noHBand="0" w:noVBand="1" w:val="04A0"/>
+      </w:tblPr>
+      <w:tblGrid>
+        <w:gridCol w:w="2160"/>
+        <w:gridCol w:w="2160"/>
+        <w:gridCol w:w="2160"/>
+        <w:gridCol w:w="2160"/>
+      </w:tblGrid>
+      <w:tr>
+        <w:tc>
+          <w:tcPr>
+            <w:tcW w:type="dxa" w:w="2160"/>
+          </w:tcPr>
+          <w:p>
+            <w:r>
+              <w:rPr>
+                <w:b/>
+              </w:rPr>
+              <w:t>tramo</w:t>
+            </w:r>
+          </w:p>
+        </w:tc>
+        <w:tc>
+          <w:tcPr>
+            <w:tcW w:type="dxa" w:w="2160"/>
+          </w:tcPr>
+          <w:p>
+            <w:r>
+              <w:rPr>
+                <w:b/>
+              </w:rPr>
+              <w:t>n</w:t>
+            </w:r>
+          </w:p>
+        </w:tc>
+        <w:tc>
+          <w:tcPr>
+            <w:tcW w:type="dxa" w:w="2160"/>
+          </w:tcPr>
+          <w:p>
+            <w:r>
+              <w:rPr>
+                <w:b/>
+              </w:rPr>
+              <w:t>coverage</w:t>
+            </w:r>
+          </w:p>
+        </w:tc>
+        <w:tc>
+          <w:tcPr>
+            <w:tcW w:type="dxa" w:w="2160"/>
+          </w:tcPr>
+          <w:p>
+            <w:r>
+              <w:rPr>
+                <w:b/>
+              </w:rPr>
+              <w:t>default_rate</w:t>
+            </w:r>
+          </w:p>
+        </w:tc>
+      </w:tr>
+      <w:tr>
+        <w:tc>
+          <w:tcPr>
+            <w:tcW w:type="dxa" w:w="2160"/>
+          </w:tcPr>
+          <w:p>
+            <w:r>
+              <w:t>(0.0, 3.0]</w:t>
+            </w:r>
+          </w:p>
+        </w:tc>
+        <w:tc>
+          <w:tcPr>
+            <w:tcW w:type="dxa" w:w="2160"/>
+          </w:tcPr>
+          <w:p>
+            <w:r>
+              <w:t>595</w:t>
+            </w:r>
+          </w:p>
+        </w:tc>
+        <w:tc>
+          <w:tcPr>
+            <w:tcW w:type="dxa" w:w="2160"/>
+          </w:tcPr>
+          <w:p>
+            <w:r>
+              <w:t>0.150215</w:t>
+            </w:r>
+          </w:p>
+        </w:tc>
+        <w:tc>
+          <w:tcPr>
+            <w:tcW w:type="dxa" w:w="2160"/>
+          </w:tcPr>
+          <w:p>
+            <w:r>
+              <w:t>0.1882</w:t>
+            </w:r>
+          </w:p>
+        </w:tc>
+      </w:tr>
+      <w:tr>
+        <w:tc>
+          <w:tcPr>
+            <w:tcW w:type="dxa" w:w="2160"/>
+          </w:tcPr>
+          <w:p>
+            <w:r>
+              <w:t>(3.0, 4.0]</w:t>
+            </w:r>
+          </w:p>
+        </w:tc>
+        <w:tc>
+          <w:tcPr>
+            <w:tcW w:type="dxa" w:w="2160"/>
+          </w:tcPr>
+          <w:p>
+            <w:r>
+              <w:t>547</w:t>
+            </w:r>
+          </w:p>
+        </w:tc>
+        <w:tc>
+          <w:tcPr>
+            <w:tcW w:type="dxa" w:w="2160"/>
+          </w:tcPr>
+          <w:p>
+            <w:r>
+              <w:t>0.138096</w:t>
+            </w:r>
+          </w:p>
+        </w:tc>
+        <w:tc>
+          <w:tcPr>
+            <w:tcW w:type="dxa" w:w="2160"/>
+          </w:tcPr>
+          <w:p>
+            <w:r>
+              <w:t>0.2139</w:t>
+            </w:r>
+          </w:p>
+        </w:tc>
+      </w:tr>
+      <w:tr>
+        <w:tc>
+          <w:tcPr>
+            <w:tcW w:type="dxa" w:w="2160"/>
+          </w:tcPr>
+          <w:p>
+            <w:r>
+              <w:t>(4.0, 5.0]</w:t>
+            </w:r>
+          </w:p>
+        </w:tc>
+        <w:tc>
+          <w:tcPr>
+            <w:tcW w:type="dxa" w:w="2160"/>
+          </w:tcPr>
+          <w:p>
+            <w:r>
+              <w:t>626</w:t>
+            </w:r>
+          </w:p>
+        </w:tc>
+        <w:tc>
+          <w:tcPr>
+            <w:tcW w:type="dxa" w:w="2160"/>
+          </w:tcPr>
+          <w:p>
+            <w:r>
+              <w:t>0.158041</w:t>
+            </w:r>
+          </w:p>
+        </w:tc>
+        <w:tc>
+          <w:tcPr>
+            <w:tcW w:type="dxa" w:w="2160"/>
+          </w:tcPr>
+          <w:p>
+            <w:r>
+              <w:t>0.2204</w:t>
+            </w:r>
+          </w:p>
+        </w:tc>
+      </w:tr>
+      <w:tr>
+        <w:tc>
+          <w:tcPr>
+            <w:tcW w:type="dxa" w:w="2160"/>
+          </w:tcPr>
+          <w:p>
+            <w:r>
+              <w:t>(5.0, 6.0]</w:t>
+            </w:r>
+          </w:p>
+        </w:tc>
+        <w:tc>
+          <w:tcPr>
+            <w:tcW w:type="dxa" w:w="2160"/>
+          </w:tcPr>
+          <w:p>
+            <w:r>
+              <w:t>636</w:t>
+            </w:r>
+          </w:p>
+        </w:tc>
+        <w:tc>
+          <w:tcPr>
+            <w:tcW w:type="dxa" w:w="2160"/>
+          </w:tcPr>
+          <w:p>
+            <w:r>
+              <w:t>0.160566</w:t>
+            </w:r>
+          </w:p>
+        </w:tc>
+        <w:tc>
+          <w:tcPr>
+            <w:tcW w:type="dxa" w:w="2160"/>
+          </w:tcPr>
+          <w:p>
+            <w:r>
+              <w:t>0.2516</w:t>
+            </w:r>
+          </w:p>
+        </w:tc>
+      </w:tr>
+      <w:tr>
+        <w:tc>
+          <w:tcPr>
+            <w:tcW w:type="dxa" w:w="2160"/>
+          </w:tcPr>
+          <w:p>
+            <w:r>
+              <w:t>(6.0, 7.0]</w:t>
+            </w:r>
+          </w:p>
+        </w:tc>
+        <w:tc>
+          <w:tcPr>
+            <w:tcW w:type="dxa" w:w="2160"/>
+          </w:tcPr>
+          <w:p>
+            <w:r>
+              <w:t>530</w:t>
+            </w:r>
+          </w:p>
+        </w:tc>
+        <w:tc>
+          <w:tcPr>
+            <w:tcW w:type="dxa" w:w="2160"/>
+          </w:tcPr>
+          <w:p>
+            <w:r>
+              <w:t>0.133805</w:t>
+            </w:r>
+          </w:p>
+        </w:tc>
+        <w:tc>
+          <w:tcPr>
+            <w:tcW w:type="dxa" w:w="2160"/>
+          </w:tcPr>
+          <w:p>
+            <w:r>
+              <w:t>0.2415</w:t>
+            </w:r>
+          </w:p>
+        </w:tc>
+      </w:tr>
+      <w:tr>
+        <w:tc>
+          <w:tcPr>
+            <w:tcW w:type="dxa" w:w="2160"/>
+          </w:tcPr>
+          <w:p>
+            <w:r>
+              <w:t>(7.0, 8.0]</w:t>
+            </w:r>
+          </w:p>
+        </w:tc>
+        <w:tc>
+          <w:tcPr>
+            <w:tcW w:type="dxa" w:w="2160"/>
+          </w:tcPr>
+          <w:p>
+            <w:r>
+              <w:t>390</w:t>
+            </w:r>
+          </w:p>
+        </w:tc>
+        <w:tc>
+          <w:tcPr>
+            <w:tcW w:type="dxa" w:w="2160"/>
+          </w:tcPr>
+          <w:p>
+            <w:r>
+              <w:t>0.098460</w:t>
+            </w:r>
+          </w:p>
+        </w:tc>
+        <w:tc>
+          <w:tcPr>
+            <w:tcW w:type="dxa" w:w="2160"/>
+          </w:tcPr>
+          <w:p>
+            <w:r>
+              <w:t>0.2641</w:t>
+            </w:r>
+          </w:p>
+        </w:tc>
+      </w:tr>
+      <w:tr>
+        <w:tc>
+          <w:tcPr>
+            <w:tcW w:type="dxa" w:w="2160"/>
+          </w:tcPr>
+          <w:p>
+            <w:r>
+              <w:t>(8.0, 9.0]</w:t>
+            </w:r>
+          </w:p>
+        </w:tc>
+        <w:tc>
+          <w:tcPr>
+            <w:tcW w:type="dxa" w:w="2160"/>
+          </w:tcPr>
+          <w:p>
+            <w:r>
+              <w:t>288</w:t>
+            </w:r>
+          </w:p>
+        </w:tc>
+        <w:tc>
+          <w:tcPr>
+            <w:tcW w:type="dxa" w:w="2160"/>
+          </w:tcPr>
+          <w:p>
+            <w:r>
+              <w:t>0.072709</w:t>
+            </w:r>
+          </w:p>
+        </w:tc>
+        <w:tc>
+          <w:tcPr>
+            <w:tcW w:type="dxa" w:w="2160"/>
+          </w:tcPr>
+          <w:p>
+            <w:r>
+              <w:t>0.2465</w:t>
+            </w:r>
+          </w:p>
+        </w:tc>
+      </w:tr>
+      <w:tr>
+        <w:tc>
+          <w:tcPr>
+            <w:tcW w:type="dxa" w:w="2160"/>
+          </w:tcPr>
+          <w:p>
+            <w:r>
+              <w:t>(9.0, 17.0]</w:t>
+            </w:r>
+          </w:p>
+        </w:tc>
+        <w:tc>
+          <w:tcPr>
+            <w:tcW w:type="dxa" w:w="2160"/>
+          </w:tcPr>
+          <w:p>
+            <w:r>
+              <w:t>349</w:t>
+            </w:r>
+          </w:p>
+        </w:tc>
+        <w:tc>
+          <w:tcPr>
+            <w:tcW w:type="dxa" w:w="2160"/>
+          </w:tcPr>
+          <w:p>
+            <w:r>
+              <w:t>0.088109</w:t>
+            </w:r>
+          </w:p>
+        </w:tc>
+        <w:tc>
+          <w:tcPr>
+            <w:tcW w:type="dxa" w:w="2160"/>
+          </w:tcPr>
+          <w:p>
+            <w:r>
+              <w:t>0.2722</w:t>
+            </w:r>
+          </w:p>
+        </w:tc>
+      </w:tr>
+    </w:tbl>
+    <w:p>
+      <w:r>
+        <w:rPr>
+          <w:b/>
+          <w:sz w:val="18"/>
+        </w:rPr>
+        <w:t>Perfil frente al incumplimiento — variable «segmento»</w:t>
+      </w:r>
+    </w:p>
+    <w:tbl>
+      <w:tblPr>
+        <w:tblStyle w:val="TableGrid"/>
+        <w:tblW w:type="auto" w:w="0"/>
+        <w:tblLook w:firstColumn="1" w:firstRow="1" w:lastColumn="0" w:lastRow="0" w:noHBand="0" w:noVBand="1" w:val="04A0"/>
+      </w:tblPr>
+      <w:tblGrid>
+        <w:gridCol w:w="2160"/>
+        <w:gridCol w:w="2160"/>
+        <w:gridCol w:w="2160"/>
+        <w:gridCol w:w="2160"/>
+      </w:tblGrid>
+      <w:tr>
+        <w:tc>
+          <w:tcPr>
+            <w:tcW w:type="dxa" w:w="2160"/>
+          </w:tcPr>
+          <w:p>
+            <w:r>
+              <w:rPr>
+                <w:b/>
+              </w:rPr>
+              <w:t>tramo</w:t>
+            </w:r>
+          </w:p>
+        </w:tc>
+        <w:tc>
+          <w:tcPr>
+            <w:tcW w:type="dxa" w:w="2160"/>
+          </w:tcPr>
+          <w:p>
+            <w:r>
+              <w:rPr>
+                <w:b/>
+              </w:rPr>
+              <w:t>n</w:t>
+            </w:r>
+          </w:p>
+        </w:tc>
+        <w:tc>
+          <w:tcPr>
+            <w:tcW w:type="dxa" w:w="2160"/>
+          </w:tcPr>
+          <w:p>
+            <w:r>
+              <w:rPr>
+                <w:b/>
+              </w:rPr>
+              <w:t>coverage</w:t>
+            </w:r>
+          </w:p>
+        </w:tc>
+        <w:tc>
+          <w:tcPr>
+            <w:tcW w:type="dxa" w:w="2160"/>
+          </w:tcPr>
+          <w:p>
+            <w:r>
+              <w:rPr>
+                <w:b/>
+              </w:rPr>
+              <w:t>default_rate</w:t>
+            </w:r>
+          </w:p>
+        </w:tc>
+      </w:tr>
+      <w:tr>
+        <w:tc>
+          <w:tcPr>
+            <w:tcW w:type="dxa" w:w="2160"/>
+          </w:tcPr>
+          <w:p>
+            <w:r>
+              <w:t>asalariado</w:t>
+            </w:r>
+          </w:p>
+        </w:tc>
+        <w:tc>
+          <w:tcPr>
+            <w:tcW w:type="dxa" w:w="2160"/>
+          </w:tcPr>
+          <w:p>
+            <w:r>
+              <w:t>1303</w:t>
+            </w:r>
+          </w:p>
+        </w:tc>
+        <w:tc>
+          <w:tcPr>
+            <w:tcW w:type="dxa" w:w="2160"/>
+          </w:tcPr>
+          <w:p>
+            <w:r>
+              <w:t>0.328957</w:t>
+            </w:r>
+          </w:p>
+        </w:tc>
+        <w:tc>
+          <w:tcPr>
+            <w:tcW w:type="dxa" w:w="2160"/>
+          </w:tcPr>
+          <w:p>
+            <w:r>
+              <w:t>0.2318</w:t>
+            </w:r>
+          </w:p>
+        </w:tc>
+      </w:tr>
+      <w:tr>
+        <w:tc>
+          <w:tcPr>
+            <w:tcW w:type="dxa" w:w="2160"/>
+          </w:tcPr>
+          <w:p>
+            <w:r>
+              <w:t>independiente</w:t>
+            </w:r>
+          </w:p>
+        </w:tc>
+        <w:tc>
+          <w:tcPr>
+            <w:tcW w:type="dxa" w:w="2160"/>
+          </w:tcPr>
+          <w:p>
+            <w:r>
+              <w:t>1353</w:t>
+            </w:r>
+          </w:p>
+        </w:tc>
+        <w:tc>
+          <w:tcPr>
+            <w:tcW w:type="dxa" w:w="2160"/>
+          </w:tcPr>
+          <w:p>
+            <w:r>
+              <w:t>0.341580</w:t>
+            </w:r>
+          </w:p>
+        </w:tc>
+        <w:tc>
+          <w:tcPr>
+            <w:tcW w:type="dxa" w:w="2160"/>
+          </w:tcPr>
+          <w:p>
+            <w:r>
+              <w:t>0.2225</w:t>
+            </w:r>
+          </w:p>
+        </w:tc>
+      </w:tr>
+      <w:tr>
+        <w:tc>
+          <w:tcPr>
+            <w:tcW w:type="dxa" w:w="2160"/>
+          </w:tcPr>
+          <w:p>
+            <w:r>
+              <w:t>pensionado</w:t>
+            </w:r>
+          </w:p>
+        </w:tc>
+        <w:tc>
+          <w:tcPr>
+            <w:tcW w:type="dxa" w:w="2160"/>
+          </w:tcPr>
+          <w:p>
+            <w:r>
+              <w:t>1305</w:t>
+            </w:r>
+          </w:p>
+        </w:tc>
+        <w:tc>
+          <w:tcPr>
+            <w:tcW w:type="dxa" w:w="2160"/>
+          </w:tcPr>
+          <w:p>
+            <w:r>
+              <w:t>0.329462</w:t>
+            </w:r>
+          </w:p>
+        </w:tc>
+        <w:tc>
+          <w:tcPr>
+            <w:tcW w:type="dxa" w:w="2160"/>
+          </w:tcPr>
+          <w:p>
+            <w:r>
+              <w:t>0.2460</w:t>
+            </w:r>
+          </w:p>
+        </w:tc>
+      </w:tr>
+    </w:tbl>
+    <w:p>
+      <w:r>
+        <w:rPr>
+          <w:b/>
+          <w:sz w:val="18"/>
+        </w:rPr>
+        <w:t>Perfil frente al incumplimiento — variable «utilizacion_linea»</w:t>
+      </w:r>
+    </w:p>
+    <w:tbl>
+      <w:tblPr>
+        <w:tblStyle w:val="TableGrid"/>
+        <w:tblW w:type="auto" w:w="0"/>
+        <w:tblLook w:firstColumn="1" w:firstRow="1" w:lastColumn="0" w:lastRow="0" w:noHBand="0" w:noVBand="1" w:val="04A0"/>
+      </w:tblPr>
+      <w:tblGrid>
+        <w:gridCol w:w="2160"/>
+        <w:gridCol w:w="2160"/>
+        <w:gridCol w:w="2160"/>
+        <w:gridCol w:w="2160"/>
+      </w:tblGrid>
+      <w:tr>
+        <w:tc>
+          <w:tcPr>
+            <w:tcW w:type="dxa" w:w="2160"/>
+          </w:tcPr>
+          <w:p>
+            <w:r>
+              <w:rPr>
+                <w:b/>
+              </w:rPr>
+              <w:t>tramo</w:t>
+            </w:r>
+          </w:p>
+        </w:tc>
+        <w:tc>
+          <w:tcPr>
+            <w:tcW w:type="dxa" w:w="2160"/>
+          </w:tcPr>
+          <w:p>
+            <w:r>
+              <w:rPr>
+                <w:b/>
+              </w:rPr>
+              <w:t>n</w:t>
+            </w:r>
+          </w:p>
+        </w:tc>
+        <w:tc>
+          <w:tcPr>
+            <w:tcW w:type="dxa" w:w="2160"/>
+          </w:tcPr>
+          <w:p>
+            <w:r>
+              <w:rPr>
+                <w:b/>
+              </w:rPr>
+              <w:t>coverage</w:t>
+            </w:r>
+          </w:p>
+        </w:tc>
+        <w:tc>
+          <w:tcPr>
+            <w:tcW w:type="dxa" w:w="2160"/>
+          </w:tcPr>
+          <w:p>
+            <w:r>
+              <w:rPr>
+                <w:b/>
+              </w:rPr>
+              <w:t>default_rate</w:t>
+            </w:r>
+          </w:p>
+        </w:tc>
+      </w:tr>
+      <w:tr>
+        <w:tc>
+          <w:tcPr>
+            <w:tcW w:type="dxa" w:w="2160"/>
+          </w:tcPr>
+          <w:p>
+            <w:r>
+              <w:t>(0.0041, 0.1384]</w:t>
+            </w:r>
+          </w:p>
+        </w:tc>
+        <w:tc>
+          <w:tcPr>
+            <w:tcW w:type="dxa" w:w="2160"/>
+          </w:tcPr>
+          <w:p>
+            <w:r>
+              <w:t>397</w:t>
+            </w:r>
+          </w:p>
+        </w:tc>
+        <w:tc>
+          <w:tcPr>
+            <w:tcW w:type="dxa" w:w="2160"/>
+          </w:tcPr>
+          <w:p>
+            <w:r>
+              <w:t>0.100227</w:t>
+            </w:r>
+          </w:p>
+        </w:tc>
+        <w:tc>
+          <w:tcPr>
+            <w:tcW w:type="dxa" w:w="2160"/>
+          </w:tcPr>
+          <w:p>
+            <w:r>
+              <w:t>0.1763</w:t>
+            </w:r>
+          </w:p>
+        </w:tc>
+      </w:tr>
+      <w:tr>
+        <w:tc>
+          <w:tcPr>
+            <w:tcW w:type="dxa" w:w="2160"/>
+          </w:tcPr>
+          <w:p>
+            <w:r>
+              <w:t>(0.1384, 0.216]</w:t>
+            </w:r>
+          </w:p>
+        </w:tc>
+        <w:tc>
+          <w:tcPr>
+            <w:tcW w:type="dxa" w:w="2160"/>
+          </w:tcPr>
+          <w:p>
+            <w:r>
+              <w:t>397</w:t>
+            </w:r>
+          </w:p>
+        </w:tc>
+        <w:tc>
+          <w:tcPr>
+            <w:tcW w:type="dxa" w:w="2160"/>
+          </w:tcPr>
+          <w:p>
+            <w:r>
+              <w:t>0.100227</w:t>
+            </w:r>
+          </w:p>
+        </w:tc>
+        <w:tc>
+          <w:tcPr>
+            <w:tcW w:type="dxa" w:w="2160"/>
+          </w:tcPr>
+          <w:p>
+            <w:r>
+              <w:t>0.1965</w:t>
+            </w:r>
+          </w:p>
+        </w:tc>
+      </w:tr>
+      <w:tr>
+        <w:tc>
+          <w:tcPr>
+            <w:tcW w:type="dxa" w:w="2160"/>
+          </w:tcPr>
+          <w:p>
+            <w:r>
+              <w:t>(0.216, 0.2795]</w:t>
+            </w:r>
+          </w:p>
+        </w:tc>
+        <w:tc>
+          <w:tcPr>
+            <w:tcW w:type="dxa" w:w="2160"/>
+          </w:tcPr>
+          <w:p>
+            <w:r>
+              <w:t>395</w:t>
+            </w:r>
+          </w:p>
+        </w:tc>
+        <w:tc>
+          <w:tcPr>
+            <w:tcW w:type="dxa" w:w="2160"/>
+          </w:tcPr>
+          <w:p>
+            <w:r>
+              <w:t>0.099722</w:t>
+            </w:r>
+          </w:p>
+        </w:tc>
+        <w:tc>
+          <w:tcPr>
+            <w:tcW w:type="dxa" w:w="2160"/>
+          </w:tcPr>
+          <w:p>
+            <w:r>
+              <w:t>0.2025</w:t>
+            </w:r>
+          </w:p>
+        </w:tc>
+      </w:tr>
+      <w:tr>
+        <w:tc>
+          <w:tcPr>
+            <w:tcW w:type="dxa" w:w="2160"/>
+          </w:tcPr>
+          <w:p>
+            <w:r>
+              <w:t>(0.2795, 0.3346]</w:t>
+            </w:r>
+          </w:p>
+        </w:tc>
+        <w:tc>
+          <w:tcPr>
+            <w:tcW w:type="dxa" w:w="2160"/>
+          </w:tcPr>
+          <w:p>
+            <w:r>
+              <w:t>396</w:t>
+            </w:r>
+          </w:p>
+        </w:tc>
+        <w:tc>
+          <w:tcPr>
+            <w:tcW w:type="dxa" w:w="2160"/>
+          </w:tcPr>
+          <w:p>
+            <w:r>
+              <w:t>0.099975</w:t>
+            </w:r>
+          </w:p>
+        </w:tc>
+        <w:tc>
+          <w:tcPr>
+            <w:tcW w:type="dxa" w:w="2160"/>
+          </w:tcPr>
+          <w:p>
+            <w:r>
+              <w:t>0.2500</w:t>
+            </w:r>
+          </w:p>
+        </w:tc>
+      </w:tr>
+      <w:tr>
+        <w:tc>
+          <w:tcPr>
+            <w:tcW w:type="dxa" w:w="2160"/>
+          </w:tcPr>
+          <w:p>
+            <w:r>
+              <w:t>(0.3346, 0.3881]</w:t>
+            </w:r>
+          </w:p>
+        </w:tc>
+        <w:tc>
+          <w:tcPr>
+            <w:tcW w:type="dxa" w:w="2160"/>
+          </w:tcPr>
+          <w:p>
+            <w:r>
+              <w:t>396</w:t>
+            </w:r>
+          </w:p>
+        </w:tc>
+        <w:tc>
+          <w:tcPr>
+            <w:tcW w:type="dxa" w:w="2160"/>
+          </w:tcPr>
+          <w:p>
+            <w:r>
+              <w:t>0.099975</w:t>
+            </w:r>
+          </w:p>
+        </w:tc>
+        <w:tc>
+          <w:tcPr>
+            <w:tcW w:type="dxa" w:w="2160"/>
+          </w:tcPr>
+          <w:p>
+            <w:r>
+              <w:t>0.2020</w:t>
+            </w:r>
+          </w:p>
+        </w:tc>
+      </w:tr>
+      <w:tr>
+        <w:tc>
+          <w:tcPr>
+            <w:tcW w:type="dxa" w:w="2160"/>
+          </w:tcPr>
+          <w:p>
+            <w:r>
+              <w:t>(0.3881, 0.44310000000000005]</w:t>
+            </w:r>
+          </w:p>
+        </w:tc>
+        <w:tc>
+          <w:tcPr>
+            <w:tcW w:type="dxa" w:w="2160"/>
+          </w:tcPr>
+          <w:p>
+            <w:r>
+              <w:t>396</w:t>
+            </w:r>
+          </w:p>
+        </w:tc>
+        <w:tc>
+          <w:tcPr>
+            <w:tcW w:type="dxa" w:w="2160"/>
+          </w:tcPr>
+          <w:p>
+            <w:r>
+              <w:t>0.099975</w:t>
+            </w:r>
+          </w:p>
+        </w:tc>
+        <w:tc>
+          <w:tcPr>
+            <w:tcW w:type="dxa" w:w="2160"/>
+          </w:tcPr>
+          <w:p>
+            <w:r>
+              <w:t>0.2020</w:t>
+            </w:r>
+          </w:p>
+        </w:tc>
+      </w:tr>
+      <w:tr>
+        <w:tc>
+          <w:tcPr>
+            <w:tcW w:type="dxa" w:w="2160"/>
+          </w:tcPr>
+          <w:p>
+            <w:r>
+              <w:t>(0.44310000000000005, 0.5066]</w:t>
+            </w:r>
+          </w:p>
+        </w:tc>
+        <w:tc>
+          <w:tcPr>
+            <w:tcW w:type="dxa" w:w="2160"/>
+          </w:tcPr>
+          <w:p>
+            <w:r>
+              <w:t>397</w:t>
+            </w:r>
+          </w:p>
+        </w:tc>
+        <w:tc>
+          <w:tcPr>
+            <w:tcW w:type="dxa" w:w="2160"/>
+          </w:tcPr>
+          <w:p>
+            <w:r>
+              <w:t>0.100227</w:t>
+            </w:r>
+          </w:p>
+        </w:tc>
+        <w:tc>
+          <w:tcPr>
+            <w:tcW w:type="dxa" w:w="2160"/>
+          </w:tcPr>
+          <w:p>
+            <w:r>
+              <w:t>0.2997</w:t>
+            </w:r>
+          </w:p>
+        </w:tc>
+      </w:tr>
+      <w:tr>
+        <w:tc>
+          <w:tcPr>
+            <w:tcW w:type="dxa" w:w="2160"/>
+          </w:tcPr>
+          <w:p>
+            <w:r>
+              <w:t>(0.5066, 0.5755]</w:t>
+            </w:r>
+          </w:p>
+        </w:tc>
+        <w:tc>
+          <w:tcPr>
+            <w:tcW w:type="dxa" w:w="2160"/>
+          </w:tcPr>
+          <w:p>
+            <w:r>
+              <w:t>395</w:t>
+            </w:r>
+          </w:p>
+        </w:tc>
+        <w:tc>
+          <w:tcPr>
+            <w:tcW w:type="dxa" w:w="2160"/>
+          </w:tcPr>
+          <w:p>
+            <w:r>
+              <w:t>0.099722</w:t>
+            </w:r>
+          </w:p>
+        </w:tc>
+        <w:tc>
+          <w:tcPr>
+            <w:tcW w:type="dxa" w:w="2160"/>
+          </w:tcPr>
+          <w:p>
+            <w:r>
+              <w:t>0.2380</w:t>
+            </w:r>
+          </w:p>
+        </w:tc>
+      </w:tr>
+      <w:tr>
+        <w:tc>
+          <w:tcPr>
+            <w:tcW w:type="dxa" w:w="2160"/>
+          </w:tcPr>
+          <w:p>
+            <w:r>
+              <w:t>(0.5755, 0.6618]</w:t>
+            </w:r>
+          </w:p>
+        </w:tc>
+        <w:tc>
+          <w:tcPr>
+            <w:tcW w:type="dxa" w:w="2160"/>
+          </w:tcPr>
+          <w:p>
+            <w:r>
+              <w:t>396</w:t>
+            </w:r>
+          </w:p>
+        </w:tc>
+        <w:tc>
+          <w:tcPr>
+            <w:tcW w:type="dxa" w:w="2160"/>
+          </w:tcPr>
+          <w:p>
+            <w:r>
+              <w:t>0.099975</w:t>
+            </w:r>
+          </w:p>
+        </w:tc>
+        <w:tc>
+          <w:tcPr>
+            <w:tcW w:type="dxa" w:w="2160"/>
+          </w:tcPr>
+          <w:p>
+            <w:r>
+              <w:t>0.2551</w:t>
+            </w:r>
+          </w:p>
+        </w:tc>
+      </w:tr>
+      <w:tr>
+        <w:tc>
+          <w:tcPr>
+            <w:tcW w:type="dxa" w:w="2160"/>
+          </w:tcPr>
+          <w:p>
+            <w:r>
+              <w:t>(0.6618, 0.9724]</w:t>
+            </w:r>
+          </w:p>
+        </w:tc>
+        <w:tc>
+          <w:tcPr>
+            <w:tcW w:type="dxa" w:w="2160"/>
+          </w:tcPr>
+          <w:p>
+            <w:r>
+              <w:t>396</w:t>
+            </w:r>
+          </w:p>
+        </w:tc>
+        <w:tc>
+          <w:tcPr>
+            <w:tcW w:type="dxa" w:w="2160"/>
+          </w:tcPr>
+          <w:p>
+            <w:r>
+              <w:t>0.099975</w:t>
+            </w:r>
+          </w:p>
+        </w:tc>
+        <w:tc>
+          <w:tcPr>
+            <w:tcW w:type="dxa" w:w="2160"/>
+          </w:tcPr>
+          <w:p>
+            <w:r>
+              <w:t>0.3106</w:t>
             </w:r>
           </w:p>
         </w:tc>
@@ -38967,7 +42834,11 @@
         <w:rPr>
           <w:rFonts w:ascii="Consolas" w:hAnsi="Consolas"/>
         </w:rPr>
-        <w:t>[]</w:t>
+        <w:t>[</w:t>
+        <w:br/>
+        <w:t xml:space="preserve">  "eda.figures"</w:t>
+        <w:br/>
+        <w:t>]</w:t>
       </w:r>
     </w:p>
     <w:p>
@@ -38984,6 +42855,22 @@
           <w:rFonts w:ascii="Consolas" w:hAnsi="Consolas"/>
         </w:rPr>
         <w:t>[</w:t>
+        <w:br/>
+        <w:t xml:space="preserve">  "eda.default_rate.by_period",</w:t>
+        <w:br/>
+        <w:t xml:space="preserve">  "eda.univariate.profiles.antiguedad_meses",</w:t>
+        <w:br/>
+        <w:t xml:space="preserve">  "eda.univariate.profiles.deuda_ingreso",</w:t>
+        <w:br/>
+        <w:t xml:space="preserve">  "eda.univariate.profiles.ingreso_mensual",</w:t>
+        <w:br/>
+        <w:t xml:space="preserve">  "eda.univariate.profiles.mora_max_12m",</w:t>
+        <w:br/>
+        <w:t xml:space="preserve">  "eda.univariate.profiles.segmento",</w:t>
+        <w:br/>
+        <w:t xml:space="preserve">  "eda.univariate.profiles.utilizacion_linea",</w:t>
+        <w:br/>
+        <w:t xml:space="preserve">  "eda.quality.by_column",</w:t>
         <w:br/>
         <w:t xml:space="preserve">  "binning.tables.antiguedad_meses",</w:t>
         <w:br/>
@@ -39590,7 +43477,317 @@
         <w:pStyle w:val="Heading2"/>
       </w:pPr>
       <w:r>
-        <w:t>C.2 Binning WoE y poder predictivo</w:t>
+        <w:t>C.2 Población y calidad de datos</w:t>
+      </w:r>
+    </w:p>
+    <w:p>
+      <w:r>
+        <w:rPr>
+          <w:rFonts w:ascii="Consolas" w:hAnsi="Consolas"/>
+        </w:rPr>
+        <w:t>Artefacto de origen: eda.eda_card</w:t>
+      </w:r>
+    </w:p>
+    <w:p>
+      <w:pPr>
+        <w:pStyle w:val="Heading3"/>
+      </w:pPr>
+      <w:r>
+        <w:t>Parámetros y payload</w:t>
+      </w:r>
+    </w:p>
+    <w:p>
+      <w:r>
+        <w:rPr>
+          <w:b/>
+        </w:rPr>
+        <w:t>axis</w:t>
+      </w:r>
+    </w:p>
+    <w:p>
+      <w:r>
+        <w:rPr>
+          <w:rFonts w:ascii="Consolas" w:hAnsi="Consolas"/>
+        </w:rPr>
+        <w:t>cohort</w:t>
+      </w:r>
+    </w:p>
+    <w:p>
+      <w:r>
+        <w:rPr>
+          <w:b/>
+        </w:rPr>
+        <w:t>axis_inferred</w:t>
+      </w:r>
+    </w:p>
+    <w:p>
+      <w:r>
+        <w:rPr>
+          <w:rFonts w:ascii="Consolas" w:hAnsi="Consolas"/>
+        </w:rPr>
+        <w:t>false</w:t>
+      </w:r>
+    </w:p>
+    <w:p>
+      <w:r>
+        <w:rPr>
+          <w:b/>
+        </w:rPr>
+        <w:t>effective_config</w:t>
+      </w:r>
+    </w:p>
+    <w:p>
+      <w:r>
+        <w:rPr>
+          <w:rFonts w:ascii="Consolas" w:hAnsi="Consolas"/>
+        </w:rPr>
+        <w:t>{</w:t>
+        <w:br/>
+        <w:t xml:space="preserve">  "analysis_partition": "desarrollo",</w:t>
+        <w:br/>
+        <w:t xml:space="preserve">  "default_rate": {</w:t>
+        <w:br/>
+        <w:t xml:space="preserve">    "axis": "cohort",</w:t>
+        <w:br/>
+        <w:t xml:space="preserve">    "cohort_col": "cohorte",</w:t>
+        <w:br/>
+        <w:t xml:space="preserve">    "date_col": null,</w:t>
+        <w:br/>
+        <w:t xml:space="preserve">    "min_obs_per_period": 50,</w:t>
+        <w:br/>
+        <w:t xml:space="preserve">    "period_freq": "M"</w:t>
+        <w:br/>
+        <w:t xml:space="preserve">  },</w:t>
+        <w:br/>
+        <w:t xml:space="preserve">  "quality": {</w:t>
+        <w:br/>
+        <w:t xml:space="preserve">    "high_cardinality_threshold": 50,</w:t>
+        <w:br/>
+        <w:t xml:space="preserve">    "near_constant_threshold": "0.990000"</w:t>
+        <w:br/>
+        <w:t xml:space="preserve">  },</w:t>
+        <w:br/>
+        <w:t xml:space="preserve">  "sampling": {</w:t>
+        <w:br/>
+        <w:t xml:space="preserve">    "enabled": false,</w:t>
+        <w:br/>
+        <w:t xml:space="preserve">    "max_rows": 500000</w:t>
+        <w:br/>
+        <w:t xml:space="preserve">  },</w:t>
+        <w:br/>
+        <w:t xml:space="preserve">  "stability": {</w:t>
+        <w:br/>
+        <w:t xml:space="preserve">    "metric": "cv",</w:t>
+        <w:br/>
+        <w:t xml:space="preserve">    "threshold": "0.250000"</w:t>
+        <w:br/>
+        <w:t xml:space="preserve">  },</w:t>
+        <w:br/>
+        <w:t xml:space="preserve">  "type": "standard",</w:t>
+        <w:br/>
+        <w:t xml:space="preserve">  "univariate": {</w:t>
+        <w:br/>
+        <w:t xml:space="preserve">    "columns": [</w:t>
+        <w:br/>
+        <w:t xml:space="preserve">      "ingreso_mensual",</w:t>
+        <w:br/>
+        <w:t xml:space="preserve">      "deuda_ingreso",</w:t>
+        <w:br/>
+        <w:t xml:space="preserve">      "utilizacion_linea",</w:t>
+        <w:br/>
+        <w:t xml:space="preserve">      "mora_max_12m",</w:t>
+        <w:br/>
+        <w:t xml:space="preserve">      "antiguedad_meses",</w:t>
+        <w:br/>
+        <w:t xml:space="preserve">      "segmento"</w:t>
+        <w:br/>
+        <w:t xml:space="preserve">    ],</w:t>
+        <w:br/>
+        <w:t xml:space="preserve">    "compute_descriptive_iv": false,</w:t>
+        <w:br/>
+        <w:t xml:space="preserve">    "n_quantile_bins": 10,</w:t>
+        <w:br/>
+        <w:t xml:space="preserve">    "rare_level_threshold": "0.010000"</w:t>
+        <w:br/>
+        <w:t xml:space="preserve">  }</w:t>
+        <w:br/>
+        <w:t>}</w:t>
+      </w:r>
+    </w:p>
+    <w:p>
+      <w:r>
+        <w:rPr>
+          <w:b/>
+        </w:rPr>
+        <w:t>n_columns_profiled</w:t>
+      </w:r>
+    </w:p>
+    <w:p>
+      <w:r>
+        <w:rPr>
+          <w:rFonts w:ascii="Consolas" w:hAnsi="Consolas"/>
+        </w:rPr>
+        <w:t>6</w:t>
+      </w:r>
+    </w:p>
+    <w:p>
+      <w:r>
+        <w:rPr>
+          <w:b/>
+        </w:rPr>
+        <w:t>n_figures</w:t>
+      </w:r>
+    </w:p>
+    <w:p>
+      <w:r>
+        <w:rPr>
+          <w:rFonts w:ascii="Consolas" w:hAnsi="Consolas"/>
+        </w:rPr>
+        <w:t>6</w:t>
+      </w:r>
+    </w:p>
+    <w:p>
+      <w:r>
+        <w:rPr>
+          <w:b/>
+        </w:rPr>
+        <w:t>n_periods</w:t>
+      </w:r>
+    </w:p>
+    <w:p>
+      <w:r>
+        <w:rPr>
+          <w:rFonts w:ascii="Consolas" w:hAnsi="Consolas"/>
+        </w:rPr>
+        <w:t>5</w:t>
+      </w:r>
+    </w:p>
+    <w:p>
+      <w:r>
+        <w:rPr>
+          <w:b/>
+        </w:rPr>
+        <w:t>overall_default_rate</w:t>
+      </w:r>
+    </w:p>
+    <w:p>
+      <w:r>
+        <w:rPr>
+          <w:rFonts w:ascii="Consolas" w:hAnsi="Consolas"/>
+        </w:rPr>
+        <w:t>0.2333</w:t>
+      </w:r>
+    </w:p>
+    <w:p>
+      <w:r>
+        <w:rPr>
+          <w:b/>
+        </w:rPr>
+        <w:t>quality_flag_counts</w:t>
+      </w:r>
+    </w:p>
+    <w:p>
+      <w:r>
+        <w:rPr>
+          <w:rFonts w:ascii="Consolas" w:hAnsi="Consolas"/>
+        </w:rPr>
+        <w:t>{</w:t>
+        <w:br/>
+        <w:t xml:space="preserve">  "high_cardinality": 0,</w:t>
+        <w:br/>
+        <w:t xml:space="preserve">  "near_constant": 0,</w:t>
+        <w:br/>
+        <w:t xml:space="preserve">  "near_unique": 1</w:t>
+        <w:br/>
+        <w:t>}</w:t>
+      </w:r>
+    </w:p>
+    <w:p>
+      <w:r>
+        <w:rPr>
+          <w:b/>
+        </w:rPr>
+        <w:t>stability_flagged</w:t>
+      </w:r>
+    </w:p>
+    <w:p>
+      <w:r>
+        <w:rPr>
+          <w:rFonts w:ascii="Consolas" w:hAnsi="Consolas"/>
+        </w:rPr>
+        <w:t>false</w:t>
+      </w:r>
+    </w:p>
+    <w:p>
+      <w:r>
+        <w:rPr>
+          <w:b/>
+        </w:rPr>
+        <w:t>stability_metric_used</w:t>
+      </w:r>
+    </w:p>
+    <w:p>
+      <w:r>
+        <w:rPr>
+          <w:rFonts w:ascii="Consolas" w:hAnsi="Consolas"/>
+        </w:rPr>
+        <w:t>cv</w:t>
+      </w:r>
+    </w:p>
+    <w:p>
+      <w:r>
+        <w:rPr>
+          <w:b/>
+        </w:rPr>
+        <w:t>stability_not_evaluable_reason</w:t>
+      </w:r>
+    </w:p>
+    <w:p>
+      <w:r>
+        <w:rPr>
+          <w:rFonts w:ascii="Consolas" w:hAnsi="Consolas"/>
+        </w:rPr>
+        <w:t>eje_cohorte</w:t>
+      </w:r>
+    </w:p>
+    <w:p>
+      <w:r>
+        <w:rPr>
+          <w:b/>
+        </w:rPr>
+        <w:t>stability_threshold</w:t>
+      </w:r>
+    </w:p>
+    <w:p>
+      <w:r>
+        <w:rPr>
+          <w:rFonts w:ascii="Consolas" w:hAnsi="Consolas"/>
+        </w:rPr>
+        <w:t>0.250000</w:t>
+      </w:r>
+    </w:p>
+    <w:p>
+      <w:r>
+        <w:rPr>
+          <w:b/>
+        </w:rPr>
+        <w:t>stability_value</w:t>
+      </w:r>
+    </w:p>
+    <w:p>
+      <w:r>
+        <w:rPr>
+          <w:rFonts w:ascii="Consolas" w:hAnsi="Consolas"/>
+        </w:rPr>
+        <w:t>—</w:t>
+      </w:r>
+    </w:p>
+    <w:p>
+      <w:pPr>
+        <w:pStyle w:val="Heading2"/>
+      </w:pPr>
+      <w:r>
+        <w:t>C.3 Binning WoE y poder predictivo</w:t>
       </w:r>
     </w:p>
     <w:p>
@@ -39882,7 +44079,7 @@
         <w:pStyle w:val="Heading2"/>
       </w:pPr>
       <w:r>
-        <w:t>C.3 Selección de variables</w:t>
+        <w:t>C.4 Selección de variables</w:t>
       </w:r>
     </w:p>
     <w:p>
@@ -40234,7 +44431,7 @@
         <w:pStyle w:val="Heading2"/>
       </w:pPr>
       <w:r>
-        <w:t>C.4 Modelo PD</w:t>
+        <w:t>C.5 Modelo PD</w:t>
       </w:r>
     </w:p>
     <w:p>
@@ -40566,7 +44763,7 @@
         <w:pStyle w:val="Heading2"/>
       </w:pPr>
       <w:r>
-        <w:t>C.5 Scorecard</w:t>
+        <w:t>C.6 Scorecard</w:t>
       </w:r>
     </w:p>
     <w:p>
@@ -40876,7 +45073,7 @@
         <w:pStyle w:val="Heading2"/>
       </w:pPr>
       <w:r>
-        <w:t>C.6 Calibración</w:t>
+        <w:t>C.7 Calibración</w:t>
       </w:r>
     </w:p>
     <w:p>
@@ -41232,7 +45429,7 @@
         <w:pStyle w:val="Heading2"/>
       </w:pPr>
       <w:r>
-        <w:t>C.7 Desempeño y discriminación</w:t>
+        <w:t>C.8 Desempeño y discriminación</w:t>
       </w:r>
     </w:p>
     <w:p>
@@ -41532,7 +45729,7 @@
         <w:pStyle w:val="Heading2"/>
       </w:pPr>
       <w:r>
-        <w:t>C.8 Estabilidad</w:t>
+        <w:t>C.9 Estabilidad</w:t>
       </w:r>
     </w:p>
     <w:p>
@@ -41884,7 +46081,7 @@
         <w:pStyle w:val="Heading2"/>
       </w:pPr>
       <w:r>
-        <w:t>C.9 Validación formal</w:t>
+        <w:t>C.10 Validación formal</w:t>
       </w:r>
     </w:p>
     <w:p>
